--- a/LICENTA.docx
+++ b/LICENTA.docx
@@ -1102,25 +1102,7 @@
           <w:sz w:val="24"/>
           <w:szCs w:val="24"/>
         </w:rPr>
-        <w:t xml:space="preserve"> associated with taking a break from their regular routine which, over time, can become quite stressful and repetitive. Taking into consideration </w:t>
-      </w:r>
-      <w:proofErr w:type="gramStart"/>
-      <w:r>
-        <w:rPr>
-          <w:rFonts w:ascii="Times New Roman" w:hAnsi="Times New Roman" w:cs="Times New Roman"/>
-          <w:sz w:val="24"/>
-          <w:szCs w:val="24"/>
-        </w:rPr>
-        <w:t>each individual’s</w:t>
-      </w:r>
-      <w:proofErr w:type="gramEnd"/>
-      <w:r>
-        <w:rPr>
-          <w:rFonts w:ascii="Times New Roman" w:hAnsi="Times New Roman" w:cs="Times New Roman"/>
-          <w:sz w:val="24"/>
-          <w:szCs w:val="24"/>
-        </w:rPr>
-        <w:t xml:space="preserve"> own character or likings, </w:t>
+        <w:t xml:space="preserve"> associated with taking a break from their regular routine which, over time, can become quite stressful and repetitive. Taking into consideration each individual’s own character or likings, </w:t>
       </w:r>
       <w:r>
         <w:rPr>
@@ -1292,23 +1274,13 @@
         </w:rPr>
         <w:t xml:space="preserve"> items can turn into a tiring and meticulous task. </w:t>
       </w:r>
-      <w:proofErr w:type="gramStart"/>
-      <w:r>
-        <w:rPr>
-          <w:rFonts w:ascii="Times New Roman" w:hAnsi="Times New Roman" w:cs="Times New Roman"/>
-          <w:sz w:val="24"/>
-          <w:szCs w:val="24"/>
-        </w:rPr>
-        <w:t>I myself</w:t>
-      </w:r>
-      <w:proofErr w:type="gramEnd"/>
-      <w:r>
-        <w:rPr>
-          <w:rFonts w:ascii="Times New Roman" w:hAnsi="Times New Roman" w:cs="Times New Roman"/>
-          <w:sz w:val="24"/>
-          <w:szCs w:val="24"/>
-        </w:rPr>
-        <w:t xml:space="preserve"> have been faced with this problem many times.</w:t>
+      <w:r>
+        <w:rPr>
+          <w:rFonts w:ascii="Times New Roman" w:hAnsi="Times New Roman" w:cs="Times New Roman"/>
+          <w:sz w:val="24"/>
+          <w:szCs w:val="24"/>
+        </w:rPr>
+        <w:t>I myself have been faced with this problem many times.</w:t>
       </w:r>
     </w:p>
     <w:p>
@@ -1486,25 +1458,7 @@
           <w:sz w:val="24"/>
           <w:szCs w:val="24"/>
         </w:rPr>
-        <w:t xml:space="preserve">optimization of background lifecycles </w:t>
-      </w:r>
-      <w:proofErr w:type="gramStart"/>
-      <w:r>
-        <w:rPr>
-          <w:rFonts w:ascii="Times New Roman" w:hAnsi="Times New Roman" w:cs="Times New Roman"/>
-          <w:sz w:val="24"/>
-          <w:szCs w:val="24"/>
-        </w:rPr>
-        <w:t>in order to</w:t>
-      </w:r>
-      <w:proofErr w:type="gramEnd"/>
-      <w:r>
-        <w:rPr>
-          <w:rFonts w:ascii="Times New Roman" w:hAnsi="Times New Roman" w:cs="Times New Roman"/>
-          <w:sz w:val="24"/>
-          <w:szCs w:val="24"/>
-        </w:rPr>
-        <w:t xml:space="preserve"> maintain continuous data collection while complying with mobile operating system’s battery and resource </w:t>
+        <w:t xml:space="preserve">optimization of background lifecycles in order to maintain continuous data collection while complying with mobile operating system’s battery and resource </w:t>
       </w:r>
       <w:r>
         <w:rPr>
@@ -2038,25 +1992,7 @@
           <w:sz w:val="24"/>
           <w:szCs w:val="24"/>
         </w:rPr>
-        <w:t xml:space="preserve"> model, the app not only stores data and organizes it, </w:t>
-      </w:r>
-      <w:proofErr w:type="gramStart"/>
-      <w:r>
-        <w:rPr>
-          <w:rFonts w:ascii="Times New Roman" w:hAnsi="Times New Roman" w:cs="Times New Roman"/>
-          <w:sz w:val="24"/>
-          <w:szCs w:val="24"/>
-        </w:rPr>
-        <w:t>it</w:t>
-      </w:r>
-      <w:proofErr w:type="gramEnd"/>
-      <w:r>
-        <w:rPr>
-          <w:rFonts w:ascii="Times New Roman" w:hAnsi="Times New Roman" w:cs="Times New Roman"/>
-          <w:sz w:val="24"/>
-          <w:szCs w:val="24"/>
-        </w:rPr>
-        <w:t xml:space="preserve"> also interprets it, highlighting the undemanding nature of the app.</w:t>
+        <w:t xml:space="preserve"> model, the app not only stores data and organizes it, it also interprets it, highlighting the undemanding nature of the app.</w:t>
       </w:r>
     </w:p>
     <w:p>
@@ -3913,7 +3849,7 @@
           <w:szCs w:val="24"/>
         </w:rPr>
         <w:drawing>
-          <wp:inline distT="0" distB="0" distL="0" distR="0" wp14:anchorId="379AA59B" wp14:editId="188DE78C">
+          <wp:inline distT="0" distB="0" distL="0" distR="0" wp14:anchorId="379AA59B" wp14:editId="45177542">
             <wp:extent cx="5943600" cy="3343275"/>
             <wp:effectExtent l="0" t="0" r="0" b="9525"/>
             <wp:docPr id="1619142117" name="Picture 1"/>
@@ -4468,25 +4404,7 @@
           <w:sz w:val="24"/>
           <w:szCs w:val="24"/>
         </w:rPr>
-        <w:t xml:space="preserve">people are becoming </w:t>
-      </w:r>
-      <w:proofErr w:type="gramStart"/>
-      <w:r>
-        <w:rPr>
-          <w:rFonts w:ascii="Times New Roman" w:hAnsi="Times New Roman" w:cs="Times New Roman"/>
-          <w:sz w:val="24"/>
-          <w:szCs w:val="24"/>
-        </w:rPr>
-        <w:t>more and more</w:t>
-      </w:r>
-      <w:proofErr w:type="gramEnd"/>
-      <w:r>
-        <w:rPr>
-          <w:rFonts w:ascii="Times New Roman" w:hAnsi="Times New Roman" w:cs="Times New Roman"/>
-          <w:sz w:val="24"/>
-          <w:szCs w:val="24"/>
-        </w:rPr>
-        <w:t xml:space="preserve"> dependent on their mobile devices, and while I do not deny it, I believe that they can still be used in a constructive way.</w:t>
+        <w:t>people are becoming more and more dependent on their mobile devices, and while I do not deny it, I believe that they can still be used in a constructive way.</w:t>
       </w:r>
     </w:p>
     <w:p>
@@ -4942,6 +4860,14 @@
           <w:sz w:val="24"/>
           <w:szCs w:val="24"/>
         </w:rPr>
+        <w:tab/>
+      </w:r>
+      <w:r>
+        <w:rPr>
+          <w:rFonts w:ascii="Times New Roman" w:hAnsi="Times New Roman" w:cs="Times New Roman"/>
+          <w:sz w:val="24"/>
+          <w:szCs w:val="24"/>
+        </w:rPr>
         <w:t>This becomes the main problem addressed by this thesis: preserving siloed data into one unified diary page,</w:t>
       </w:r>
       <w:r>
@@ -5282,7 +5208,7 @@
           <w:sz w:val="24"/>
           <w:szCs w:val="24"/>
         </w:rPr>
-        <w:t>.</w:t>
+        <w:t>I</w:t>
       </w:r>
       <w:r>
         <w:rPr>
@@ -5292,16 +5218,9 @@
           <w:sz w:val="24"/>
           <w:szCs w:val="24"/>
         </w:rPr>
-        <w:t xml:space="preserve"> TECHNOLOGIES USED</w:t>
-      </w:r>
-    </w:p>
-    <w:p>
-      <w:pPr>
-        <w:tabs>
-          <w:tab w:val="left" w:pos="1624"/>
-        </w:tabs>
-        <w:spacing w:line="240" w:lineRule="auto"/>
-        <w:ind w:left="360"/>
+        <w:t>.</w:t>
+      </w:r>
+      <w:r>
         <w:rPr>
           <w:rFonts w:ascii="Times New Roman" w:hAnsi="Times New Roman" w:cs="Times New Roman"/>
           <w:b/>
@@ -5309,8 +5228,16 @@
           <w:sz w:val="24"/>
           <w:szCs w:val="24"/>
         </w:rPr>
-      </w:pPr>
-      <w:r>
+        <w:t xml:space="preserve"> TECHNOLOGIES USED</w:t>
+      </w:r>
+    </w:p>
+    <w:p>
+      <w:pPr>
+        <w:tabs>
+          <w:tab w:val="left" w:pos="1624"/>
+        </w:tabs>
+        <w:spacing w:line="240" w:lineRule="auto"/>
+        <w:ind w:left="360"/>
         <w:rPr>
           <w:rFonts w:ascii="Times New Roman" w:hAnsi="Times New Roman" w:cs="Times New Roman"/>
           <w:b/>
@@ -5318,202 +5245,8 @@
           <w:sz w:val="24"/>
           <w:szCs w:val="24"/>
         </w:rPr>
-        <w:t xml:space="preserve">2.1 Coding environment </w:t>
-      </w:r>
-    </w:p>
-    <w:p>
-      <w:pPr>
-        <w:tabs>
-          <w:tab w:val="left" w:pos="1624"/>
-        </w:tabs>
-        <w:spacing w:line="240" w:lineRule="auto"/>
-        <w:ind w:left="360"/>
-        <w:rPr>
-          <w:rFonts w:ascii="Times New Roman" w:hAnsi="Times New Roman" w:cs="Times New Roman"/>
-          <w:sz w:val="24"/>
-          <w:szCs w:val="24"/>
-        </w:rPr>
-      </w:pPr>
-      <w:r>
-        <w:rPr>
-          <w:rFonts w:ascii="Times New Roman" w:hAnsi="Times New Roman" w:cs="Times New Roman"/>
-          <w:sz w:val="24"/>
-          <w:szCs w:val="24"/>
-        </w:rPr>
-        <w:tab/>
-      </w:r>
-      <w:r>
-        <w:rPr>
-          <w:rFonts w:ascii="Times New Roman" w:hAnsi="Times New Roman" w:cs="Times New Roman"/>
-          <w:sz w:val="24"/>
-          <w:szCs w:val="24"/>
-        </w:rPr>
-        <w:t xml:space="preserve">The application is structured </w:t>
-      </w:r>
-      <w:r>
-        <w:rPr>
-          <w:rFonts w:ascii="Times New Roman" w:hAnsi="Times New Roman" w:cs="Times New Roman"/>
-          <w:sz w:val="24"/>
-          <w:szCs w:val="24"/>
-        </w:rPr>
-        <w:t>around long-running background processes which generate continuous data flows</w:t>
-      </w:r>
-      <w:r>
-        <w:rPr>
-          <w:rFonts w:ascii="Times New Roman" w:hAnsi="Times New Roman" w:cs="Times New Roman"/>
-          <w:sz w:val="24"/>
-          <w:szCs w:val="24"/>
-        </w:rPr>
-        <w:t>.</w:t>
-      </w:r>
-      <w:r>
-        <w:rPr>
-          <w:rFonts w:ascii="Times New Roman" w:hAnsi="Times New Roman" w:cs="Times New Roman"/>
-          <w:sz w:val="24"/>
-          <w:szCs w:val="24"/>
-        </w:rPr>
-        <w:t xml:space="preserve"> These outputs are then managed by the data persistence layer and therefore rendered by the user interface layer.</w:t>
-      </w:r>
-    </w:p>
-    <w:p>
-      <w:pPr>
-        <w:tabs>
-          <w:tab w:val="left" w:pos="1624"/>
-        </w:tabs>
-        <w:spacing w:line="360" w:lineRule="auto"/>
-        <w:ind w:left="360"/>
-        <w:rPr>
-          <w:rFonts w:ascii="Times New Roman" w:hAnsi="Times New Roman" w:cs="Times New Roman"/>
-          <w:sz w:val="24"/>
-          <w:szCs w:val="24"/>
-        </w:rPr>
-      </w:pPr>
-      <w:r>
-        <w:rPr>
-          <w:rFonts w:ascii="Times New Roman" w:hAnsi="Times New Roman" w:cs="Times New Roman"/>
-          <w:sz w:val="24"/>
-          <w:szCs w:val="24"/>
-        </w:rPr>
-        <w:tab/>
-      </w:r>
-      <w:r>
-        <w:rPr>
-          <w:rFonts w:ascii="Times New Roman" w:hAnsi="Times New Roman" w:cs="Times New Roman"/>
-          <w:sz w:val="24"/>
-          <w:szCs w:val="24"/>
-        </w:rPr>
-        <w:t>For the</w:t>
-      </w:r>
-      <w:r>
-        <w:rPr>
-          <w:rFonts w:ascii="Times New Roman" w:hAnsi="Times New Roman" w:cs="Times New Roman"/>
-          <w:sz w:val="24"/>
-          <w:szCs w:val="24"/>
-        </w:rPr>
-        <w:t xml:space="preserve"> </w:t>
-      </w:r>
-      <w:r>
-        <w:rPr>
-          <w:rFonts w:ascii="Times New Roman" w:hAnsi="Times New Roman" w:cs="Times New Roman"/>
-          <w:sz w:val="24"/>
-          <w:szCs w:val="24"/>
-        </w:rPr>
-        <w:t>implementation of the solution, I used Android Studio IDE, the official Integrated Development Environment for Android applications.</w:t>
-      </w:r>
-      <w:r>
-        <w:rPr>
-          <w:rFonts w:ascii="Times New Roman" w:hAnsi="Times New Roman" w:cs="Times New Roman"/>
-          <w:sz w:val="24"/>
-          <w:szCs w:val="24"/>
-        </w:rPr>
-        <w:t xml:space="preserve"> </w:t>
-      </w:r>
-      <w:r>
-        <w:rPr>
-          <w:rFonts w:ascii="Times New Roman" w:hAnsi="Times New Roman" w:cs="Times New Roman"/>
-          <w:sz w:val="24"/>
-          <w:szCs w:val="24"/>
-        </w:rPr>
-        <w:t xml:space="preserve">The first stable version was released in 2014. </w:t>
-      </w:r>
-      <w:r>
-        <w:rPr>
-          <w:rFonts w:ascii="Times New Roman" w:hAnsi="Times New Roman" w:cs="Times New Roman"/>
-          <w:sz w:val="24"/>
-          <w:szCs w:val="24"/>
-        </w:rPr>
-        <w:t>It was the best choice for the implementation of the solution due to the high efficiency provided by the flexible build system, used to automate the compilation process, the integrated emulator, which simulates a wide range of devices, providing fast testing, and the native support for Jetpack Compose and XML files.</w:t>
-      </w:r>
-      <w:r>
-        <w:rPr>
-          <w:rFonts w:ascii="Times New Roman" w:hAnsi="Times New Roman" w:cs="Times New Roman"/>
-          <w:sz w:val="24"/>
-          <w:szCs w:val="24"/>
-        </w:rPr>
-        <w:t xml:space="preserve"> Android Studio also provides a native integration for Android SDK, which implies access to the latest API’s or libraries.</w:t>
-      </w:r>
-    </w:p>
-    <w:p>
-      <w:pPr>
-        <w:tabs>
-          <w:tab w:val="left" w:pos="1624"/>
-        </w:tabs>
-        <w:spacing w:line="360" w:lineRule="auto"/>
-        <w:ind w:left="360"/>
-        <w:rPr>
-          <w:rFonts w:ascii="Times New Roman" w:hAnsi="Times New Roman" w:cs="Times New Roman"/>
-          <w:sz w:val="24"/>
-          <w:szCs w:val="24"/>
-        </w:rPr>
-      </w:pPr>
-      <w:r>
-        <w:rPr>
-          <w:rFonts w:ascii="Times New Roman" w:hAnsi="Times New Roman" w:cs="Times New Roman"/>
-          <w:sz w:val="24"/>
-          <w:szCs w:val="24"/>
-        </w:rPr>
-        <w:tab/>
-      </w:r>
-      <w:r>
-        <w:rPr>
-          <w:rFonts w:ascii="Times New Roman" w:hAnsi="Times New Roman" w:cs="Times New Roman"/>
-          <w:sz w:val="24"/>
-          <w:szCs w:val="24"/>
-        </w:rPr>
-        <w:t xml:space="preserve">The </w:t>
-      </w:r>
-      <w:r>
-        <w:rPr>
-          <w:rFonts w:ascii="Times New Roman" w:hAnsi="Times New Roman" w:cs="Times New Roman"/>
-          <w:sz w:val="24"/>
-          <w:szCs w:val="24"/>
-        </w:rPr>
-        <w:t xml:space="preserve">programming </w:t>
-      </w:r>
-      <w:r>
-        <w:rPr>
-          <w:rFonts w:ascii="Times New Roman" w:hAnsi="Times New Roman" w:cs="Times New Roman"/>
-          <w:sz w:val="24"/>
-          <w:szCs w:val="24"/>
-        </w:rPr>
-        <w:t>language chosen was Java</w:t>
-      </w:r>
-      <w:r>
-        <w:rPr>
-          <w:rFonts w:ascii="Times New Roman" w:hAnsi="Times New Roman" w:cs="Times New Roman"/>
-          <w:sz w:val="24"/>
-          <w:szCs w:val="24"/>
-        </w:rPr>
-        <w:t xml:space="preserve">, despite Kotlin being the official recommended language by Android. This choice was motivated by its Object-Oriented design, suitable for implementing the application’s core features and by my familiarity with it, being one of the studied languages in university. </w:t>
-      </w:r>
-    </w:p>
-    <w:p>
-      <w:pPr>
-        <w:tabs>
-          <w:tab w:val="left" w:pos="1624"/>
-        </w:tabs>
-        <w:spacing w:line="360" w:lineRule="auto"/>
-        <w:ind w:left="360"/>
+      </w:pPr>
+      <w:r>
         <w:rPr>
           <w:rFonts w:ascii="Times New Roman" w:hAnsi="Times New Roman" w:cs="Times New Roman"/>
           <w:b/>
@@ -5521,8 +5254,202 @@
           <w:sz w:val="24"/>
           <w:szCs w:val="24"/>
         </w:rPr>
-      </w:pPr>
-      <w:r>
+        <w:t xml:space="preserve">2.1 Coding environment </w:t>
+      </w:r>
+    </w:p>
+    <w:p>
+      <w:pPr>
+        <w:tabs>
+          <w:tab w:val="left" w:pos="1624"/>
+        </w:tabs>
+        <w:spacing w:line="240" w:lineRule="auto"/>
+        <w:ind w:left="360"/>
+        <w:rPr>
+          <w:rFonts w:ascii="Times New Roman" w:hAnsi="Times New Roman" w:cs="Times New Roman"/>
+          <w:sz w:val="24"/>
+          <w:szCs w:val="24"/>
+        </w:rPr>
+      </w:pPr>
+      <w:r>
+        <w:rPr>
+          <w:rFonts w:ascii="Times New Roman" w:hAnsi="Times New Roman" w:cs="Times New Roman"/>
+          <w:sz w:val="24"/>
+          <w:szCs w:val="24"/>
+        </w:rPr>
+        <w:tab/>
+      </w:r>
+      <w:r>
+        <w:rPr>
+          <w:rFonts w:ascii="Times New Roman" w:hAnsi="Times New Roman" w:cs="Times New Roman"/>
+          <w:sz w:val="24"/>
+          <w:szCs w:val="24"/>
+        </w:rPr>
+        <w:t xml:space="preserve">The application is structured </w:t>
+      </w:r>
+      <w:r>
+        <w:rPr>
+          <w:rFonts w:ascii="Times New Roman" w:hAnsi="Times New Roman" w:cs="Times New Roman"/>
+          <w:sz w:val="24"/>
+          <w:szCs w:val="24"/>
+        </w:rPr>
+        <w:t>around long-running background processes which generate continuous data flows</w:t>
+      </w:r>
+      <w:r>
+        <w:rPr>
+          <w:rFonts w:ascii="Times New Roman" w:hAnsi="Times New Roman" w:cs="Times New Roman"/>
+          <w:sz w:val="24"/>
+          <w:szCs w:val="24"/>
+        </w:rPr>
+        <w:t>.</w:t>
+      </w:r>
+      <w:r>
+        <w:rPr>
+          <w:rFonts w:ascii="Times New Roman" w:hAnsi="Times New Roman" w:cs="Times New Roman"/>
+          <w:sz w:val="24"/>
+          <w:szCs w:val="24"/>
+        </w:rPr>
+        <w:t xml:space="preserve"> These outputs are then managed by the data persistence layer and therefore rendered by the user interface layer.</w:t>
+      </w:r>
+    </w:p>
+    <w:p>
+      <w:pPr>
+        <w:tabs>
+          <w:tab w:val="left" w:pos="1624"/>
+        </w:tabs>
+        <w:spacing w:line="360" w:lineRule="auto"/>
+        <w:ind w:left="360"/>
+        <w:rPr>
+          <w:rFonts w:ascii="Times New Roman" w:hAnsi="Times New Roman" w:cs="Times New Roman"/>
+          <w:sz w:val="24"/>
+          <w:szCs w:val="24"/>
+        </w:rPr>
+      </w:pPr>
+      <w:r>
+        <w:rPr>
+          <w:rFonts w:ascii="Times New Roman" w:hAnsi="Times New Roman" w:cs="Times New Roman"/>
+          <w:sz w:val="24"/>
+          <w:szCs w:val="24"/>
+        </w:rPr>
+        <w:tab/>
+      </w:r>
+      <w:r>
+        <w:rPr>
+          <w:rFonts w:ascii="Times New Roman" w:hAnsi="Times New Roman" w:cs="Times New Roman"/>
+          <w:sz w:val="24"/>
+          <w:szCs w:val="24"/>
+        </w:rPr>
+        <w:t>For the</w:t>
+      </w:r>
+      <w:r>
+        <w:rPr>
+          <w:rFonts w:ascii="Times New Roman" w:hAnsi="Times New Roman" w:cs="Times New Roman"/>
+          <w:sz w:val="24"/>
+          <w:szCs w:val="24"/>
+        </w:rPr>
+        <w:t xml:space="preserve"> </w:t>
+      </w:r>
+      <w:r>
+        <w:rPr>
+          <w:rFonts w:ascii="Times New Roman" w:hAnsi="Times New Roman" w:cs="Times New Roman"/>
+          <w:sz w:val="24"/>
+          <w:szCs w:val="24"/>
+        </w:rPr>
+        <w:t>implementation of the solution, I used Android Studio IDE, the official Integrated Development Environment for Android applications.</w:t>
+      </w:r>
+      <w:r>
+        <w:rPr>
+          <w:rFonts w:ascii="Times New Roman" w:hAnsi="Times New Roman" w:cs="Times New Roman"/>
+          <w:sz w:val="24"/>
+          <w:szCs w:val="24"/>
+        </w:rPr>
+        <w:t xml:space="preserve"> </w:t>
+      </w:r>
+      <w:r>
+        <w:rPr>
+          <w:rFonts w:ascii="Times New Roman" w:hAnsi="Times New Roman" w:cs="Times New Roman"/>
+          <w:sz w:val="24"/>
+          <w:szCs w:val="24"/>
+        </w:rPr>
+        <w:t xml:space="preserve">The first stable version was released in 2014. </w:t>
+      </w:r>
+      <w:r>
+        <w:rPr>
+          <w:rFonts w:ascii="Times New Roman" w:hAnsi="Times New Roman" w:cs="Times New Roman"/>
+          <w:sz w:val="24"/>
+          <w:szCs w:val="24"/>
+        </w:rPr>
+        <w:t>It was the best choice for the implementation of the solution due to the high efficiency provided by the flexible build system, used to automate the compilation process, the integrated emulator, which simulates a wide range of devices, providing fast testing, and the native support for Jetpack Compose and XML files.</w:t>
+      </w:r>
+      <w:r>
+        <w:rPr>
+          <w:rFonts w:ascii="Times New Roman" w:hAnsi="Times New Roman" w:cs="Times New Roman"/>
+          <w:sz w:val="24"/>
+          <w:szCs w:val="24"/>
+        </w:rPr>
+        <w:t xml:space="preserve"> Android Studio also provides a native integration for Android SDK, which implies access to the latest API’s or libraries.</w:t>
+      </w:r>
+    </w:p>
+    <w:p>
+      <w:pPr>
+        <w:tabs>
+          <w:tab w:val="left" w:pos="1624"/>
+        </w:tabs>
+        <w:spacing w:line="360" w:lineRule="auto"/>
+        <w:ind w:left="360"/>
+        <w:rPr>
+          <w:rFonts w:ascii="Times New Roman" w:hAnsi="Times New Roman" w:cs="Times New Roman"/>
+          <w:sz w:val="24"/>
+          <w:szCs w:val="24"/>
+        </w:rPr>
+      </w:pPr>
+      <w:r>
+        <w:rPr>
+          <w:rFonts w:ascii="Times New Roman" w:hAnsi="Times New Roman" w:cs="Times New Roman"/>
+          <w:sz w:val="24"/>
+          <w:szCs w:val="24"/>
+        </w:rPr>
+        <w:tab/>
+      </w:r>
+      <w:r>
+        <w:rPr>
+          <w:rFonts w:ascii="Times New Roman" w:hAnsi="Times New Roman" w:cs="Times New Roman"/>
+          <w:sz w:val="24"/>
+          <w:szCs w:val="24"/>
+        </w:rPr>
+        <w:t xml:space="preserve">The </w:t>
+      </w:r>
+      <w:r>
+        <w:rPr>
+          <w:rFonts w:ascii="Times New Roman" w:hAnsi="Times New Roman" w:cs="Times New Roman"/>
+          <w:sz w:val="24"/>
+          <w:szCs w:val="24"/>
+        </w:rPr>
+        <w:t xml:space="preserve">programming </w:t>
+      </w:r>
+      <w:r>
+        <w:rPr>
+          <w:rFonts w:ascii="Times New Roman" w:hAnsi="Times New Roman" w:cs="Times New Roman"/>
+          <w:sz w:val="24"/>
+          <w:szCs w:val="24"/>
+        </w:rPr>
+        <w:t>language chosen was Java</w:t>
+      </w:r>
+      <w:r>
+        <w:rPr>
+          <w:rFonts w:ascii="Times New Roman" w:hAnsi="Times New Roman" w:cs="Times New Roman"/>
+          <w:sz w:val="24"/>
+          <w:szCs w:val="24"/>
+        </w:rPr>
+        <w:t xml:space="preserve">, despite Kotlin being the official recommended language by Android. This choice was motivated by its Object-Oriented design, suitable for implementing the application’s core features and by my familiarity with it, being one of the studied languages in university. </w:t>
+      </w:r>
+    </w:p>
+    <w:p>
+      <w:pPr>
+        <w:tabs>
+          <w:tab w:val="left" w:pos="1624"/>
+        </w:tabs>
+        <w:spacing w:line="360" w:lineRule="auto"/>
+        <w:ind w:left="360"/>
         <w:rPr>
           <w:rFonts w:ascii="Times New Roman" w:hAnsi="Times New Roman" w:cs="Times New Roman"/>
           <w:b/>
@@ -5530,6 +5457,15 @@
           <w:sz w:val="24"/>
           <w:szCs w:val="24"/>
         </w:rPr>
+      </w:pPr>
+      <w:r>
+        <w:rPr>
+          <w:rFonts w:ascii="Times New Roman" w:hAnsi="Times New Roman" w:cs="Times New Roman"/>
+          <w:b/>
+          <w:bCs/>
+          <w:sz w:val="24"/>
+          <w:szCs w:val="24"/>
+        </w:rPr>
         <w:t>Version control</w:t>
       </w:r>
     </w:p>
@@ -5667,24 +5603,7 @@
           <w:szCs w:val="24"/>
         </w:rPr>
         <w:tab/>
-      </w:r>
-      <w:proofErr w:type="gramStart"/>
-      <w:r>
-        <w:rPr>
-          <w:rFonts w:ascii="Times New Roman" w:hAnsi="Times New Roman" w:cs="Times New Roman"/>
-          <w:sz w:val="24"/>
-          <w:szCs w:val="24"/>
-        </w:rPr>
-        <w:t>In order to</w:t>
-      </w:r>
-      <w:proofErr w:type="gramEnd"/>
-      <w:r>
-        <w:rPr>
-          <w:rFonts w:ascii="Times New Roman" w:hAnsi="Times New Roman" w:cs="Times New Roman"/>
-          <w:sz w:val="24"/>
-          <w:szCs w:val="24"/>
-        </w:rPr>
-        <w:t xml:space="preserve"> represent the geographic data visually, the application implements the Google Static Maps API, which inserts a non-interactive image directly into the app via standard HTTP requests. The security of the key was done through the Google Cloud Console, restricting it to the specific application package to prevent non-authorized usage.</w:t>
+        <w:t>In order to represent the geographic data visually, the application implements the Google Static Maps API, which inserts a non-interactive image directly into the app via standard HTTP requests. The security of the key was done through the Google Cloud Console, restricting it to the specific application package to prevent non-authorized usage.</w:t>
       </w:r>
     </w:p>
     <w:p>
@@ -6029,7 +5948,6 @@
         <w:t xml:space="preserve">In the application, the foreground service was initialized through the mandatory </w:t>
       </w:r>
       <w:proofErr w:type="spellStart"/>
-      <w:proofErr w:type="gramStart"/>
       <w:r>
         <w:rPr>
           <w:rFonts w:ascii="Times New Roman" w:hAnsi="Times New Roman" w:cs="Times New Roman"/>
@@ -6045,16 +5963,7 @@
           <w:sz w:val="24"/>
           <w:szCs w:val="24"/>
         </w:rPr>
-        <w:t>(</w:t>
-      </w:r>
-      <w:proofErr w:type="gramEnd"/>
-      <w:r>
-        <w:rPr>
-          <w:rFonts w:ascii="Times New Roman" w:hAnsi="Times New Roman" w:cs="Times New Roman"/>
-          <w:sz w:val="24"/>
-          <w:szCs w:val="24"/>
-        </w:rPr>
-        <w:t>) method, which associates the service with a non-dismissible notification and allows the</w:t>
+        <w:t>() method, which associates the service with a non-dismissible notification and allows the</w:t>
       </w:r>
       <w:r>
         <w:rPr>
@@ -6144,10 +6053,1202 @@
     </w:p>
     <w:p>
       <w:pPr>
-        <w:tabs>
-          <w:tab w:val="left" w:pos="1624"/>
-        </w:tabs>
-        <w:spacing w:line="360" w:lineRule="auto"/>
+        <w:keepNext/>
+        <w:tabs>
+          <w:tab w:val="left" w:pos="1624"/>
+        </w:tabs>
+        <w:spacing w:line="360" w:lineRule="auto"/>
+        <w:ind w:left="360"/>
+        <w:jc w:val="center"/>
+      </w:pPr>
+      <w:r>
+        <w:rPr>
+          <w:rFonts w:ascii="Times New Roman" w:hAnsi="Times New Roman" w:cs="Times New Roman"/>
+          <w:noProof/>
+          <w:sz w:val="24"/>
+          <w:szCs w:val="24"/>
+        </w:rPr>
+        <w:lastRenderedPageBreak/>
+        <w:drawing>
+          <wp:inline distT="0" distB="0" distL="0" distR="0" wp14:anchorId="11C8A13E" wp14:editId="11F63986">
+            <wp:extent cx="3686553" cy="2064470"/>
+            <wp:effectExtent l="0" t="0" r="9525" b="0"/>
+            <wp:docPr id="247804072" name="Picture 2"/>
+            <wp:cNvGraphicFramePr>
+              <a:graphicFrameLocks xmlns:a="http://schemas.openxmlformats.org/drawingml/2006/main" noChangeAspect="1"/>
+            </wp:cNvGraphicFramePr>
+            <a:graphic xmlns:a="http://schemas.openxmlformats.org/drawingml/2006/main">
+              <a:graphicData uri="http://schemas.openxmlformats.org/drawingml/2006/picture">
+                <pic:pic xmlns:pic="http://schemas.openxmlformats.org/drawingml/2006/picture">
+                  <pic:nvPicPr>
+                    <pic:cNvPr id="247804072" name="Picture 247804072"/>
+                    <pic:cNvPicPr/>
+                  </pic:nvPicPr>
+                  <pic:blipFill>
+                    <a:blip r:embed="rId14">
+                      <a:extLst>
+                        <a:ext uri="{28A0092B-C50C-407E-A947-70E740481C1C}">
+                          <a14:useLocalDpi xmlns:a14="http://schemas.microsoft.com/office/drawing/2010/main" val="0"/>
+                        </a:ext>
+                      </a:extLst>
+                    </a:blip>
+                    <a:stretch>
+                      <a:fillRect/>
+                    </a:stretch>
+                  </pic:blipFill>
+                  <pic:spPr>
+                    <a:xfrm>
+                      <a:off x="0" y="0"/>
+                      <a:ext cx="3707911" cy="2076431"/>
+                    </a:xfrm>
+                    <a:prstGeom prst="rect">
+                      <a:avLst/>
+                    </a:prstGeom>
+                  </pic:spPr>
+                </pic:pic>
+              </a:graphicData>
+            </a:graphic>
+          </wp:inline>
+        </w:drawing>
+      </w:r>
+    </w:p>
+    <w:p>
+      <w:pPr>
+        <w:pStyle w:val="Caption"/>
+        <w:jc w:val="center"/>
+        <w:rPr>
+          <w:rFonts w:ascii="Times New Roman" w:hAnsi="Times New Roman" w:cs="Times New Roman"/>
+          <w:sz w:val="24"/>
+          <w:szCs w:val="24"/>
+        </w:rPr>
+      </w:pPr>
+      <w:r>
+        <w:t xml:space="preserve">Figure </w:t>
+      </w:r>
+      <w:r>
+        <w:fldChar w:fldCharType="begin"/>
+      </w:r>
+      <w:r>
+        <w:instrText xml:space="preserve"> SEQ Figure \* ARABIC </w:instrText>
+      </w:r>
+      <w:r>
+        <w:fldChar w:fldCharType="separate"/>
+      </w:r>
+      <w:r>
+        <w:rPr>
+          <w:noProof/>
+        </w:rPr>
+        <w:t>5</w:t>
+      </w:r>
+      <w:r>
+        <w:fldChar w:fldCharType="end"/>
+      </w:r>
+      <w:r>
+        <w:t xml:space="preserve">. MVVM - </w:t>
+      </w:r>
+      <w:r>
+        <w:t>https://rehansaeed.com/model-view-viewmodel-mvvm-part1-overview/</w:t>
+      </w:r>
+    </w:p>
+    <w:p>
+      <w:pPr>
+        <w:tabs>
+          <w:tab w:val="left" w:pos="1624"/>
+        </w:tabs>
+        <w:spacing w:line="360" w:lineRule="auto"/>
+        <w:ind w:left="360"/>
+        <w:rPr>
+          <w:rFonts w:ascii="Times New Roman" w:hAnsi="Times New Roman" w:cs="Times New Roman"/>
+          <w:sz w:val="24"/>
+          <w:szCs w:val="24"/>
+        </w:rPr>
+      </w:pPr>
+    </w:p>
+    <w:p>
+      <w:pPr>
+        <w:tabs>
+          <w:tab w:val="left" w:pos="1624"/>
+        </w:tabs>
+        <w:spacing w:line="360" w:lineRule="auto"/>
+        <w:ind w:left="360"/>
+        <w:rPr>
+          <w:rFonts w:ascii="Times New Roman" w:hAnsi="Times New Roman" w:cs="Times New Roman"/>
+          <w:sz w:val="24"/>
+          <w:szCs w:val="24"/>
+        </w:rPr>
+      </w:pPr>
+    </w:p>
+    <w:p>
+      <w:pPr>
+        <w:tabs>
+          <w:tab w:val="left" w:pos="1624"/>
+        </w:tabs>
+        <w:spacing w:line="360" w:lineRule="auto"/>
+        <w:ind w:left="360"/>
+        <w:rPr>
+          <w:rFonts w:ascii="Times New Roman" w:hAnsi="Times New Roman" w:cs="Times New Roman"/>
+          <w:sz w:val="24"/>
+          <w:szCs w:val="24"/>
+        </w:rPr>
+      </w:pPr>
+    </w:p>
+    <w:p>
+      <w:pPr>
+        <w:tabs>
+          <w:tab w:val="left" w:pos="1624"/>
+        </w:tabs>
+        <w:spacing w:line="360" w:lineRule="auto"/>
+        <w:ind w:left="360"/>
+        <w:rPr>
+          <w:rFonts w:ascii="Times New Roman" w:hAnsi="Times New Roman" w:cs="Times New Roman"/>
+          <w:sz w:val="24"/>
+          <w:szCs w:val="24"/>
+        </w:rPr>
+      </w:pPr>
+    </w:p>
+    <w:p>
+      <w:pPr>
+        <w:tabs>
+          <w:tab w:val="left" w:pos="1624"/>
+        </w:tabs>
+        <w:spacing w:line="360" w:lineRule="auto"/>
+        <w:ind w:left="360"/>
+        <w:rPr>
+          <w:rFonts w:ascii="Times New Roman" w:hAnsi="Times New Roman" w:cs="Times New Roman"/>
+          <w:sz w:val="24"/>
+          <w:szCs w:val="24"/>
+        </w:rPr>
+      </w:pPr>
+    </w:p>
+    <w:p>
+      <w:pPr>
+        <w:tabs>
+          <w:tab w:val="left" w:pos="1624"/>
+        </w:tabs>
+        <w:spacing w:line="360" w:lineRule="auto"/>
+        <w:ind w:left="360"/>
+        <w:rPr>
+          <w:rFonts w:ascii="Times New Roman" w:hAnsi="Times New Roman" w:cs="Times New Roman"/>
+          <w:sz w:val="24"/>
+          <w:szCs w:val="24"/>
+        </w:rPr>
+      </w:pPr>
+    </w:p>
+    <w:p>
+      <w:pPr>
+        <w:tabs>
+          <w:tab w:val="left" w:pos="1624"/>
+        </w:tabs>
+        <w:spacing w:line="360" w:lineRule="auto"/>
+        <w:ind w:left="360"/>
+        <w:rPr>
+          <w:rFonts w:ascii="Times New Roman" w:hAnsi="Times New Roman" w:cs="Times New Roman"/>
+          <w:sz w:val="24"/>
+          <w:szCs w:val="24"/>
+        </w:rPr>
+      </w:pPr>
+    </w:p>
+    <w:p>
+      <w:pPr>
+        <w:tabs>
+          <w:tab w:val="left" w:pos="1624"/>
+        </w:tabs>
+        <w:spacing w:line="360" w:lineRule="auto"/>
+        <w:ind w:left="360"/>
+        <w:rPr>
+          <w:rFonts w:ascii="Times New Roman" w:hAnsi="Times New Roman" w:cs="Times New Roman"/>
+          <w:sz w:val="24"/>
+          <w:szCs w:val="24"/>
+        </w:rPr>
+      </w:pPr>
+    </w:p>
+    <w:p>
+      <w:pPr>
+        <w:tabs>
+          <w:tab w:val="left" w:pos="1624"/>
+        </w:tabs>
+        <w:spacing w:line="360" w:lineRule="auto"/>
+        <w:ind w:left="360"/>
+        <w:rPr>
+          <w:rFonts w:ascii="Times New Roman" w:hAnsi="Times New Roman" w:cs="Times New Roman"/>
+          <w:sz w:val="24"/>
+          <w:szCs w:val="24"/>
+        </w:rPr>
+      </w:pPr>
+    </w:p>
+    <w:p>
+      <w:pPr>
+        <w:tabs>
+          <w:tab w:val="left" w:pos="1624"/>
+        </w:tabs>
+        <w:spacing w:line="360" w:lineRule="auto"/>
+        <w:ind w:left="360"/>
+        <w:rPr>
+          <w:rFonts w:ascii="Times New Roman" w:hAnsi="Times New Roman" w:cs="Times New Roman"/>
+          <w:sz w:val="24"/>
+          <w:szCs w:val="24"/>
+        </w:rPr>
+      </w:pPr>
+    </w:p>
+    <w:p>
+      <w:pPr>
+        <w:tabs>
+          <w:tab w:val="left" w:pos="1624"/>
+        </w:tabs>
+        <w:spacing w:line="360" w:lineRule="auto"/>
+        <w:ind w:left="360"/>
+        <w:rPr>
+          <w:rFonts w:ascii="Times New Roman" w:hAnsi="Times New Roman" w:cs="Times New Roman"/>
+          <w:sz w:val="24"/>
+          <w:szCs w:val="24"/>
+        </w:rPr>
+      </w:pPr>
+    </w:p>
+    <w:p>
+      <w:pPr>
+        <w:tabs>
+          <w:tab w:val="left" w:pos="1624"/>
+        </w:tabs>
+        <w:spacing w:line="360" w:lineRule="auto"/>
+        <w:ind w:left="360"/>
+        <w:rPr>
+          <w:rFonts w:ascii="Times New Roman" w:hAnsi="Times New Roman" w:cs="Times New Roman"/>
+          <w:sz w:val="24"/>
+          <w:szCs w:val="24"/>
+        </w:rPr>
+      </w:pPr>
+    </w:p>
+    <w:p>
+      <w:pPr>
+        <w:tabs>
+          <w:tab w:val="left" w:pos="1624"/>
+        </w:tabs>
+        <w:spacing w:line="360" w:lineRule="auto"/>
+        <w:ind w:left="360"/>
+        <w:rPr>
+          <w:rFonts w:ascii="Times New Roman" w:hAnsi="Times New Roman" w:cs="Times New Roman"/>
+          <w:sz w:val="24"/>
+          <w:szCs w:val="24"/>
+        </w:rPr>
+      </w:pPr>
+    </w:p>
+    <w:p>
+      <w:pPr>
+        <w:tabs>
+          <w:tab w:val="left" w:pos="1624"/>
+        </w:tabs>
+        <w:spacing w:line="360" w:lineRule="auto"/>
+        <w:ind w:left="360"/>
+        <w:rPr>
+          <w:rFonts w:ascii="Times New Roman" w:hAnsi="Times New Roman" w:cs="Times New Roman"/>
+          <w:sz w:val="24"/>
+          <w:szCs w:val="24"/>
+        </w:rPr>
+      </w:pPr>
+    </w:p>
+    <w:p>
+      <w:pPr>
+        <w:tabs>
+          <w:tab w:val="left" w:pos="1624"/>
+        </w:tabs>
+        <w:spacing w:line="360" w:lineRule="auto"/>
+        <w:ind w:left="360"/>
+        <w:rPr>
+          <w:rFonts w:ascii="Times New Roman" w:hAnsi="Times New Roman" w:cs="Times New Roman"/>
+          <w:sz w:val="24"/>
+          <w:szCs w:val="24"/>
+        </w:rPr>
+      </w:pPr>
+    </w:p>
+    <w:p/>
+    <w:p>
+      <w:pPr>
+        <w:tabs>
+          <w:tab w:val="left" w:pos="1624"/>
+        </w:tabs>
+        <w:spacing w:line="240" w:lineRule="auto"/>
+        <w:ind w:left="360"/>
+        <w:jc w:val="center"/>
+        <w:rPr>
+          <w:rFonts w:ascii="Times New Roman" w:hAnsi="Times New Roman" w:cs="Times New Roman"/>
+          <w:b/>
+          <w:bCs/>
+          <w:sz w:val="24"/>
+          <w:szCs w:val="24"/>
+        </w:rPr>
+      </w:pPr>
+      <w:r>
+        <w:rPr>
+          <w:rFonts w:ascii="Times New Roman" w:hAnsi="Times New Roman" w:cs="Times New Roman"/>
+          <w:b/>
+          <w:bCs/>
+          <w:sz w:val="24"/>
+          <w:szCs w:val="24"/>
+        </w:rPr>
+        <w:lastRenderedPageBreak/>
+        <w:t>CHAPTER I</w:t>
+      </w:r>
+      <w:r>
+        <w:rPr>
+          <w:rFonts w:ascii="Times New Roman" w:hAnsi="Times New Roman" w:cs="Times New Roman"/>
+          <w:b/>
+          <w:bCs/>
+          <w:sz w:val="24"/>
+          <w:szCs w:val="24"/>
+        </w:rPr>
+        <w:t>V</w:t>
+      </w:r>
+      <w:r>
+        <w:rPr>
+          <w:rFonts w:ascii="Times New Roman" w:hAnsi="Times New Roman" w:cs="Times New Roman"/>
+          <w:b/>
+          <w:bCs/>
+          <w:sz w:val="24"/>
+          <w:szCs w:val="24"/>
+        </w:rPr>
+        <w:t>.</w:t>
+      </w:r>
+      <w:r>
+        <w:rPr>
+          <w:rFonts w:ascii="Times New Roman" w:hAnsi="Times New Roman" w:cs="Times New Roman"/>
+          <w:b/>
+          <w:bCs/>
+          <w:sz w:val="24"/>
+          <w:szCs w:val="24"/>
+        </w:rPr>
+        <w:t xml:space="preserve"> </w:t>
+      </w:r>
+      <w:r>
+        <w:rPr>
+          <w:rFonts w:ascii="Times New Roman" w:hAnsi="Times New Roman" w:cs="Times New Roman"/>
+          <w:b/>
+          <w:bCs/>
+          <w:sz w:val="24"/>
+          <w:szCs w:val="24"/>
+        </w:rPr>
+        <w:t>APPLICATION</w:t>
+      </w:r>
+      <w:r>
+        <w:rPr>
+          <w:rFonts w:ascii="Times New Roman" w:hAnsi="Times New Roman" w:cs="Times New Roman"/>
+          <w:b/>
+          <w:bCs/>
+          <w:sz w:val="24"/>
+          <w:szCs w:val="24"/>
+        </w:rPr>
+        <w:t xml:space="preserve"> ARCHITECTURE</w:t>
+      </w:r>
+    </w:p>
+    <w:p>
+      <w:pPr>
+        <w:tabs>
+          <w:tab w:val="left" w:pos="1624"/>
+        </w:tabs>
+        <w:spacing w:line="240" w:lineRule="auto"/>
+        <w:ind w:left="360"/>
+        <w:jc w:val="center"/>
+        <w:rPr>
+          <w:rFonts w:ascii="Times New Roman" w:hAnsi="Times New Roman" w:cs="Times New Roman"/>
+          <w:b/>
+          <w:bCs/>
+          <w:sz w:val="24"/>
+          <w:szCs w:val="24"/>
+        </w:rPr>
+      </w:pPr>
+    </w:p>
+    <w:p>
+      <w:pPr>
+        <w:tabs>
+          <w:tab w:val="left" w:pos="1624"/>
+        </w:tabs>
+        <w:spacing w:line="360" w:lineRule="auto"/>
+        <w:ind w:left="360"/>
+        <w:rPr>
+          <w:rFonts w:ascii="Times New Roman" w:hAnsi="Times New Roman" w:cs="Times New Roman"/>
+          <w:sz w:val="24"/>
+          <w:szCs w:val="24"/>
+        </w:rPr>
+      </w:pPr>
+      <w:r>
+        <w:rPr>
+          <w:rFonts w:ascii="Times New Roman" w:hAnsi="Times New Roman" w:cs="Times New Roman"/>
+          <w:sz w:val="24"/>
+          <w:szCs w:val="24"/>
+        </w:rPr>
+        <w:tab/>
+      </w:r>
+      <w:r>
+        <w:rPr>
+          <w:rFonts w:ascii="Times New Roman" w:hAnsi="Times New Roman" w:cs="Times New Roman"/>
+          <w:sz w:val="24"/>
+          <w:szCs w:val="24"/>
+        </w:rPr>
+        <w:t>In this chapter the application’s operational and structural structure will be discussed, highlighting several separate, but interconnected layers, which follow the Separation of Concerns (SoC) principle. Given that the application actively monitors device hardware sensors and storage state, isolating these modules becomes imperative</w:t>
+      </w:r>
+      <w:r>
+        <w:rPr>
+          <w:rFonts w:ascii="Times New Roman" w:hAnsi="Times New Roman" w:cs="Times New Roman"/>
+          <w:sz w:val="24"/>
+          <w:szCs w:val="24"/>
+        </w:rPr>
+        <w:t xml:space="preserve">. </w:t>
+      </w:r>
+    </w:p>
+    <w:p>
+      <w:pPr>
+        <w:tabs>
+          <w:tab w:val="left" w:pos="1624"/>
+        </w:tabs>
+        <w:spacing w:line="360" w:lineRule="auto"/>
+        <w:ind w:left="360"/>
+        <w:rPr>
+          <w:rFonts w:ascii="Times New Roman" w:hAnsi="Times New Roman" w:cs="Times New Roman"/>
+          <w:sz w:val="24"/>
+          <w:szCs w:val="24"/>
+        </w:rPr>
+      </w:pPr>
+      <w:r>
+        <w:rPr>
+          <w:rFonts w:ascii="Times New Roman" w:hAnsi="Times New Roman" w:cs="Times New Roman"/>
+          <w:sz w:val="24"/>
+          <w:szCs w:val="24"/>
+        </w:rPr>
+        <w:tab/>
+        <w:t xml:space="preserve">The name of the application is “Voy” and it is an Android Mobile Application which allows users to actively “record” their trips through a foreground service, meaning bundling up all multimedia items captured during the time the service is running, while also giving them the possibility to add notes either for the whole trip, or for specific items. </w:t>
+      </w:r>
+      <w:r>
+        <w:rPr>
+          <w:rFonts w:ascii="Times New Roman" w:hAnsi="Times New Roman" w:cs="Times New Roman"/>
+          <w:sz w:val="24"/>
+          <w:szCs w:val="24"/>
+        </w:rPr>
+        <w:t>The User Interface layer handles their display by responding to the Data Persistence layer, without interfering with the logical flow of the application (Business Logic Layer).</w:t>
+      </w:r>
+    </w:p>
+    <w:p>
+      <w:pPr>
+        <w:tabs>
+          <w:tab w:val="left" w:pos="1624"/>
+        </w:tabs>
+        <w:spacing w:line="360" w:lineRule="auto"/>
+        <w:ind w:left="360"/>
+        <w:rPr>
+          <w:rFonts w:ascii="Times New Roman" w:hAnsi="Times New Roman" w:cs="Times New Roman"/>
+          <w:sz w:val="24"/>
+          <w:szCs w:val="24"/>
+        </w:rPr>
+      </w:pPr>
+      <w:r>
+        <w:rPr>
+          <w:rFonts w:ascii="Times New Roman" w:hAnsi="Times New Roman" w:cs="Times New Roman"/>
+          <w:sz w:val="24"/>
+          <w:szCs w:val="24"/>
+        </w:rPr>
+        <w:tab/>
+      </w:r>
+      <w:r>
+        <w:rPr>
+          <w:rFonts w:ascii="Times New Roman" w:hAnsi="Times New Roman" w:cs="Times New Roman"/>
+          <w:sz w:val="24"/>
+          <w:szCs w:val="24"/>
+        </w:rPr>
+        <w:t xml:space="preserve">To use Voy, the user needs to be logged in. </w:t>
+      </w:r>
+      <w:r>
+        <w:rPr>
+          <w:rFonts w:ascii="Times New Roman" w:hAnsi="Times New Roman" w:cs="Times New Roman"/>
+          <w:sz w:val="24"/>
+          <w:szCs w:val="24"/>
+        </w:rPr>
+        <w:t xml:space="preserve">The application’s main page contains all trips, either ended or ongoing, and the service can run only one time in an interval. In the toolbar, there is a drop-down menu which contains and information page, where </w:t>
+      </w:r>
+      <w:r>
+        <w:rPr>
+          <w:rFonts w:ascii="Times New Roman" w:hAnsi="Times New Roman" w:cs="Times New Roman"/>
+          <w:sz w:val="24"/>
+          <w:szCs w:val="24"/>
+        </w:rPr>
+        <w:t>it is explained how the app works, and a log out button. In the bottom part of the page there are two floating buttons, one for starting/ending the service, which is responsive to the state of the trips (if a trip is active, then the button turns red and its purpose is to end the trip and the service, if there is no active trip, the button is green and pressing it starts the service), and one for running a mock trip, with predefined dates and timestamps for media items.</w:t>
+      </w:r>
+      <w:r>
+        <w:rPr>
+          <w:rFonts w:ascii="Times New Roman" w:hAnsi="Times New Roman" w:cs="Times New Roman"/>
+          <w:sz w:val="24"/>
+          <w:szCs w:val="24"/>
+        </w:rPr>
+        <w:t xml:space="preserve"> The mock trip cannot be started if there is an ongoing “real” trip, either indefinite or predefined.</w:t>
+      </w:r>
+    </w:p>
+    <w:p>
+      <w:pPr>
+        <w:tabs>
+          <w:tab w:val="left" w:pos="1624"/>
+        </w:tabs>
+        <w:spacing w:line="360" w:lineRule="auto"/>
+        <w:ind w:left="360"/>
+        <w:rPr>
+          <w:rFonts w:ascii="Times New Roman" w:hAnsi="Times New Roman" w:cs="Times New Roman"/>
+          <w:sz w:val="24"/>
+          <w:szCs w:val="24"/>
+        </w:rPr>
+      </w:pPr>
+      <w:r>
+        <w:rPr>
+          <w:rFonts w:ascii="Times New Roman" w:hAnsi="Times New Roman" w:cs="Times New Roman"/>
+          <w:sz w:val="24"/>
+          <w:szCs w:val="24"/>
+        </w:rPr>
+        <w:tab/>
+      </w:r>
+      <w:r>
+        <w:rPr>
+          <w:rFonts w:ascii="Times New Roman" w:hAnsi="Times New Roman" w:cs="Times New Roman"/>
+          <w:sz w:val="24"/>
+          <w:szCs w:val="24"/>
+        </w:rPr>
+        <w:t xml:space="preserve">The application’s service can be configured to run indefinitely, until the user manually stops it, or run during the predefined dates that the user chooses. If the configuration is predefined, </w:t>
+      </w:r>
+      <w:r>
+        <w:rPr>
+          <w:rFonts w:ascii="Times New Roman" w:hAnsi="Times New Roman" w:cs="Times New Roman"/>
+          <w:sz w:val="24"/>
+          <w:szCs w:val="24"/>
+        </w:rPr>
+        <w:t>then the user has the possibility to receive a list of recommended places they can visit each day, based on the city that they provide when configuring the service.</w:t>
+      </w:r>
+      <w:r>
+        <w:rPr>
+          <w:rFonts w:ascii="Times New Roman" w:hAnsi="Times New Roman" w:cs="Times New Roman"/>
+          <w:sz w:val="24"/>
+          <w:szCs w:val="24"/>
+        </w:rPr>
+        <w:t xml:space="preserve"> </w:t>
+      </w:r>
+      <w:r>
+        <w:rPr>
+          <w:rFonts w:ascii="Times New Roman" w:hAnsi="Times New Roman" w:cs="Times New Roman"/>
+          <w:sz w:val="24"/>
+          <w:szCs w:val="24"/>
+        </w:rPr>
+        <w:t>If there is a</w:t>
+      </w:r>
+      <w:r>
+        <w:rPr>
+          <w:rFonts w:ascii="Times New Roman" w:hAnsi="Times New Roman" w:cs="Times New Roman"/>
+          <w:sz w:val="24"/>
+          <w:szCs w:val="24"/>
+        </w:rPr>
+        <w:t xml:space="preserve"> predefined trip which hasn’t started yet, the user does not have the possibility to start another trip until that configured trip has ended or has been cancelled.</w:t>
+      </w:r>
+      <w:r>
+        <w:rPr>
+          <w:rFonts w:ascii="Times New Roman" w:hAnsi="Times New Roman" w:cs="Times New Roman"/>
+          <w:sz w:val="24"/>
+          <w:szCs w:val="24"/>
+        </w:rPr>
+        <w:t xml:space="preserve"> </w:t>
+      </w:r>
+      <w:r>
+        <w:rPr>
+          <w:rFonts w:ascii="Times New Roman" w:hAnsi="Times New Roman" w:cs="Times New Roman"/>
+          <w:sz w:val="24"/>
+          <w:szCs w:val="24"/>
+        </w:rPr>
+        <w:t>The predefined trip starts and ends automatically</w:t>
+      </w:r>
+      <w:r>
+        <w:rPr>
+          <w:rFonts w:ascii="Times New Roman" w:hAnsi="Times New Roman" w:cs="Times New Roman"/>
+          <w:sz w:val="24"/>
+          <w:szCs w:val="24"/>
+        </w:rPr>
+        <w:t xml:space="preserve"> at the chosen dates, with the emphasis that starting the trip requires the user to click on a high-priority notification, to ensure that the application is not in background.</w:t>
+      </w:r>
+    </w:p>
+    <w:p>
+      <w:pPr>
+        <w:tabs>
+          <w:tab w:val="left" w:pos="1624"/>
+        </w:tabs>
+        <w:spacing w:line="360" w:lineRule="auto"/>
+        <w:ind w:left="360"/>
+        <w:rPr>
+          <w:rFonts w:ascii="Times New Roman" w:hAnsi="Times New Roman" w:cs="Times New Roman"/>
+          <w:sz w:val="24"/>
+          <w:szCs w:val="24"/>
+        </w:rPr>
+      </w:pPr>
+      <w:r>
+        <w:rPr>
+          <w:rFonts w:ascii="Times New Roman" w:hAnsi="Times New Roman" w:cs="Times New Roman"/>
+          <w:sz w:val="24"/>
+          <w:szCs w:val="24"/>
+        </w:rPr>
+        <w:lastRenderedPageBreak/>
+        <w:tab/>
+      </w:r>
+      <w:r>
+        <w:rPr>
+          <w:rFonts w:ascii="Times New Roman" w:hAnsi="Times New Roman" w:cs="Times New Roman"/>
+          <w:sz w:val="24"/>
+          <w:szCs w:val="24"/>
+        </w:rPr>
+        <w:t>The notes can be added either at the top of the trip</w:t>
+      </w:r>
+      <w:r>
+        <w:rPr>
+          <w:rFonts w:ascii="Times New Roman" w:hAnsi="Times New Roman" w:cs="Times New Roman"/>
+          <w:sz w:val="24"/>
+          <w:szCs w:val="24"/>
+        </w:rPr>
+        <w:t xml:space="preserve">, or to each item of that trip. </w:t>
+      </w:r>
+      <w:r>
+        <w:rPr>
+          <w:rFonts w:ascii="Times New Roman" w:hAnsi="Times New Roman" w:cs="Times New Roman"/>
+          <w:sz w:val="24"/>
+          <w:szCs w:val="24"/>
+        </w:rPr>
+        <w:t>Each item has attached two cards, one for notes and the other for location. The notes card expands into a dialog rectangle a when clicked, which contains a Save button, and an AI generation button, which creates text based on the attached media, leaving the user with the possibility to either write notes, or generate them using Gemini Flash. The location card is hidden by default, in the case wh</w:t>
+      </w:r>
+      <w:r>
+        <w:rPr>
+          <w:rFonts w:ascii="Times New Roman" w:hAnsi="Times New Roman" w:cs="Times New Roman"/>
+          <w:sz w:val="24"/>
+          <w:szCs w:val="24"/>
+        </w:rPr>
+        <w:t>ich</w:t>
+      </w:r>
+      <w:r>
+        <w:rPr>
+          <w:rFonts w:ascii="Times New Roman" w:hAnsi="Times New Roman" w:cs="Times New Roman"/>
+          <w:sz w:val="24"/>
+          <w:szCs w:val="24"/>
+        </w:rPr>
+        <w:t xml:space="preserve"> the coordinates cannot be accessed (e.g. the location is turned off) and appears only when the item has latitude and longitude attached to it.</w:t>
+      </w:r>
+    </w:p>
+    <w:p>
+      <w:pPr>
+        <w:tabs>
+          <w:tab w:val="left" w:pos="1624"/>
+        </w:tabs>
+        <w:spacing w:line="360" w:lineRule="auto"/>
+        <w:ind w:left="360"/>
+        <w:rPr>
+          <w:rFonts w:ascii="Times New Roman" w:hAnsi="Times New Roman" w:cs="Times New Roman"/>
+          <w:sz w:val="24"/>
+          <w:szCs w:val="24"/>
+        </w:rPr>
+      </w:pPr>
+      <w:r>
+        <w:rPr>
+          <w:rFonts w:ascii="Times New Roman" w:hAnsi="Times New Roman" w:cs="Times New Roman"/>
+          <w:sz w:val="24"/>
+          <w:szCs w:val="24"/>
+        </w:rPr>
+        <w:t>COMPONENT DIAGRAM</w:t>
+      </w:r>
+    </w:p>
+    <w:p>
+      <w:pPr>
+        <w:keepNext/>
+        <w:tabs>
+          <w:tab w:val="left" w:pos="1624"/>
+        </w:tabs>
+        <w:spacing w:line="360" w:lineRule="auto"/>
+        <w:ind w:left="360"/>
+        <w:jc w:val="center"/>
+      </w:pPr>
+      <w:r>
+        <w:rPr>
+          <w:noProof/>
+        </w:rPr>
+        <w:drawing>
+          <wp:inline distT="0" distB="0" distL="0" distR="0" wp14:anchorId="3EF01B74" wp14:editId="5ABAB8F1">
+            <wp:extent cx="4580313" cy="4588115"/>
+            <wp:effectExtent l="0" t="0" r="0" b="3175"/>
+            <wp:docPr id="1904659582" name="Picture 1"/>
+            <wp:cNvGraphicFramePr>
+              <a:graphicFrameLocks xmlns:a="http://schemas.openxmlformats.org/drawingml/2006/main" noChangeAspect="1"/>
+            </wp:cNvGraphicFramePr>
+            <a:graphic xmlns:a="http://schemas.openxmlformats.org/drawingml/2006/main">
+              <a:graphicData uri="http://schemas.openxmlformats.org/drawingml/2006/picture">
+                <pic:pic xmlns:pic="http://schemas.openxmlformats.org/drawingml/2006/picture">
+                  <pic:nvPicPr>
+                    <pic:cNvPr id="0" name="Picture 1"/>
+                    <pic:cNvPicPr>
+                      <a:picLocks noChangeAspect="1" noChangeArrowheads="1"/>
+                    </pic:cNvPicPr>
+                  </pic:nvPicPr>
+                  <pic:blipFill>
+                    <a:blip r:embed="rId15">
+                      <a:extLst>
+                        <a:ext uri="{28A0092B-C50C-407E-A947-70E740481C1C}">
+                          <a14:useLocalDpi xmlns:a14="http://schemas.microsoft.com/office/drawing/2010/main" val="0"/>
+                        </a:ext>
+                      </a:extLst>
+                    </a:blip>
+                    <a:srcRect/>
+                    <a:stretch>
+                      <a:fillRect/>
+                    </a:stretch>
+                  </pic:blipFill>
+                  <pic:spPr bwMode="auto">
+                    <a:xfrm>
+                      <a:off x="0" y="0"/>
+                      <a:ext cx="4600564" cy="4608400"/>
+                    </a:xfrm>
+                    <a:prstGeom prst="rect">
+                      <a:avLst/>
+                    </a:prstGeom>
+                    <a:noFill/>
+                    <a:ln>
+                      <a:noFill/>
+                    </a:ln>
+                  </pic:spPr>
+                </pic:pic>
+              </a:graphicData>
+            </a:graphic>
+          </wp:inline>
+        </w:drawing>
+      </w:r>
+    </w:p>
+    <w:p>
+      <w:pPr>
+        <w:pStyle w:val="Caption"/>
+        <w:jc w:val="center"/>
+      </w:pPr>
+      <w:r>
+        <w:t xml:space="preserve">Figure </w:t>
+      </w:r>
+      <w:r>
+        <w:fldChar w:fldCharType="begin"/>
+      </w:r>
+      <w:r>
+        <w:instrText xml:space="preserve"> SEQ Figure \* ARABIC </w:instrText>
+      </w:r>
+      <w:r>
+        <w:fldChar w:fldCharType="separate"/>
+      </w:r>
+      <w:r>
+        <w:rPr>
+          <w:noProof/>
+        </w:rPr>
+        <w:t>6</w:t>
+      </w:r>
+      <w:r>
+        <w:fldChar w:fldCharType="end"/>
+      </w:r>
+      <w:r>
+        <w:t>. App Component Diagram – Source: Personal work in Visual Paradigm</w:t>
+      </w:r>
+    </w:p>
+    <w:p/>
+    <w:p>
+      <w:pPr>
+        <w:tabs>
+          <w:tab w:val="left" w:pos="1624"/>
+        </w:tabs>
+        <w:spacing w:line="360" w:lineRule="auto"/>
+        <w:ind w:left="360"/>
+        <w:rPr>
+          <w:rFonts w:ascii="Times New Roman" w:hAnsi="Times New Roman" w:cs="Times New Roman"/>
+          <w:sz w:val="24"/>
+          <w:szCs w:val="24"/>
+        </w:rPr>
+      </w:pPr>
+      <w:r>
+        <w:rPr>
+          <w:rFonts w:ascii="Times New Roman" w:hAnsi="Times New Roman" w:cs="Times New Roman"/>
+          <w:sz w:val="24"/>
+          <w:szCs w:val="24"/>
+        </w:rPr>
+        <w:t>The</w:t>
+      </w:r>
+      <w:r>
+        <w:rPr>
+          <w:rFonts w:ascii="Times New Roman" w:hAnsi="Times New Roman" w:cs="Times New Roman"/>
+          <w:sz w:val="24"/>
+          <w:szCs w:val="24"/>
+        </w:rPr>
+        <w:t xml:space="preserve"> component diagram above highlights that the</w:t>
+      </w:r>
+      <w:r>
+        <w:rPr>
+          <w:rFonts w:ascii="Times New Roman" w:hAnsi="Times New Roman" w:cs="Times New Roman"/>
+          <w:sz w:val="24"/>
+          <w:szCs w:val="24"/>
+        </w:rPr>
+        <w:t xml:space="preserve"> solution is divided into 4 main subsystems</w:t>
+      </w:r>
+      <w:r>
+        <w:rPr>
+          <w:rFonts w:ascii="Times New Roman" w:hAnsi="Times New Roman" w:cs="Times New Roman"/>
+          <w:sz w:val="24"/>
+          <w:szCs w:val="24"/>
+        </w:rPr>
+        <w:t xml:space="preserve">: the user interface, which deals with user interaction and rendering items, the data layer, the </w:t>
+      </w:r>
+      <w:r>
+        <w:rPr>
+          <w:rFonts w:ascii="Times New Roman" w:hAnsi="Times New Roman" w:cs="Times New Roman"/>
+          <w:sz w:val="24"/>
+          <w:szCs w:val="24"/>
+        </w:rPr>
+        <w:lastRenderedPageBreak/>
+        <w:t xml:space="preserve">background layer, containing everything needed for the service to run as planned, </w:t>
+      </w:r>
+      <w:r>
+        <w:rPr>
+          <w:rFonts w:ascii="Times New Roman" w:hAnsi="Times New Roman" w:cs="Times New Roman"/>
+          <w:sz w:val="24"/>
+          <w:szCs w:val="24"/>
+        </w:rPr>
+        <w:t>and the network layer, responsible for communicating with external APIs required for the app’s functionalities.</w:t>
+      </w:r>
+    </w:p>
+    <w:p>
+      <w:pPr>
+        <w:tabs>
+          <w:tab w:val="left" w:pos="1624"/>
+        </w:tabs>
+        <w:spacing w:line="360" w:lineRule="auto"/>
+        <w:ind w:left="360"/>
+        <w:rPr>
+          <w:rFonts w:ascii="Times New Roman" w:hAnsi="Times New Roman" w:cs="Times New Roman"/>
+          <w:sz w:val="24"/>
+          <w:szCs w:val="24"/>
+        </w:rPr>
+      </w:pPr>
+      <w:r>
+        <w:rPr>
+          <w:rFonts w:ascii="Times New Roman" w:hAnsi="Times New Roman" w:cs="Times New Roman"/>
+          <w:sz w:val="24"/>
+          <w:szCs w:val="24"/>
+        </w:rPr>
+        <w:tab/>
+      </w:r>
+      <w:r>
+        <w:rPr>
+          <w:rFonts w:ascii="Times New Roman" w:hAnsi="Times New Roman" w:cs="Times New Roman"/>
+          <w:sz w:val="24"/>
+          <w:szCs w:val="24"/>
+        </w:rPr>
+        <w:t xml:space="preserve">The user interface subsystem contains two components: </w:t>
+      </w:r>
+      <w:proofErr w:type="spellStart"/>
+      <w:r>
+        <w:rPr>
+          <w:rFonts w:ascii="Times New Roman" w:hAnsi="Times New Roman" w:cs="Times New Roman"/>
+          <w:sz w:val="24"/>
+          <w:szCs w:val="24"/>
+        </w:rPr>
+        <w:t>MainActivity</w:t>
+      </w:r>
+      <w:proofErr w:type="spellEnd"/>
+      <w:r>
+        <w:rPr>
+          <w:rFonts w:ascii="Times New Roman" w:hAnsi="Times New Roman" w:cs="Times New Roman"/>
+          <w:sz w:val="24"/>
+          <w:szCs w:val="24"/>
+        </w:rPr>
+        <w:t xml:space="preserve">, which renders all trips of the user, and contains two buttons for controlling the service and </w:t>
+      </w:r>
+      <w:proofErr w:type="spellStart"/>
+      <w:r>
+        <w:rPr>
+          <w:rFonts w:ascii="Times New Roman" w:hAnsi="Times New Roman" w:cs="Times New Roman"/>
+          <w:sz w:val="24"/>
+          <w:szCs w:val="24"/>
+        </w:rPr>
+        <w:t>TravelActivity</w:t>
+      </w:r>
+      <w:proofErr w:type="spellEnd"/>
+      <w:r>
+        <w:rPr>
+          <w:rFonts w:ascii="Times New Roman" w:hAnsi="Times New Roman" w:cs="Times New Roman"/>
+          <w:sz w:val="24"/>
+          <w:szCs w:val="24"/>
+        </w:rPr>
+        <w:t xml:space="preserve">, which represents one specific trip from the first activity, displaying all captured media connected to their specific location and note cards, the automated to-do list, while allowing the user to modify the trip’s title and notes. This subsystem communicates with the Database subsystem through specific </w:t>
+      </w:r>
+      <w:proofErr w:type="spellStart"/>
+      <w:r>
+        <w:rPr>
+          <w:rFonts w:ascii="Times New Roman" w:hAnsi="Times New Roman" w:cs="Times New Roman"/>
+          <w:sz w:val="24"/>
+          <w:szCs w:val="24"/>
+        </w:rPr>
+        <w:t>viewmodels</w:t>
+      </w:r>
+      <w:proofErr w:type="spellEnd"/>
+      <w:r>
+        <w:rPr>
+          <w:rFonts w:ascii="Times New Roman" w:hAnsi="Times New Roman" w:cs="Times New Roman"/>
+          <w:sz w:val="24"/>
+          <w:szCs w:val="24"/>
+        </w:rPr>
+        <w:t>, following the MVVM architecture</w:t>
+      </w:r>
+      <w:r>
+        <w:rPr>
+          <w:rFonts w:ascii="Times New Roman" w:hAnsi="Times New Roman" w:cs="Times New Roman"/>
+          <w:sz w:val="24"/>
+          <w:szCs w:val="24"/>
+        </w:rPr>
+        <w:t>.</w:t>
+      </w:r>
+    </w:p>
+    <w:p>
+      <w:pPr>
+        <w:tabs>
+          <w:tab w:val="left" w:pos="1624"/>
+        </w:tabs>
+        <w:spacing w:line="360" w:lineRule="auto"/>
+        <w:ind w:left="360"/>
+        <w:rPr>
+          <w:rFonts w:ascii="Times New Roman" w:hAnsi="Times New Roman" w:cs="Times New Roman"/>
+          <w:sz w:val="24"/>
+          <w:szCs w:val="24"/>
+        </w:rPr>
+      </w:pPr>
+      <w:r>
+        <w:rPr>
+          <w:rFonts w:ascii="Times New Roman" w:hAnsi="Times New Roman" w:cs="Times New Roman"/>
+          <w:sz w:val="24"/>
+          <w:szCs w:val="24"/>
+        </w:rPr>
+        <w:tab/>
+        <w:t xml:space="preserve">The Database subsystem contains the </w:t>
+      </w:r>
+      <w:proofErr w:type="spellStart"/>
+      <w:r>
+        <w:rPr>
+          <w:rFonts w:ascii="Times New Roman" w:hAnsi="Times New Roman" w:cs="Times New Roman"/>
+          <w:sz w:val="24"/>
+          <w:szCs w:val="24"/>
+        </w:rPr>
+        <w:t>AppDatabase</w:t>
+      </w:r>
+      <w:proofErr w:type="spellEnd"/>
+      <w:r>
+        <w:rPr>
+          <w:rFonts w:ascii="Times New Roman" w:hAnsi="Times New Roman" w:cs="Times New Roman"/>
+          <w:sz w:val="24"/>
+          <w:szCs w:val="24"/>
+        </w:rPr>
+        <w:t xml:space="preserve"> which persists all data across user sessions, and the repository, which deals with data operations, returning </w:t>
+      </w:r>
+      <w:proofErr w:type="spellStart"/>
+      <w:r>
+        <w:rPr>
+          <w:rFonts w:ascii="Times New Roman" w:hAnsi="Times New Roman" w:cs="Times New Roman"/>
+          <w:sz w:val="24"/>
+          <w:szCs w:val="24"/>
+        </w:rPr>
+        <w:t>LiveData</w:t>
+      </w:r>
+      <w:proofErr w:type="spellEnd"/>
+      <w:r>
+        <w:rPr>
+          <w:rFonts w:ascii="Times New Roman" w:hAnsi="Times New Roman" w:cs="Times New Roman"/>
+          <w:sz w:val="24"/>
+          <w:szCs w:val="24"/>
+        </w:rPr>
+        <w:t xml:space="preserve"> objects for reading the database (e.g. getting all trip items of a trip), and performing updates on the database through a designated executor (new thread).</w:t>
+      </w:r>
+    </w:p>
+    <w:p>
+      <w:pPr>
+        <w:tabs>
+          <w:tab w:val="left" w:pos="1624"/>
+        </w:tabs>
+        <w:spacing w:line="360" w:lineRule="auto"/>
+        <w:ind w:left="360"/>
+        <w:rPr>
+          <w:rFonts w:ascii="Times New Roman" w:hAnsi="Times New Roman" w:cs="Times New Roman"/>
+          <w:sz w:val="24"/>
+          <w:szCs w:val="24"/>
+        </w:rPr>
+      </w:pPr>
+      <w:r>
+        <w:rPr>
+          <w:rFonts w:ascii="Times New Roman" w:hAnsi="Times New Roman" w:cs="Times New Roman"/>
+          <w:sz w:val="24"/>
+          <w:szCs w:val="24"/>
+        </w:rPr>
+        <w:tab/>
+      </w:r>
+      <w:r>
+        <w:rPr>
+          <w:rFonts w:ascii="Times New Roman" w:hAnsi="Times New Roman" w:cs="Times New Roman"/>
+          <w:sz w:val="24"/>
+          <w:szCs w:val="24"/>
+        </w:rPr>
+        <w:t xml:space="preserve">The background processing subsystem represents the core logic of the app. </w:t>
+      </w:r>
+      <w:r>
+        <w:rPr>
+          <w:rFonts w:ascii="Times New Roman" w:hAnsi="Times New Roman" w:cs="Times New Roman"/>
+          <w:sz w:val="24"/>
+          <w:szCs w:val="24"/>
+        </w:rPr>
+        <w:t>It contains TripForegroundService, which is the core logic of the app. This class utilizes several helper classes, which deal with scanning the device for new media,</w:t>
+      </w:r>
+      <w:r>
+        <w:rPr>
+          <w:rFonts w:ascii="Times New Roman" w:hAnsi="Times New Roman" w:cs="Times New Roman"/>
+          <w:sz w:val="24"/>
+          <w:szCs w:val="24"/>
+        </w:rPr>
+        <w:t xml:space="preserve"> inserting items into the database,</w:t>
+      </w:r>
+      <w:r>
+        <w:rPr>
+          <w:rFonts w:ascii="Times New Roman" w:hAnsi="Times New Roman" w:cs="Times New Roman"/>
+          <w:sz w:val="24"/>
+          <w:szCs w:val="24"/>
+        </w:rPr>
+        <w:t xml:space="preserve"> requesting geolocation coordinates, copying the multimedia items to internal storage, translating a trip into JSON format. This subsystem also contains classes which deal with starting and stopping the service if the user chooses a predefined trip, communicating with </w:t>
+      </w:r>
+      <w:proofErr w:type="spellStart"/>
+      <w:r>
+        <w:rPr>
+          <w:rFonts w:ascii="Times New Roman" w:hAnsi="Times New Roman" w:cs="Times New Roman"/>
+          <w:sz w:val="24"/>
+          <w:szCs w:val="24"/>
+        </w:rPr>
+        <w:t>MainActivity</w:t>
+      </w:r>
+      <w:proofErr w:type="spellEnd"/>
+      <w:r>
+        <w:rPr>
+          <w:rFonts w:ascii="Times New Roman" w:hAnsi="Times New Roman" w:cs="Times New Roman"/>
+          <w:sz w:val="24"/>
+          <w:szCs w:val="24"/>
+        </w:rPr>
+        <w:t>.</w:t>
+      </w:r>
+      <w:r>
+        <w:rPr>
+          <w:rFonts w:ascii="Times New Roman" w:hAnsi="Times New Roman" w:cs="Times New Roman"/>
+          <w:sz w:val="24"/>
+          <w:szCs w:val="24"/>
+        </w:rPr>
+        <w:t xml:space="preserve"> </w:t>
+      </w:r>
+    </w:p>
+    <w:p>
+      <w:pPr>
+        <w:tabs>
+          <w:tab w:val="left" w:pos="1624"/>
+        </w:tabs>
+        <w:spacing w:line="360" w:lineRule="auto"/>
+        <w:ind w:left="360"/>
+        <w:rPr>
+          <w:rFonts w:ascii="Times New Roman" w:hAnsi="Times New Roman" w:cs="Times New Roman"/>
+          <w:sz w:val="24"/>
+          <w:szCs w:val="24"/>
+        </w:rPr>
+      </w:pPr>
+      <w:r>
+        <w:rPr>
+          <w:rFonts w:ascii="Times New Roman" w:hAnsi="Times New Roman" w:cs="Times New Roman"/>
+          <w:sz w:val="24"/>
+          <w:szCs w:val="24"/>
+        </w:rPr>
+        <w:tab/>
+      </w:r>
+      <w:r>
+        <w:rPr>
+          <w:rFonts w:ascii="Times New Roman" w:hAnsi="Times New Roman" w:cs="Times New Roman"/>
+          <w:sz w:val="24"/>
+          <w:szCs w:val="24"/>
+        </w:rPr>
+        <w:t xml:space="preserve">The network subsystem is responsible for integrating three external APIs: Gemini Flash, used to generate daily itineraries and notes based on media items, Google Maps, through which the location card of each item </w:t>
+      </w:r>
+      <w:r>
+        <w:rPr>
+          <w:rFonts w:ascii="Times New Roman" w:hAnsi="Times New Roman" w:cs="Times New Roman"/>
+          <w:sz w:val="24"/>
+          <w:szCs w:val="24"/>
+        </w:rPr>
+        <w:t>receives a static map,</w:t>
+      </w:r>
+      <w:r>
+        <w:rPr>
+          <w:rFonts w:ascii="Times New Roman" w:hAnsi="Times New Roman" w:cs="Times New Roman"/>
+          <w:sz w:val="24"/>
+          <w:szCs w:val="24"/>
+        </w:rPr>
+        <w:t xml:space="preserve"> and Overpass</w:t>
+      </w:r>
+      <w:r>
+        <w:rPr>
+          <w:rFonts w:ascii="Times New Roman" w:hAnsi="Times New Roman" w:cs="Times New Roman"/>
+          <w:sz w:val="24"/>
+          <w:szCs w:val="24"/>
+        </w:rPr>
+        <w:t>, used to translate user input into GPS coordinates</w:t>
+      </w:r>
+      <w:r>
+        <w:rPr>
+          <w:rFonts w:ascii="Times New Roman" w:hAnsi="Times New Roman" w:cs="Times New Roman"/>
+          <w:sz w:val="24"/>
+          <w:szCs w:val="24"/>
+        </w:rPr>
+        <w:t xml:space="preserve">. </w:t>
+      </w:r>
+    </w:p>
+    <w:p>
+      <w:pPr>
+        <w:tabs>
+          <w:tab w:val="left" w:pos="1624"/>
+        </w:tabs>
+        <w:spacing w:line="360" w:lineRule="auto"/>
+        <w:ind w:left="360"/>
+        <w:rPr>
+          <w:rFonts w:ascii="Times New Roman" w:hAnsi="Times New Roman" w:cs="Times New Roman"/>
+          <w:sz w:val="24"/>
+          <w:szCs w:val="24"/>
+        </w:rPr>
+      </w:pPr>
+    </w:p>
+    <w:p>
+      <w:pPr>
+        <w:tabs>
+          <w:tab w:val="left" w:pos="1624"/>
+        </w:tabs>
+        <w:spacing w:line="360" w:lineRule="auto"/>
+        <w:ind w:left="360"/>
+        <w:rPr>
+          <w:rFonts w:ascii="Times New Roman" w:hAnsi="Times New Roman" w:cs="Times New Roman"/>
+          <w:sz w:val="24"/>
+          <w:szCs w:val="24"/>
+        </w:rPr>
+      </w:pPr>
+    </w:p>
+    <w:p>
+      <w:pPr>
+        <w:tabs>
+          <w:tab w:val="left" w:pos="1624"/>
+        </w:tabs>
+        <w:spacing w:line="360" w:lineRule="auto"/>
+        <w:ind w:left="360"/>
+        <w:rPr>
+          <w:rFonts w:ascii="Times New Roman" w:hAnsi="Times New Roman" w:cs="Times New Roman"/>
+          <w:sz w:val="24"/>
+          <w:szCs w:val="24"/>
+        </w:rPr>
+      </w:pPr>
+    </w:p>
+    <w:p>
+      <w:pPr>
+        <w:tabs>
+          <w:tab w:val="left" w:pos="1624"/>
+        </w:tabs>
+        <w:spacing w:line="240" w:lineRule="auto"/>
         <w:ind w:left="360"/>
         <w:rPr>
           <w:rFonts w:ascii="Times New Roman" w:hAnsi="Times New Roman" w:cs="Times New Roman"/>
@@ -6160,7 +7261,6 @@
     <w:p/>
     <w:p/>
     <w:p/>
-    <w:p/>
     <w:p>
       <w:pPr>
         <w:tabs>
@@ -6612,7 +7712,7 @@
       </w:pPr>
     </w:p>
     <w:sectPr>
-      <w:footerReference w:type="default" r:id="rId14"/>
+      <w:footerReference w:type="default" r:id="rId16"/>
       <w:pgSz w:w="12240" w:h="15840"/>
       <w:pgMar w:top="1440" w:right="1440" w:bottom="1440" w:left="1440" w:header="708" w:footer="708" w:gutter="0"/>
       <w:cols w:space="708"/>
@@ -7889,7 +8989,6 @@
   <w:style w:type="character" w:default="1" w:styleId="DefaultParagraphFont">
     <w:name w:val="Default Paragraph Font"/>
     <w:uiPriority w:val="1"/>
-    <w:semiHidden/>
     <w:unhideWhenUsed/>
   </w:style>
   <w:style w:type="table" w:default="1" w:styleId="TableNormal">

--- a/LICENTA.docx
+++ b/LICENTA.docx
@@ -732,6 +732,19 @@
     <w:p>
       <w:pPr>
         <w:spacing w:line="240" w:lineRule="auto"/>
+        <w:jc w:val="center"/>
+        <w:rPr>
+          <w:rFonts w:ascii="Times New Roman" w:hAnsi="Times New Roman" w:cs="Times New Roman"/>
+          <w:b/>
+          <w:bCs/>
+          <w:sz w:val="24"/>
+          <w:szCs w:val="24"/>
+        </w:rPr>
+      </w:pPr>
+    </w:p>
+    <w:p>
+      <w:pPr>
+        <w:spacing w:line="240" w:lineRule="auto"/>
         <w:ind w:left="360"/>
         <w:rPr>
           <w:rFonts w:ascii="Times New Roman" w:hAnsi="Times New Roman" w:cs="Times New Roman"/>
@@ -998,23 +1011,17 @@
     </w:p>
     <w:p>
       <w:pPr>
-        <w:tabs>
-          <w:tab w:val="left" w:pos="1624"/>
-        </w:tabs>
-        <w:rPr>
-          <w:rFonts w:ascii="Times New Roman" w:hAnsi="Times New Roman" w:cs="Times New Roman"/>
+        <w:pStyle w:val="Title"/>
+        <w:jc w:val="center"/>
+        <w:rPr>
+          <w:rFonts w:ascii="Times New Roman" w:hAnsi="Times New Roman" w:cs="Times New Roman"/>
+          <w:b/>
+          <w:bCs/>
           <w:sz w:val="28"/>
           <w:szCs w:val="28"/>
         </w:rPr>
       </w:pPr>
-    </w:p>
-    <w:p>
-      <w:pPr>
-        <w:pStyle w:val="ListParagraph"/>
-        <w:tabs>
-          <w:tab w:val="left" w:pos="1624"/>
-        </w:tabs>
-        <w:jc w:val="center"/>
+      <w:r>
         <w:rPr>
           <w:rFonts w:ascii="Times New Roman" w:hAnsi="Times New Roman" w:cs="Times New Roman"/>
           <w:b/>
@@ -1022,7 +1029,8 @@
           <w:sz w:val="28"/>
           <w:szCs w:val="28"/>
         </w:rPr>
-      </w:pPr>
+        <w:t xml:space="preserve">CHAPTER I. </w:t>
+      </w:r>
       <w:r>
         <w:rPr>
           <w:rFonts w:ascii="Times New Roman" w:hAnsi="Times New Roman" w:cs="Times New Roman"/>
@@ -1031,9 +1039,499 @@
           <w:sz w:val="28"/>
           <w:szCs w:val="28"/>
         </w:rPr>
-        <w:t xml:space="preserve">CHAPTER I. </w:t>
-      </w:r>
-      <w:r>
+        <w:t>INTRODUCTION</w:t>
+      </w:r>
+    </w:p>
+    <w:p/>
+    <w:p>
+      <w:pPr>
+        <w:tabs>
+          <w:tab w:val="left" w:pos="1624"/>
+        </w:tabs>
+        <w:spacing w:line="240" w:lineRule="auto"/>
+        <w:rPr>
+          <w:rFonts w:ascii="Times New Roman" w:hAnsi="Times New Roman" w:cs="Times New Roman"/>
+          <w:sz w:val="24"/>
+          <w:szCs w:val="24"/>
+        </w:rPr>
+      </w:pPr>
+      <w:r>
+        <w:rPr>
+          <w:rFonts w:ascii="Times New Roman" w:hAnsi="Times New Roman" w:cs="Times New Roman"/>
+          <w:sz w:val="24"/>
+          <w:szCs w:val="24"/>
+        </w:rPr>
+        <w:tab/>
+      </w:r>
+      <w:r>
+        <w:rPr>
+          <w:rFonts w:ascii="Times New Roman" w:hAnsi="Times New Roman" w:cs="Times New Roman"/>
+          <w:sz w:val="24"/>
+          <w:szCs w:val="24"/>
+        </w:rPr>
+        <w:t xml:space="preserve">For most people, </w:t>
+      </w:r>
+      <w:r>
+        <w:rPr>
+          <w:rFonts w:ascii="Times New Roman" w:hAnsi="Times New Roman" w:cs="Times New Roman"/>
+          <w:sz w:val="24"/>
+          <w:szCs w:val="24"/>
+        </w:rPr>
+        <w:t>going on a</w:t>
+      </w:r>
+      <w:r>
+        <w:rPr>
+          <w:rFonts w:ascii="Times New Roman" w:hAnsi="Times New Roman" w:cs="Times New Roman"/>
+          <w:sz w:val="24"/>
+          <w:szCs w:val="24"/>
+        </w:rPr>
+        <w:t xml:space="preserve"> trip </w:t>
+      </w:r>
+      <w:r>
+        <w:rPr>
+          <w:rFonts w:ascii="Times New Roman" w:hAnsi="Times New Roman" w:cs="Times New Roman"/>
+          <w:sz w:val="24"/>
+          <w:szCs w:val="24"/>
+        </w:rPr>
+        <w:t>is</w:t>
+      </w:r>
+      <w:r>
+        <w:rPr>
+          <w:rFonts w:ascii="Times New Roman" w:hAnsi="Times New Roman" w:cs="Times New Roman"/>
+          <w:sz w:val="24"/>
+          <w:szCs w:val="24"/>
+        </w:rPr>
+        <w:t xml:space="preserve"> associated with taking a break from their regular routine which, over time, can become quite stressful and repetitive. Taking into consideration each individual’s own character or likings, </w:t>
+      </w:r>
+      <w:r>
+        <w:rPr>
+          <w:rFonts w:ascii="Times New Roman" w:hAnsi="Times New Roman" w:cs="Times New Roman"/>
+          <w:sz w:val="24"/>
+          <w:szCs w:val="24"/>
+        </w:rPr>
+        <w:t>vacations can be seen as either the exploration of a new culture or part of the world, driven by curiosity,</w:t>
+      </w:r>
+      <w:r>
+        <w:rPr>
+          <w:rFonts w:ascii="Times New Roman" w:hAnsi="Times New Roman" w:cs="Times New Roman"/>
+          <w:sz w:val="24"/>
+          <w:szCs w:val="24"/>
+        </w:rPr>
+        <w:t xml:space="preserve"> </w:t>
+      </w:r>
+      <w:r>
+        <w:rPr>
+          <w:rFonts w:ascii="Times New Roman" w:hAnsi="Times New Roman" w:cs="Times New Roman"/>
+          <w:sz w:val="24"/>
+          <w:szCs w:val="24"/>
+        </w:rPr>
+        <w:t xml:space="preserve">or they can be perceived as a way of complete relaxation, where no one </w:t>
+      </w:r>
+      <w:r>
+        <w:rPr>
+          <w:rFonts w:ascii="Times New Roman" w:hAnsi="Times New Roman" w:cs="Times New Roman"/>
+          <w:sz w:val="24"/>
+          <w:szCs w:val="24"/>
+        </w:rPr>
+        <w:t>must</w:t>
+      </w:r>
+      <w:r>
+        <w:rPr>
+          <w:rFonts w:ascii="Times New Roman" w:hAnsi="Times New Roman" w:cs="Times New Roman"/>
+          <w:sz w:val="24"/>
+          <w:szCs w:val="24"/>
+        </w:rPr>
+        <w:t xml:space="preserve"> worry about anything. In any case, I think capturing these moments is important for everyone.</w:t>
+      </w:r>
+    </w:p>
+    <w:p>
+      <w:pPr>
+        <w:tabs>
+          <w:tab w:val="left" w:pos="1624"/>
+        </w:tabs>
+        <w:spacing w:line="240" w:lineRule="auto"/>
+        <w:rPr>
+          <w:rFonts w:ascii="Times New Roman" w:hAnsi="Times New Roman" w:cs="Times New Roman"/>
+          <w:sz w:val="24"/>
+          <w:szCs w:val="24"/>
+        </w:rPr>
+      </w:pPr>
+      <w:r>
+        <w:rPr>
+          <w:rFonts w:ascii="Times New Roman" w:hAnsi="Times New Roman" w:cs="Times New Roman"/>
+          <w:sz w:val="24"/>
+          <w:szCs w:val="24"/>
+        </w:rPr>
+        <w:tab/>
+      </w:r>
+      <w:r>
+        <w:rPr>
+          <w:rFonts w:ascii="Times New Roman" w:hAnsi="Times New Roman" w:cs="Times New Roman"/>
+          <w:sz w:val="24"/>
+          <w:szCs w:val="24"/>
+        </w:rPr>
+        <w:t xml:space="preserve">In the last years, phones have evolved from just a way of communication to a multifunctional device that almost anyone carries with them. One </w:t>
+      </w:r>
+      <w:r>
+        <w:rPr>
+          <w:rFonts w:ascii="Times New Roman" w:hAnsi="Times New Roman" w:cs="Times New Roman"/>
+          <w:sz w:val="24"/>
+          <w:szCs w:val="24"/>
+        </w:rPr>
+        <w:t>essential</w:t>
+      </w:r>
+      <w:r>
+        <w:rPr>
+          <w:rFonts w:ascii="Times New Roman" w:hAnsi="Times New Roman" w:cs="Times New Roman"/>
+          <w:sz w:val="24"/>
+          <w:szCs w:val="24"/>
+        </w:rPr>
+        <w:t xml:space="preserve"> functionality is capturing </w:t>
+      </w:r>
+      <w:r>
+        <w:rPr>
+          <w:rFonts w:ascii="Times New Roman" w:hAnsi="Times New Roman" w:cs="Times New Roman"/>
+          <w:sz w:val="24"/>
+          <w:szCs w:val="24"/>
+        </w:rPr>
+        <w:t xml:space="preserve">moments through </w:t>
+      </w:r>
+      <w:r>
+        <w:rPr>
+          <w:rFonts w:ascii="Times New Roman" w:hAnsi="Times New Roman" w:cs="Times New Roman"/>
+          <w:sz w:val="24"/>
+          <w:szCs w:val="24"/>
+        </w:rPr>
+        <w:t xml:space="preserve">images or videos. </w:t>
+      </w:r>
+    </w:p>
+    <w:p>
+      <w:pPr>
+        <w:tabs>
+          <w:tab w:val="left" w:pos="1624"/>
+        </w:tabs>
+        <w:spacing w:line="240" w:lineRule="auto"/>
+        <w:rPr>
+          <w:rFonts w:ascii="Times New Roman" w:hAnsi="Times New Roman" w:cs="Times New Roman"/>
+          <w:sz w:val="24"/>
+          <w:szCs w:val="24"/>
+        </w:rPr>
+      </w:pPr>
+      <w:r>
+        <w:rPr>
+          <w:rFonts w:ascii="Times New Roman" w:hAnsi="Times New Roman" w:cs="Times New Roman"/>
+          <w:sz w:val="24"/>
+          <w:szCs w:val="24"/>
+        </w:rPr>
+        <w:tab/>
+      </w:r>
+      <w:r>
+        <w:rPr>
+          <w:rFonts w:ascii="Times New Roman" w:hAnsi="Times New Roman" w:cs="Times New Roman"/>
+          <w:sz w:val="24"/>
+          <w:szCs w:val="24"/>
+        </w:rPr>
+        <w:t>In the context of a vacation, people usually take a lot of photos which are a nice memory for when they get back</w:t>
+      </w:r>
+      <w:r>
+        <w:rPr>
+          <w:rFonts w:ascii="Times New Roman" w:hAnsi="Times New Roman" w:cs="Times New Roman"/>
+          <w:sz w:val="24"/>
+          <w:szCs w:val="24"/>
+        </w:rPr>
+        <w:t xml:space="preserve">, </w:t>
+      </w:r>
+      <w:r>
+        <w:rPr>
+          <w:rFonts w:ascii="Times New Roman" w:hAnsi="Times New Roman" w:cs="Times New Roman"/>
+          <w:sz w:val="24"/>
+          <w:szCs w:val="24"/>
+        </w:rPr>
+        <w:t xml:space="preserve">after some time passes. The problem is that pictures can become </w:t>
+      </w:r>
+      <w:r>
+        <w:rPr>
+          <w:rFonts w:ascii="Times New Roman" w:hAnsi="Times New Roman" w:cs="Times New Roman"/>
+          <w:sz w:val="24"/>
+          <w:szCs w:val="24"/>
+        </w:rPr>
+        <w:t xml:space="preserve">“lost” inside the Gallery app, and creating subfolders for </w:t>
+      </w:r>
+      <w:r>
+        <w:rPr>
+          <w:rFonts w:ascii="Times New Roman" w:hAnsi="Times New Roman" w:cs="Times New Roman"/>
+          <w:sz w:val="24"/>
+          <w:szCs w:val="24"/>
+        </w:rPr>
+        <w:t>many</w:t>
+      </w:r>
+      <w:r>
+        <w:rPr>
+          <w:rFonts w:ascii="Times New Roman" w:hAnsi="Times New Roman" w:cs="Times New Roman"/>
+          <w:sz w:val="24"/>
+          <w:szCs w:val="24"/>
+        </w:rPr>
+        <w:t xml:space="preserve"> items can turn into a tiring and meticulous task. </w:t>
+      </w:r>
+      <w:r>
+        <w:rPr>
+          <w:rFonts w:ascii="Times New Roman" w:hAnsi="Times New Roman" w:cs="Times New Roman"/>
+          <w:sz w:val="24"/>
+          <w:szCs w:val="24"/>
+        </w:rPr>
+        <w:t>I myself have been faced with this problem many times.</w:t>
+      </w:r>
+    </w:p>
+    <w:p>
+      <w:pPr>
+        <w:tabs>
+          <w:tab w:val="left" w:pos="1624"/>
+        </w:tabs>
+        <w:spacing w:line="240" w:lineRule="auto"/>
+        <w:rPr>
+          <w:rFonts w:ascii="Times New Roman" w:hAnsi="Times New Roman" w:cs="Times New Roman"/>
+          <w:sz w:val="24"/>
+          <w:szCs w:val="24"/>
+        </w:rPr>
+      </w:pPr>
+      <w:r>
+        <w:rPr>
+          <w:rFonts w:ascii="Times New Roman" w:hAnsi="Times New Roman" w:cs="Times New Roman"/>
+          <w:sz w:val="24"/>
+          <w:szCs w:val="24"/>
+        </w:rPr>
+        <w:tab/>
+        <w:t>Given this, and combined with my own tendency to create and capture memories in a beautiful and tidy way, either by taking a lot of pictures when I am somewhere I don’t get the chance to be anytime I want or by writing my own thoughts, I have come up with the theme of my thesis, which is an Android-based Application</w:t>
+      </w:r>
+      <w:r>
+        <w:rPr>
+          <w:rFonts w:ascii="Times New Roman" w:hAnsi="Times New Roman" w:cs="Times New Roman"/>
+          <w:sz w:val="24"/>
+          <w:szCs w:val="24"/>
+        </w:rPr>
+        <w:t xml:space="preserve"> that captures these media items (pictures, videos, or audio) in the time interval that the user sets, and which stores them in customizable and individual “diary” </w:t>
+      </w:r>
+      <w:r>
+        <w:rPr>
+          <w:rFonts w:ascii="Times New Roman" w:hAnsi="Times New Roman" w:cs="Times New Roman"/>
+          <w:sz w:val="24"/>
+          <w:szCs w:val="24"/>
+        </w:rPr>
+        <w:t>pages</w:t>
+      </w:r>
+      <w:r>
+        <w:rPr>
+          <w:rFonts w:ascii="Times New Roman" w:hAnsi="Times New Roman" w:cs="Times New Roman"/>
+          <w:sz w:val="24"/>
+          <w:szCs w:val="24"/>
+        </w:rPr>
+        <w:t>. In addition to this, each item comes with a notes section, giving the user the option to elaborate on a certain part of the trip, either on their own or with the help of AI-generated text.</w:t>
+      </w:r>
+      <w:r>
+        <w:rPr>
+          <w:rFonts w:ascii="Times New Roman" w:hAnsi="Times New Roman" w:cs="Times New Roman"/>
+          <w:sz w:val="24"/>
+          <w:szCs w:val="24"/>
+        </w:rPr>
+        <w:t xml:space="preserve"> Another feature of the application is a</w:t>
+      </w:r>
+      <w:r>
+        <w:rPr>
+          <w:rFonts w:ascii="Times New Roman" w:hAnsi="Times New Roman" w:cs="Times New Roman"/>
+          <w:sz w:val="24"/>
+          <w:szCs w:val="24"/>
+        </w:rPr>
+        <w:t>n</w:t>
+      </w:r>
+      <w:r>
+        <w:rPr>
+          <w:rFonts w:ascii="Times New Roman" w:hAnsi="Times New Roman" w:cs="Times New Roman"/>
+          <w:sz w:val="24"/>
+          <w:szCs w:val="24"/>
+        </w:rPr>
+        <w:t xml:space="preserve"> automated to-do list for landmarks, which gets checked off whenever the user takes a photo at the chosen location.</w:t>
+      </w:r>
+    </w:p>
+    <w:p>
+      <w:pPr>
+        <w:tabs>
+          <w:tab w:val="left" w:pos="1624"/>
+        </w:tabs>
+        <w:spacing w:line="240" w:lineRule="auto"/>
+        <w:rPr>
+          <w:rFonts w:ascii="Times New Roman" w:hAnsi="Times New Roman" w:cs="Times New Roman"/>
+          <w:sz w:val="24"/>
+          <w:szCs w:val="24"/>
+        </w:rPr>
+      </w:pPr>
+      <w:r>
+        <w:rPr>
+          <w:rFonts w:ascii="Times New Roman" w:hAnsi="Times New Roman" w:cs="Times New Roman"/>
+          <w:sz w:val="24"/>
+          <w:szCs w:val="24"/>
+        </w:rPr>
+        <w:tab/>
+        <w:t xml:space="preserve">In the practical sense, the application uses automated data capture through a foreground service that scans the device for new files every two minutes, while also collecting location </w:t>
+      </w:r>
+      <w:r>
+        <w:rPr>
+          <w:rFonts w:ascii="Times New Roman" w:hAnsi="Times New Roman" w:cs="Times New Roman"/>
+          <w:sz w:val="24"/>
+          <w:szCs w:val="24"/>
+        </w:rPr>
+        <w:t xml:space="preserve">points </w:t>
+      </w:r>
+      <w:r>
+        <w:rPr>
+          <w:rFonts w:ascii="Times New Roman" w:hAnsi="Times New Roman" w:cs="Times New Roman"/>
+          <w:sz w:val="24"/>
+          <w:szCs w:val="24"/>
+        </w:rPr>
+        <w:t>every 90 minutes and monitoring steps through the device’s built-in Step Sensor, with a fallback to GPS</w:t>
+      </w:r>
+      <w:r>
+        <w:rPr>
+          <w:rFonts w:ascii="Times New Roman" w:hAnsi="Times New Roman" w:cs="Times New Roman"/>
+          <w:sz w:val="24"/>
+          <w:szCs w:val="24"/>
+        </w:rPr>
+        <w:t xml:space="preserve">-estimated </w:t>
+      </w:r>
+      <w:r>
+        <w:rPr>
+          <w:rFonts w:ascii="Times New Roman" w:hAnsi="Times New Roman" w:cs="Times New Roman"/>
+          <w:sz w:val="24"/>
+          <w:szCs w:val="24"/>
+        </w:rPr>
+        <w:t>steps. Moreover, from the data persistence point of view, the app ensures data integrity via Room database and Internal Storage</w:t>
+      </w:r>
+      <w:r>
+        <w:rPr>
+          <w:rFonts w:ascii="Times New Roman" w:hAnsi="Times New Roman" w:cs="Times New Roman"/>
+          <w:sz w:val="24"/>
+          <w:szCs w:val="24"/>
+        </w:rPr>
+        <w:t xml:space="preserve">. Expanding the idea that the user involvement should be minimal, the user interface has an intuitive characteristic, allowing effortless browsing through chronologically ordered trip diaries. </w:t>
+      </w:r>
+      <w:r>
+        <w:rPr>
+          <w:rFonts w:ascii="Times New Roman" w:hAnsi="Times New Roman" w:cs="Times New Roman"/>
+          <w:sz w:val="24"/>
+          <w:szCs w:val="24"/>
+        </w:rPr>
+        <w:t xml:space="preserve">  </w:t>
+      </w:r>
+      <w:r>
+        <w:rPr>
+          <w:rFonts w:ascii="Times New Roman" w:hAnsi="Times New Roman" w:cs="Times New Roman"/>
+          <w:sz w:val="24"/>
+          <w:szCs w:val="24"/>
+        </w:rPr>
+        <w:t xml:space="preserve"> </w:t>
+      </w:r>
+    </w:p>
+    <w:p>
+      <w:pPr>
+        <w:tabs>
+          <w:tab w:val="left" w:pos="1624"/>
+        </w:tabs>
+        <w:spacing w:line="240" w:lineRule="auto"/>
+        <w:rPr>
+          <w:rFonts w:ascii="Times New Roman" w:hAnsi="Times New Roman" w:cs="Times New Roman"/>
+          <w:sz w:val="24"/>
+          <w:szCs w:val="24"/>
+        </w:rPr>
+      </w:pPr>
+      <w:r>
+        <w:rPr>
+          <w:rFonts w:ascii="Times New Roman" w:hAnsi="Times New Roman" w:cs="Times New Roman"/>
+          <w:sz w:val="24"/>
+          <w:szCs w:val="24"/>
+        </w:rPr>
+        <w:tab/>
+        <w:t xml:space="preserve">From a theoretical perspective, the effectiveness of using generative AI to create a bridge between discrete media items and cohesive narrative diary entries and the impact of prompt engineering automated outputs were studied. Additionally, I tried exploring the </w:t>
+      </w:r>
+      <w:r>
+        <w:rPr>
+          <w:rFonts w:ascii="Times New Roman" w:hAnsi="Times New Roman" w:cs="Times New Roman"/>
+          <w:sz w:val="24"/>
+          <w:szCs w:val="24"/>
+        </w:rPr>
+        <w:t xml:space="preserve">optimization of background lifecycles in order to maintain continuous data collection while complying with mobile operating system’s battery and resource </w:t>
+      </w:r>
+      <w:r>
+        <w:rPr>
+          <w:rFonts w:ascii="Times New Roman" w:hAnsi="Times New Roman" w:cs="Times New Roman"/>
+          <w:sz w:val="24"/>
+          <w:szCs w:val="24"/>
+        </w:rPr>
+        <w:t>constraints;</w:t>
+      </w:r>
+      <w:r>
+        <w:rPr>
+          <w:rFonts w:ascii="Times New Roman" w:hAnsi="Times New Roman" w:cs="Times New Roman"/>
+          <w:sz w:val="24"/>
+          <w:szCs w:val="24"/>
+        </w:rPr>
+        <w:t xml:space="preserve"> while also looking into the security implications of private storage and data </w:t>
+      </w:r>
+      <w:r>
+        <w:rPr>
+          <w:rFonts w:ascii="Times New Roman" w:hAnsi="Times New Roman" w:cs="Times New Roman"/>
+          <w:sz w:val="24"/>
+          <w:szCs w:val="24"/>
+        </w:rPr>
+        <w:t>sandboxing (the apps can’t communicate with each other)</w:t>
+      </w:r>
+      <w:r>
+        <w:rPr>
+          <w:rFonts w:ascii="Times New Roman" w:hAnsi="Times New Roman" w:cs="Times New Roman"/>
+          <w:sz w:val="24"/>
+          <w:szCs w:val="24"/>
+        </w:rPr>
+        <w:t>.</w:t>
+      </w:r>
+      <w:r>
+        <w:rPr>
+          <w:rFonts w:ascii="Times New Roman" w:hAnsi="Times New Roman" w:cs="Times New Roman"/>
+          <w:sz w:val="24"/>
+          <w:szCs w:val="24"/>
+        </w:rPr>
+        <w:t xml:space="preserve"> The foreground service survival on newer Android SDK restrictions is also something worth mentioning</w:t>
+      </w:r>
+    </w:p>
+    <w:p>
+      <w:pPr>
+        <w:tabs>
+          <w:tab w:val="left" w:pos="1624"/>
+        </w:tabs>
+        <w:spacing w:line="240" w:lineRule="auto"/>
+        <w:rPr>
+          <w:rFonts w:ascii="Times New Roman" w:hAnsi="Times New Roman" w:cs="Times New Roman"/>
+          <w:sz w:val="24"/>
+          <w:szCs w:val="24"/>
+        </w:rPr>
+      </w:pPr>
+    </w:p>
+    <w:p>
+      <w:pPr>
+        <w:tabs>
+          <w:tab w:val="left" w:pos="1624"/>
+        </w:tabs>
+        <w:spacing w:line="240" w:lineRule="auto"/>
+        <w:rPr>
+          <w:rFonts w:ascii="Times New Roman" w:hAnsi="Times New Roman" w:cs="Times New Roman"/>
+          <w:sz w:val="24"/>
+          <w:szCs w:val="24"/>
+        </w:rPr>
+      </w:pPr>
+    </w:p>
+    <w:p>
+      <w:pPr>
+        <w:tabs>
+          <w:tab w:val="left" w:pos="1624"/>
+        </w:tabs>
+        <w:spacing w:line="240" w:lineRule="auto"/>
         <w:rPr>
           <w:rFonts w:ascii="Times New Roman" w:hAnsi="Times New Roman" w:cs="Times New Roman"/>
           <w:b/>
@@ -1041,517 +1539,15 @@
           <w:sz w:val="28"/>
           <w:szCs w:val="28"/>
         </w:rPr>
-        <w:t>INTRODUCTION</w:t>
-      </w:r>
-    </w:p>
-    <w:p>
-      <w:pPr>
-        <w:tabs>
-          <w:tab w:val="left" w:pos="1624"/>
-        </w:tabs>
-        <w:spacing w:line="240" w:lineRule="auto"/>
-        <w:rPr>
-          <w:rFonts w:ascii="Times New Roman" w:hAnsi="Times New Roman" w:cs="Times New Roman"/>
-          <w:sz w:val="24"/>
-          <w:szCs w:val="24"/>
-        </w:rPr>
-      </w:pPr>
-      <w:r>
-        <w:rPr>
-          <w:rFonts w:ascii="Times New Roman" w:hAnsi="Times New Roman" w:cs="Times New Roman"/>
-          <w:sz w:val="24"/>
-          <w:szCs w:val="24"/>
-        </w:rPr>
-        <w:tab/>
-      </w:r>
-      <w:r>
-        <w:rPr>
-          <w:rFonts w:ascii="Times New Roman" w:hAnsi="Times New Roman" w:cs="Times New Roman"/>
-          <w:sz w:val="24"/>
-          <w:szCs w:val="24"/>
-        </w:rPr>
-        <w:t xml:space="preserve">For most people, </w:t>
-      </w:r>
-      <w:r>
-        <w:rPr>
-          <w:rFonts w:ascii="Times New Roman" w:hAnsi="Times New Roman" w:cs="Times New Roman"/>
-          <w:sz w:val="24"/>
-          <w:szCs w:val="24"/>
-        </w:rPr>
-        <w:t>going on a</w:t>
-      </w:r>
-      <w:r>
-        <w:rPr>
-          <w:rFonts w:ascii="Times New Roman" w:hAnsi="Times New Roman" w:cs="Times New Roman"/>
-          <w:sz w:val="24"/>
-          <w:szCs w:val="24"/>
-        </w:rPr>
-        <w:t xml:space="preserve"> trip </w:t>
-      </w:r>
-      <w:r>
-        <w:rPr>
-          <w:rFonts w:ascii="Times New Roman" w:hAnsi="Times New Roman" w:cs="Times New Roman"/>
-          <w:sz w:val="24"/>
-          <w:szCs w:val="24"/>
-        </w:rPr>
-        <w:t>is</w:t>
-      </w:r>
-      <w:r>
-        <w:rPr>
-          <w:rFonts w:ascii="Times New Roman" w:hAnsi="Times New Roman" w:cs="Times New Roman"/>
-          <w:sz w:val="24"/>
-          <w:szCs w:val="24"/>
-        </w:rPr>
-        <w:t xml:space="preserve"> associated with taking a break from their regular routine which, over time, can become quite stressful and repetitive. Taking into consideration each individual’s own character or likings, </w:t>
-      </w:r>
-      <w:r>
-        <w:rPr>
-          <w:rFonts w:ascii="Times New Roman" w:hAnsi="Times New Roman" w:cs="Times New Roman"/>
-          <w:sz w:val="24"/>
-          <w:szCs w:val="24"/>
-        </w:rPr>
-        <w:t>vacations can be seen as either the exploration of a new culture or part of the world, driven by curiosity,</w:t>
-      </w:r>
-      <w:r>
-        <w:rPr>
-          <w:rFonts w:ascii="Times New Roman" w:hAnsi="Times New Roman" w:cs="Times New Roman"/>
-          <w:sz w:val="24"/>
-          <w:szCs w:val="24"/>
-        </w:rPr>
-        <w:t xml:space="preserve"> </w:t>
-      </w:r>
-      <w:r>
-        <w:rPr>
-          <w:rFonts w:ascii="Times New Roman" w:hAnsi="Times New Roman" w:cs="Times New Roman"/>
-          <w:sz w:val="24"/>
-          <w:szCs w:val="24"/>
-        </w:rPr>
-        <w:t xml:space="preserve">or they can be perceived as a way of complete relaxation, where no one </w:t>
-      </w:r>
-      <w:r>
-        <w:rPr>
-          <w:rFonts w:ascii="Times New Roman" w:hAnsi="Times New Roman" w:cs="Times New Roman"/>
-          <w:sz w:val="24"/>
-          <w:szCs w:val="24"/>
-        </w:rPr>
-        <w:t>must</w:t>
-      </w:r>
-      <w:r>
-        <w:rPr>
-          <w:rFonts w:ascii="Times New Roman" w:hAnsi="Times New Roman" w:cs="Times New Roman"/>
-          <w:sz w:val="24"/>
-          <w:szCs w:val="24"/>
-        </w:rPr>
-        <w:t xml:space="preserve"> worry about anything. In any case, I think capturing these moments is important for everyone.</w:t>
-      </w:r>
-    </w:p>
-    <w:p>
-      <w:pPr>
-        <w:tabs>
-          <w:tab w:val="left" w:pos="1624"/>
-        </w:tabs>
-        <w:spacing w:line="240" w:lineRule="auto"/>
-        <w:rPr>
-          <w:rFonts w:ascii="Times New Roman" w:hAnsi="Times New Roman" w:cs="Times New Roman"/>
-          <w:sz w:val="24"/>
-          <w:szCs w:val="24"/>
-        </w:rPr>
-      </w:pPr>
-      <w:r>
-        <w:rPr>
-          <w:rFonts w:ascii="Times New Roman" w:hAnsi="Times New Roman" w:cs="Times New Roman"/>
-          <w:sz w:val="24"/>
-          <w:szCs w:val="24"/>
-        </w:rPr>
-        <w:tab/>
-      </w:r>
-      <w:r>
-        <w:rPr>
-          <w:rFonts w:ascii="Times New Roman" w:hAnsi="Times New Roman" w:cs="Times New Roman"/>
-          <w:sz w:val="24"/>
-          <w:szCs w:val="24"/>
-        </w:rPr>
-        <w:t xml:space="preserve">In the last years, phones have evolved from just a way of communication to a multifunctional device that almost anyone carries with them. One </w:t>
-      </w:r>
-      <w:r>
-        <w:rPr>
-          <w:rFonts w:ascii="Times New Roman" w:hAnsi="Times New Roman" w:cs="Times New Roman"/>
-          <w:sz w:val="24"/>
-          <w:szCs w:val="24"/>
-        </w:rPr>
-        <w:t>essential</w:t>
-      </w:r>
-      <w:r>
-        <w:rPr>
-          <w:rFonts w:ascii="Times New Roman" w:hAnsi="Times New Roman" w:cs="Times New Roman"/>
-          <w:sz w:val="24"/>
-          <w:szCs w:val="24"/>
-        </w:rPr>
-        <w:t xml:space="preserve"> functionality is capturing </w:t>
-      </w:r>
-      <w:r>
-        <w:rPr>
-          <w:rFonts w:ascii="Times New Roman" w:hAnsi="Times New Roman" w:cs="Times New Roman"/>
-          <w:sz w:val="24"/>
-          <w:szCs w:val="24"/>
-        </w:rPr>
-        <w:t xml:space="preserve">moments through </w:t>
-      </w:r>
-      <w:r>
-        <w:rPr>
-          <w:rFonts w:ascii="Times New Roman" w:hAnsi="Times New Roman" w:cs="Times New Roman"/>
-          <w:sz w:val="24"/>
-          <w:szCs w:val="24"/>
-        </w:rPr>
-        <w:t xml:space="preserve">images or videos. </w:t>
-      </w:r>
-    </w:p>
-    <w:p>
-      <w:pPr>
-        <w:tabs>
-          <w:tab w:val="left" w:pos="1624"/>
-        </w:tabs>
-        <w:spacing w:line="240" w:lineRule="auto"/>
-        <w:rPr>
-          <w:rFonts w:ascii="Times New Roman" w:hAnsi="Times New Roman" w:cs="Times New Roman"/>
-          <w:sz w:val="24"/>
-          <w:szCs w:val="24"/>
-        </w:rPr>
-      </w:pPr>
-      <w:r>
-        <w:rPr>
-          <w:rFonts w:ascii="Times New Roman" w:hAnsi="Times New Roman" w:cs="Times New Roman"/>
-          <w:sz w:val="24"/>
-          <w:szCs w:val="24"/>
-        </w:rPr>
-        <w:tab/>
-      </w:r>
-      <w:r>
-        <w:rPr>
-          <w:rFonts w:ascii="Times New Roman" w:hAnsi="Times New Roman" w:cs="Times New Roman"/>
-          <w:sz w:val="24"/>
-          <w:szCs w:val="24"/>
-        </w:rPr>
-        <w:t>In the context of a vacation, people usually take a lot of photos which are a nice memory for when they get back</w:t>
-      </w:r>
-      <w:r>
-        <w:rPr>
-          <w:rFonts w:ascii="Times New Roman" w:hAnsi="Times New Roman" w:cs="Times New Roman"/>
-          <w:sz w:val="24"/>
-          <w:szCs w:val="24"/>
-        </w:rPr>
-        <w:t xml:space="preserve">, </w:t>
-      </w:r>
-      <w:r>
-        <w:rPr>
-          <w:rFonts w:ascii="Times New Roman" w:hAnsi="Times New Roman" w:cs="Times New Roman"/>
-          <w:sz w:val="24"/>
-          <w:szCs w:val="24"/>
-        </w:rPr>
-        <w:t xml:space="preserve">after some time passes. The problem is that pictures can become </w:t>
-      </w:r>
-      <w:r>
-        <w:rPr>
-          <w:rFonts w:ascii="Times New Roman" w:hAnsi="Times New Roman" w:cs="Times New Roman"/>
-          <w:sz w:val="24"/>
-          <w:szCs w:val="24"/>
-        </w:rPr>
-        <w:t xml:space="preserve">“lost” inside the Gallery app, and creating subfolders for </w:t>
-      </w:r>
-      <w:r>
-        <w:rPr>
-          <w:rFonts w:ascii="Times New Roman" w:hAnsi="Times New Roman" w:cs="Times New Roman"/>
-          <w:sz w:val="24"/>
-          <w:szCs w:val="24"/>
-        </w:rPr>
-        <w:t>many</w:t>
-      </w:r>
-      <w:r>
-        <w:rPr>
-          <w:rFonts w:ascii="Times New Roman" w:hAnsi="Times New Roman" w:cs="Times New Roman"/>
-          <w:sz w:val="24"/>
-          <w:szCs w:val="24"/>
-        </w:rPr>
-        <w:t xml:space="preserve"> items can turn into a tiring and meticulous task. </w:t>
-      </w:r>
-      <w:r>
-        <w:rPr>
-          <w:rFonts w:ascii="Times New Roman" w:hAnsi="Times New Roman" w:cs="Times New Roman"/>
-          <w:sz w:val="24"/>
-          <w:szCs w:val="24"/>
-        </w:rPr>
-        <w:t>I myself have been faced with this problem many times.</w:t>
-      </w:r>
-    </w:p>
-    <w:p>
-      <w:pPr>
-        <w:tabs>
-          <w:tab w:val="left" w:pos="1624"/>
-        </w:tabs>
-        <w:spacing w:line="240" w:lineRule="auto"/>
-        <w:rPr>
-          <w:rFonts w:ascii="Times New Roman" w:hAnsi="Times New Roman" w:cs="Times New Roman"/>
-          <w:sz w:val="24"/>
-          <w:szCs w:val="24"/>
-        </w:rPr>
-      </w:pPr>
-      <w:r>
-        <w:rPr>
-          <w:rFonts w:ascii="Times New Roman" w:hAnsi="Times New Roman" w:cs="Times New Roman"/>
-          <w:sz w:val="24"/>
-          <w:szCs w:val="24"/>
-        </w:rPr>
-        <w:tab/>
-        <w:t>Given this, and combined with my own tendency to create and capture memories in a beautiful and tidy way, either by taking a lot of pictures when I am somewhere I don’t get the chance to be anytime I want or by writing my own thoughts, I have come up with the theme of my thesis, which is an Android-based Application</w:t>
-      </w:r>
-      <w:r>
-        <w:rPr>
-          <w:rFonts w:ascii="Times New Roman" w:hAnsi="Times New Roman" w:cs="Times New Roman"/>
-          <w:sz w:val="24"/>
-          <w:szCs w:val="24"/>
-        </w:rPr>
-        <w:t xml:space="preserve"> that captures these media items (pictures, videos, or audio) in the time interval that the user sets, and which stores them in customizable and individual “diary” </w:t>
-      </w:r>
-      <w:r>
-        <w:rPr>
-          <w:rFonts w:ascii="Times New Roman" w:hAnsi="Times New Roman" w:cs="Times New Roman"/>
-          <w:sz w:val="24"/>
-          <w:szCs w:val="24"/>
-        </w:rPr>
-        <w:t>pages</w:t>
-      </w:r>
-      <w:r>
-        <w:rPr>
-          <w:rFonts w:ascii="Times New Roman" w:hAnsi="Times New Roman" w:cs="Times New Roman"/>
-          <w:sz w:val="24"/>
-          <w:szCs w:val="24"/>
-        </w:rPr>
-        <w:t>. In addition to this, each item comes with a notes section, giving the user the option to elaborate on a certain part of the trip, either on their own or with the help of AI-generated text.</w:t>
-      </w:r>
-      <w:r>
-        <w:rPr>
-          <w:rFonts w:ascii="Times New Roman" w:hAnsi="Times New Roman" w:cs="Times New Roman"/>
-          <w:sz w:val="24"/>
-          <w:szCs w:val="24"/>
-        </w:rPr>
-        <w:t xml:space="preserve"> Another feature of the application is a</w:t>
-      </w:r>
-      <w:r>
-        <w:rPr>
-          <w:rFonts w:ascii="Times New Roman" w:hAnsi="Times New Roman" w:cs="Times New Roman"/>
-          <w:sz w:val="24"/>
-          <w:szCs w:val="24"/>
-        </w:rPr>
-        <w:t>n</w:t>
-      </w:r>
-      <w:r>
-        <w:rPr>
-          <w:rFonts w:ascii="Times New Roman" w:hAnsi="Times New Roman" w:cs="Times New Roman"/>
-          <w:sz w:val="24"/>
-          <w:szCs w:val="24"/>
-        </w:rPr>
-        <w:t xml:space="preserve"> automated to-do list for landmarks, which gets checked off whenever the user takes a photo at the chosen location.</w:t>
-      </w:r>
-    </w:p>
-    <w:p>
-      <w:pPr>
-        <w:tabs>
-          <w:tab w:val="left" w:pos="1624"/>
-        </w:tabs>
-        <w:spacing w:line="240" w:lineRule="auto"/>
-        <w:rPr>
-          <w:rFonts w:ascii="Times New Roman" w:hAnsi="Times New Roman" w:cs="Times New Roman"/>
-          <w:sz w:val="24"/>
-          <w:szCs w:val="24"/>
-        </w:rPr>
-      </w:pPr>
-      <w:r>
-        <w:rPr>
-          <w:rFonts w:ascii="Times New Roman" w:hAnsi="Times New Roman" w:cs="Times New Roman"/>
-          <w:sz w:val="24"/>
-          <w:szCs w:val="24"/>
-        </w:rPr>
-        <w:tab/>
-        <w:t xml:space="preserve">In the practical sense, the application uses automated data capture through a foreground service that scans the device for new files every two minutes, while also collecting location </w:t>
-      </w:r>
-      <w:r>
-        <w:rPr>
-          <w:rFonts w:ascii="Times New Roman" w:hAnsi="Times New Roman" w:cs="Times New Roman"/>
-          <w:sz w:val="24"/>
-          <w:szCs w:val="24"/>
-        </w:rPr>
-        <w:t xml:space="preserve">points </w:t>
-      </w:r>
-      <w:r>
-        <w:rPr>
-          <w:rFonts w:ascii="Times New Roman" w:hAnsi="Times New Roman" w:cs="Times New Roman"/>
-          <w:sz w:val="24"/>
-          <w:szCs w:val="24"/>
-        </w:rPr>
-        <w:t>every 90 minutes and monitoring steps through the device’s built-in Step Sensor, with a fallback to GPS</w:t>
-      </w:r>
-      <w:r>
-        <w:rPr>
-          <w:rFonts w:ascii="Times New Roman" w:hAnsi="Times New Roman" w:cs="Times New Roman"/>
-          <w:sz w:val="24"/>
-          <w:szCs w:val="24"/>
-        </w:rPr>
-        <w:t xml:space="preserve">-estimated </w:t>
-      </w:r>
-      <w:r>
-        <w:rPr>
-          <w:rFonts w:ascii="Times New Roman" w:hAnsi="Times New Roman" w:cs="Times New Roman"/>
-          <w:sz w:val="24"/>
-          <w:szCs w:val="24"/>
-        </w:rPr>
-        <w:t>steps. Moreover, from the data persistence point of view, the app ensures data integrity via Room database and Internal Storage</w:t>
-      </w:r>
-      <w:r>
-        <w:rPr>
-          <w:rFonts w:ascii="Times New Roman" w:hAnsi="Times New Roman" w:cs="Times New Roman"/>
-          <w:sz w:val="24"/>
-          <w:szCs w:val="24"/>
-        </w:rPr>
-        <w:t xml:space="preserve">. Expanding the idea that the user involvement should be minimal, the user interface has an intuitive characteristic, allowing effortless browsing through chronologically ordered trip diaries. </w:t>
-      </w:r>
-      <w:r>
-        <w:rPr>
-          <w:rFonts w:ascii="Times New Roman" w:hAnsi="Times New Roman" w:cs="Times New Roman"/>
-          <w:sz w:val="24"/>
-          <w:szCs w:val="24"/>
-        </w:rPr>
-        <w:t xml:space="preserve">  </w:t>
-      </w:r>
-      <w:r>
-        <w:rPr>
-          <w:rFonts w:ascii="Times New Roman" w:hAnsi="Times New Roman" w:cs="Times New Roman"/>
-          <w:sz w:val="24"/>
-          <w:szCs w:val="24"/>
-        </w:rPr>
-        <w:t xml:space="preserve"> </w:t>
-      </w:r>
-    </w:p>
-    <w:p>
-      <w:pPr>
-        <w:tabs>
-          <w:tab w:val="left" w:pos="1624"/>
-        </w:tabs>
-        <w:spacing w:line="240" w:lineRule="auto"/>
-        <w:rPr>
-          <w:rFonts w:ascii="Times New Roman" w:hAnsi="Times New Roman" w:cs="Times New Roman"/>
-          <w:sz w:val="24"/>
-          <w:szCs w:val="24"/>
-        </w:rPr>
-      </w:pPr>
-      <w:r>
-        <w:rPr>
-          <w:rFonts w:ascii="Times New Roman" w:hAnsi="Times New Roman" w:cs="Times New Roman"/>
-          <w:sz w:val="24"/>
-          <w:szCs w:val="24"/>
-        </w:rPr>
-        <w:tab/>
-        <w:t xml:space="preserve">From a theoretical perspective, the effectiveness of using generative AI to create a bridge between discrete media items and cohesive narrative diary entries and the impact of prompt engineering automated outputs were studied. Additionally, I tried exploring the </w:t>
-      </w:r>
-      <w:r>
-        <w:rPr>
-          <w:rFonts w:ascii="Times New Roman" w:hAnsi="Times New Roman" w:cs="Times New Roman"/>
-          <w:sz w:val="24"/>
-          <w:szCs w:val="24"/>
-        </w:rPr>
-        <w:t xml:space="preserve">optimization of background lifecycles in order to maintain continuous data collection while complying with mobile operating system’s battery and resource </w:t>
-      </w:r>
-      <w:r>
-        <w:rPr>
-          <w:rFonts w:ascii="Times New Roman" w:hAnsi="Times New Roman" w:cs="Times New Roman"/>
-          <w:sz w:val="24"/>
-          <w:szCs w:val="24"/>
-        </w:rPr>
-        <w:t>constraints;</w:t>
-      </w:r>
-      <w:r>
-        <w:rPr>
-          <w:rFonts w:ascii="Times New Roman" w:hAnsi="Times New Roman" w:cs="Times New Roman"/>
-          <w:sz w:val="24"/>
-          <w:szCs w:val="24"/>
-        </w:rPr>
-        <w:t xml:space="preserve"> while also looking into the security implications of private storage and data </w:t>
-      </w:r>
-      <w:r>
-        <w:rPr>
-          <w:rFonts w:ascii="Times New Roman" w:hAnsi="Times New Roman" w:cs="Times New Roman"/>
-          <w:sz w:val="24"/>
-          <w:szCs w:val="24"/>
-        </w:rPr>
-        <w:t>sandboxing (the apps can’t communicate with each other)</w:t>
-      </w:r>
-      <w:r>
-        <w:rPr>
-          <w:rFonts w:ascii="Times New Roman" w:hAnsi="Times New Roman" w:cs="Times New Roman"/>
-          <w:sz w:val="24"/>
-          <w:szCs w:val="24"/>
-        </w:rPr>
-        <w:t>.</w:t>
-      </w:r>
-      <w:r>
-        <w:rPr>
-          <w:rFonts w:ascii="Times New Roman" w:hAnsi="Times New Roman" w:cs="Times New Roman"/>
-          <w:sz w:val="24"/>
-          <w:szCs w:val="24"/>
-        </w:rPr>
-        <w:t xml:space="preserve"> The foreground service survival on newer Android SDK restrictions is also something worth mentioning</w:t>
-      </w:r>
-    </w:p>
-    <w:p>
-      <w:pPr>
-        <w:tabs>
-          <w:tab w:val="left" w:pos="1624"/>
-        </w:tabs>
-        <w:spacing w:line="240" w:lineRule="auto"/>
-        <w:rPr>
-          <w:rFonts w:ascii="Times New Roman" w:hAnsi="Times New Roman" w:cs="Times New Roman"/>
-          <w:sz w:val="24"/>
-          <w:szCs w:val="24"/>
-        </w:rPr>
-      </w:pPr>
-    </w:p>
-    <w:p>
-      <w:pPr>
-        <w:tabs>
-          <w:tab w:val="left" w:pos="1624"/>
-        </w:tabs>
-        <w:spacing w:line="240" w:lineRule="auto"/>
-        <w:rPr>
-          <w:rFonts w:ascii="Times New Roman" w:hAnsi="Times New Roman" w:cs="Times New Roman"/>
-          <w:sz w:val="24"/>
-          <w:szCs w:val="24"/>
-        </w:rPr>
-      </w:pPr>
-    </w:p>
-    <w:p>
-      <w:pPr>
-        <w:pStyle w:val="ListParagraph"/>
-        <w:numPr>
-          <w:ilvl w:val="1"/>
-          <w:numId w:val="1"/>
-        </w:numPr>
-        <w:tabs>
-          <w:tab w:val="left" w:pos="1624"/>
-        </w:tabs>
-        <w:spacing w:line="240" w:lineRule="auto"/>
-        <w:ind w:left="360"/>
-        <w:rPr>
-          <w:rFonts w:ascii="Times New Roman" w:hAnsi="Times New Roman" w:cs="Times New Roman"/>
+      </w:pPr>
+      <w:r>
+        <w:rPr>
+          <w:rFonts w:ascii="Times New Roman" w:hAnsi="Times New Roman" w:cs="Times New Roman"/>
+          <w:b/>
+          <w:bCs/>
           <w:sz w:val="28"/>
           <w:szCs w:val="28"/>
         </w:rPr>
-      </w:pPr>
-      <w:r>
-        <w:rPr>
-          <w:rFonts w:ascii="Times New Roman" w:hAnsi="Times New Roman" w:cs="Times New Roman"/>
-          <w:sz w:val="28"/>
-          <w:szCs w:val="28"/>
-        </w:rPr>
-        <w:lastRenderedPageBreak/>
         <w:t>Current state of research</w:t>
       </w:r>
     </w:p>
@@ -1888,6 +1884,14 @@
           <w:sz w:val="24"/>
           <w:szCs w:val="24"/>
         </w:rPr>
+        <w:tab/>
+      </w:r>
+      <w:r>
+        <w:rPr>
+          <w:rFonts w:ascii="Times New Roman" w:hAnsi="Times New Roman" w:cs="Times New Roman"/>
+          <w:sz w:val="24"/>
+          <w:szCs w:val="24"/>
+        </w:rPr>
         <w:t>Taking this into consideration, while also thinking about my own journeys, I have found that developing an app that</w:t>
       </w:r>
       <w:r>
@@ -2023,9 +2027,10 @@
           <w:tab w:val="left" w:pos="1624"/>
         </w:tabs>
         <w:spacing w:line="240" w:lineRule="auto"/>
-        <w:ind w:left="360"/>
-        <w:rPr>
-          <w:rFonts w:ascii="Times New Roman" w:hAnsi="Times New Roman" w:cs="Times New Roman"/>
+        <w:rPr>
+          <w:rFonts w:ascii="Times New Roman" w:hAnsi="Times New Roman" w:cs="Times New Roman"/>
+          <w:b/>
+          <w:bCs/>
           <w:sz w:val="28"/>
           <w:szCs w:val="28"/>
         </w:rPr>
@@ -2033,6 +2038,8 @@
       <w:r>
         <w:rPr>
           <w:rFonts w:ascii="Times New Roman" w:hAnsi="Times New Roman" w:cs="Times New Roman"/>
+          <w:b/>
+          <w:bCs/>
           <w:sz w:val="28"/>
           <w:szCs w:val="28"/>
         </w:rPr>
@@ -2246,6 +2253,69 @@
     </w:p>
     <w:p>
       <w:pPr>
+        <w:pStyle w:val="Title"/>
+        <w:jc w:val="center"/>
+        <w:rPr>
+          <w:rFonts w:ascii="Times New Roman" w:hAnsi="Times New Roman" w:cs="Times New Roman"/>
+          <w:b/>
+          <w:bCs/>
+          <w:sz w:val="28"/>
+          <w:szCs w:val="28"/>
+        </w:rPr>
+      </w:pPr>
+      <w:r>
+        <w:rPr>
+          <w:rFonts w:ascii="Times New Roman" w:hAnsi="Times New Roman" w:cs="Times New Roman"/>
+          <w:b/>
+          <w:bCs/>
+          <w:sz w:val="28"/>
+          <w:szCs w:val="28"/>
+        </w:rPr>
+        <w:t>CHAPTER I</w:t>
+      </w:r>
+      <w:r>
+        <w:rPr>
+          <w:rFonts w:ascii="Times New Roman" w:hAnsi="Times New Roman" w:cs="Times New Roman"/>
+          <w:b/>
+          <w:bCs/>
+          <w:sz w:val="28"/>
+          <w:szCs w:val="28"/>
+        </w:rPr>
+        <w:t>I</w:t>
+      </w:r>
+      <w:r>
+        <w:rPr>
+          <w:rFonts w:ascii="Times New Roman" w:hAnsi="Times New Roman" w:cs="Times New Roman"/>
+          <w:b/>
+          <w:bCs/>
+          <w:sz w:val="28"/>
+          <w:szCs w:val="28"/>
+        </w:rPr>
+        <w:t>.</w:t>
+      </w:r>
+      <w:r>
+        <w:rPr>
+          <w:rFonts w:ascii="Times New Roman" w:hAnsi="Times New Roman" w:cs="Times New Roman"/>
+          <w:b/>
+          <w:bCs/>
+          <w:sz w:val="28"/>
+          <w:szCs w:val="28"/>
+        </w:rPr>
+        <w:t xml:space="preserve"> </w:t>
+      </w:r>
+      <w:r>
+        <w:rPr>
+          <w:rFonts w:ascii="Times New Roman" w:hAnsi="Times New Roman" w:cs="Times New Roman"/>
+          <w:b/>
+          <w:bCs/>
+          <w:sz w:val="28"/>
+          <w:szCs w:val="28"/>
+        </w:rPr>
+        <w:t>AUTOMATED ACTIVITY TRACKING AND NARRATIVE GENERATION</w:t>
+      </w:r>
+    </w:p>
+    <w:p>
+      <w:pPr>
         <w:tabs>
           <w:tab w:val="left" w:pos="1624"/>
         </w:tabs>
@@ -2260,113 +2330,30 @@
           <w:szCs w:val="24"/>
         </w:rPr>
       </w:pPr>
-      <w:r>
-        <w:rPr>
-          <w:rFonts w:ascii="Times New Roman" w:hAnsi="Times New Roman" w:cs="Times New Roman"/>
-          <w:b/>
-          <w:bCs/>
-          <w:sz w:val="24"/>
-          <w:szCs w:val="24"/>
-        </w:rPr>
-        <w:lastRenderedPageBreak/>
-        <w:t>CHAPTER I</w:t>
-      </w:r>
-      <w:r>
-        <w:rPr>
-          <w:rFonts w:ascii="Times New Roman" w:hAnsi="Times New Roman" w:cs="Times New Roman"/>
-          <w:b/>
-          <w:bCs/>
-          <w:sz w:val="24"/>
-          <w:szCs w:val="24"/>
-        </w:rPr>
-        <w:t>I</w:t>
-      </w:r>
-      <w:r>
-        <w:rPr>
-          <w:rFonts w:ascii="Times New Roman" w:hAnsi="Times New Roman" w:cs="Times New Roman"/>
-          <w:b/>
-          <w:bCs/>
-          <w:sz w:val="24"/>
-          <w:szCs w:val="24"/>
-        </w:rPr>
-        <w:t>.</w:t>
-      </w:r>
-      <w:r>
-        <w:rPr>
-          <w:rFonts w:ascii="Times New Roman" w:hAnsi="Times New Roman" w:cs="Times New Roman"/>
-          <w:b/>
-          <w:bCs/>
-          <w:sz w:val="24"/>
-          <w:szCs w:val="24"/>
-        </w:rPr>
-        <w:t xml:space="preserve"> </w:t>
-      </w:r>
-      <w:r>
-        <w:rPr>
-          <w:rFonts w:ascii="Times New Roman" w:hAnsi="Times New Roman" w:cs="Times New Roman"/>
-          <w:b/>
-          <w:bCs/>
-          <w:sz w:val="24"/>
-          <w:szCs w:val="24"/>
-        </w:rPr>
-        <w:t>AUTOMATED ACTIVITY TRACKING AND NARRATIVE GENERATION</w:t>
-      </w:r>
-    </w:p>
-    <w:p>
-      <w:pPr>
-        <w:tabs>
-          <w:tab w:val="left" w:pos="1624"/>
-        </w:tabs>
-        <w:spacing w:line="240" w:lineRule="auto"/>
-        <w:ind w:left="360"/>
-        <w:jc w:val="center"/>
-        <w:rPr>
-          <w:rFonts w:ascii="Times New Roman" w:hAnsi="Times New Roman" w:cs="Times New Roman"/>
-          <w:b/>
-          <w:bCs/>
-          <w:sz w:val="24"/>
-          <w:szCs w:val="24"/>
-        </w:rPr>
-      </w:pPr>
-    </w:p>
-    <w:p>
-      <w:pPr>
-        <w:pStyle w:val="ListParagraph"/>
-        <w:numPr>
-          <w:ilvl w:val="1"/>
-          <w:numId w:val="4"/>
-        </w:numPr>
-        <w:tabs>
-          <w:tab w:val="left" w:pos="1624"/>
-        </w:tabs>
-        <w:spacing w:line="360" w:lineRule="auto"/>
-        <w:rPr>
-          <w:rFonts w:ascii="Times New Roman" w:hAnsi="Times New Roman" w:cs="Times New Roman"/>
-          <w:b/>
-          <w:bCs/>
-          <w:sz w:val="24"/>
-          <w:szCs w:val="24"/>
-        </w:rPr>
-      </w:pPr>
-      <w:r>
-        <w:rPr>
-          <w:rFonts w:ascii="Times New Roman" w:hAnsi="Times New Roman" w:cs="Times New Roman"/>
-          <w:b/>
-          <w:bCs/>
-          <w:sz w:val="24"/>
-          <w:szCs w:val="24"/>
-        </w:rPr>
-        <w:t>Problem Addressed by Voy</w:t>
-      </w:r>
-      <w:r>
-        <w:rPr>
-          <w:rFonts w:ascii="Times New Roman" w:hAnsi="Times New Roman" w:cs="Times New Roman"/>
-          <w:b/>
-          <w:bCs/>
-          <w:sz w:val="24"/>
-          <w:szCs w:val="24"/>
-        </w:rPr>
-        <w:t xml:space="preserve"> (Information Fragmentation, siloed data</w:t>
+    </w:p>
+    <w:p>
+      <w:pPr>
+        <w:tabs>
+          <w:tab w:val="left" w:pos="1624"/>
+        </w:tabs>
+        <w:spacing w:line="360" w:lineRule="auto"/>
+        <w:rPr>
+          <w:rFonts w:ascii="Times New Roman" w:hAnsi="Times New Roman" w:cs="Times New Roman"/>
+          <w:b/>
+          <w:bCs/>
+          <w:sz w:val="24"/>
+          <w:szCs w:val="24"/>
+        </w:rPr>
+      </w:pPr>
+      <w:r>
+        <w:rPr>
+          <w:rFonts w:ascii="Times New Roman" w:hAnsi="Times New Roman" w:cs="Times New Roman"/>
+          <w:b/>
+          <w:bCs/>
+          <w:sz w:val="24"/>
+          <w:szCs w:val="24"/>
+        </w:rPr>
+        <w:t>Problem Addressed by Voy (Information Fragmentation, siloed data</w:t>
       </w:r>
       <w:r>
         <w:rPr>
@@ -2428,25 +2415,7 @@
           <w:sz w:val="24"/>
           <w:szCs w:val="24"/>
         </w:rPr>
-        <w:t xml:space="preserve">Android file </w:t>
-      </w:r>
-      <w:proofErr w:type="spellStart"/>
-      <w:r>
-        <w:rPr>
-          <w:rFonts w:ascii="Times New Roman" w:hAnsi="Times New Roman" w:cs="Times New Roman"/>
-          <w:sz w:val="24"/>
-          <w:szCs w:val="24"/>
-        </w:rPr>
-        <w:t>systemmedia</w:t>
-      </w:r>
-      <w:proofErr w:type="spellEnd"/>
-      <w:r>
-        <w:rPr>
-          <w:rFonts w:ascii="Times New Roman" w:hAnsi="Times New Roman" w:cs="Times New Roman"/>
-          <w:sz w:val="24"/>
-          <w:szCs w:val="24"/>
-        </w:rPr>
-        <w:t xml:space="preserve"> + telemetry</w:t>
+        <w:t>Android file systemmedia + telemetry</w:t>
       </w:r>
     </w:p>
     <w:p>
@@ -2472,18 +2441,8 @@
           <w:sz w:val="24"/>
           <w:szCs w:val="24"/>
         </w:rPr>
-        <w:t xml:space="preserve">Android security model preventing different apps from talking to </w:t>
-      </w:r>
-      <w:proofErr w:type="spellStart"/>
-      <w:r>
-        <w:rPr>
-          <w:rFonts w:ascii="Times New Roman" w:hAnsi="Times New Roman" w:cs="Times New Roman"/>
-          <w:sz w:val="24"/>
-          <w:szCs w:val="24"/>
-        </w:rPr>
-        <w:t>eachother</w:t>
-      </w:r>
-      <w:proofErr w:type="spellEnd"/>
+        <w:t>Android security model preventing different apps from talking to eachother</w:t>
+      </w:r>
     </w:p>
     <w:p>
       <w:pPr>
@@ -2528,23 +2487,13 @@
           <w:szCs w:val="24"/>
         </w:rPr>
       </w:pPr>
-      <w:proofErr w:type="spellStart"/>
-      <w:r>
-        <w:rPr>
-          <w:rFonts w:ascii="Times New Roman" w:hAnsi="Times New Roman" w:cs="Times New Roman"/>
-          <w:sz w:val="24"/>
-          <w:szCs w:val="24"/>
-        </w:rPr>
-        <w:t>Otjher</w:t>
-      </w:r>
-      <w:proofErr w:type="spellEnd"/>
-      <w:r>
-        <w:rPr>
-          <w:rFonts w:ascii="Times New Roman" w:hAnsi="Times New Roman" w:cs="Times New Roman"/>
-          <w:sz w:val="24"/>
-          <w:szCs w:val="24"/>
-        </w:rPr>
-        <w:t xml:space="preserve"> apps</w:t>
+      <w:r>
+        <w:rPr>
+          <w:rFonts w:ascii="Times New Roman" w:hAnsi="Times New Roman" w:cs="Times New Roman"/>
+          <w:sz w:val="24"/>
+          <w:szCs w:val="24"/>
+        </w:rPr>
+        <w:t>Otjher apps</w:t>
       </w:r>
     </w:p>
     <w:p>
@@ -2605,39 +2554,45 @@
           <w:tab w:val="left" w:pos="1624"/>
         </w:tabs>
         <w:spacing w:line="360" w:lineRule="auto"/>
-        <w:ind w:left="360"/>
-        <w:rPr>
-          <w:rFonts w:ascii="Times New Roman" w:hAnsi="Times New Roman" w:cs="Times New Roman"/>
-          <w:b/>
-          <w:bCs/>
-          <w:sz w:val="24"/>
-          <w:szCs w:val="24"/>
-        </w:rPr>
-      </w:pPr>
-      <w:r>
-        <w:rPr>
-          <w:rFonts w:ascii="Times New Roman" w:hAnsi="Times New Roman" w:cs="Times New Roman"/>
-          <w:b/>
-          <w:bCs/>
-          <w:sz w:val="24"/>
-          <w:szCs w:val="24"/>
-        </w:rPr>
-        <w:t>1.1.1 Application Sandbox</w:t>
-      </w:r>
-    </w:p>
-    <w:p>
-      <w:pPr>
-        <w:tabs>
-          <w:tab w:val="left" w:pos="1624"/>
-        </w:tabs>
-        <w:spacing w:line="360" w:lineRule="auto"/>
-        <w:ind w:left="360"/>
-        <w:rPr>
-          <w:rFonts w:ascii="Times New Roman" w:hAnsi="Times New Roman" w:cs="Times New Roman"/>
-          <w:sz w:val="24"/>
-          <w:szCs w:val="24"/>
-        </w:rPr>
-      </w:pPr>
+        <w:rPr>
+          <w:rFonts w:ascii="Times New Roman" w:hAnsi="Times New Roman" w:cs="Times New Roman"/>
+          <w:b/>
+          <w:bCs/>
+          <w:sz w:val="24"/>
+          <w:szCs w:val="24"/>
+        </w:rPr>
+      </w:pPr>
+      <w:r>
+        <w:rPr>
+          <w:rFonts w:ascii="Times New Roman" w:hAnsi="Times New Roman" w:cs="Times New Roman"/>
+          <w:b/>
+          <w:bCs/>
+          <w:sz w:val="24"/>
+          <w:szCs w:val="24"/>
+        </w:rPr>
+        <w:t xml:space="preserve"> Application Sandbox</w:t>
+      </w:r>
+    </w:p>
+    <w:p>
+      <w:pPr>
+        <w:tabs>
+          <w:tab w:val="left" w:pos="1624"/>
+        </w:tabs>
+        <w:spacing w:line="360" w:lineRule="auto"/>
+        <w:rPr>
+          <w:rFonts w:ascii="Times New Roman" w:hAnsi="Times New Roman" w:cs="Times New Roman"/>
+          <w:sz w:val="24"/>
+          <w:szCs w:val="24"/>
+        </w:rPr>
+      </w:pPr>
+      <w:r>
+        <w:rPr>
+          <w:rFonts w:ascii="Times New Roman" w:hAnsi="Times New Roman" w:cs="Times New Roman"/>
+          <w:sz w:val="24"/>
+          <w:szCs w:val="24"/>
+        </w:rPr>
+        <w:tab/>
+      </w:r>
       <w:r>
         <w:rPr>
           <w:rFonts w:ascii="Times New Roman" w:hAnsi="Times New Roman" w:cs="Times New Roman"/>
@@ -2791,13 +2746,20 @@
           <w:tab w:val="left" w:pos="1624"/>
         </w:tabs>
         <w:spacing w:line="360" w:lineRule="auto"/>
-        <w:ind w:left="360"/>
-        <w:rPr>
-          <w:rFonts w:ascii="Times New Roman" w:hAnsi="Times New Roman" w:cs="Times New Roman"/>
-          <w:sz w:val="24"/>
-          <w:szCs w:val="24"/>
-        </w:rPr>
-      </w:pPr>
+        <w:rPr>
+          <w:rFonts w:ascii="Times New Roman" w:hAnsi="Times New Roman" w:cs="Times New Roman"/>
+          <w:sz w:val="24"/>
+          <w:szCs w:val="24"/>
+        </w:rPr>
+      </w:pPr>
+      <w:r>
+        <w:rPr>
+          <w:rFonts w:ascii="Times New Roman" w:hAnsi="Times New Roman" w:cs="Times New Roman"/>
+          <w:sz w:val="24"/>
+          <w:szCs w:val="24"/>
+        </w:rPr>
+        <w:tab/>
+      </w:r>
       <w:r>
         <w:rPr>
           <w:rFonts w:ascii="Times New Roman" w:hAnsi="Times New Roman" w:cs="Times New Roman"/>
@@ -2813,13 +2775,20 @@
           <w:tab w:val="left" w:pos="1624"/>
         </w:tabs>
         <w:spacing w:line="360" w:lineRule="auto"/>
-        <w:ind w:left="360"/>
-        <w:rPr>
-          <w:rFonts w:ascii="Times New Roman" w:hAnsi="Times New Roman" w:cs="Times New Roman"/>
-          <w:sz w:val="24"/>
-          <w:szCs w:val="24"/>
-        </w:rPr>
-      </w:pPr>
+        <w:rPr>
+          <w:rFonts w:ascii="Times New Roman" w:hAnsi="Times New Roman" w:cs="Times New Roman"/>
+          <w:sz w:val="24"/>
+          <w:szCs w:val="24"/>
+        </w:rPr>
+      </w:pPr>
+      <w:r>
+        <w:rPr>
+          <w:rFonts w:ascii="Times New Roman" w:hAnsi="Times New Roman" w:cs="Times New Roman"/>
+          <w:sz w:val="24"/>
+          <w:szCs w:val="24"/>
+        </w:rPr>
+        <w:tab/>
+      </w:r>
       <w:r>
         <w:rPr>
           <w:rFonts w:ascii="Times New Roman" w:hAnsi="Times New Roman" w:cs="Times New Roman"/>
@@ -2941,13 +2910,21 @@
           <w:tab w:val="left" w:pos="1624"/>
         </w:tabs>
         <w:spacing w:line="360" w:lineRule="auto"/>
-        <w:ind w:left="360"/>
-        <w:rPr>
-          <w:rFonts w:ascii="Times New Roman" w:hAnsi="Times New Roman" w:cs="Times New Roman"/>
-          <w:sz w:val="24"/>
-          <w:szCs w:val="24"/>
-        </w:rPr>
-      </w:pPr>
+        <w:rPr>
+          <w:rFonts w:ascii="Times New Roman" w:hAnsi="Times New Roman" w:cs="Times New Roman"/>
+          <w:sz w:val="24"/>
+          <w:szCs w:val="24"/>
+        </w:rPr>
+      </w:pPr>
+      <w:r>
+        <w:rPr>
+          <w:rFonts w:ascii="Times New Roman" w:hAnsi="Times New Roman" w:cs="Times New Roman"/>
+          <w:sz w:val="24"/>
+          <w:szCs w:val="24"/>
+        </w:rPr>
+        <w:lastRenderedPageBreak/>
+        <w:tab/>
+      </w:r>
       <w:r>
         <w:rPr>
           <w:rFonts w:ascii="Times New Roman" w:hAnsi="Times New Roman" w:cs="Times New Roman"/>
@@ -2970,18 +2947,8 @@
           <w:sz w:val="24"/>
           <w:szCs w:val="24"/>
         </w:rPr>
-        <w:t>(</w:t>
-      </w:r>
-      <w:proofErr w:type="spellStart"/>
-      <w:r>
-        <w:rPr>
-          <w:rFonts w:ascii="Times New Roman" w:hAnsi="Times New Roman" w:cs="Times New Roman"/>
-          <w:sz w:val="24"/>
-          <w:szCs w:val="24"/>
-        </w:rPr>
-        <w:t>SELinux</w:t>
-      </w:r>
-      <w:proofErr w:type="spellEnd"/>
+        <w:t>(SELinux</w:t>
+      </w:r>
       <w:r>
         <w:rPr>
           <w:rFonts w:ascii="Times New Roman" w:hAnsi="Times New Roman" w:cs="Times New Roman"/>
@@ -3142,25 +3109,7 @@
           <w:sz w:val="24"/>
           <w:szCs w:val="24"/>
         </w:rPr>
-        <w:t xml:space="preserve">over all processes. </w:t>
-      </w:r>
-      <w:proofErr w:type="spellStart"/>
-      <w:r>
-        <w:rPr>
-          <w:rFonts w:ascii="Times New Roman" w:hAnsi="Times New Roman" w:cs="Times New Roman"/>
-          <w:sz w:val="24"/>
-          <w:szCs w:val="24"/>
-        </w:rPr>
-        <w:t>SELinux</w:t>
-      </w:r>
-      <w:proofErr w:type="spellEnd"/>
-      <w:r>
-        <w:rPr>
-          <w:rFonts w:ascii="Times New Roman" w:hAnsi="Times New Roman" w:cs="Times New Roman"/>
-          <w:sz w:val="24"/>
-          <w:szCs w:val="24"/>
-        </w:rPr>
-        <w:t xml:space="preserve"> can operate in two modes:</w:t>
+        <w:t>over all processes. SELinux can operate in two modes:</w:t>
       </w:r>
       <w:r>
         <w:rPr>
@@ -3241,13 +3190,291 @@
           <w:tab w:val="left" w:pos="1624"/>
         </w:tabs>
         <w:spacing w:line="360" w:lineRule="auto"/>
-        <w:ind w:left="360"/>
-        <w:rPr>
-          <w:rFonts w:ascii="Times New Roman" w:hAnsi="Times New Roman" w:cs="Times New Roman"/>
-          <w:sz w:val="24"/>
-          <w:szCs w:val="24"/>
-        </w:rPr>
-      </w:pPr>
+        <w:rPr>
+          <w:rFonts w:ascii="Times New Roman" w:hAnsi="Times New Roman" w:cs="Times New Roman"/>
+          <w:sz w:val="24"/>
+          <w:szCs w:val="24"/>
+        </w:rPr>
+      </w:pPr>
+      <w:r>
+        <w:rPr>
+          <w:rFonts w:ascii="Times New Roman" w:hAnsi="Times New Roman" w:cs="Times New Roman"/>
+          <w:sz w:val="24"/>
+          <w:szCs w:val="24"/>
+        </w:rPr>
+        <w:tab/>
+      </w:r>
+      <w:r>
+        <w:rPr>
+          <w:rFonts w:ascii="Times New Roman" w:hAnsi="Times New Roman" w:cs="Times New Roman"/>
+          <w:sz w:val="24"/>
+          <w:szCs w:val="24"/>
+        </w:rPr>
+        <w:t>Starting from Android 5.0, SELinux has been in enforcing mode on all domains (over 60)</w:t>
+      </w:r>
+      <w:r>
+        <w:rPr>
+          <w:rFonts w:ascii="Times New Roman" w:hAnsi="Times New Roman" w:cs="Times New Roman"/>
+          <w:sz w:val="24"/>
+          <w:szCs w:val="24"/>
+        </w:rPr>
+        <w:t>. This means that a central policy decides access and no process can override it and anything not explicitly permitted is denied.</w:t>
+      </w:r>
+    </w:p>
+    <w:p>
+      <w:pPr>
+        <w:tabs>
+          <w:tab w:val="left" w:pos="1624"/>
+        </w:tabs>
+        <w:spacing w:line="360" w:lineRule="auto"/>
+        <w:rPr>
+          <w:rFonts w:ascii="Times New Roman" w:hAnsi="Times New Roman" w:cs="Times New Roman"/>
+          <w:sz w:val="24"/>
+          <w:szCs w:val="24"/>
+        </w:rPr>
+      </w:pPr>
+      <w:r>
+        <w:rPr>
+          <w:rFonts w:ascii="Times New Roman" w:hAnsi="Times New Roman" w:cs="Times New Roman"/>
+          <w:b/>
+          <w:bCs/>
+          <w:sz w:val="24"/>
+          <w:szCs w:val="24"/>
+        </w:rPr>
+        <w:t>App</w:t>
+      </w:r>
+      <w:r>
+        <w:rPr>
+          <w:rFonts w:ascii="Times New Roman" w:hAnsi="Times New Roman" w:cs="Times New Roman"/>
+          <w:b/>
+          <w:bCs/>
+          <w:sz w:val="24"/>
+          <w:szCs w:val="24"/>
+        </w:rPr>
+        <w:t>lication</w:t>
+      </w:r>
+      <w:r>
+        <w:rPr>
+          <w:rFonts w:ascii="Times New Roman" w:hAnsi="Times New Roman" w:cs="Times New Roman"/>
+          <w:b/>
+          <w:bCs/>
+          <w:sz w:val="24"/>
+          <w:szCs w:val="24"/>
+        </w:rPr>
+        <w:t xml:space="preserve"> </w:t>
+      </w:r>
+      <w:r>
+        <w:rPr>
+          <w:rFonts w:ascii="Times New Roman" w:hAnsi="Times New Roman" w:cs="Times New Roman"/>
+          <w:b/>
+          <w:bCs/>
+          <w:sz w:val="24"/>
+          <w:szCs w:val="24"/>
+        </w:rPr>
+        <w:t>storage</w:t>
+      </w:r>
+    </w:p>
+    <w:p>
+      <w:pPr>
+        <w:tabs>
+          <w:tab w:val="left" w:pos="1624"/>
+        </w:tabs>
+        <w:spacing w:line="360" w:lineRule="auto"/>
+        <w:rPr>
+          <w:rFonts w:ascii="Times New Roman" w:hAnsi="Times New Roman" w:cs="Times New Roman"/>
+          <w:sz w:val="24"/>
+          <w:szCs w:val="24"/>
+        </w:rPr>
+      </w:pPr>
+      <w:r>
+        <w:rPr>
+          <w:rFonts w:ascii="Times New Roman" w:hAnsi="Times New Roman" w:cs="Times New Roman"/>
+          <w:sz w:val="24"/>
+          <w:szCs w:val="24"/>
+        </w:rPr>
+        <w:tab/>
+      </w:r>
+      <w:r>
+        <w:rPr>
+          <w:rFonts w:ascii="Times New Roman" w:hAnsi="Times New Roman" w:cs="Times New Roman"/>
+          <w:sz w:val="24"/>
+          <w:szCs w:val="24"/>
+        </w:rPr>
+        <w:t>By default, the system provides two main locations where apps can store their files: Internal Storage and External Storage. The internal storage provides locations for persistent data and for cache data. Other apps are not allowed to reach these files. The external storage also has these directories, which can be accessed by apps with the right permissions, although if the app has files which are specified to be used by other apps, they should be stored in the shared storage of the external storage.</w:t>
+      </w:r>
+    </w:p>
+    <w:p>
+      <w:pPr>
+        <w:tabs>
+          <w:tab w:val="left" w:pos="1624"/>
+        </w:tabs>
+        <w:spacing w:line="360" w:lineRule="auto"/>
+        <w:rPr>
+          <w:rFonts w:ascii="Times New Roman" w:hAnsi="Times New Roman" w:cs="Times New Roman"/>
+          <w:sz w:val="24"/>
+          <w:szCs w:val="24"/>
+        </w:rPr>
+      </w:pPr>
+      <w:r>
+        <w:rPr>
+          <w:rFonts w:ascii="Times New Roman" w:hAnsi="Times New Roman" w:cs="Times New Roman"/>
+          <w:sz w:val="24"/>
+          <w:szCs w:val="24"/>
+        </w:rPr>
+        <w:tab/>
+      </w:r>
+      <w:r>
+        <w:rPr>
+          <w:rFonts w:ascii="Times New Roman" w:hAnsi="Times New Roman" w:cs="Times New Roman"/>
+          <w:sz w:val="24"/>
+          <w:szCs w:val="24"/>
+        </w:rPr>
+        <w:t>In the context of a digital travel journal, multimedia items represent the core, but they are not</w:t>
+      </w:r>
+      <w:r>
+        <w:rPr>
+          <w:rFonts w:ascii="Times New Roman" w:hAnsi="Times New Roman" w:cs="Times New Roman"/>
+          <w:sz w:val="24"/>
+          <w:szCs w:val="24"/>
+        </w:rPr>
+        <w:t xml:space="preserve"> </w:t>
+      </w:r>
+      <w:r>
+        <w:rPr>
+          <w:rFonts w:ascii="Times New Roman" w:hAnsi="Times New Roman" w:cs="Times New Roman"/>
+          <w:sz w:val="24"/>
+          <w:szCs w:val="24"/>
+        </w:rPr>
+        <w:t>the only parts that should be present in one. For example, location points or certain perspectives raised by them become just as important as the captured media itself.</w:t>
+      </w:r>
+    </w:p>
+    <w:p>
+      <w:pPr>
+        <w:tabs>
+          <w:tab w:val="left" w:pos="1624"/>
+        </w:tabs>
+        <w:spacing w:line="360" w:lineRule="auto"/>
+        <w:rPr>
+          <w:rFonts w:ascii="Times New Roman" w:hAnsi="Times New Roman" w:cs="Times New Roman"/>
+          <w:sz w:val="24"/>
+          <w:szCs w:val="24"/>
+        </w:rPr>
+      </w:pPr>
+      <w:r>
+        <w:rPr>
+          <w:rFonts w:ascii="Times New Roman" w:hAnsi="Times New Roman" w:cs="Times New Roman"/>
+          <w:sz w:val="24"/>
+          <w:szCs w:val="24"/>
+        </w:rPr>
+        <w:tab/>
+      </w:r>
+      <w:r>
+        <w:rPr>
+          <w:rFonts w:ascii="Times New Roman" w:hAnsi="Times New Roman" w:cs="Times New Roman"/>
+          <w:sz w:val="24"/>
+          <w:szCs w:val="24"/>
+        </w:rPr>
+        <w:t>In Android, Multimedia files (images, video, audio) are stored in dedicated folders in shared storage. This implies that other authorized applications such as the Gallery can access these files without bypassing Android’s sandboxing system. Location, on the other hand, is temporarily stored in volatile memory or application cache, becoming lost or overwritten after some time.</w:t>
+      </w:r>
+    </w:p>
+    <w:p>
+      <w:pPr>
+        <w:tabs>
+          <w:tab w:val="left" w:pos="1624"/>
+        </w:tabs>
+        <w:spacing w:line="360" w:lineRule="auto"/>
+        <w:rPr>
+          <w:rFonts w:ascii="Times New Roman" w:hAnsi="Times New Roman" w:cs="Times New Roman"/>
+          <w:sz w:val="24"/>
+          <w:szCs w:val="24"/>
+        </w:rPr>
+      </w:pPr>
+      <w:r>
+        <w:rPr>
+          <w:rFonts w:ascii="Times New Roman" w:hAnsi="Times New Roman" w:cs="Times New Roman"/>
+          <w:sz w:val="24"/>
+          <w:szCs w:val="24"/>
+        </w:rPr>
+        <w:tab/>
+      </w:r>
+      <w:r>
+        <w:rPr>
+          <w:rFonts w:ascii="Times New Roman" w:hAnsi="Times New Roman" w:cs="Times New Roman"/>
+          <w:sz w:val="24"/>
+          <w:szCs w:val="24"/>
+        </w:rPr>
+        <w:t xml:space="preserve">Due to the dissimilarity of the storage location of these puzzle pieces of the journal, </w:t>
+      </w:r>
+      <w:r>
+        <w:rPr>
+          <w:rFonts w:ascii="Times New Roman" w:hAnsi="Times New Roman" w:cs="Times New Roman"/>
+          <w:sz w:val="24"/>
+          <w:szCs w:val="24"/>
+        </w:rPr>
+        <w:t>the user gets scattered data across the device, impossible to assemble into one element.</w:t>
+      </w:r>
+    </w:p>
+    <w:p>
+      <w:pPr>
+        <w:tabs>
+          <w:tab w:val="left" w:pos="1624"/>
+        </w:tabs>
+        <w:spacing w:line="360" w:lineRule="auto"/>
+        <w:rPr>
+          <w:rFonts w:ascii="Times New Roman" w:hAnsi="Times New Roman" w:cs="Times New Roman"/>
+          <w:b/>
+          <w:bCs/>
+          <w:sz w:val="24"/>
+          <w:szCs w:val="24"/>
+        </w:rPr>
+      </w:pPr>
+      <w:r>
+        <w:rPr>
+          <w:rFonts w:ascii="Times New Roman" w:hAnsi="Times New Roman" w:cs="Times New Roman"/>
+          <w:b/>
+          <w:bCs/>
+          <w:sz w:val="24"/>
+          <w:szCs w:val="24"/>
+        </w:rPr>
+        <w:t>Interaction Fatigue</w:t>
+      </w:r>
+    </w:p>
+    <w:p>
+      <w:pPr>
+        <w:tabs>
+          <w:tab w:val="left" w:pos="1624"/>
+        </w:tabs>
+        <w:spacing w:line="360" w:lineRule="auto"/>
+        <w:rPr>
+          <w:rFonts w:ascii="Times New Roman" w:hAnsi="Times New Roman" w:cs="Times New Roman"/>
+          <w:sz w:val="24"/>
+          <w:szCs w:val="24"/>
+        </w:rPr>
+      </w:pPr>
+      <w:r>
+        <w:rPr>
+          <w:rFonts w:ascii="Times New Roman" w:hAnsi="Times New Roman" w:cs="Times New Roman"/>
+          <w:sz w:val="24"/>
+          <w:szCs w:val="24"/>
+        </w:rPr>
+        <w:tab/>
+      </w:r>
+      <w:r>
+        <w:rPr>
+          <w:rFonts w:ascii="Times New Roman" w:hAnsi="Times New Roman" w:cs="Times New Roman"/>
+          <w:sz w:val="24"/>
+          <w:szCs w:val="24"/>
+        </w:rPr>
+        <w:t>In the context of Human-Computer Interaction (HCI), Interaction Fatigue is represented by the physical and psychological exhaustion felt by an individual expected to perform repetitive actions</w:t>
+      </w:r>
+      <w:r>
+        <w:rPr>
+          <w:rFonts w:ascii="Times New Roman" w:hAnsi="Times New Roman" w:cs="Times New Roman"/>
+          <w:sz w:val="24"/>
+          <w:szCs w:val="24"/>
+        </w:rPr>
+        <w:t xml:space="preserve"> to achieve a result. Expecting a traveller to manually enter data, which </w:t>
+      </w:r>
       <w:r>
         <w:rPr>
           <w:rFonts w:ascii="Times New Roman" w:hAnsi="Times New Roman" w:cs="Times New Roman"/>
@@ -3255,289 +3482,29 @@
           <w:szCs w:val="24"/>
         </w:rPr>
         <w:lastRenderedPageBreak/>
-        <w:t xml:space="preserve">Starting from Android 5.0, </w:t>
-      </w:r>
-      <w:proofErr w:type="spellStart"/>
-      <w:r>
-        <w:rPr>
-          <w:rFonts w:ascii="Times New Roman" w:hAnsi="Times New Roman" w:cs="Times New Roman"/>
-          <w:sz w:val="24"/>
-          <w:szCs w:val="24"/>
-        </w:rPr>
-        <w:t>SELinux</w:t>
-      </w:r>
-      <w:proofErr w:type="spellEnd"/>
-      <w:r>
-        <w:rPr>
-          <w:rFonts w:ascii="Times New Roman" w:hAnsi="Times New Roman" w:cs="Times New Roman"/>
-          <w:sz w:val="24"/>
-          <w:szCs w:val="24"/>
-        </w:rPr>
-        <w:t xml:space="preserve"> has been in enforcing mode on all domains (over 60)</w:t>
-      </w:r>
-      <w:r>
-        <w:rPr>
-          <w:rFonts w:ascii="Times New Roman" w:hAnsi="Times New Roman" w:cs="Times New Roman"/>
-          <w:sz w:val="24"/>
-          <w:szCs w:val="24"/>
-        </w:rPr>
-        <w:t>. This means that a central policy decides access and no process can override it and anything not explicitly permitted is denied.</w:t>
-      </w:r>
-    </w:p>
-    <w:p>
-      <w:pPr>
-        <w:tabs>
-          <w:tab w:val="left" w:pos="1624"/>
-        </w:tabs>
-        <w:spacing w:line="360" w:lineRule="auto"/>
-        <w:ind w:left="360"/>
-        <w:rPr>
-          <w:rFonts w:ascii="Times New Roman" w:hAnsi="Times New Roman" w:cs="Times New Roman"/>
-          <w:b/>
-          <w:bCs/>
-          <w:sz w:val="24"/>
-          <w:szCs w:val="24"/>
-        </w:rPr>
-      </w:pPr>
-      <w:r>
-        <w:rPr>
-          <w:rFonts w:ascii="Times New Roman" w:hAnsi="Times New Roman" w:cs="Times New Roman"/>
-          <w:b/>
-          <w:bCs/>
-          <w:sz w:val="24"/>
-          <w:szCs w:val="24"/>
-        </w:rPr>
-        <w:t xml:space="preserve">1.1.2 </w:t>
-      </w:r>
-      <w:r>
-        <w:rPr>
-          <w:rFonts w:ascii="Times New Roman" w:hAnsi="Times New Roman" w:cs="Times New Roman"/>
-          <w:b/>
-          <w:bCs/>
-          <w:sz w:val="24"/>
-          <w:szCs w:val="24"/>
-        </w:rPr>
-        <w:t>App</w:t>
-      </w:r>
-      <w:r>
-        <w:rPr>
-          <w:rFonts w:ascii="Times New Roman" w:hAnsi="Times New Roman" w:cs="Times New Roman"/>
-          <w:b/>
-          <w:bCs/>
-          <w:sz w:val="24"/>
-          <w:szCs w:val="24"/>
-        </w:rPr>
-        <w:t>lication</w:t>
-      </w:r>
-      <w:r>
-        <w:rPr>
-          <w:rFonts w:ascii="Times New Roman" w:hAnsi="Times New Roman" w:cs="Times New Roman"/>
-          <w:b/>
-          <w:bCs/>
-          <w:sz w:val="24"/>
-          <w:szCs w:val="24"/>
-        </w:rPr>
-        <w:t xml:space="preserve"> </w:t>
-      </w:r>
-      <w:r>
-        <w:rPr>
-          <w:rFonts w:ascii="Times New Roman" w:hAnsi="Times New Roman" w:cs="Times New Roman"/>
-          <w:b/>
-          <w:bCs/>
-          <w:sz w:val="24"/>
-          <w:szCs w:val="24"/>
-        </w:rPr>
-        <w:t>storage</w:t>
-      </w:r>
-    </w:p>
-    <w:p>
-      <w:pPr>
-        <w:tabs>
-          <w:tab w:val="left" w:pos="1624"/>
-        </w:tabs>
-        <w:spacing w:line="360" w:lineRule="auto"/>
-        <w:ind w:left="360"/>
-        <w:rPr>
-          <w:rFonts w:ascii="Times New Roman" w:hAnsi="Times New Roman" w:cs="Times New Roman"/>
-          <w:sz w:val="24"/>
-          <w:szCs w:val="24"/>
-        </w:rPr>
-      </w:pPr>
-      <w:r>
-        <w:rPr>
-          <w:rFonts w:ascii="Times New Roman" w:hAnsi="Times New Roman" w:cs="Times New Roman"/>
-          <w:sz w:val="24"/>
-          <w:szCs w:val="24"/>
-        </w:rPr>
-        <w:t>By default, the system provides two main locations where apps can store their files: Internal Storage and External Storage. The internal storage provides locations for persistent data and for cache data. Other apps are not allowed to reach these files. The external storage also has these directories, which can be accessed by apps with the right permissions, although if the app has files which are specified to be used by other apps, they should be stored in the shared storage of the external storage.</w:t>
-      </w:r>
-    </w:p>
-    <w:p>
-      <w:pPr>
-        <w:tabs>
-          <w:tab w:val="left" w:pos="1624"/>
-        </w:tabs>
-        <w:spacing w:line="360" w:lineRule="auto"/>
-        <w:ind w:left="360"/>
-        <w:rPr>
-          <w:rFonts w:ascii="Times New Roman" w:hAnsi="Times New Roman" w:cs="Times New Roman"/>
-          <w:sz w:val="24"/>
-          <w:szCs w:val="24"/>
-        </w:rPr>
-      </w:pPr>
-      <w:r>
-        <w:rPr>
-          <w:rFonts w:ascii="Times New Roman" w:hAnsi="Times New Roman" w:cs="Times New Roman"/>
-          <w:sz w:val="24"/>
-          <w:szCs w:val="24"/>
-        </w:rPr>
-        <w:t>In the context of a digital travel journal, multimedia items represent the core, but they are not                                      the only parts that should be present in one. For example, location points or certain perspectives raised by them become just as important as the captured media itself.</w:t>
-      </w:r>
-    </w:p>
-    <w:p>
-      <w:pPr>
-        <w:tabs>
-          <w:tab w:val="left" w:pos="1624"/>
-        </w:tabs>
-        <w:spacing w:line="360" w:lineRule="auto"/>
-        <w:ind w:left="360"/>
-        <w:rPr>
-          <w:rFonts w:ascii="Times New Roman" w:hAnsi="Times New Roman" w:cs="Times New Roman"/>
-          <w:sz w:val="24"/>
-          <w:szCs w:val="24"/>
-        </w:rPr>
-      </w:pPr>
-      <w:r>
-        <w:rPr>
-          <w:rFonts w:ascii="Times New Roman" w:hAnsi="Times New Roman" w:cs="Times New Roman"/>
-          <w:sz w:val="24"/>
-          <w:szCs w:val="24"/>
-        </w:rPr>
-        <w:t>In Android, Multimedia files (images, video, audio) are stored in dedicated folders in shared storage. This implies that other authorized applications such as the Gallery can access these files without bypassing Android’s sandboxing system. Location, on the other hand, is temporarily stored in volatile memory or application cache, becoming lost or overwritten after some time.</w:t>
-      </w:r>
-    </w:p>
-    <w:p>
-      <w:pPr>
-        <w:tabs>
-          <w:tab w:val="left" w:pos="1624"/>
-        </w:tabs>
-        <w:spacing w:line="360" w:lineRule="auto"/>
-        <w:ind w:left="360"/>
-        <w:rPr>
-          <w:rFonts w:ascii="Times New Roman" w:hAnsi="Times New Roman" w:cs="Times New Roman"/>
-          <w:sz w:val="24"/>
-          <w:szCs w:val="24"/>
-        </w:rPr>
-      </w:pPr>
-      <w:r>
-        <w:rPr>
-          <w:rFonts w:ascii="Times New Roman" w:hAnsi="Times New Roman" w:cs="Times New Roman"/>
-          <w:sz w:val="24"/>
-          <w:szCs w:val="24"/>
-        </w:rPr>
-        <w:t xml:space="preserve">Due to the dissimilarity of the storage location of these puzzle pieces of the journal, </w:t>
-      </w:r>
-      <w:r>
-        <w:rPr>
-          <w:rFonts w:ascii="Times New Roman" w:hAnsi="Times New Roman" w:cs="Times New Roman"/>
-          <w:sz w:val="24"/>
-          <w:szCs w:val="24"/>
-        </w:rPr>
-        <w:t>the user gets scattered data across the device, impossible to assemble into one element.</w:t>
-      </w:r>
-    </w:p>
-    <w:p>
-      <w:pPr>
-        <w:tabs>
-          <w:tab w:val="left" w:pos="1624"/>
-        </w:tabs>
-        <w:spacing w:line="360" w:lineRule="auto"/>
-        <w:ind w:left="360"/>
-        <w:rPr>
-          <w:rFonts w:ascii="Times New Roman" w:hAnsi="Times New Roman" w:cs="Times New Roman"/>
-          <w:sz w:val="24"/>
-          <w:szCs w:val="24"/>
-        </w:rPr>
-      </w:pPr>
-    </w:p>
-    <w:p>
-      <w:pPr>
-        <w:tabs>
-          <w:tab w:val="left" w:pos="1624"/>
-        </w:tabs>
-        <w:spacing w:line="360" w:lineRule="auto"/>
-        <w:ind w:left="360"/>
-        <w:rPr>
-          <w:rFonts w:ascii="Times New Roman" w:hAnsi="Times New Roman" w:cs="Times New Roman"/>
-          <w:b/>
-          <w:bCs/>
-          <w:sz w:val="24"/>
-          <w:szCs w:val="24"/>
-        </w:rPr>
-      </w:pPr>
-      <w:r>
-        <w:rPr>
-          <w:rFonts w:ascii="Times New Roman" w:hAnsi="Times New Roman" w:cs="Times New Roman"/>
-          <w:b/>
-          <w:bCs/>
-          <w:sz w:val="24"/>
-          <w:szCs w:val="24"/>
-        </w:rPr>
-        <w:t>1.1.3 Interaction Fatigue</w:t>
-      </w:r>
-    </w:p>
-    <w:p>
-      <w:pPr>
-        <w:tabs>
-          <w:tab w:val="left" w:pos="1624"/>
-        </w:tabs>
-        <w:spacing w:line="360" w:lineRule="auto"/>
-        <w:ind w:left="360"/>
-        <w:rPr>
-          <w:rFonts w:ascii="Times New Roman" w:hAnsi="Times New Roman" w:cs="Times New Roman"/>
-          <w:sz w:val="24"/>
-          <w:szCs w:val="24"/>
-        </w:rPr>
-      </w:pPr>
-      <w:r>
-        <w:rPr>
-          <w:rFonts w:ascii="Times New Roman" w:hAnsi="Times New Roman" w:cs="Times New Roman"/>
-          <w:sz w:val="24"/>
-          <w:szCs w:val="24"/>
-        </w:rPr>
-        <w:t>In the context of Human-Computer Interaction (HCI), Interaction Fatigue is represented by the physical and psychological exhaustion felt by an individual expected to perform repetitive actions</w:t>
-      </w:r>
-      <w:r>
-        <w:rPr>
-          <w:rFonts w:ascii="Times New Roman" w:hAnsi="Times New Roman" w:cs="Times New Roman"/>
-          <w:sz w:val="24"/>
-          <w:szCs w:val="24"/>
-        </w:rPr>
-        <w:t xml:space="preserve"> to achieve a result. Expecting a traveller to manually enter data, which usually presents itself in a large number, shifts their state from immersion to administration, meaning instead of them being fully involved in the present moment, enjoying and observing </w:t>
-      </w:r>
-      <w:r>
-        <w:rPr>
-          <w:rFonts w:ascii="Times New Roman" w:hAnsi="Times New Roman" w:cs="Times New Roman"/>
-          <w:sz w:val="24"/>
-          <w:szCs w:val="24"/>
-        </w:rPr>
-        <w:lastRenderedPageBreak/>
-        <w:t xml:space="preserve">their surroundings, state heavily triggered by traveling, the user is forced to detach and focus instead of data collection. </w:t>
-      </w:r>
-    </w:p>
-    <w:p>
-      <w:pPr>
-        <w:tabs>
-          <w:tab w:val="left" w:pos="1624"/>
-        </w:tabs>
-        <w:spacing w:line="360" w:lineRule="auto"/>
-        <w:ind w:left="360"/>
-        <w:rPr>
-          <w:rFonts w:ascii="Times New Roman" w:hAnsi="Times New Roman" w:cs="Times New Roman"/>
-          <w:sz w:val="24"/>
-          <w:szCs w:val="24"/>
-        </w:rPr>
-      </w:pPr>
+        <w:t xml:space="preserve">usually presents itself in a large number, shifts their state from immersion to administration, meaning instead of them being fully involved in the present moment, enjoying and observing their surroundings, state heavily triggered by traveling, the user is forced to detach and focus instead of data collection. </w:t>
+      </w:r>
+    </w:p>
+    <w:p>
+      <w:pPr>
+        <w:tabs>
+          <w:tab w:val="left" w:pos="1624"/>
+        </w:tabs>
+        <w:spacing w:line="360" w:lineRule="auto"/>
+        <w:rPr>
+          <w:rFonts w:ascii="Times New Roman" w:hAnsi="Times New Roman" w:cs="Times New Roman"/>
+          <w:sz w:val="24"/>
+          <w:szCs w:val="24"/>
+        </w:rPr>
+      </w:pPr>
+      <w:r>
+        <w:rPr>
+          <w:rFonts w:ascii="Times New Roman" w:hAnsi="Times New Roman" w:cs="Times New Roman"/>
+          <w:sz w:val="24"/>
+          <w:szCs w:val="24"/>
+        </w:rPr>
+        <w:tab/>
+      </w:r>
       <w:r>
         <w:rPr>
           <w:rFonts w:ascii="Times New Roman" w:hAnsi="Times New Roman" w:cs="Times New Roman"/>
@@ -3563,44 +3530,41 @@
         <w:spacing w:line="360" w:lineRule="auto"/>
         <w:rPr>
           <w:rFonts w:ascii="Times New Roman" w:hAnsi="Times New Roman" w:cs="Times New Roman"/>
-          <w:b/>
-          <w:bCs/>
-          <w:sz w:val="24"/>
-          <w:szCs w:val="24"/>
-        </w:rPr>
-      </w:pPr>
-      <w:r>
-        <w:rPr>
-          <w:rFonts w:ascii="Times New Roman" w:hAnsi="Times New Roman" w:cs="Times New Roman"/>
-          <w:sz w:val="24"/>
-          <w:szCs w:val="24"/>
-        </w:rPr>
-        <w:t xml:space="preserve">      </w:t>
-      </w:r>
-      <w:r>
-        <w:rPr>
-          <w:rFonts w:ascii="Times New Roman" w:hAnsi="Times New Roman" w:cs="Times New Roman"/>
-          <w:b/>
-          <w:bCs/>
-          <w:sz w:val="24"/>
-          <w:szCs w:val="24"/>
-        </w:rPr>
-        <w:t xml:space="preserve">2.2 SEMANTIC GAP </w:t>
-      </w:r>
-    </w:p>
-    <w:p>
-      <w:pPr>
-        <w:tabs>
-          <w:tab w:val="left" w:pos="1624"/>
-        </w:tabs>
-        <w:spacing w:line="360" w:lineRule="auto"/>
-        <w:ind w:left="360"/>
-        <w:rPr>
-          <w:rFonts w:ascii="Times New Roman" w:hAnsi="Times New Roman" w:cs="Times New Roman"/>
-          <w:sz w:val="24"/>
-          <w:szCs w:val="24"/>
-        </w:rPr>
-      </w:pPr>
+          <w:sz w:val="24"/>
+          <w:szCs w:val="24"/>
+        </w:rPr>
+      </w:pPr>
+      <w:r>
+        <w:rPr>
+          <w:rFonts w:ascii="Times New Roman" w:hAnsi="Times New Roman" w:cs="Times New Roman"/>
+          <w:b/>
+          <w:bCs/>
+          <w:sz w:val="24"/>
+          <w:szCs w:val="24"/>
+        </w:rPr>
+        <w:t>Semantic Gap</w:t>
+      </w:r>
+    </w:p>
+    <w:p>
+      <w:pPr>
+        <w:tabs>
+          <w:tab w:val="left" w:pos="1624"/>
+        </w:tabs>
+        <w:spacing w:line="360" w:lineRule="auto"/>
+        <w:rPr>
+          <w:rFonts w:ascii="Times New Roman" w:hAnsi="Times New Roman" w:cs="Times New Roman"/>
+          <w:sz w:val="24"/>
+          <w:szCs w:val="24"/>
+        </w:rPr>
+      </w:pPr>
+      <w:r>
+        <w:rPr>
+          <w:rFonts w:ascii="Times New Roman" w:hAnsi="Times New Roman" w:cs="Times New Roman"/>
+          <w:sz w:val="24"/>
+          <w:szCs w:val="24"/>
+        </w:rPr>
+        <w:tab/>
+      </w:r>
       <w:r>
         <w:rPr>
           <w:rFonts w:ascii="Times New Roman" w:hAnsi="Times New Roman" w:cs="Times New Roman"/>
@@ -3721,13 +3685,11 @@
         <w:t>.Semantic Gap -</w:t>
       </w:r>
       <w:r>
-        <w:t>https://en.wikipedia.org/wiki/</w:t>
-      </w:r>
-      <w:proofErr w:type="spellStart"/>
-      <w:r>
-        <w:t>Semantic_gap</w:t>
-      </w:r>
-      <w:proofErr w:type="spellEnd"/>
+        <w:t xml:space="preserve"> </w:t>
+      </w:r>
+      <w:r>
+        <w:t>https://en.wikipedia.org/wiki/Semantic_gap</w:t>
+      </w:r>
     </w:p>
     <w:p/>
     <w:p>
@@ -3736,110 +3698,119 @@
           <w:tab w:val="left" w:pos="1624"/>
         </w:tabs>
         <w:spacing w:line="360" w:lineRule="auto"/>
+        <w:rPr>
+          <w:rFonts w:ascii="Times New Roman" w:hAnsi="Times New Roman" w:cs="Times New Roman"/>
+          <w:sz w:val="24"/>
+          <w:szCs w:val="24"/>
+        </w:rPr>
+      </w:pPr>
+      <w:r>
+        <w:rPr>
+          <w:rFonts w:ascii="Times New Roman" w:hAnsi="Times New Roman" w:cs="Times New Roman"/>
+          <w:sz w:val="24"/>
+          <w:szCs w:val="24"/>
+        </w:rPr>
+        <w:tab/>
+      </w:r>
+      <w:r>
+        <w:rPr>
+          <w:rFonts w:ascii="Times New Roman" w:hAnsi="Times New Roman" w:cs="Times New Roman"/>
+          <w:sz w:val="24"/>
+          <w:szCs w:val="24"/>
+        </w:rPr>
+        <w:t>Taking into consideration the exponential evolution of technology in the last decade, mobile phones advancements have led to the materialization of numerous applications that aid users in their daily tasks, such as payments, location tracking, phone calls or messages. From a technological perspective, these apps have been curated to do their job perfectly.  But in the context of preserving memories, while also considering the emotional importance of captured media stored in a phone, this data can become scattered across the device and lost through thousands of other items.</w:t>
+      </w:r>
+    </w:p>
+    <w:p>
+      <w:pPr>
+        <w:tabs>
+          <w:tab w:val="left" w:pos="1624"/>
+        </w:tabs>
+        <w:spacing w:line="360" w:lineRule="auto"/>
+        <w:rPr>
+          <w:rFonts w:ascii="Times New Roman" w:hAnsi="Times New Roman" w:cs="Times New Roman"/>
+          <w:sz w:val="24"/>
+          <w:szCs w:val="24"/>
+        </w:rPr>
+      </w:pPr>
+      <w:r>
+        <w:rPr>
+          <w:rFonts w:ascii="Times New Roman" w:hAnsi="Times New Roman" w:cs="Times New Roman"/>
+          <w:sz w:val="24"/>
+          <w:szCs w:val="24"/>
+        </w:rPr>
+        <w:lastRenderedPageBreak/>
+        <w:tab/>
+      </w:r>
+      <w:r>
+        <w:rPr>
+          <w:rFonts w:ascii="Times New Roman" w:hAnsi="Times New Roman" w:cs="Times New Roman"/>
+          <w:sz w:val="24"/>
+          <w:szCs w:val="24"/>
+        </w:rPr>
+        <w:t>This highlights even further the bridge between raw data and its semantic value. Initially, filling this gap was done through hardcoded string templates (e.g. “You visited location X, at time Y”), but the problem was they lacked contextual elasticity and they had no emotional depth.</w:t>
+      </w:r>
+    </w:p>
+    <w:p>
+      <w:pPr>
+        <w:tabs>
+          <w:tab w:val="left" w:pos="1624"/>
+        </w:tabs>
+        <w:spacing w:line="360" w:lineRule="auto"/>
+        <w:rPr>
+          <w:rFonts w:ascii="Times New Roman" w:hAnsi="Times New Roman" w:cs="Times New Roman"/>
+          <w:sz w:val="24"/>
+          <w:szCs w:val="24"/>
+        </w:rPr>
+      </w:pPr>
+      <w:r>
+        <w:rPr>
+          <w:rFonts w:ascii="Times New Roman" w:hAnsi="Times New Roman" w:cs="Times New Roman"/>
+          <w:b/>
+          <w:bCs/>
+          <w:sz w:val="24"/>
+          <w:szCs w:val="24"/>
+        </w:rPr>
+        <w:t>The evolution of Automated Narrative Generation</w:t>
+      </w:r>
+    </w:p>
+    <w:p>
+      <w:pPr>
+        <w:tabs>
+          <w:tab w:val="left" w:pos="1624"/>
+        </w:tabs>
+        <w:spacing w:line="360" w:lineRule="auto"/>
+        <w:rPr>
+          <w:rFonts w:ascii="Times New Roman" w:hAnsi="Times New Roman" w:cs="Times New Roman"/>
+          <w:sz w:val="24"/>
+          <w:szCs w:val="24"/>
+        </w:rPr>
+      </w:pPr>
+      <w:r>
+        <w:rPr>
+          <w:rFonts w:ascii="Times New Roman" w:hAnsi="Times New Roman" w:cs="Times New Roman"/>
+          <w:sz w:val="24"/>
+          <w:szCs w:val="24"/>
+        </w:rPr>
+        <w:t>Artificial Intelligence represents the technology which allows computers to simulate human behaviour</w:t>
+      </w:r>
+      <w:r>
+        <w:rPr>
+          <w:rFonts w:ascii="Times New Roman" w:hAnsi="Times New Roman" w:cs="Times New Roman"/>
+          <w:sz w:val="24"/>
+          <w:szCs w:val="24"/>
+        </w:rPr>
+        <w:t>.</w:t>
+      </w:r>
+    </w:p>
+    <w:p>
+      <w:pPr>
+        <w:keepNext/>
+        <w:tabs>
+          <w:tab w:val="left" w:pos="1624"/>
+        </w:tabs>
+        <w:spacing w:line="360" w:lineRule="auto"/>
         <w:ind w:left="360"/>
-        <w:rPr>
-          <w:rFonts w:ascii="Times New Roman" w:hAnsi="Times New Roman" w:cs="Times New Roman"/>
-          <w:sz w:val="24"/>
-          <w:szCs w:val="24"/>
-        </w:rPr>
-      </w:pPr>
-      <w:r>
-        <w:rPr>
-          <w:rFonts w:ascii="Times New Roman" w:hAnsi="Times New Roman" w:cs="Times New Roman"/>
-          <w:sz w:val="24"/>
-          <w:szCs w:val="24"/>
-        </w:rPr>
-        <w:t>Taking into consideration the exponential evolution of technology in the last decade, mobile phones advancements have led to the materialization of numerous applications that aid users in their daily tasks, such as payments, location tracking, phone calls or messages. From a technological perspective, these apps have been curated to do their job perfectly.  But in the context of preserving memories, while also considering the emotional importance of captured media stored in a phone, this data can become scattered across the device and lost through thousands of other items.</w:t>
-      </w:r>
-    </w:p>
-    <w:p>
-      <w:pPr>
-        <w:tabs>
-          <w:tab w:val="left" w:pos="1624"/>
-        </w:tabs>
-        <w:spacing w:line="360" w:lineRule="auto"/>
-        <w:ind w:left="360"/>
-        <w:rPr>
-          <w:rFonts w:ascii="Times New Roman" w:hAnsi="Times New Roman" w:cs="Times New Roman"/>
-          <w:sz w:val="24"/>
-          <w:szCs w:val="24"/>
-        </w:rPr>
-      </w:pPr>
-      <w:r>
-        <w:rPr>
-          <w:rFonts w:ascii="Times New Roman" w:hAnsi="Times New Roman" w:cs="Times New Roman"/>
-          <w:sz w:val="24"/>
-          <w:szCs w:val="24"/>
-        </w:rPr>
-        <w:lastRenderedPageBreak/>
-        <w:t>This highlights even further the bridge between raw data and its semantic value. Initially, filling this gap was done through hardcoded string templates (e.g. “You visited location X, at time Y”), but the problem was they lacked contextual elasticity and they had no emotional depth.</w:t>
-      </w:r>
-    </w:p>
-    <w:p>
-      <w:pPr>
-        <w:tabs>
-          <w:tab w:val="left" w:pos="1624"/>
-        </w:tabs>
-        <w:spacing w:line="360" w:lineRule="auto"/>
-        <w:ind w:left="360"/>
-        <w:rPr>
-          <w:rFonts w:ascii="Times New Roman" w:hAnsi="Times New Roman" w:cs="Times New Roman"/>
-          <w:b/>
-          <w:bCs/>
-          <w:sz w:val="24"/>
-          <w:szCs w:val="24"/>
-        </w:rPr>
-      </w:pPr>
-      <w:r>
-        <w:rPr>
-          <w:rFonts w:ascii="Times New Roman" w:hAnsi="Times New Roman" w:cs="Times New Roman"/>
-          <w:b/>
-          <w:bCs/>
-          <w:sz w:val="24"/>
-          <w:szCs w:val="24"/>
-        </w:rPr>
-        <w:t>2.2.1 The evolution of Automated Narrative Generation</w:t>
-      </w:r>
-    </w:p>
-    <w:p>
-      <w:pPr>
-        <w:tabs>
-          <w:tab w:val="left" w:pos="1624"/>
-        </w:tabs>
-        <w:spacing w:line="360" w:lineRule="auto"/>
-        <w:ind w:left="360"/>
-        <w:rPr>
-          <w:rFonts w:ascii="Times New Roman" w:hAnsi="Times New Roman" w:cs="Times New Roman"/>
-          <w:sz w:val="24"/>
-          <w:szCs w:val="24"/>
-        </w:rPr>
-      </w:pPr>
-      <w:r>
-        <w:rPr>
-          <w:rFonts w:ascii="Times New Roman" w:hAnsi="Times New Roman" w:cs="Times New Roman"/>
-          <w:sz w:val="24"/>
-          <w:szCs w:val="24"/>
-        </w:rPr>
-        <w:t>Artificial Intelligence represents the technology which allows computers to simulate human behaviour</w:t>
-      </w:r>
-      <w:r>
-        <w:rPr>
-          <w:rFonts w:ascii="Times New Roman" w:hAnsi="Times New Roman" w:cs="Times New Roman"/>
-          <w:sz w:val="24"/>
-          <w:szCs w:val="24"/>
-        </w:rPr>
-        <w:t>.</w:t>
-      </w:r>
-    </w:p>
-    <w:p>
-      <w:pPr>
-        <w:keepNext/>
-        <w:tabs>
-          <w:tab w:val="left" w:pos="1624"/>
-        </w:tabs>
-        <w:spacing w:line="360" w:lineRule="auto"/>
-        <w:ind w:left="360"/>
-        <w:jc w:val="center"/>
       </w:pPr>
       <w:r>
         <w:rPr>
@@ -3849,7 +3820,7 @@
           <w:szCs w:val="24"/>
         </w:rPr>
         <w:drawing>
-          <wp:inline distT="0" distB="0" distL="0" distR="0" wp14:anchorId="379AA59B" wp14:editId="45177542">
+          <wp:inline distT="0" distB="0" distL="0" distR="0" wp14:anchorId="379AA59B" wp14:editId="4D39E995">
             <wp:extent cx="5943600" cy="3343275"/>
             <wp:effectExtent l="0" t="0" r="0" b="9525"/>
             <wp:docPr id="1619142117" name="Picture 1"/>
@@ -3932,13 +3903,20 @@
           <w:tab w:val="left" w:pos="1624"/>
         </w:tabs>
         <w:spacing w:line="360" w:lineRule="auto"/>
-        <w:ind w:left="360"/>
-        <w:rPr>
-          <w:rFonts w:ascii="Times New Roman" w:hAnsi="Times New Roman" w:cs="Times New Roman"/>
-          <w:sz w:val="24"/>
-          <w:szCs w:val="24"/>
-        </w:rPr>
-      </w:pPr>
+        <w:rPr>
+          <w:rFonts w:ascii="Times New Roman" w:hAnsi="Times New Roman" w:cs="Times New Roman"/>
+          <w:sz w:val="24"/>
+          <w:szCs w:val="24"/>
+        </w:rPr>
+      </w:pPr>
+      <w:r>
+        <w:rPr>
+          <w:rFonts w:ascii="Times New Roman" w:hAnsi="Times New Roman" w:cs="Times New Roman"/>
+          <w:sz w:val="24"/>
+          <w:szCs w:val="24"/>
+        </w:rPr>
+        <w:tab/>
+      </w:r>
       <w:r>
         <w:rPr>
           <w:rFonts w:ascii="Times New Roman" w:hAnsi="Times New Roman" w:cs="Times New Roman"/>
@@ -4057,7 +4035,7 @@
           <w:sz w:val="24"/>
           <w:szCs w:val="24"/>
         </w:rPr>
-        <w:t xml:space="preserve">As a result, it solved 38 </w:t>
+        <w:t xml:space="preserve">As a result, it </w:t>
       </w:r>
       <w:r>
         <w:rPr>
@@ -4066,7 +4044,7 @@
           <w:szCs w:val="24"/>
         </w:rPr>
         <w:lastRenderedPageBreak/>
-        <w:t>out of the first 52 theorems in Principia Mathematica</w:t>
+        <w:t>solved 38 out of the first 52 theorems in Principia Mathematica</w:t>
       </w:r>
       <w:sdt>
         <w:sdtPr>
@@ -4157,13 +4135,20 @@
           <w:tab w:val="left" w:pos="1624"/>
         </w:tabs>
         <w:spacing w:line="360" w:lineRule="auto"/>
-        <w:ind w:left="360"/>
-        <w:rPr>
-          <w:rFonts w:ascii="Times New Roman" w:hAnsi="Times New Roman" w:cs="Times New Roman"/>
-          <w:sz w:val="24"/>
-          <w:szCs w:val="24"/>
-        </w:rPr>
-      </w:pPr>
+        <w:rPr>
+          <w:rFonts w:ascii="Times New Roman" w:hAnsi="Times New Roman" w:cs="Times New Roman"/>
+          <w:sz w:val="24"/>
+          <w:szCs w:val="24"/>
+        </w:rPr>
+      </w:pPr>
+      <w:r>
+        <w:rPr>
+          <w:rFonts w:ascii="Times New Roman" w:hAnsi="Times New Roman" w:cs="Times New Roman"/>
+          <w:sz w:val="24"/>
+          <w:szCs w:val="24"/>
+        </w:rPr>
+        <w:tab/>
+      </w:r>
       <w:r>
         <w:rPr>
           <w:rFonts w:ascii="Times New Roman" w:hAnsi="Times New Roman" w:cs="Times New Roman"/>
@@ -4187,13 +4172,20 @@
           <w:tab w:val="left" w:pos="1624"/>
         </w:tabs>
         <w:spacing w:line="360" w:lineRule="auto"/>
-        <w:ind w:left="360"/>
-        <w:rPr>
-          <w:rFonts w:ascii="Times New Roman" w:hAnsi="Times New Roman" w:cs="Times New Roman"/>
-          <w:sz w:val="24"/>
-          <w:szCs w:val="24"/>
-        </w:rPr>
-      </w:pPr>
+        <w:rPr>
+          <w:rFonts w:ascii="Times New Roman" w:hAnsi="Times New Roman" w:cs="Times New Roman"/>
+          <w:sz w:val="24"/>
+          <w:szCs w:val="24"/>
+        </w:rPr>
+      </w:pPr>
+      <w:r>
+        <w:rPr>
+          <w:rFonts w:ascii="Times New Roman" w:hAnsi="Times New Roman" w:cs="Times New Roman"/>
+          <w:sz w:val="24"/>
+          <w:szCs w:val="24"/>
+        </w:rPr>
+        <w:tab/>
+      </w:r>
       <w:r>
         <w:rPr>
           <w:rFonts w:ascii="Times New Roman" w:hAnsi="Times New Roman" w:cs="Times New Roman"/>
@@ -4217,13 +4209,20 @@
           <w:tab w:val="left" w:pos="1624"/>
         </w:tabs>
         <w:spacing w:line="360" w:lineRule="auto"/>
-        <w:ind w:left="360"/>
-        <w:rPr>
-          <w:rFonts w:ascii="Times New Roman" w:hAnsi="Times New Roman" w:cs="Times New Roman"/>
-          <w:sz w:val="24"/>
-          <w:szCs w:val="24"/>
-        </w:rPr>
-      </w:pPr>
+        <w:rPr>
+          <w:rFonts w:ascii="Times New Roman" w:hAnsi="Times New Roman" w:cs="Times New Roman"/>
+          <w:sz w:val="24"/>
+          <w:szCs w:val="24"/>
+        </w:rPr>
+      </w:pPr>
+      <w:r>
+        <w:rPr>
+          <w:rFonts w:ascii="Times New Roman" w:hAnsi="Times New Roman" w:cs="Times New Roman"/>
+          <w:sz w:val="24"/>
+          <w:szCs w:val="24"/>
+        </w:rPr>
+        <w:tab/>
+      </w:r>
       <w:r>
         <w:rPr>
           <w:rFonts w:ascii="Times New Roman" w:hAnsi="Times New Roman" w:cs="Times New Roman"/>
@@ -4303,13 +4302,20 @@
           <w:tab w:val="left" w:pos="1624"/>
         </w:tabs>
         <w:spacing w:line="360" w:lineRule="auto"/>
-        <w:ind w:left="360"/>
-        <w:rPr>
-          <w:rFonts w:ascii="Times New Roman" w:hAnsi="Times New Roman" w:cs="Times New Roman"/>
-          <w:sz w:val="24"/>
-          <w:szCs w:val="24"/>
-        </w:rPr>
-      </w:pPr>
+        <w:rPr>
+          <w:rFonts w:ascii="Times New Roman" w:hAnsi="Times New Roman" w:cs="Times New Roman"/>
+          <w:sz w:val="24"/>
+          <w:szCs w:val="24"/>
+        </w:rPr>
+      </w:pPr>
+      <w:r>
+        <w:rPr>
+          <w:rFonts w:ascii="Times New Roman" w:hAnsi="Times New Roman" w:cs="Times New Roman"/>
+          <w:sz w:val="24"/>
+          <w:szCs w:val="24"/>
+        </w:rPr>
+        <w:tab/>
+      </w:r>
       <w:r>
         <w:rPr>
           <w:rFonts w:ascii="Times New Roman" w:hAnsi="Times New Roman" w:cs="Times New Roman"/>
@@ -4333,39 +4339,45 @@
           <w:tab w:val="left" w:pos="1624"/>
         </w:tabs>
         <w:spacing w:line="360" w:lineRule="auto"/>
-        <w:ind w:left="360"/>
-        <w:rPr>
-          <w:rFonts w:ascii="Times New Roman" w:hAnsi="Times New Roman" w:cs="Times New Roman"/>
-          <w:b/>
-          <w:bCs/>
-          <w:sz w:val="24"/>
-          <w:szCs w:val="24"/>
-        </w:rPr>
-      </w:pPr>
-      <w:r>
-        <w:rPr>
-          <w:rFonts w:ascii="Times New Roman" w:hAnsi="Times New Roman" w:cs="Times New Roman"/>
-          <w:b/>
-          <w:bCs/>
-          <w:sz w:val="24"/>
-          <w:szCs w:val="24"/>
-        </w:rPr>
-        <w:t>2.3 PROJECT MOTIVATION</w:t>
-      </w:r>
-    </w:p>
-    <w:p>
-      <w:pPr>
-        <w:tabs>
-          <w:tab w:val="left" w:pos="1624"/>
-        </w:tabs>
-        <w:spacing w:line="360" w:lineRule="auto"/>
-        <w:ind w:left="360"/>
-        <w:rPr>
-          <w:rFonts w:ascii="Times New Roman" w:hAnsi="Times New Roman" w:cs="Times New Roman"/>
-          <w:sz w:val="24"/>
-          <w:szCs w:val="24"/>
-        </w:rPr>
-      </w:pPr>
+        <w:rPr>
+          <w:rFonts w:ascii="Times New Roman" w:hAnsi="Times New Roman" w:cs="Times New Roman"/>
+          <w:b/>
+          <w:bCs/>
+          <w:sz w:val="24"/>
+          <w:szCs w:val="24"/>
+        </w:rPr>
+      </w:pPr>
+      <w:r>
+        <w:rPr>
+          <w:rFonts w:ascii="Times New Roman" w:hAnsi="Times New Roman" w:cs="Times New Roman"/>
+          <w:b/>
+          <w:bCs/>
+          <w:sz w:val="24"/>
+          <w:szCs w:val="24"/>
+        </w:rPr>
+        <w:t>PROJECT MOTIVATION</w:t>
+      </w:r>
+    </w:p>
+    <w:p>
+      <w:pPr>
+        <w:tabs>
+          <w:tab w:val="left" w:pos="1624"/>
+        </w:tabs>
+        <w:spacing w:line="360" w:lineRule="auto"/>
+        <w:rPr>
+          <w:rFonts w:ascii="Times New Roman" w:hAnsi="Times New Roman" w:cs="Times New Roman"/>
+          <w:sz w:val="24"/>
+          <w:szCs w:val="24"/>
+        </w:rPr>
+      </w:pPr>
+      <w:r>
+        <w:rPr>
+          <w:rFonts w:ascii="Times New Roman" w:hAnsi="Times New Roman" w:cs="Times New Roman"/>
+          <w:sz w:val="24"/>
+          <w:szCs w:val="24"/>
+        </w:rPr>
+        <w:tab/>
+      </w:r>
       <w:r>
         <w:rPr>
           <w:rFonts w:ascii="Times New Roman" w:hAnsi="Times New Roman" w:cs="Times New Roman"/>
@@ -4396,7 +4408,36 @@
           <w:sz w:val="24"/>
           <w:szCs w:val="24"/>
         </w:rPr>
-        <w:t xml:space="preserve">sensitive person. This manifested through writing a lot of things in one of my many journals and one of the main reasons I did this was to not let myself forget something I then found it touched me. I still remember the night before I turned 12, I was very agitated and started writing how I don’t want to become unlucky that year, with 11 being my lucky number. I have kept that notebook since then. This need to preserve memories has stuck with me until the present days, and although I don’t really write as much as I would like now, I have found other ways to conserve these experiences, and they mostly include my phone: either taking pictures, notes, texting friends. Some would argue that </w:t>
+        <w:t xml:space="preserve">sensitive person. This manifested through writing a lot of things in one of my many journals and one of the main reasons I did this was to not let myself forget something I then found it touched me. I still remember the night before I turned 12, I was very agitated and started writing how I don’t want to become unlucky that year, with 11 being my lucky number. I have kept that notebook since then. </w:t>
+      </w:r>
+    </w:p>
+    <w:p>
+      <w:pPr>
+        <w:tabs>
+          <w:tab w:val="left" w:pos="1624"/>
+        </w:tabs>
+        <w:spacing w:line="360" w:lineRule="auto"/>
+        <w:rPr>
+          <w:rFonts w:ascii="Times New Roman" w:hAnsi="Times New Roman" w:cs="Times New Roman"/>
+          <w:sz w:val="24"/>
+          <w:szCs w:val="24"/>
+        </w:rPr>
+      </w:pPr>
+      <w:r>
+        <w:rPr>
+          <w:rFonts w:ascii="Times New Roman" w:hAnsi="Times New Roman" w:cs="Times New Roman"/>
+          <w:sz w:val="24"/>
+          <w:szCs w:val="24"/>
+        </w:rPr>
+        <w:tab/>
+      </w:r>
+      <w:r>
+        <w:rPr>
+          <w:rFonts w:ascii="Times New Roman" w:hAnsi="Times New Roman" w:cs="Times New Roman"/>
+          <w:sz w:val="24"/>
+          <w:szCs w:val="24"/>
+        </w:rPr>
+        <w:t xml:space="preserve">This need to preserve memories has stuck with me until the present days, and although I don’t really write as much as I would like now, I have found other ways to conserve these experiences, and they mostly include my phone: either taking pictures, notes, texting friends. Some would argue that </w:t>
       </w:r>
       <w:r>
         <w:rPr>
@@ -4413,13 +4454,45 @@
           <w:tab w:val="left" w:pos="1624"/>
         </w:tabs>
         <w:spacing w:line="360" w:lineRule="auto"/>
-        <w:ind w:left="360"/>
-        <w:rPr>
-          <w:rFonts w:ascii="Times New Roman" w:hAnsi="Times New Roman" w:cs="Times New Roman"/>
-          <w:sz w:val="24"/>
-          <w:szCs w:val="24"/>
-        </w:rPr>
-      </w:pPr>
+        <w:rPr>
+          <w:rFonts w:ascii="Times New Roman" w:hAnsi="Times New Roman" w:cs="Times New Roman"/>
+          <w:sz w:val="24"/>
+          <w:szCs w:val="24"/>
+        </w:rPr>
+      </w:pPr>
+      <w:r>
+        <w:rPr>
+          <w:rFonts w:ascii="Times New Roman" w:hAnsi="Times New Roman" w:cs="Times New Roman"/>
+          <w:sz w:val="24"/>
+          <w:szCs w:val="24"/>
+        </w:rPr>
+        <w:tab/>
+      </w:r>
+      <w:r>
+        <w:rPr>
+          <w:rFonts w:ascii="Times New Roman" w:hAnsi="Times New Roman" w:cs="Times New Roman"/>
+          <w:sz w:val="24"/>
+          <w:szCs w:val="24"/>
+        </w:rPr>
+        <w:t xml:space="preserve">Of course, when travelling, I am compelled to take a lot of pictures and videos, maybe even more than necessary. But I am always bumping into the same problem. I don’t really </w:t>
+      </w:r>
+      <w:r>
+        <w:rPr>
+          <w:rFonts w:ascii="Times New Roman" w:hAnsi="Times New Roman" w:cs="Times New Roman"/>
+          <w:sz w:val="24"/>
+          <w:szCs w:val="24"/>
+        </w:rPr>
+        <w:lastRenderedPageBreak/>
+        <w:t>have a way of managing all these memories and there is no way for me to attribute</w:t>
+      </w:r>
+      <w:r>
+        <w:rPr>
+          <w:rFonts w:ascii="Times New Roman" w:hAnsi="Times New Roman" w:cs="Times New Roman"/>
+          <w:sz w:val="24"/>
+          <w:szCs w:val="24"/>
+        </w:rPr>
+        <w:t xml:space="preserve"> my</w:t>
+      </w:r>
       <w:r>
         <w:rPr>
           <w:rFonts w:ascii="Times New Roman" w:hAnsi="Times New Roman" w:cs="Times New Roman"/>
@@ -4434,15 +4507,7 @@
           <w:sz w:val="24"/>
           <w:szCs w:val="24"/>
         </w:rPr>
-        <w:t>Of course, when travelling, I am compelled to take a lot of pictures and videos, maybe even more than necessary. But I am always bumping into the same problem. I don’t really have a way of managing all these memories and there is no way for me to attribute</w:t>
-      </w:r>
-      <w:r>
-        <w:rPr>
-          <w:rFonts w:ascii="Times New Roman" w:hAnsi="Times New Roman" w:cs="Times New Roman"/>
-          <w:sz w:val="24"/>
-          <w:szCs w:val="24"/>
-        </w:rPr>
-        <w:t xml:space="preserve"> my</w:t>
+        <w:t>thoughts to them, at least not in the way I would do in a regular journal. When I get back from trips, the same thing always happens, the photos get lost in the Gallery, notes pile up in my phone, and the location is not even tracked.</w:t>
       </w:r>
       <w:r>
         <w:rPr>
@@ -4452,22 +4517,50 @@
         </w:rPr>
         <w:t xml:space="preserve"> </w:t>
       </w:r>
-      <w:r>
-        <w:rPr>
-          <w:rFonts w:ascii="Times New Roman" w:hAnsi="Times New Roman" w:cs="Times New Roman"/>
-          <w:sz w:val="24"/>
-          <w:szCs w:val="24"/>
-        </w:rPr>
-        <w:t xml:space="preserve">thoughts to them, at least not in the way I would do in a regular journal. When I get back from trips, the </w:t>
-      </w:r>
-      <w:r>
-        <w:rPr>
-          <w:rFonts w:ascii="Times New Roman" w:hAnsi="Times New Roman" w:cs="Times New Roman"/>
-          <w:sz w:val="24"/>
-          <w:szCs w:val="24"/>
-        </w:rPr>
-        <w:lastRenderedPageBreak/>
-        <w:t>same thing always happens, the photos get lost in the Gallery, notes pile up in my phone, and the location is not even tracked.</w:t>
+    </w:p>
+    <w:p>
+      <w:pPr>
+        <w:tabs>
+          <w:tab w:val="left" w:pos="1624"/>
+        </w:tabs>
+        <w:spacing w:line="360" w:lineRule="auto"/>
+        <w:rPr>
+          <w:rFonts w:ascii="Times New Roman" w:hAnsi="Times New Roman" w:cs="Times New Roman"/>
+          <w:sz w:val="24"/>
+          <w:szCs w:val="24"/>
+        </w:rPr>
+      </w:pPr>
+      <w:r>
+        <w:rPr>
+          <w:rFonts w:ascii="Times New Roman" w:hAnsi="Times New Roman" w:cs="Times New Roman"/>
+          <w:sz w:val="24"/>
+          <w:szCs w:val="24"/>
+        </w:rPr>
+        <w:tab/>
+      </w:r>
+      <w:r>
+        <w:rPr>
+          <w:rFonts w:ascii="Times New Roman" w:hAnsi="Times New Roman" w:cs="Times New Roman"/>
+          <w:sz w:val="24"/>
+          <w:szCs w:val="24"/>
+        </w:rPr>
+        <w:t xml:space="preserve">Over time, I have tried different market solutions. I tried apps specifically built for journaling, including Day One, but they require manual input, and on the surface level I am okay with that, but introducing them during the trip feels like a task and </w:t>
+      </w:r>
+      <w:r>
+        <w:rPr>
+          <w:rFonts w:ascii="Times New Roman" w:hAnsi="Times New Roman" w:cs="Times New Roman"/>
+          <w:sz w:val="24"/>
+          <w:szCs w:val="24"/>
+        </w:rPr>
+        <w:t>it takes away from the need to be present in the moment, and leaving the task to when I get back small details are already forgotten. On the other hand</w:t>
+      </w:r>
+      <w:r>
+        <w:rPr>
+          <w:rFonts w:ascii="Times New Roman" w:hAnsi="Times New Roman" w:cs="Times New Roman"/>
+          <w:sz w:val="24"/>
+          <w:szCs w:val="24"/>
+        </w:rPr>
+        <w:t>, keeping everything in their designated apps does not feel like a good way to store a trip’s data, or at least it isn’t my preferred way.</w:t>
       </w:r>
       <w:r>
         <w:rPr>
@@ -4484,80 +4577,21 @@
           <w:tab w:val="left" w:pos="1624"/>
         </w:tabs>
         <w:spacing w:line="360" w:lineRule="auto"/>
-        <w:ind w:left="360"/>
-        <w:rPr>
-          <w:rFonts w:ascii="Times New Roman" w:hAnsi="Times New Roman" w:cs="Times New Roman"/>
-          <w:sz w:val="24"/>
-          <w:szCs w:val="24"/>
-        </w:rPr>
-      </w:pPr>
-      <w:r>
-        <w:rPr>
-          <w:rFonts w:ascii="Times New Roman" w:hAnsi="Times New Roman" w:cs="Times New Roman"/>
-          <w:sz w:val="24"/>
-          <w:szCs w:val="24"/>
-        </w:rPr>
-        <w:t xml:space="preserve">Over time, I have tried different market solutions. I tried apps specifically built for journaling, including Day One, but they require manual input, and on the surface level I am okay with that, but introducing them during the trip feels like a task and </w:t>
-      </w:r>
-      <w:r>
-        <w:rPr>
-          <w:rFonts w:ascii="Times New Roman" w:hAnsi="Times New Roman" w:cs="Times New Roman"/>
-          <w:sz w:val="24"/>
-          <w:szCs w:val="24"/>
-        </w:rPr>
-        <w:t>it takes away from the need to be present in the moment, and leaving the task to when I get back small details are already forgotten. On the other hand</w:t>
-      </w:r>
-      <w:r>
-        <w:rPr>
-          <w:rFonts w:ascii="Times New Roman" w:hAnsi="Times New Roman" w:cs="Times New Roman"/>
-          <w:sz w:val="24"/>
-          <w:szCs w:val="24"/>
-        </w:rPr>
-        <w:t>, keeping everything in their designated apps does not feel like a good way to store a trip’s data, or at least it isn’t my preferred way.</w:t>
-      </w:r>
-      <w:r>
-        <w:rPr>
-          <w:rFonts w:ascii="Times New Roman" w:hAnsi="Times New Roman" w:cs="Times New Roman"/>
-          <w:sz w:val="24"/>
-          <w:szCs w:val="24"/>
-        </w:rPr>
-        <w:t xml:space="preserve"> </w:t>
-      </w:r>
-    </w:p>
-    <w:p>
-      <w:pPr>
-        <w:tabs>
-          <w:tab w:val="left" w:pos="1624"/>
-        </w:tabs>
-        <w:spacing w:line="360" w:lineRule="auto"/>
-        <w:ind w:left="360"/>
-        <w:rPr>
-          <w:rFonts w:ascii="Times New Roman" w:hAnsi="Times New Roman" w:cs="Times New Roman"/>
-          <w:b/>
-          <w:bCs/>
-          <w:sz w:val="24"/>
-          <w:szCs w:val="24"/>
-        </w:rPr>
-      </w:pPr>
-      <w:r>
-        <w:rPr>
-          <w:rFonts w:ascii="Times New Roman" w:hAnsi="Times New Roman" w:cs="Times New Roman"/>
-          <w:b/>
-          <w:bCs/>
-          <w:sz w:val="24"/>
-          <w:szCs w:val="24"/>
-        </w:rPr>
-        <w:t>2</w:t>
-      </w:r>
-      <w:r>
-        <w:rPr>
-          <w:rFonts w:ascii="Times New Roman" w:hAnsi="Times New Roman" w:cs="Times New Roman"/>
-          <w:b/>
-          <w:bCs/>
-          <w:sz w:val="24"/>
-          <w:szCs w:val="24"/>
-        </w:rPr>
-        <w:t>.4 Background Solution</w:t>
+        <w:rPr>
+          <w:rFonts w:ascii="Times New Roman" w:hAnsi="Times New Roman" w:cs="Times New Roman"/>
+          <w:sz w:val="24"/>
+          <w:szCs w:val="24"/>
+        </w:rPr>
+      </w:pPr>
+      <w:r>
+        <w:rPr>
+          <w:rFonts w:ascii="Times New Roman" w:hAnsi="Times New Roman" w:cs="Times New Roman"/>
+          <w:b/>
+          <w:bCs/>
+          <w:sz w:val="24"/>
+          <w:szCs w:val="24"/>
+        </w:rPr>
+        <w:t>Background Solution</w:t>
       </w:r>
     </w:p>
     <w:p>
@@ -4680,13 +4714,20 @@
           <w:tab w:val="left" w:pos="1624"/>
         </w:tabs>
         <w:spacing w:line="360" w:lineRule="auto"/>
-        <w:ind w:left="360"/>
-        <w:rPr>
-          <w:rFonts w:ascii="Times New Roman" w:hAnsi="Times New Roman" w:cs="Times New Roman"/>
-          <w:sz w:val="24"/>
-          <w:szCs w:val="24"/>
-        </w:rPr>
-      </w:pPr>
+        <w:rPr>
+          <w:rFonts w:ascii="Times New Roman" w:hAnsi="Times New Roman" w:cs="Times New Roman"/>
+          <w:sz w:val="24"/>
+          <w:szCs w:val="24"/>
+        </w:rPr>
+      </w:pPr>
+      <w:r>
+        <w:rPr>
+          <w:rFonts w:ascii="Times New Roman" w:hAnsi="Times New Roman" w:cs="Times New Roman"/>
+          <w:sz w:val="24"/>
+          <w:szCs w:val="24"/>
+        </w:rPr>
+        <w:tab/>
+      </w:r>
       <w:r>
         <w:rPr>
           <w:rFonts w:ascii="Times New Roman" w:hAnsi="Times New Roman" w:cs="Times New Roman"/>
@@ -4816,21 +4857,12 @@
           <w:tab w:val="left" w:pos="1624"/>
         </w:tabs>
         <w:spacing w:line="360" w:lineRule="auto"/>
-        <w:ind w:left="360"/>
-        <w:rPr>
-          <w:rFonts w:ascii="Times New Roman" w:hAnsi="Times New Roman" w:cs="Times New Roman"/>
-          <w:sz w:val="24"/>
-          <w:szCs w:val="24"/>
-        </w:rPr>
-      </w:pPr>
-      <w:r>
-        <w:rPr>
-          <w:rFonts w:ascii="Times New Roman" w:hAnsi="Times New Roman" w:cs="Times New Roman"/>
-          <w:sz w:val="24"/>
-          <w:szCs w:val="24"/>
-        </w:rPr>
-        <w:t xml:space="preserve">From this point of view, mobile software has evolved in such a way that it contains exceptional capabilities: biometric chips, continuous location tracking, persistent background </w:t>
-      </w:r>
+        <w:rPr>
+          <w:rFonts w:ascii="Times New Roman" w:hAnsi="Times New Roman" w:cs="Times New Roman"/>
+          <w:sz w:val="24"/>
+          <w:szCs w:val="24"/>
+        </w:rPr>
+      </w:pPr>
       <w:r>
         <w:rPr>
           <w:rFonts w:ascii="Times New Roman" w:hAnsi="Times New Roman" w:cs="Times New Roman"/>
@@ -4838,16 +4870,39 @@
           <w:szCs w:val="24"/>
         </w:rPr>
         <w:lastRenderedPageBreak/>
-        <w:t>processing units. However, the consumer application layer is still largely based on manual input.</w:t>
-      </w:r>
-    </w:p>
-    <w:p>
-      <w:pPr>
-        <w:tabs>
-          <w:tab w:val="left" w:pos="1624"/>
-        </w:tabs>
-        <w:spacing w:line="360" w:lineRule="auto"/>
-        <w:ind w:left="360"/>
+        <w:tab/>
+      </w:r>
+      <w:r>
+        <w:rPr>
+          <w:rFonts w:ascii="Times New Roman" w:hAnsi="Times New Roman" w:cs="Times New Roman"/>
+          <w:sz w:val="24"/>
+          <w:szCs w:val="24"/>
+        </w:rPr>
+        <w:t xml:space="preserve">From this point of view, mobile software has evolved in such a way that it contains exceptional capabilities: biometric chips, continuous location tracking, persistent background processing units. However, the consumer application </w:t>
+      </w:r>
+      <w:r>
+        <w:rPr>
+          <w:rFonts w:ascii="Times New Roman" w:hAnsi="Times New Roman" w:cs="Times New Roman"/>
+          <w:sz w:val="24"/>
+          <w:szCs w:val="24"/>
+        </w:rPr>
+        <w:t>level</w:t>
+      </w:r>
+      <w:r>
+        <w:rPr>
+          <w:rFonts w:ascii="Times New Roman" w:hAnsi="Times New Roman" w:cs="Times New Roman"/>
+          <w:sz w:val="24"/>
+          <w:szCs w:val="24"/>
+        </w:rPr>
+        <w:t xml:space="preserve"> is still largely based on manual input.</w:t>
+      </w:r>
+    </w:p>
+    <w:p>
+      <w:pPr>
+        <w:tabs>
+          <w:tab w:val="left" w:pos="1624"/>
+        </w:tabs>
+        <w:spacing w:line="360" w:lineRule="auto"/>
         <w:rPr>
           <w:rFonts w:ascii="Times New Roman" w:hAnsi="Times New Roman" w:cs="Times New Roman"/>
           <w:sz w:val="24"/>
@@ -5165,601 +5220,572 @@
     </w:p>
     <w:p>
       <w:pPr>
+        <w:pStyle w:val="Title"/>
+        <w:rPr>
+          <w:rFonts w:ascii="Times New Roman" w:hAnsi="Times New Roman" w:cs="Times New Roman"/>
+          <w:b/>
+          <w:bCs/>
+          <w:sz w:val="28"/>
+          <w:szCs w:val="28"/>
+        </w:rPr>
+      </w:pPr>
+    </w:p>
+    <w:p/>
+    <w:p>
+      <w:pPr>
+        <w:pStyle w:val="Title"/>
+        <w:jc w:val="center"/>
+        <w:rPr>
+          <w:rFonts w:ascii="Times New Roman" w:hAnsi="Times New Roman" w:cs="Times New Roman"/>
+          <w:b/>
+          <w:bCs/>
+          <w:sz w:val="28"/>
+          <w:szCs w:val="28"/>
+        </w:rPr>
+      </w:pPr>
+    </w:p>
+    <w:p>
+      <w:pPr>
+        <w:pStyle w:val="Title"/>
+        <w:jc w:val="center"/>
+        <w:rPr>
+          <w:rFonts w:ascii="Times New Roman" w:hAnsi="Times New Roman" w:cs="Times New Roman"/>
+          <w:b/>
+          <w:bCs/>
+          <w:sz w:val="28"/>
+          <w:szCs w:val="28"/>
+        </w:rPr>
+      </w:pPr>
+      <w:r>
+        <w:rPr>
+          <w:rFonts w:ascii="Times New Roman" w:hAnsi="Times New Roman" w:cs="Times New Roman"/>
+          <w:b/>
+          <w:bCs/>
+          <w:sz w:val="28"/>
+          <w:szCs w:val="28"/>
+        </w:rPr>
+        <w:t>CHAPTER I</w:t>
+      </w:r>
+      <w:r>
+        <w:rPr>
+          <w:rFonts w:ascii="Times New Roman" w:hAnsi="Times New Roman" w:cs="Times New Roman"/>
+          <w:b/>
+          <w:bCs/>
+          <w:sz w:val="28"/>
+          <w:szCs w:val="28"/>
+        </w:rPr>
+        <w:t>I</w:t>
+      </w:r>
+      <w:r>
+        <w:rPr>
+          <w:rFonts w:ascii="Times New Roman" w:hAnsi="Times New Roman" w:cs="Times New Roman"/>
+          <w:b/>
+          <w:bCs/>
+          <w:sz w:val="28"/>
+          <w:szCs w:val="28"/>
+        </w:rPr>
+        <w:t>I. TECHNOLOGIES USED</w:t>
+      </w:r>
+    </w:p>
+    <w:p/>
+    <w:p>
+      <w:pPr>
         <w:tabs>
           <w:tab w:val="left" w:pos="1624"/>
         </w:tabs>
         <w:spacing w:line="240" w:lineRule="auto"/>
+        <w:rPr>
+          <w:rFonts w:ascii="Times New Roman" w:hAnsi="Times New Roman" w:cs="Times New Roman"/>
+          <w:b/>
+          <w:bCs/>
+          <w:sz w:val="24"/>
+          <w:szCs w:val="24"/>
+        </w:rPr>
+      </w:pPr>
+      <w:r>
+        <w:rPr>
+          <w:rFonts w:ascii="Times New Roman" w:hAnsi="Times New Roman" w:cs="Times New Roman"/>
+          <w:b/>
+          <w:bCs/>
+          <w:sz w:val="24"/>
+          <w:szCs w:val="24"/>
+        </w:rPr>
+        <w:t xml:space="preserve">Coding environment </w:t>
+      </w:r>
+    </w:p>
+    <w:p>
+      <w:pPr>
+        <w:tabs>
+          <w:tab w:val="left" w:pos="1624"/>
+        </w:tabs>
+        <w:spacing w:line="240" w:lineRule="auto"/>
+        <w:rPr>
+          <w:rFonts w:ascii="Times New Roman" w:hAnsi="Times New Roman" w:cs="Times New Roman"/>
+          <w:b/>
+          <w:bCs/>
+          <w:sz w:val="24"/>
+          <w:szCs w:val="24"/>
+        </w:rPr>
+      </w:pPr>
+    </w:p>
+    <w:p>
+      <w:pPr>
+        <w:tabs>
+          <w:tab w:val="left" w:pos="1624"/>
+        </w:tabs>
+        <w:spacing w:line="360" w:lineRule="auto"/>
+        <w:rPr>
+          <w:rFonts w:ascii="Times New Roman" w:hAnsi="Times New Roman" w:cs="Times New Roman"/>
+          <w:sz w:val="24"/>
+          <w:szCs w:val="24"/>
+        </w:rPr>
+      </w:pPr>
+      <w:r>
+        <w:rPr>
+          <w:rFonts w:ascii="Times New Roman" w:hAnsi="Times New Roman" w:cs="Times New Roman"/>
+          <w:sz w:val="24"/>
+          <w:szCs w:val="24"/>
+        </w:rPr>
+        <w:tab/>
+      </w:r>
+      <w:r>
+        <w:rPr>
+          <w:rFonts w:ascii="Times New Roman" w:hAnsi="Times New Roman" w:cs="Times New Roman"/>
+          <w:sz w:val="24"/>
+          <w:szCs w:val="24"/>
+        </w:rPr>
+        <w:t xml:space="preserve">The application is structured </w:t>
+      </w:r>
+      <w:r>
+        <w:rPr>
+          <w:rFonts w:ascii="Times New Roman" w:hAnsi="Times New Roman" w:cs="Times New Roman"/>
+          <w:sz w:val="24"/>
+          <w:szCs w:val="24"/>
+        </w:rPr>
+        <w:t>around long-running background processes which generate continuous data flows</w:t>
+      </w:r>
+      <w:r>
+        <w:rPr>
+          <w:rFonts w:ascii="Times New Roman" w:hAnsi="Times New Roman" w:cs="Times New Roman"/>
+          <w:sz w:val="24"/>
+          <w:szCs w:val="24"/>
+        </w:rPr>
+        <w:t>.</w:t>
+      </w:r>
+      <w:r>
+        <w:rPr>
+          <w:rFonts w:ascii="Times New Roman" w:hAnsi="Times New Roman" w:cs="Times New Roman"/>
+          <w:sz w:val="24"/>
+          <w:szCs w:val="24"/>
+        </w:rPr>
+        <w:t xml:space="preserve"> These outputs are then managed by the data persistence layer and therefore rendered by the user interface layer.</w:t>
+      </w:r>
+    </w:p>
+    <w:p>
+      <w:pPr>
+        <w:tabs>
+          <w:tab w:val="left" w:pos="1624"/>
+        </w:tabs>
+        <w:spacing w:line="360" w:lineRule="auto"/>
+        <w:rPr>
+          <w:rFonts w:ascii="Times New Roman" w:hAnsi="Times New Roman" w:cs="Times New Roman"/>
+          <w:sz w:val="24"/>
+          <w:szCs w:val="24"/>
+        </w:rPr>
+      </w:pPr>
+      <w:r>
+        <w:rPr>
+          <w:rFonts w:ascii="Times New Roman" w:hAnsi="Times New Roman" w:cs="Times New Roman"/>
+          <w:sz w:val="24"/>
+          <w:szCs w:val="24"/>
+        </w:rPr>
+        <w:t>For the</w:t>
+      </w:r>
+      <w:r>
+        <w:rPr>
+          <w:rFonts w:ascii="Times New Roman" w:hAnsi="Times New Roman" w:cs="Times New Roman"/>
+          <w:sz w:val="24"/>
+          <w:szCs w:val="24"/>
+        </w:rPr>
+        <w:t xml:space="preserve"> </w:t>
+      </w:r>
+      <w:r>
+        <w:rPr>
+          <w:rFonts w:ascii="Times New Roman" w:hAnsi="Times New Roman" w:cs="Times New Roman"/>
+          <w:sz w:val="24"/>
+          <w:szCs w:val="24"/>
+        </w:rPr>
+        <w:t>implementation of the solution, I used Android Studio IDE, the official Integrated Development Environment for Android applications.</w:t>
+      </w:r>
+      <w:r>
+        <w:rPr>
+          <w:rFonts w:ascii="Times New Roman" w:hAnsi="Times New Roman" w:cs="Times New Roman"/>
+          <w:sz w:val="24"/>
+          <w:szCs w:val="24"/>
+        </w:rPr>
+        <w:t xml:space="preserve"> </w:t>
+      </w:r>
+      <w:r>
+        <w:rPr>
+          <w:rFonts w:ascii="Times New Roman" w:hAnsi="Times New Roman" w:cs="Times New Roman"/>
+          <w:sz w:val="24"/>
+          <w:szCs w:val="24"/>
+        </w:rPr>
+        <w:t xml:space="preserve">The first stable version was released in 2014. </w:t>
+      </w:r>
+      <w:r>
+        <w:rPr>
+          <w:rFonts w:ascii="Times New Roman" w:hAnsi="Times New Roman" w:cs="Times New Roman"/>
+          <w:sz w:val="24"/>
+          <w:szCs w:val="24"/>
+        </w:rPr>
+        <w:t>It was the best choice for the implementation of the solution due to the high efficiency provided by the flexible build system, used to automate the compilation process, the integrated emulator, which simulates a wide range of devices, providing fast testing, and the native support for Jetpack Compose and XML files.</w:t>
+      </w:r>
+      <w:r>
+        <w:rPr>
+          <w:rFonts w:ascii="Times New Roman" w:hAnsi="Times New Roman" w:cs="Times New Roman"/>
+          <w:sz w:val="24"/>
+          <w:szCs w:val="24"/>
+        </w:rPr>
+        <w:t xml:space="preserve"> Android Studio also provides a native integration for Android SDK, which implies access to the latest API’s or libraries.</w:t>
+      </w:r>
+    </w:p>
+    <w:p>
+      <w:pPr>
+        <w:tabs>
+          <w:tab w:val="left" w:pos="1624"/>
+        </w:tabs>
+        <w:spacing w:line="360" w:lineRule="auto"/>
+        <w:rPr>
+          <w:rFonts w:ascii="Times New Roman" w:hAnsi="Times New Roman" w:cs="Times New Roman"/>
+          <w:sz w:val="24"/>
+          <w:szCs w:val="24"/>
+        </w:rPr>
+      </w:pPr>
+      <w:r>
+        <w:rPr>
+          <w:rFonts w:ascii="Times New Roman" w:hAnsi="Times New Roman" w:cs="Times New Roman"/>
+          <w:sz w:val="24"/>
+          <w:szCs w:val="24"/>
+        </w:rPr>
+        <w:tab/>
+      </w:r>
+      <w:r>
+        <w:rPr>
+          <w:rFonts w:ascii="Times New Roman" w:hAnsi="Times New Roman" w:cs="Times New Roman"/>
+          <w:sz w:val="24"/>
+          <w:szCs w:val="24"/>
+        </w:rPr>
+        <w:t xml:space="preserve">The </w:t>
+      </w:r>
+      <w:r>
+        <w:rPr>
+          <w:rFonts w:ascii="Times New Roman" w:hAnsi="Times New Roman" w:cs="Times New Roman"/>
+          <w:sz w:val="24"/>
+          <w:szCs w:val="24"/>
+        </w:rPr>
+        <w:t xml:space="preserve">programming </w:t>
+      </w:r>
+      <w:r>
+        <w:rPr>
+          <w:rFonts w:ascii="Times New Roman" w:hAnsi="Times New Roman" w:cs="Times New Roman"/>
+          <w:sz w:val="24"/>
+          <w:szCs w:val="24"/>
+        </w:rPr>
+        <w:t>language chosen was Java</w:t>
+      </w:r>
+      <w:r>
+        <w:rPr>
+          <w:rFonts w:ascii="Times New Roman" w:hAnsi="Times New Roman" w:cs="Times New Roman"/>
+          <w:sz w:val="24"/>
+          <w:szCs w:val="24"/>
+        </w:rPr>
+        <w:t xml:space="preserve">, despite Kotlin being the official recommended language by Android. This choice was motivated by its Object-Oriented design, suitable for implementing the application’s core features and by my familiarity with it, being one of the studied languages in university. </w:t>
+      </w:r>
+    </w:p>
+    <w:p>
+      <w:pPr>
+        <w:tabs>
+          <w:tab w:val="left" w:pos="1624"/>
+        </w:tabs>
+        <w:spacing w:line="360" w:lineRule="auto"/>
+        <w:rPr>
+          <w:rFonts w:ascii="Times New Roman" w:hAnsi="Times New Roman" w:cs="Times New Roman"/>
+          <w:b/>
+          <w:bCs/>
+          <w:sz w:val="24"/>
+          <w:szCs w:val="24"/>
+        </w:rPr>
+      </w:pPr>
+      <w:r>
+        <w:rPr>
+          <w:rFonts w:ascii="Times New Roman" w:hAnsi="Times New Roman" w:cs="Times New Roman"/>
+          <w:b/>
+          <w:bCs/>
+          <w:sz w:val="24"/>
+          <w:szCs w:val="24"/>
+        </w:rPr>
+        <w:t>Version control</w:t>
+      </w:r>
+    </w:p>
+    <w:p>
+      <w:pPr>
+        <w:tabs>
+          <w:tab w:val="left" w:pos="1624"/>
+        </w:tabs>
+        <w:spacing w:line="360" w:lineRule="auto"/>
+        <w:rPr>
+          <w:rFonts w:ascii="Times New Roman" w:hAnsi="Times New Roman" w:cs="Times New Roman"/>
+          <w:sz w:val="24"/>
+          <w:szCs w:val="24"/>
+        </w:rPr>
+      </w:pPr>
+      <w:r>
+        <w:rPr>
+          <w:rFonts w:ascii="Times New Roman" w:hAnsi="Times New Roman" w:cs="Times New Roman"/>
+          <w:sz w:val="24"/>
+          <w:szCs w:val="24"/>
+        </w:rPr>
+        <w:tab/>
+      </w:r>
+      <w:r>
+        <w:rPr>
+          <w:rFonts w:ascii="Times New Roman" w:hAnsi="Times New Roman" w:cs="Times New Roman"/>
+          <w:sz w:val="24"/>
+          <w:szCs w:val="24"/>
+        </w:rPr>
+        <w:t xml:space="preserve">Another helpful tool I chose for this project is Git, released in 2005 by Linus Torvalds, initially build for version control of the Linux kernel. This helped me manage the source code by tracking every change done to the application. The development process became safer, especially through the ability to revert the project to a previous state whenever new </w:t>
+      </w:r>
+      <w:r>
+        <w:rPr>
+          <w:rFonts w:ascii="Times New Roman" w:hAnsi="Times New Roman" w:cs="Times New Roman"/>
+          <w:sz w:val="24"/>
+          <w:szCs w:val="24"/>
+        </w:rPr>
+        <w:lastRenderedPageBreak/>
+        <w:t>modifications generated errors or unexpected behaviour. In addition to this, I also used GitHub to upload the source code to a remote repository.</w:t>
+      </w:r>
+    </w:p>
+    <w:p>
+      <w:pPr>
+        <w:tabs>
+          <w:tab w:val="left" w:pos="1624"/>
+        </w:tabs>
+        <w:spacing w:line="360" w:lineRule="auto"/>
+        <w:rPr>
+          <w:rFonts w:ascii="Times New Roman" w:hAnsi="Times New Roman" w:cs="Times New Roman"/>
+          <w:sz w:val="24"/>
+          <w:szCs w:val="24"/>
+        </w:rPr>
+      </w:pPr>
+      <w:r>
+        <w:rPr>
+          <w:rFonts w:ascii="Times New Roman" w:hAnsi="Times New Roman" w:cs="Times New Roman"/>
+          <w:sz w:val="24"/>
+          <w:szCs w:val="24"/>
+        </w:rPr>
+        <w:tab/>
+      </w:r>
+      <w:r>
+        <w:rPr>
+          <w:rFonts w:ascii="Times New Roman" w:hAnsi="Times New Roman" w:cs="Times New Roman"/>
+          <w:sz w:val="24"/>
+          <w:szCs w:val="24"/>
+        </w:rPr>
+        <w:t>For the user login process, the application uses Firebase Authentication, a cloud-based service provided by Google. This provides secure credential management, while reducing the development phase.</w:t>
+      </w:r>
+    </w:p>
+    <w:p>
+      <w:pPr>
+        <w:tabs>
+          <w:tab w:val="left" w:pos="1624"/>
+        </w:tabs>
+        <w:spacing w:line="360" w:lineRule="auto"/>
+        <w:rPr>
+          <w:rFonts w:ascii="Times New Roman" w:hAnsi="Times New Roman" w:cs="Times New Roman"/>
+          <w:sz w:val="24"/>
+          <w:szCs w:val="24"/>
+        </w:rPr>
+      </w:pPr>
+      <w:r>
+        <w:rPr>
+          <w:rFonts w:ascii="Times New Roman" w:hAnsi="Times New Roman" w:cs="Times New Roman"/>
+          <w:sz w:val="24"/>
+          <w:szCs w:val="24"/>
+        </w:rPr>
+        <w:tab/>
+      </w:r>
+      <w:r>
+        <w:rPr>
+          <w:rFonts w:ascii="Times New Roman" w:hAnsi="Times New Roman" w:cs="Times New Roman"/>
+          <w:sz w:val="24"/>
+          <w:szCs w:val="24"/>
+        </w:rPr>
+        <w:t>The data persistence architecture was built through the Room Persistence Library, which provides an abstraction layer over SQLite databases. The three main components of this architecture are the database, which is the primary access point for the app’s persisted data, the entities and the Data Access Objects (DAO), classes annotated with @Dao which contain methods for accessing the database. For the instantiation of the database the Singleton Pattern was implemented, a creational design pattern which in this context restricts the instantiation to a single, globally accessible object. This was done because instantiating a database is one of the most expensive operations in a mobile app, involving memory allocation and thread coordination. The database repository manages all DAOs, bridging the gap between the application logic and the database. For reading the database, this repository uses LiveData, which is an observable that automatically notifies the user interface when there are changes to the database, for example, when a new trip is created and inserted into the database. On the other hand, writing operations (for example: INSERT, UPDATE, DELETE) are done on a background thread through an ExecutorService, preventing these operations from blocking the User Interface thread.</w:t>
+      </w:r>
+    </w:p>
+    <w:p>
+      <w:pPr>
+        <w:tabs>
+          <w:tab w:val="left" w:pos="1624"/>
+        </w:tabs>
+        <w:spacing w:line="360" w:lineRule="auto"/>
+        <w:rPr>
+          <w:rFonts w:ascii="Times New Roman" w:hAnsi="Times New Roman" w:cs="Times New Roman"/>
+          <w:sz w:val="24"/>
+          <w:szCs w:val="24"/>
+        </w:rPr>
+      </w:pPr>
+      <w:r>
+        <w:rPr>
+          <w:rFonts w:ascii="Times New Roman" w:hAnsi="Times New Roman" w:cs="Times New Roman"/>
+          <w:sz w:val="24"/>
+          <w:szCs w:val="24"/>
+        </w:rPr>
+        <w:tab/>
+      </w:r>
+      <w:r>
+        <w:rPr>
+          <w:rFonts w:ascii="Times New Roman" w:hAnsi="Times New Roman" w:cs="Times New Roman"/>
+          <w:sz w:val="24"/>
+          <w:szCs w:val="24"/>
+        </w:rPr>
+        <w:t>In order to represent the geographic data visually, the application implements the Google Static Maps API, which inserts a non-interactive image directly into the app via standard HTTP requests. The security of the key was done through the Google Cloud Console, restricting it to the specific application package to prevent non-authorized usage.</w:t>
+      </w:r>
+    </w:p>
+    <w:p>
+      <w:pPr>
+        <w:tabs>
+          <w:tab w:val="left" w:pos="1624"/>
+        </w:tabs>
+        <w:spacing w:line="360" w:lineRule="auto"/>
+        <w:rPr>
+          <w:rFonts w:ascii="Times New Roman" w:hAnsi="Times New Roman" w:cs="Times New Roman"/>
+          <w:sz w:val="24"/>
+          <w:szCs w:val="24"/>
+        </w:rPr>
+      </w:pPr>
+      <w:r>
+        <w:rPr>
+          <w:rFonts w:ascii="Times New Roman" w:hAnsi="Times New Roman" w:cs="Times New Roman"/>
+          <w:sz w:val="24"/>
+          <w:szCs w:val="24"/>
+        </w:rPr>
+        <w:tab/>
+      </w:r>
+      <w:r>
+        <w:rPr>
+          <w:rFonts w:ascii="Times New Roman" w:hAnsi="Times New Roman" w:cs="Times New Roman"/>
+          <w:sz w:val="24"/>
+          <w:szCs w:val="24"/>
+        </w:rPr>
+        <w:t>For the automation of the landmark checklist, the application communicates with Overpass API, which transforms user input data into exact geographic coordinates, through an asynchronous network query, which filters nodes, ways and relations mapped with their English name and indexed in the web repository Wikidata.</w:t>
+      </w:r>
+      <w:r>
+        <w:rPr>
+          <w:rFonts w:ascii="Times New Roman" w:hAnsi="Times New Roman" w:cs="Times New Roman"/>
+          <w:sz w:val="24"/>
+          <w:szCs w:val="24"/>
+        </w:rPr>
+        <w:t xml:space="preserve"> This process is done entirely on a background</w:t>
+      </w:r>
+      <w:r>
+        <w:rPr>
+          <w:rFonts w:ascii="Times New Roman" w:hAnsi="Times New Roman" w:cs="Times New Roman"/>
+          <w:sz w:val="24"/>
+          <w:szCs w:val="24"/>
+        </w:rPr>
+        <w:t xml:space="preserve"> thread</w:t>
+      </w:r>
+      <w:r>
+        <w:rPr>
+          <w:rFonts w:ascii="Times New Roman" w:hAnsi="Times New Roman" w:cs="Times New Roman"/>
+          <w:sz w:val="24"/>
+          <w:szCs w:val="24"/>
+        </w:rPr>
+        <w:t>, isolating the network processing overhead from the user interface operations (Main UI Thread).</w:t>
+      </w:r>
+    </w:p>
+    <w:p>
+      <w:pPr>
+        <w:tabs>
+          <w:tab w:val="left" w:pos="1624"/>
+        </w:tabs>
+        <w:spacing w:line="360" w:lineRule="auto"/>
+        <w:rPr>
+          <w:rFonts w:ascii="Times New Roman" w:hAnsi="Times New Roman" w:cs="Times New Roman"/>
+          <w:b/>
+          <w:bCs/>
+          <w:sz w:val="24"/>
+          <w:szCs w:val="24"/>
+        </w:rPr>
+      </w:pPr>
+      <w:r>
+        <w:rPr>
+          <w:rFonts w:ascii="Times New Roman" w:hAnsi="Times New Roman" w:cs="Times New Roman"/>
+          <w:b/>
+          <w:bCs/>
+          <w:sz w:val="24"/>
+          <w:szCs w:val="24"/>
+        </w:rPr>
+        <w:lastRenderedPageBreak/>
+        <w:t>PROCESS PRIORITY</w:t>
+      </w:r>
+    </w:p>
+    <w:p>
+      <w:pPr>
+        <w:tabs>
+          <w:tab w:val="left" w:pos="1624"/>
+        </w:tabs>
+        <w:spacing w:line="360" w:lineRule="auto"/>
+        <w:rPr>
+          <w:rFonts w:ascii="Times New Roman" w:hAnsi="Times New Roman" w:cs="Times New Roman"/>
+          <w:sz w:val="24"/>
+          <w:szCs w:val="24"/>
+        </w:rPr>
+      </w:pPr>
+      <w:r>
+        <w:rPr>
+          <w:rFonts w:ascii="Times New Roman" w:hAnsi="Times New Roman" w:cs="Times New Roman"/>
+          <w:sz w:val="24"/>
+          <w:szCs w:val="24"/>
+        </w:rPr>
+        <w:t xml:space="preserve">An Android service is a component of the application that performs operations in the background without providing a user interface. A service can belong to one of three categories: Foreground, Background, </w:t>
+      </w:r>
+      <w:r>
+        <w:rPr>
+          <w:rFonts w:ascii="Times New Roman" w:hAnsi="Times New Roman" w:cs="Times New Roman"/>
+          <w:sz w:val="24"/>
+          <w:szCs w:val="24"/>
+        </w:rPr>
+        <w:t xml:space="preserve">or Bound. Despite the intuitive definition, a service does not run on a different thread unless explicitly told to do so. </w:t>
+      </w:r>
+      <w:r>
+        <w:rPr>
+          <w:rFonts w:ascii="Times New Roman" w:hAnsi="Times New Roman" w:cs="Times New Roman"/>
+          <w:sz w:val="24"/>
+          <w:szCs w:val="24"/>
+        </w:rPr>
+        <w:t>From the Linux Kernel perspective, these services are organized into a strict hierarchy. Classic Background services have a low priority, meaning that whenever the device deals with low memory, the Low Memory Killer scans these processes and targets the least important ones, terminating these background services.</w:t>
+      </w:r>
+      <w:r>
+        <w:rPr>
+          <w:rFonts w:ascii="Times New Roman" w:hAnsi="Times New Roman" w:cs="Times New Roman"/>
+          <w:sz w:val="24"/>
+          <w:szCs w:val="24"/>
+        </w:rPr>
+        <w:t xml:space="preserve"> </w:t>
+      </w:r>
+    </w:p>
+    <w:p>
+      <w:pPr>
+        <w:keepNext/>
+        <w:tabs>
+          <w:tab w:val="left" w:pos="1624"/>
+        </w:tabs>
+        <w:spacing w:line="360" w:lineRule="auto"/>
         <w:ind w:left="360"/>
         <w:jc w:val="center"/>
-        <w:rPr>
-          <w:rFonts w:ascii="Times New Roman" w:hAnsi="Times New Roman" w:cs="Times New Roman"/>
-          <w:b/>
-          <w:bCs/>
-          <w:sz w:val="24"/>
-          <w:szCs w:val="24"/>
-        </w:rPr>
-      </w:pPr>
-      <w:r>
-        <w:rPr>
-          <w:rFonts w:ascii="Times New Roman" w:hAnsi="Times New Roman" w:cs="Times New Roman"/>
-          <w:b/>
-          <w:bCs/>
-          <w:sz w:val="24"/>
-          <w:szCs w:val="24"/>
-        </w:rPr>
-        <w:lastRenderedPageBreak/>
-        <w:t>CHAPTER I</w:t>
-      </w:r>
-      <w:r>
-        <w:rPr>
-          <w:rFonts w:ascii="Times New Roman" w:hAnsi="Times New Roman" w:cs="Times New Roman"/>
-          <w:b/>
-          <w:bCs/>
-          <w:sz w:val="24"/>
-          <w:szCs w:val="24"/>
-        </w:rPr>
-        <w:t>I</w:t>
-      </w:r>
-      <w:r>
-        <w:rPr>
-          <w:rFonts w:ascii="Times New Roman" w:hAnsi="Times New Roman" w:cs="Times New Roman"/>
-          <w:b/>
-          <w:bCs/>
-          <w:sz w:val="24"/>
-          <w:szCs w:val="24"/>
-        </w:rPr>
-        <w:t>I</w:t>
-      </w:r>
-      <w:r>
-        <w:rPr>
-          <w:rFonts w:ascii="Times New Roman" w:hAnsi="Times New Roman" w:cs="Times New Roman"/>
-          <w:b/>
-          <w:bCs/>
-          <w:sz w:val="24"/>
-          <w:szCs w:val="24"/>
-        </w:rPr>
-        <w:t>.</w:t>
-      </w:r>
-      <w:r>
-        <w:rPr>
-          <w:rFonts w:ascii="Times New Roman" w:hAnsi="Times New Roman" w:cs="Times New Roman"/>
-          <w:b/>
-          <w:bCs/>
-          <w:sz w:val="24"/>
-          <w:szCs w:val="24"/>
-        </w:rPr>
-        <w:t xml:space="preserve"> TECHNOLOGIES USED</w:t>
-      </w:r>
-    </w:p>
-    <w:p>
-      <w:pPr>
-        <w:tabs>
-          <w:tab w:val="left" w:pos="1624"/>
-        </w:tabs>
-        <w:spacing w:line="240" w:lineRule="auto"/>
-        <w:ind w:left="360"/>
-        <w:rPr>
-          <w:rFonts w:ascii="Times New Roman" w:hAnsi="Times New Roman" w:cs="Times New Roman"/>
-          <w:b/>
-          <w:bCs/>
-          <w:sz w:val="24"/>
-          <w:szCs w:val="24"/>
-        </w:rPr>
-      </w:pPr>
-      <w:r>
-        <w:rPr>
-          <w:rFonts w:ascii="Times New Roman" w:hAnsi="Times New Roman" w:cs="Times New Roman"/>
-          <w:b/>
-          <w:bCs/>
-          <w:sz w:val="24"/>
-          <w:szCs w:val="24"/>
-        </w:rPr>
-        <w:t xml:space="preserve">2.1 Coding environment </w:t>
-      </w:r>
-    </w:p>
-    <w:p>
-      <w:pPr>
-        <w:tabs>
-          <w:tab w:val="left" w:pos="1624"/>
-        </w:tabs>
-        <w:spacing w:line="240" w:lineRule="auto"/>
-        <w:ind w:left="360"/>
-        <w:rPr>
-          <w:rFonts w:ascii="Times New Roman" w:hAnsi="Times New Roman" w:cs="Times New Roman"/>
-          <w:sz w:val="24"/>
-          <w:szCs w:val="24"/>
-        </w:rPr>
-      </w:pPr>
-      <w:r>
-        <w:rPr>
-          <w:rFonts w:ascii="Times New Roman" w:hAnsi="Times New Roman" w:cs="Times New Roman"/>
-          <w:sz w:val="24"/>
-          <w:szCs w:val="24"/>
-        </w:rPr>
-        <w:tab/>
-      </w:r>
-      <w:r>
-        <w:rPr>
-          <w:rFonts w:ascii="Times New Roman" w:hAnsi="Times New Roman" w:cs="Times New Roman"/>
-          <w:sz w:val="24"/>
-          <w:szCs w:val="24"/>
-        </w:rPr>
-        <w:t xml:space="preserve">The application is structured </w:t>
-      </w:r>
-      <w:r>
-        <w:rPr>
-          <w:rFonts w:ascii="Times New Roman" w:hAnsi="Times New Roman" w:cs="Times New Roman"/>
-          <w:sz w:val="24"/>
-          <w:szCs w:val="24"/>
-        </w:rPr>
-        <w:t>around long-running background processes which generate continuous data flows</w:t>
-      </w:r>
-      <w:r>
-        <w:rPr>
-          <w:rFonts w:ascii="Times New Roman" w:hAnsi="Times New Roman" w:cs="Times New Roman"/>
-          <w:sz w:val="24"/>
-          <w:szCs w:val="24"/>
-        </w:rPr>
-        <w:t>.</w:t>
-      </w:r>
-      <w:r>
-        <w:rPr>
-          <w:rFonts w:ascii="Times New Roman" w:hAnsi="Times New Roman" w:cs="Times New Roman"/>
-          <w:sz w:val="24"/>
-          <w:szCs w:val="24"/>
-        </w:rPr>
-        <w:t xml:space="preserve"> These outputs are then managed by the data persistence layer and therefore rendered by the user interface layer.</w:t>
-      </w:r>
-    </w:p>
-    <w:p>
-      <w:pPr>
-        <w:tabs>
-          <w:tab w:val="left" w:pos="1624"/>
-        </w:tabs>
-        <w:spacing w:line="360" w:lineRule="auto"/>
-        <w:ind w:left="360"/>
-        <w:rPr>
-          <w:rFonts w:ascii="Times New Roman" w:hAnsi="Times New Roman" w:cs="Times New Roman"/>
-          <w:sz w:val="24"/>
-          <w:szCs w:val="24"/>
-        </w:rPr>
-      </w:pPr>
-      <w:r>
-        <w:rPr>
-          <w:rFonts w:ascii="Times New Roman" w:hAnsi="Times New Roman" w:cs="Times New Roman"/>
-          <w:sz w:val="24"/>
-          <w:szCs w:val="24"/>
-        </w:rPr>
-        <w:tab/>
-      </w:r>
-      <w:r>
-        <w:rPr>
-          <w:rFonts w:ascii="Times New Roman" w:hAnsi="Times New Roman" w:cs="Times New Roman"/>
-          <w:sz w:val="24"/>
-          <w:szCs w:val="24"/>
-        </w:rPr>
-        <w:t>For the</w:t>
-      </w:r>
-      <w:r>
-        <w:rPr>
-          <w:rFonts w:ascii="Times New Roman" w:hAnsi="Times New Roman" w:cs="Times New Roman"/>
-          <w:sz w:val="24"/>
-          <w:szCs w:val="24"/>
-        </w:rPr>
-        <w:t xml:space="preserve"> </w:t>
-      </w:r>
-      <w:r>
-        <w:rPr>
-          <w:rFonts w:ascii="Times New Roman" w:hAnsi="Times New Roman" w:cs="Times New Roman"/>
-          <w:sz w:val="24"/>
-          <w:szCs w:val="24"/>
-        </w:rPr>
-        <w:t>implementation of the solution, I used Android Studio IDE, the official Integrated Development Environment for Android applications.</w:t>
-      </w:r>
-      <w:r>
-        <w:rPr>
-          <w:rFonts w:ascii="Times New Roman" w:hAnsi="Times New Roman" w:cs="Times New Roman"/>
-          <w:sz w:val="24"/>
-          <w:szCs w:val="24"/>
-        </w:rPr>
-        <w:t xml:space="preserve"> </w:t>
-      </w:r>
-      <w:r>
-        <w:rPr>
-          <w:rFonts w:ascii="Times New Roman" w:hAnsi="Times New Roman" w:cs="Times New Roman"/>
-          <w:sz w:val="24"/>
-          <w:szCs w:val="24"/>
-        </w:rPr>
-        <w:t xml:space="preserve">The first stable version was released in 2014. </w:t>
-      </w:r>
-      <w:r>
-        <w:rPr>
-          <w:rFonts w:ascii="Times New Roman" w:hAnsi="Times New Roman" w:cs="Times New Roman"/>
-          <w:sz w:val="24"/>
-          <w:szCs w:val="24"/>
-        </w:rPr>
-        <w:t>It was the best choice for the implementation of the solution due to the high efficiency provided by the flexible build system, used to automate the compilation process, the integrated emulator, which simulates a wide range of devices, providing fast testing, and the native support for Jetpack Compose and XML files.</w:t>
-      </w:r>
-      <w:r>
-        <w:rPr>
-          <w:rFonts w:ascii="Times New Roman" w:hAnsi="Times New Roman" w:cs="Times New Roman"/>
-          <w:sz w:val="24"/>
-          <w:szCs w:val="24"/>
-        </w:rPr>
-        <w:t xml:space="preserve"> Android Studio also provides a native integration for Android SDK, which implies access to the latest API’s or libraries.</w:t>
-      </w:r>
-    </w:p>
-    <w:p>
-      <w:pPr>
-        <w:tabs>
-          <w:tab w:val="left" w:pos="1624"/>
-        </w:tabs>
-        <w:spacing w:line="360" w:lineRule="auto"/>
-        <w:ind w:left="360"/>
-        <w:rPr>
-          <w:rFonts w:ascii="Times New Roman" w:hAnsi="Times New Roman" w:cs="Times New Roman"/>
-          <w:sz w:val="24"/>
-          <w:szCs w:val="24"/>
-        </w:rPr>
-      </w:pPr>
-      <w:r>
-        <w:rPr>
-          <w:rFonts w:ascii="Times New Roman" w:hAnsi="Times New Roman" w:cs="Times New Roman"/>
-          <w:sz w:val="24"/>
-          <w:szCs w:val="24"/>
-        </w:rPr>
-        <w:tab/>
-      </w:r>
-      <w:r>
-        <w:rPr>
-          <w:rFonts w:ascii="Times New Roman" w:hAnsi="Times New Roman" w:cs="Times New Roman"/>
-          <w:sz w:val="24"/>
-          <w:szCs w:val="24"/>
-        </w:rPr>
-        <w:t xml:space="preserve">The </w:t>
-      </w:r>
-      <w:r>
-        <w:rPr>
-          <w:rFonts w:ascii="Times New Roman" w:hAnsi="Times New Roman" w:cs="Times New Roman"/>
-          <w:sz w:val="24"/>
-          <w:szCs w:val="24"/>
-        </w:rPr>
-        <w:t xml:space="preserve">programming </w:t>
-      </w:r>
-      <w:r>
-        <w:rPr>
-          <w:rFonts w:ascii="Times New Roman" w:hAnsi="Times New Roman" w:cs="Times New Roman"/>
-          <w:sz w:val="24"/>
-          <w:szCs w:val="24"/>
-        </w:rPr>
-        <w:t>language chosen was Java</w:t>
-      </w:r>
-      <w:r>
-        <w:rPr>
-          <w:rFonts w:ascii="Times New Roman" w:hAnsi="Times New Roman" w:cs="Times New Roman"/>
-          <w:sz w:val="24"/>
-          <w:szCs w:val="24"/>
-        </w:rPr>
-        <w:t xml:space="preserve">, despite Kotlin being the official recommended language by Android. This choice was motivated by its Object-Oriented design, suitable for implementing the application’s core features and by my familiarity with it, being one of the studied languages in university. </w:t>
-      </w:r>
-    </w:p>
-    <w:p>
-      <w:pPr>
-        <w:tabs>
-          <w:tab w:val="left" w:pos="1624"/>
-        </w:tabs>
-        <w:spacing w:line="360" w:lineRule="auto"/>
-        <w:ind w:left="360"/>
-        <w:rPr>
-          <w:rFonts w:ascii="Times New Roman" w:hAnsi="Times New Roman" w:cs="Times New Roman"/>
-          <w:b/>
-          <w:bCs/>
-          <w:sz w:val="24"/>
-          <w:szCs w:val="24"/>
-        </w:rPr>
-      </w:pPr>
-      <w:r>
-        <w:rPr>
-          <w:rFonts w:ascii="Times New Roman" w:hAnsi="Times New Roman" w:cs="Times New Roman"/>
-          <w:b/>
-          <w:bCs/>
-          <w:sz w:val="24"/>
-          <w:szCs w:val="24"/>
-        </w:rPr>
-        <w:t>Version control</w:t>
-      </w:r>
-    </w:p>
-    <w:p>
-      <w:pPr>
-        <w:tabs>
-          <w:tab w:val="left" w:pos="1624"/>
-        </w:tabs>
-        <w:spacing w:line="360" w:lineRule="auto"/>
-        <w:ind w:left="360"/>
-        <w:rPr>
-          <w:rFonts w:ascii="Times New Roman" w:hAnsi="Times New Roman" w:cs="Times New Roman"/>
-          <w:sz w:val="24"/>
-          <w:szCs w:val="24"/>
-        </w:rPr>
-      </w:pPr>
-      <w:r>
-        <w:rPr>
-          <w:rFonts w:ascii="Times New Roman" w:hAnsi="Times New Roman" w:cs="Times New Roman"/>
-          <w:sz w:val="24"/>
-          <w:szCs w:val="24"/>
-        </w:rPr>
-        <w:tab/>
-        <w:t>Another helpful tool I chose for this project is Git, released in 2005 by Linus Torvalds, initially build for version control of the Linux kernel. This helped me manage the source code by tracking every change done to the application. The development process became safer, especially through the ability to revert the project to a previous state whenever new modifications generated errors or unexpected behaviour. In addition to this, I also used GitHub to upload the source code to a remote repository.</w:t>
-      </w:r>
-    </w:p>
-    <w:p>
-      <w:pPr>
-        <w:tabs>
-          <w:tab w:val="left" w:pos="1624"/>
-        </w:tabs>
-        <w:spacing w:line="360" w:lineRule="auto"/>
-        <w:ind w:left="360"/>
-        <w:rPr>
-          <w:rFonts w:ascii="Times New Roman" w:hAnsi="Times New Roman" w:cs="Times New Roman"/>
-          <w:sz w:val="24"/>
-          <w:szCs w:val="24"/>
-        </w:rPr>
-      </w:pPr>
-      <w:r>
-        <w:rPr>
-          <w:rFonts w:ascii="Times New Roman" w:hAnsi="Times New Roman" w:cs="Times New Roman"/>
-          <w:sz w:val="24"/>
-          <w:szCs w:val="24"/>
-        </w:rPr>
-        <w:tab/>
-        <w:t>For the user login process, the application uses Firebase Authentication, a cloud-based service provided by Google. This provides secure credential management, while reducing the development phase.</w:t>
-      </w:r>
-    </w:p>
-    <w:p>
-      <w:pPr>
-        <w:tabs>
-          <w:tab w:val="left" w:pos="1624"/>
-        </w:tabs>
-        <w:spacing w:line="360" w:lineRule="auto"/>
-        <w:ind w:left="360"/>
-        <w:rPr>
-          <w:rFonts w:ascii="Times New Roman" w:hAnsi="Times New Roman" w:cs="Times New Roman"/>
-          <w:sz w:val="24"/>
-          <w:szCs w:val="24"/>
-        </w:rPr>
-      </w:pPr>
-      <w:r>
-        <w:rPr>
-          <w:rFonts w:ascii="Times New Roman" w:hAnsi="Times New Roman" w:cs="Times New Roman"/>
-          <w:sz w:val="24"/>
-          <w:szCs w:val="24"/>
-        </w:rPr>
-        <w:tab/>
-        <w:t xml:space="preserve">The data persistence architecture was built through the Room Persistence Library, which provides an abstraction layer over SQLite databases. The three main components of this architecture are the database, which is the primary access point for the app’s persisted data, the entities and the Data Access Objects (DAO), classes annotated with </w:t>
-      </w:r>
-      <w:r>
-        <w:rPr>
-          <w:rFonts w:ascii="Times New Roman" w:hAnsi="Times New Roman" w:cs="Times New Roman"/>
-          <w:sz w:val="24"/>
-          <w:szCs w:val="24"/>
-        </w:rPr>
-        <w:lastRenderedPageBreak/>
-        <w:t xml:space="preserve">@Dao which contain methods for accessing the database. For the instantiation of the database the Singleton Pattern was implemented, a creational design pattern which in this context restricts the instantiation to a single, globally accessible object. This was done because instantiating a database is one of the most expensive operations in a mobile app, involving memory allocation and thread coordination. The database repository manages all DAOs, bridging the gap between the application logic and the database. For reading the database, this repository uses </w:t>
-      </w:r>
-      <w:proofErr w:type="spellStart"/>
-      <w:r>
-        <w:rPr>
-          <w:rFonts w:ascii="Times New Roman" w:hAnsi="Times New Roman" w:cs="Times New Roman"/>
-          <w:sz w:val="24"/>
-          <w:szCs w:val="24"/>
-        </w:rPr>
-        <w:t>LiveData</w:t>
-      </w:r>
-      <w:proofErr w:type="spellEnd"/>
-      <w:r>
-        <w:rPr>
-          <w:rFonts w:ascii="Times New Roman" w:hAnsi="Times New Roman" w:cs="Times New Roman"/>
-          <w:sz w:val="24"/>
-          <w:szCs w:val="24"/>
-        </w:rPr>
-        <w:t xml:space="preserve">, which is an observable that automatically notifies the user interface when there are changes to the database, for example, when a new trip is created and inserted into the database. On the other hand, writing operations (for example: INSERT, UPDATE, DELETE) are done on a background thread through an </w:t>
-      </w:r>
-      <w:proofErr w:type="spellStart"/>
-      <w:r>
-        <w:rPr>
-          <w:rFonts w:ascii="Times New Roman" w:hAnsi="Times New Roman" w:cs="Times New Roman"/>
-          <w:sz w:val="24"/>
-          <w:szCs w:val="24"/>
-        </w:rPr>
-        <w:t>ExecutorService</w:t>
-      </w:r>
-      <w:proofErr w:type="spellEnd"/>
-      <w:r>
-        <w:rPr>
-          <w:rFonts w:ascii="Times New Roman" w:hAnsi="Times New Roman" w:cs="Times New Roman"/>
-          <w:sz w:val="24"/>
-          <w:szCs w:val="24"/>
-        </w:rPr>
-        <w:t>, preventing these operations from blocking the User Interface thread.</w:t>
-      </w:r>
-    </w:p>
-    <w:p>
-      <w:pPr>
-        <w:tabs>
-          <w:tab w:val="left" w:pos="1624"/>
-        </w:tabs>
-        <w:spacing w:line="360" w:lineRule="auto"/>
-        <w:ind w:left="360"/>
-        <w:rPr>
-          <w:rFonts w:ascii="Times New Roman" w:hAnsi="Times New Roman" w:cs="Times New Roman"/>
-          <w:sz w:val="24"/>
-          <w:szCs w:val="24"/>
-        </w:rPr>
-      </w:pPr>
-      <w:r>
-        <w:rPr>
-          <w:rFonts w:ascii="Times New Roman" w:hAnsi="Times New Roman" w:cs="Times New Roman"/>
-          <w:sz w:val="24"/>
-          <w:szCs w:val="24"/>
-        </w:rPr>
-        <w:tab/>
-        <w:t>In order to represent the geographic data visually, the application implements the Google Static Maps API, which inserts a non-interactive image directly into the app via standard HTTP requests. The security of the key was done through the Google Cloud Console, restricting it to the specific application package to prevent non-authorized usage.</w:t>
-      </w:r>
-    </w:p>
-    <w:p>
-      <w:pPr>
-        <w:tabs>
-          <w:tab w:val="left" w:pos="1624"/>
-        </w:tabs>
-        <w:spacing w:line="360" w:lineRule="auto"/>
-        <w:ind w:left="360"/>
-        <w:rPr>
-          <w:rFonts w:ascii="Times New Roman" w:hAnsi="Times New Roman" w:cs="Times New Roman"/>
-          <w:sz w:val="24"/>
-          <w:szCs w:val="24"/>
-        </w:rPr>
-      </w:pPr>
-      <w:r>
-        <w:rPr>
-          <w:rFonts w:ascii="Times New Roman" w:hAnsi="Times New Roman" w:cs="Times New Roman"/>
-          <w:sz w:val="24"/>
-          <w:szCs w:val="24"/>
-        </w:rPr>
-        <w:tab/>
-        <w:t xml:space="preserve">For the automation of the landmark checklist, the application communicates with Overpass API, which transforms user input data into exact geographic coordinates, through an asynchronous network query, which filters nodes, ways and relations mapped with their English name and indexed in the web repository </w:t>
-      </w:r>
-      <w:proofErr w:type="spellStart"/>
-      <w:r>
-        <w:rPr>
-          <w:rFonts w:ascii="Times New Roman" w:hAnsi="Times New Roman" w:cs="Times New Roman"/>
-          <w:sz w:val="24"/>
-          <w:szCs w:val="24"/>
-        </w:rPr>
-        <w:t>Wikidata</w:t>
-      </w:r>
-      <w:proofErr w:type="spellEnd"/>
-      <w:r>
-        <w:rPr>
-          <w:rFonts w:ascii="Times New Roman" w:hAnsi="Times New Roman" w:cs="Times New Roman"/>
-          <w:sz w:val="24"/>
-          <w:szCs w:val="24"/>
-        </w:rPr>
-        <w:t>.</w:t>
-      </w:r>
-      <w:r>
-        <w:rPr>
-          <w:rFonts w:ascii="Times New Roman" w:hAnsi="Times New Roman" w:cs="Times New Roman"/>
-          <w:sz w:val="24"/>
-          <w:szCs w:val="24"/>
-        </w:rPr>
-        <w:t xml:space="preserve"> This process is done entirely on a background</w:t>
-      </w:r>
-      <w:r>
-        <w:rPr>
-          <w:rFonts w:ascii="Times New Roman" w:hAnsi="Times New Roman" w:cs="Times New Roman"/>
-          <w:sz w:val="24"/>
-          <w:szCs w:val="24"/>
-        </w:rPr>
-        <w:t xml:space="preserve"> thread</w:t>
-      </w:r>
-      <w:r>
-        <w:rPr>
-          <w:rFonts w:ascii="Times New Roman" w:hAnsi="Times New Roman" w:cs="Times New Roman"/>
-          <w:sz w:val="24"/>
-          <w:szCs w:val="24"/>
-        </w:rPr>
-        <w:t>, isolating the network processing overhead from the user interface operations (Main UI Thread).</w:t>
-      </w:r>
-    </w:p>
-    <w:p>
-      <w:pPr>
-        <w:tabs>
-          <w:tab w:val="left" w:pos="1624"/>
-        </w:tabs>
-        <w:spacing w:line="360" w:lineRule="auto"/>
-        <w:ind w:left="360"/>
-        <w:rPr>
-          <w:rFonts w:ascii="Times New Roman" w:hAnsi="Times New Roman" w:cs="Times New Roman"/>
-          <w:b/>
-          <w:bCs/>
-          <w:sz w:val="24"/>
-          <w:szCs w:val="24"/>
-        </w:rPr>
-      </w:pPr>
-      <w:r>
-        <w:rPr>
-          <w:rFonts w:ascii="Times New Roman" w:hAnsi="Times New Roman" w:cs="Times New Roman"/>
-          <w:b/>
-          <w:bCs/>
-          <w:sz w:val="24"/>
-          <w:szCs w:val="24"/>
-        </w:rPr>
-        <w:t>PROCESS PRIORITY</w:t>
-      </w:r>
-    </w:p>
-    <w:p>
-      <w:pPr>
-        <w:tabs>
-          <w:tab w:val="left" w:pos="1624"/>
-        </w:tabs>
-        <w:spacing w:line="360" w:lineRule="auto"/>
-        <w:ind w:left="360"/>
-        <w:rPr>
-          <w:rFonts w:ascii="Times New Roman" w:hAnsi="Times New Roman" w:cs="Times New Roman"/>
-          <w:sz w:val="24"/>
-          <w:szCs w:val="24"/>
-        </w:rPr>
-      </w:pPr>
-      <w:r>
-        <w:rPr>
-          <w:rFonts w:ascii="Times New Roman" w:hAnsi="Times New Roman" w:cs="Times New Roman"/>
-          <w:sz w:val="24"/>
-          <w:szCs w:val="24"/>
-        </w:rPr>
-        <w:tab/>
-      </w:r>
-      <w:r>
-        <w:rPr>
-          <w:rFonts w:ascii="Times New Roman" w:hAnsi="Times New Roman" w:cs="Times New Roman"/>
-          <w:sz w:val="24"/>
-          <w:szCs w:val="24"/>
-        </w:rPr>
-        <w:t xml:space="preserve">An Android service is a component of the application that performs operations in the background without providing a user interface. A service can belong to one of three categories: Foreground, Background, </w:t>
-      </w:r>
-      <w:r>
-        <w:rPr>
-          <w:rFonts w:ascii="Times New Roman" w:hAnsi="Times New Roman" w:cs="Times New Roman"/>
-          <w:sz w:val="24"/>
-          <w:szCs w:val="24"/>
-        </w:rPr>
-        <w:t xml:space="preserve">or Bound. Despite the intuitive definition, a service does not run on a different thread unless explicitly told to do so. </w:t>
-      </w:r>
-      <w:r>
-        <w:rPr>
-          <w:rFonts w:ascii="Times New Roman" w:hAnsi="Times New Roman" w:cs="Times New Roman"/>
-          <w:sz w:val="24"/>
-          <w:szCs w:val="24"/>
-        </w:rPr>
-        <w:t>From the Linux Kernel perspective, these services are organized into a strict hierarchy. Classic Background services have a low priority, meaning that whenever the device deals with low memory, the Low Memory Killer scans these processes and targets the least important ones, terminating these background services.</w:t>
-      </w:r>
-      <w:r>
-        <w:rPr>
-          <w:rFonts w:ascii="Times New Roman" w:hAnsi="Times New Roman" w:cs="Times New Roman"/>
-          <w:sz w:val="24"/>
-          <w:szCs w:val="24"/>
-        </w:rPr>
-        <w:t xml:space="preserve"> </w:t>
-      </w:r>
-    </w:p>
-    <w:p>
-      <w:pPr>
-        <w:keepNext/>
-        <w:tabs>
-          <w:tab w:val="left" w:pos="1624"/>
-        </w:tabs>
-        <w:spacing w:line="360" w:lineRule="auto"/>
-        <w:ind w:left="360"/>
-        <w:jc w:val="center"/>
       </w:pPr>
       <w:r>
         <w:rPr>
@@ -5768,7 +5794,6 @@
           <w:sz w:val="24"/>
           <w:szCs w:val="24"/>
         </w:rPr>
-        <w:lastRenderedPageBreak/>
         <w:drawing>
           <wp:inline distT="0" distB="0" distL="0" distR="0" wp14:anchorId="3F98073A" wp14:editId="465A0A4C">
             <wp:extent cx="4876800" cy="2177143"/>
@@ -5870,7 +5895,6 @@
           <w:tab w:val="left" w:pos="1624"/>
         </w:tabs>
         <w:spacing w:line="360" w:lineRule="auto"/>
-        <w:ind w:left="360"/>
         <w:rPr>
           <w:rFonts w:ascii="Times New Roman" w:hAnsi="Times New Roman" w:cs="Times New Roman"/>
           <w:sz w:val="24"/>
@@ -5924,7 +5948,6 @@
           <w:tab w:val="left" w:pos="1624"/>
         </w:tabs>
         <w:spacing w:line="360" w:lineRule="auto"/>
-        <w:ind w:left="360"/>
         <w:rPr>
           <w:rFonts w:ascii="Times New Roman" w:hAnsi="Times New Roman" w:cs="Times New Roman"/>
           <w:sz w:val="24"/>
@@ -5945,25 +5968,7 @@
           <w:sz w:val="24"/>
           <w:szCs w:val="24"/>
         </w:rPr>
-        <w:t xml:space="preserve">In the application, the foreground service was initialized through the mandatory </w:t>
-      </w:r>
-      <w:proofErr w:type="spellStart"/>
-      <w:r>
-        <w:rPr>
-          <w:rFonts w:ascii="Times New Roman" w:hAnsi="Times New Roman" w:cs="Times New Roman"/>
-          <w:sz w:val="24"/>
-          <w:szCs w:val="24"/>
-        </w:rPr>
-        <w:t>startForeground</w:t>
-      </w:r>
-      <w:proofErr w:type="spellEnd"/>
-      <w:r>
-        <w:rPr>
-          <w:rFonts w:ascii="Times New Roman" w:hAnsi="Times New Roman" w:cs="Times New Roman"/>
-          <w:sz w:val="24"/>
-          <w:szCs w:val="24"/>
-        </w:rPr>
-        <w:t>() method, which associates the service with a non-dismissible notification and allows the</w:t>
+        <w:t>In the application, the foreground service was initialized through the mandatory startForeground() method, which associates the service with a non-dismissible notification and allows the</w:t>
       </w:r>
       <w:r>
         <w:rPr>
@@ -5988,7 +5993,6 @@
           <w:tab w:val="left" w:pos="1624"/>
         </w:tabs>
         <w:spacing w:line="360" w:lineRule="auto"/>
-        <w:ind w:left="360"/>
         <w:rPr>
           <w:rFonts w:ascii="Times New Roman" w:hAnsi="Times New Roman" w:cs="Times New Roman"/>
           <w:sz w:val="24"/>
@@ -6002,7 +6006,23 @@
           <w:szCs w:val="24"/>
         </w:rPr>
         <w:tab/>
-        <w:t>Another feature of the application which tries to ensure the continuity of the service is the implementation of Shared Preferences, which is a way of storing in a file low amount of data in key-value pairs. By using this API</w:t>
+      </w:r>
+      <w:r>
+        <w:rPr>
+          <w:rFonts w:ascii="Times New Roman" w:hAnsi="Times New Roman" w:cs="Times New Roman"/>
+          <w:sz w:val="24"/>
+          <w:szCs w:val="24"/>
+        </w:rPr>
+        <w:t xml:space="preserve">Another feature of the application which tries to ensure the continuity of the service is the implementation of Shared Preferences, which is a way of storing in a file low </w:t>
+      </w:r>
+      <w:r>
+        <w:rPr>
+          <w:rFonts w:ascii="Times New Roman" w:hAnsi="Times New Roman" w:cs="Times New Roman"/>
+          <w:sz w:val="24"/>
+          <w:szCs w:val="24"/>
+        </w:rPr>
+        <w:lastRenderedPageBreak/>
+        <w:t>amount of data in key-value pairs. By using this API</w:t>
       </w:r>
       <w:r>
         <w:rPr>
@@ -6035,16 +6055,32 @@
           <w:tab w:val="left" w:pos="1624"/>
         </w:tabs>
         <w:spacing w:line="360" w:lineRule="auto"/>
-        <w:ind w:left="360"/>
-        <w:rPr>
-          <w:rFonts w:ascii="Times New Roman" w:hAnsi="Times New Roman" w:cs="Times New Roman"/>
-          <w:sz w:val="24"/>
-          <w:szCs w:val="24"/>
-        </w:rPr>
-      </w:pPr>
-      <w:r>
-        <w:rPr>
-          <w:rFonts w:ascii="Times New Roman" w:hAnsi="Times New Roman" w:cs="Times New Roman"/>
+        <w:rPr>
+          <w:rFonts w:ascii="Times New Roman" w:hAnsi="Times New Roman" w:cs="Times New Roman"/>
+          <w:sz w:val="24"/>
+          <w:szCs w:val="24"/>
+        </w:rPr>
+      </w:pPr>
+    </w:p>
+    <w:p>
+      <w:pPr>
+        <w:tabs>
+          <w:tab w:val="left" w:pos="1624"/>
+        </w:tabs>
+        <w:spacing w:line="360" w:lineRule="auto"/>
+        <w:rPr>
+          <w:rFonts w:ascii="Times New Roman" w:hAnsi="Times New Roman" w:cs="Times New Roman"/>
+          <w:b/>
+          <w:bCs/>
+          <w:sz w:val="24"/>
+          <w:szCs w:val="24"/>
+        </w:rPr>
+      </w:pPr>
+      <w:r>
+        <w:rPr>
+          <w:rFonts w:ascii="Times New Roman" w:hAnsi="Times New Roman" w:cs="Times New Roman"/>
+          <w:b/>
+          <w:bCs/>
           <w:sz w:val="24"/>
           <w:szCs w:val="24"/>
         </w:rPr>
@@ -6068,7 +6104,6 @@
           <w:sz w:val="24"/>
           <w:szCs w:val="24"/>
         </w:rPr>
-        <w:lastRenderedPageBreak/>
         <w:drawing>
           <wp:inline distT="0" distB="0" distL="0" distR="0" wp14:anchorId="11C8A13E" wp14:editId="11F63986">
             <wp:extent cx="3686553" cy="2064470"/>
@@ -6156,6 +6191,19 @@
           <w:tab w:val="left" w:pos="1624"/>
         </w:tabs>
         <w:spacing w:line="360" w:lineRule="auto"/>
+        <w:rPr>
+          <w:rFonts w:ascii="Times New Roman" w:hAnsi="Times New Roman" w:cs="Times New Roman"/>
+          <w:sz w:val="24"/>
+          <w:szCs w:val="24"/>
+        </w:rPr>
+      </w:pPr>
+    </w:p>
+    <w:p>
+      <w:pPr>
+        <w:tabs>
+          <w:tab w:val="left" w:pos="1624"/>
+        </w:tabs>
+        <w:spacing w:line="360" w:lineRule="auto"/>
         <w:ind w:left="360"/>
         <w:rPr>
           <w:rFonts w:ascii="Times New Roman" w:hAnsi="Times New Roman" w:cs="Times New Roman"/>
@@ -6346,21 +6394,50 @@
         </w:rPr>
       </w:pPr>
     </w:p>
-    <w:p>
-      <w:pPr>
-        <w:tabs>
-          <w:tab w:val="left" w:pos="1624"/>
-        </w:tabs>
-        <w:spacing w:line="360" w:lineRule="auto"/>
-        <w:ind w:left="360"/>
-        <w:rPr>
-          <w:rFonts w:ascii="Times New Roman" w:hAnsi="Times New Roman" w:cs="Times New Roman"/>
-          <w:sz w:val="24"/>
-          <w:szCs w:val="24"/>
-        </w:rPr>
-      </w:pPr>
-    </w:p>
     <w:p/>
+    <w:p>
+      <w:pPr>
+        <w:pStyle w:val="Title"/>
+        <w:jc w:val="center"/>
+        <w:rPr>
+          <w:rFonts w:ascii="Times New Roman" w:hAnsi="Times New Roman" w:cs="Times New Roman"/>
+          <w:b/>
+          <w:bCs/>
+          <w:sz w:val="28"/>
+          <w:szCs w:val="28"/>
+        </w:rPr>
+      </w:pPr>
+      <w:r>
+        <w:rPr>
+          <w:rFonts w:ascii="Times New Roman" w:hAnsi="Times New Roman" w:cs="Times New Roman"/>
+          <w:b/>
+          <w:bCs/>
+          <w:sz w:val="28"/>
+          <w:szCs w:val="28"/>
+        </w:rPr>
+        <w:t xml:space="preserve">CHAPTER IV. </w:t>
+      </w:r>
+      <w:r>
+        <w:rPr>
+          <w:rFonts w:ascii="Times New Roman" w:hAnsi="Times New Roman" w:cs="Times New Roman"/>
+          <w:b/>
+          <w:bCs/>
+          <w:sz w:val="28"/>
+          <w:szCs w:val="28"/>
+        </w:rPr>
+        <w:t>APPLICATION</w:t>
+      </w:r>
+      <w:r>
+        <w:rPr>
+          <w:rFonts w:ascii="Times New Roman" w:hAnsi="Times New Roman" w:cs="Times New Roman"/>
+          <w:b/>
+          <w:bCs/>
+          <w:sz w:val="28"/>
+          <w:szCs w:val="28"/>
+        </w:rPr>
+        <w:t xml:space="preserve"> ARCHITECTURE</w:t>
+      </w:r>
+    </w:p>
     <w:p>
       <w:pPr>
         <w:tabs>
@@ -6377,42 +6454,190 @@
           <w:szCs w:val="24"/>
         </w:rPr>
       </w:pPr>
-      <w:r>
-        <w:rPr>
-          <w:rFonts w:ascii="Times New Roman" w:hAnsi="Times New Roman" w:cs="Times New Roman"/>
-          <w:b/>
-          <w:bCs/>
+    </w:p>
+    <w:p>
+      <w:pPr>
+        <w:tabs>
+          <w:tab w:val="left" w:pos="1624"/>
+        </w:tabs>
+        <w:spacing w:line="360" w:lineRule="auto"/>
+        <w:rPr>
+          <w:rFonts w:ascii="Times New Roman" w:hAnsi="Times New Roman" w:cs="Times New Roman"/>
+          <w:sz w:val="24"/>
+          <w:szCs w:val="24"/>
+        </w:rPr>
+      </w:pPr>
+      <w:r>
+        <w:rPr>
+          <w:rFonts w:ascii="Times New Roman" w:hAnsi="Times New Roman" w:cs="Times New Roman"/>
+          <w:sz w:val="24"/>
+          <w:szCs w:val="24"/>
+        </w:rPr>
+        <w:tab/>
+      </w:r>
+      <w:r>
+        <w:rPr>
+          <w:rFonts w:ascii="Times New Roman" w:hAnsi="Times New Roman" w:cs="Times New Roman"/>
+          <w:sz w:val="24"/>
+          <w:szCs w:val="24"/>
+        </w:rPr>
+        <w:t>In this chapter the application’s operational and structural structure will be discussed, highlighting several separate, but interconnected layers, which follow the Separation of Concerns (SoC) principle. Given that the application actively monitors device hardware sensors and storage state, isolating these modules becomes imperative</w:t>
+      </w:r>
+      <w:r>
+        <w:rPr>
+          <w:rFonts w:ascii="Times New Roman" w:hAnsi="Times New Roman" w:cs="Times New Roman"/>
+          <w:sz w:val="24"/>
+          <w:szCs w:val="24"/>
+        </w:rPr>
+        <w:t xml:space="preserve">. </w:t>
+      </w:r>
+    </w:p>
+    <w:p>
+      <w:pPr>
+        <w:tabs>
+          <w:tab w:val="left" w:pos="1624"/>
+        </w:tabs>
+        <w:spacing w:line="360" w:lineRule="auto"/>
+        <w:rPr>
+          <w:rFonts w:ascii="Times New Roman" w:hAnsi="Times New Roman" w:cs="Times New Roman"/>
+          <w:sz w:val="24"/>
+          <w:szCs w:val="24"/>
+        </w:rPr>
+      </w:pPr>
+      <w:r>
+        <w:rPr>
+          <w:rFonts w:ascii="Times New Roman" w:hAnsi="Times New Roman" w:cs="Times New Roman"/>
+          <w:sz w:val="24"/>
+          <w:szCs w:val="24"/>
+        </w:rPr>
+        <w:tab/>
+      </w:r>
+      <w:r>
+        <w:rPr>
+          <w:rFonts w:ascii="Times New Roman" w:hAnsi="Times New Roman" w:cs="Times New Roman"/>
+          <w:sz w:val="24"/>
+          <w:szCs w:val="24"/>
+        </w:rPr>
+        <w:t xml:space="preserve">The name of the application is “Voy” and it is an Android Mobile Application which allows users to actively “record” their trips through a foreground service, meaning bundling up all multimedia items captured during the time the service is running, while also giving them the possibility to add notes either for the whole trip, or for specific items. </w:t>
+      </w:r>
+      <w:r>
+        <w:rPr>
+          <w:rFonts w:ascii="Times New Roman" w:hAnsi="Times New Roman" w:cs="Times New Roman"/>
+          <w:sz w:val="24"/>
+          <w:szCs w:val="24"/>
+        </w:rPr>
+        <w:t>The User Interface layer handles their display by responding to the Data Persistence layer, without interfering with the logical flow of the application (Business Logic Layer).</w:t>
+      </w:r>
+    </w:p>
+    <w:p>
+      <w:pPr>
+        <w:tabs>
+          <w:tab w:val="left" w:pos="1624"/>
+        </w:tabs>
+        <w:spacing w:line="360" w:lineRule="auto"/>
+        <w:rPr>
+          <w:rFonts w:ascii="Times New Roman" w:hAnsi="Times New Roman" w:cs="Times New Roman"/>
+          <w:sz w:val="24"/>
+          <w:szCs w:val="24"/>
+        </w:rPr>
+      </w:pPr>
+      <w:r>
+        <w:rPr>
+          <w:rFonts w:ascii="Times New Roman" w:hAnsi="Times New Roman" w:cs="Times New Roman"/>
+          <w:sz w:val="24"/>
+          <w:szCs w:val="24"/>
+        </w:rPr>
+        <w:tab/>
+      </w:r>
+      <w:r>
+        <w:rPr>
+          <w:rFonts w:ascii="Times New Roman" w:hAnsi="Times New Roman" w:cs="Times New Roman"/>
+          <w:sz w:val="24"/>
+          <w:szCs w:val="24"/>
+        </w:rPr>
+        <w:t xml:space="preserve">To use Voy, the user needs to be logged in. </w:t>
+      </w:r>
+      <w:r>
+        <w:rPr>
+          <w:rFonts w:ascii="Times New Roman" w:hAnsi="Times New Roman" w:cs="Times New Roman"/>
+          <w:sz w:val="24"/>
+          <w:szCs w:val="24"/>
+        </w:rPr>
+        <w:t xml:space="preserve">The application’s main page contains all trips, either ended or ongoing, and the service can run only one time in an interval. In the toolbar, there is a drop-down menu which contains and information page, where </w:t>
+      </w:r>
+      <w:r>
+        <w:rPr>
+          <w:rFonts w:ascii="Times New Roman" w:hAnsi="Times New Roman" w:cs="Times New Roman"/>
+          <w:sz w:val="24"/>
+          <w:szCs w:val="24"/>
+        </w:rPr>
+        <w:t>it is explained how the app works, and a log out button. In the bottom part of the page there are two floating buttons, one for starting/ending the service, which is responsive to the state of the trips (if a trip is active, then the button turns red and its purpose is to end the trip and the service, if there is no active trip, the button is green and pressing it starts the service), and one for running a mock trip, with predefined dates and timestamps for media items.</w:t>
+      </w:r>
+      <w:r>
+        <w:rPr>
+          <w:rFonts w:ascii="Times New Roman" w:hAnsi="Times New Roman" w:cs="Times New Roman"/>
+          <w:sz w:val="24"/>
+          <w:szCs w:val="24"/>
+        </w:rPr>
+        <w:t xml:space="preserve"> The mock trip cannot be started if there is an ongoing “real” trip, either indefinite or predefined.</w:t>
+      </w:r>
+    </w:p>
+    <w:p>
+      <w:pPr>
+        <w:tabs>
+          <w:tab w:val="left" w:pos="1624"/>
+        </w:tabs>
+        <w:spacing w:line="360" w:lineRule="auto"/>
+        <w:rPr>
+          <w:rFonts w:ascii="Times New Roman" w:hAnsi="Times New Roman" w:cs="Times New Roman"/>
+          <w:sz w:val="24"/>
+          <w:szCs w:val="24"/>
+        </w:rPr>
+      </w:pPr>
+      <w:r>
+        <w:rPr>
+          <w:rFonts w:ascii="Times New Roman" w:hAnsi="Times New Roman" w:cs="Times New Roman"/>
+          <w:sz w:val="24"/>
+          <w:szCs w:val="24"/>
+        </w:rPr>
+        <w:tab/>
+      </w:r>
+      <w:r>
+        <w:rPr>
+          <w:rFonts w:ascii="Times New Roman" w:hAnsi="Times New Roman" w:cs="Times New Roman"/>
+          <w:sz w:val="24"/>
+          <w:szCs w:val="24"/>
+        </w:rPr>
+        <w:t xml:space="preserve">The application’s service can be configured to run indefinitely, until the user manually stops it, or run during the predefined dates that the user chooses. If the configuration is </w:t>
+      </w:r>
+      <w:r>
+        <w:rPr>
+          <w:rFonts w:ascii="Times New Roman" w:hAnsi="Times New Roman" w:cs="Times New Roman"/>
           <w:sz w:val="24"/>
           <w:szCs w:val="24"/>
         </w:rPr>
         <w:lastRenderedPageBreak/>
-        <w:t>CHAPTER I</w:t>
-      </w:r>
-      <w:r>
-        <w:rPr>
-          <w:rFonts w:ascii="Times New Roman" w:hAnsi="Times New Roman" w:cs="Times New Roman"/>
-          <w:b/>
-          <w:bCs/>
-          <w:sz w:val="24"/>
-          <w:szCs w:val="24"/>
-        </w:rPr>
-        <w:t>V</w:t>
-      </w:r>
-      <w:r>
-        <w:rPr>
-          <w:rFonts w:ascii="Times New Roman" w:hAnsi="Times New Roman" w:cs="Times New Roman"/>
-          <w:b/>
-          <w:bCs/>
-          <w:sz w:val="24"/>
-          <w:szCs w:val="24"/>
-        </w:rPr>
-        <w:t>.</w:t>
-      </w:r>
-      <w:r>
-        <w:rPr>
-          <w:rFonts w:ascii="Times New Roman" w:hAnsi="Times New Roman" w:cs="Times New Roman"/>
-          <w:b/>
-          <w:bCs/>
+        <w:t xml:space="preserve">predefined, </w:t>
+      </w:r>
+      <w:r>
+        <w:rPr>
+          <w:rFonts w:ascii="Times New Roman" w:hAnsi="Times New Roman" w:cs="Times New Roman"/>
+          <w:sz w:val="24"/>
+          <w:szCs w:val="24"/>
+        </w:rPr>
+        <w:t>then the user has the possibility to receive a list of recommended places they can visit each day, based on the city that they provide when configuring the service.</w:t>
+      </w:r>
+      <w:r>
+        <w:rPr>
+          <w:rFonts w:ascii="Times New Roman" w:hAnsi="Times New Roman" w:cs="Times New Roman"/>
+          <w:sz w:val="24"/>
+          <w:szCs w:val="24"/>
+        </w:rPr>
+        <w:t xml:space="preserve"> If there is a predefined trip which hasn’t started yet, the user does not have the possibility to start another trip until that configured trip has ended or has been cancelled.</w:t>
+      </w:r>
+      <w:r>
+        <w:rPr>
+          <w:rFonts w:ascii="Times New Roman" w:hAnsi="Times New Roman" w:cs="Times New Roman"/>
           <w:sz w:val="24"/>
           <w:szCs w:val="24"/>
         </w:rPr>
@@ -6421,349 +6646,149 @@
       <w:r>
         <w:rPr>
           <w:rFonts w:ascii="Times New Roman" w:hAnsi="Times New Roman" w:cs="Times New Roman"/>
-          <w:b/>
-          <w:bCs/>
-          <w:sz w:val="24"/>
-          <w:szCs w:val="24"/>
-        </w:rPr>
-        <w:t>APPLICATION</w:t>
-      </w:r>
-      <w:r>
-        <w:rPr>
-          <w:rFonts w:ascii="Times New Roman" w:hAnsi="Times New Roman" w:cs="Times New Roman"/>
-          <w:b/>
-          <w:bCs/>
-          <w:sz w:val="24"/>
-          <w:szCs w:val="24"/>
-        </w:rPr>
-        <w:t xml:space="preserve"> ARCHITECTURE</w:t>
-      </w:r>
-    </w:p>
-    <w:p>
-      <w:pPr>
-        <w:tabs>
-          <w:tab w:val="left" w:pos="1624"/>
-        </w:tabs>
-        <w:spacing w:line="240" w:lineRule="auto"/>
+          <w:sz w:val="24"/>
+          <w:szCs w:val="24"/>
+        </w:rPr>
+        <w:t>The predefined trip starts and ends automatically</w:t>
+      </w:r>
+      <w:r>
+        <w:rPr>
+          <w:rFonts w:ascii="Times New Roman" w:hAnsi="Times New Roman" w:cs="Times New Roman"/>
+          <w:sz w:val="24"/>
+          <w:szCs w:val="24"/>
+        </w:rPr>
+        <w:t xml:space="preserve"> at the chosen dates, with the emphasis that starting the trip requires the user to click on a high-priority notification, to ensure that the application is not in background.</w:t>
+      </w:r>
+    </w:p>
+    <w:p>
+      <w:pPr>
+        <w:tabs>
+          <w:tab w:val="left" w:pos="1624"/>
+        </w:tabs>
+        <w:spacing w:line="360" w:lineRule="auto"/>
+        <w:rPr>
+          <w:rFonts w:ascii="Times New Roman" w:hAnsi="Times New Roman" w:cs="Times New Roman"/>
+          <w:sz w:val="24"/>
+          <w:szCs w:val="24"/>
+        </w:rPr>
+      </w:pPr>
+      <w:r>
+        <w:rPr>
+          <w:rFonts w:ascii="Times New Roman" w:hAnsi="Times New Roman" w:cs="Times New Roman"/>
+          <w:sz w:val="24"/>
+          <w:szCs w:val="24"/>
+        </w:rPr>
+        <w:tab/>
+      </w:r>
+      <w:r>
+        <w:rPr>
+          <w:rFonts w:ascii="Times New Roman" w:hAnsi="Times New Roman" w:cs="Times New Roman"/>
+          <w:sz w:val="24"/>
+          <w:szCs w:val="24"/>
+        </w:rPr>
+        <w:t>The notes can be added either at the top of the trip</w:t>
+      </w:r>
+      <w:r>
+        <w:rPr>
+          <w:rFonts w:ascii="Times New Roman" w:hAnsi="Times New Roman" w:cs="Times New Roman"/>
+          <w:sz w:val="24"/>
+          <w:szCs w:val="24"/>
+        </w:rPr>
+        <w:t xml:space="preserve">, or to each item of that trip. </w:t>
+      </w:r>
+      <w:r>
+        <w:rPr>
+          <w:rFonts w:ascii="Times New Roman" w:hAnsi="Times New Roman" w:cs="Times New Roman"/>
+          <w:sz w:val="24"/>
+          <w:szCs w:val="24"/>
+        </w:rPr>
+        <w:t>Each item has attached two cards, one for notes and the other for location. The notes card expands into a dialog rectangle a when clicked, which contains a Save button, and an AI generation button, which creates text based on the attached media, leaving the user with the possibility to either write notes, or generate them using Gemini Flash. The location card is hidden by default, in the case wh</w:t>
+      </w:r>
+      <w:r>
+        <w:rPr>
+          <w:rFonts w:ascii="Times New Roman" w:hAnsi="Times New Roman" w:cs="Times New Roman"/>
+          <w:sz w:val="24"/>
+          <w:szCs w:val="24"/>
+        </w:rPr>
+        <w:t>ich</w:t>
+      </w:r>
+      <w:r>
+        <w:rPr>
+          <w:rFonts w:ascii="Times New Roman" w:hAnsi="Times New Roman" w:cs="Times New Roman"/>
+          <w:sz w:val="24"/>
+          <w:szCs w:val="24"/>
+        </w:rPr>
+        <w:t xml:space="preserve"> the coordinates cannot be accessed (e.g. the location is turned off) and appears only when the item has latitude and longitude attached to it.</w:t>
+      </w:r>
+    </w:p>
+    <w:p>
+      <w:pPr>
+        <w:tabs>
+          <w:tab w:val="left" w:pos="1624"/>
+        </w:tabs>
+        <w:spacing w:line="360" w:lineRule="auto"/>
+        <w:ind w:left="360"/>
+        <w:rPr>
+          <w:rFonts w:ascii="Times New Roman" w:hAnsi="Times New Roman" w:cs="Times New Roman"/>
+          <w:sz w:val="24"/>
+          <w:szCs w:val="24"/>
+        </w:rPr>
+      </w:pPr>
+    </w:p>
+    <w:p>
+      <w:pPr>
+        <w:tabs>
+          <w:tab w:val="left" w:pos="1624"/>
+        </w:tabs>
+        <w:spacing w:line="360" w:lineRule="auto"/>
+        <w:rPr>
+          <w:rFonts w:ascii="Times New Roman" w:hAnsi="Times New Roman" w:cs="Times New Roman"/>
+          <w:b/>
+          <w:bCs/>
+          <w:sz w:val="24"/>
+          <w:szCs w:val="24"/>
+        </w:rPr>
+      </w:pPr>
+      <w:r>
+        <w:rPr>
+          <w:rFonts w:ascii="Times New Roman" w:hAnsi="Times New Roman" w:cs="Times New Roman"/>
+          <w:b/>
+          <w:bCs/>
+          <w:sz w:val="24"/>
+          <w:szCs w:val="24"/>
+        </w:rPr>
+        <w:t>COMPONENT DIAGRAM</w:t>
+      </w:r>
+    </w:p>
+    <w:p>
+      <w:pPr>
+        <w:tabs>
+          <w:tab w:val="left" w:pos="1624"/>
+        </w:tabs>
+        <w:spacing w:line="360" w:lineRule="auto"/>
+        <w:ind w:left="360"/>
+        <w:rPr>
+          <w:rFonts w:ascii="Times New Roman" w:hAnsi="Times New Roman" w:cs="Times New Roman"/>
+          <w:sz w:val="24"/>
+          <w:szCs w:val="24"/>
+        </w:rPr>
+      </w:pPr>
+    </w:p>
+    <w:p>
+      <w:pPr>
+        <w:keepNext/>
+        <w:tabs>
+          <w:tab w:val="left" w:pos="1624"/>
+        </w:tabs>
+        <w:spacing w:line="360" w:lineRule="auto"/>
         <w:ind w:left="360"/>
         <w:jc w:val="center"/>
-        <w:rPr>
-          <w:rFonts w:ascii="Times New Roman" w:hAnsi="Times New Roman" w:cs="Times New Roman"/>
-          <w:b/>
-          <w:bCs/>
-          <w:sz w:val="24"/>
-          <w:szCs w:val="24"/>
-        </w:rPr>
-      </w:pPr>
-    </w:p>
-    <w:p>
-      <w:pPr>
-        <w:tabs>
-          <w:tab w:val="left" w:pos="1624"/>
-        </w:tabs>
-        <w:spacing w:line="360" w:lineRule="auto"/>
-        <w:ind w:left="360"/>
-        <w:rPr>
-          <w:rFonts w:ascii="Times New Roman" w:hAnsi="Times New Roman" w:cs="Times New Roman"/>
-          <w:sz w:val="24"/>
-          <w:szCs w:val="24"/>
-        </w:rPr>
-      </w:pPr>
-      <w:r>
-        <w:rPr>
-          <w:rFonts w:ascii="Times New Roman" w:hAnsi="Times New Roman" w:cs="Times New Roman"/>
-          <w:sz w:val="24"/>
-          <w:szCs w:val="24"/>
-        </w:rPr>
-        <w:tab/>
-      </w:r>
-      <w:r>
-        <w:rPr>
-          <w:rFonts w:ascii="Times New Roman" w:hAnsi="Times New Roman" w:cs="Times New Roman"/>
-          <w:sz w:val="24"/>
-          <w:szCs w:val="24"/>
-        </w:rPr>
-        <w:t>In this chapter the application’s operational and structural structure will be discussed, highlighting several separate, but interconnected layers, which follow the Separation of Concerns (SoC) principle. Given that the application actively monitors device hardware sensors and storage state, isolating these modules becomes imperative</w:t>
-      </w:r>
-      <w:r>
-        <w:rPr>
-          <w:rFonts w:ascii="Times New Roman" w:hAnsi="Times New Roman" w:cs="Times New Roman"/>
-          <w:sz w:val="24"/>
-          <w:szCs w:val="24"/>
-        </w:rPr>
-        <w:t xml:space="preserve">. </w:t>
-      </w:r>
-    </w:p>
-    <w:p>
-      <w:pPr>
-        <w:tabs>
-          <w:tab w:val="left" w:pos="1624"/>
-        </w:tabs>
-        <w:spacing w:line="360" w:lineRule="auto"/>
-        <w:ind w:left="360"/>
-        <w:rPr>
-          <w:rFonts w:ascii="Times New Roman" w:hAnsi="Times New Roman" w:cs="Times New Roman"/>
-          <w:sz w:val="24"/>
-          <w:szCs w:val="24"/>
-        </w:rPr>
-      </w:pPr>
-      <w:r>
-        <w:rPr>
-          <w:rFonts w:ascii="Times New Roman" w:hAnsi="Times New Roman" w:cs="Times New Roman"/>
-          <w:sz w:val="24"/>
-          <w:szCs w:val="24"/>
-        </w:rPr>
-        <w:tab/>
-        <w:t xml:space="preserve">The name of the application is “Voy” and it is an Android Mobile Application which allows users to actively “record” their trips through a foreground service, meaning bundling up all multimedia items captured during the time the service is running, while also giving them the possibility to add notes either for the whole trip, or for specific items. </w:t>
-      </w:r>
-      <w:r>
-        <w:rPr>
-          <w:rFonts w:ascii="Times New Roman" w:hAnsi="Times New Roman" w:cs="Times New Roman"/>
-          <w:sz w:val="24"/>
-          <w:szCs w:val="24"/>
-        </w:rPr>
-        <w:t>The User Interface layer handles their display by responding to the Data Persistence layer, without interfering with the logical flow of the application (Business Logic Layer).</w:t>
-      </w:r>
-    </w:p>
-    <w:p>
-      <w:pPr>
-        <w:tabs>
-          <w:tab w:val="left" w:pos="1624"/>
-        </w:tabs>
-        <w:spacing w:line="360" w:lineRule="auto"/>
-        <w:ind w:left="360"/>
-        <w:rPr>
-          <w:rFonts w:ascii="Times New Roman" w:hAnsi="Times New Roman" w:cs="Times New Roman"/>
-          <w:sz w:val="24"/>
-          <w:szCs w:val="24"/>
-        </w:rPr>
-      </w:pPr>
-      <w:r>
-        <w:rPr>
-          <w:rFonts w:ascii="Times New Roman" w:hAnsi="Times New Roman" w:cs="Times New Roman"/>
-          <w:sz w:val="24"/>
-          <w:szCs w:val="24"/>
-        </w:rPr>
-        <w:tab/>
-      </w:r>
-      <w:r>
-        <w:rPr>
-          <w:rFonts w:ascii="Times New Roman" w:hAnsi="Times New Roman" w:cs="Times New Roman"/>
-          <w:sz w:val="24"/>
-          <w:szCs w:val="24"/>
-        </w:rPr>
-        <w:t xml:space="preserve">To use Voy, the user needs to be logged in. </w:t>
-      </w:r>
-      <w:r>
-        <w:rPr>
-          <w:rFonts w:ascii="Times New Roman" w:hAnsi="Times New Roman" w:cs="Times New Roman"/>
-          <w:sz w:val="24"/>
-          <w:szCs w:val="24"/>
-        </w:rPr>
-        <w:t xml:space="preserve">The application’s main page contains all trips, either ended or ongoing, and the service can run only one time in an interval. In the toolbar, there is a drop-down menu which contains and information page, where </w:t>
-      </w:r>
-      <w:r>
-        <w:rPr>
-          <w:rFonts w:ascii="Times New Roman" w:hAnsi="Times New Roman" w:cs="Times New Roman"/>
-          <w:sz w:val="24"/>
-          <w:szCs w:val="24"/>
-        </w:rPr>
-        <w:t>it is explained how the app works, and a log out button. In the bottom part of the page there are two floating buttons, one for starting/ending the service, which is responsive to the state of the trips (if a trip is active, then the button turns red and its purpose is to end the trip and the service, if there is no active trip, the button is green and pressing it starts the service), and one for running a mock trip, with predefined dates and timestamps for media items.</w:t>
-      </w:r>
-      <w:r>
-        <w:rPr>
-          <w:rFonts w:ascii="Times New Roman" w:hAnsi="Times New Roman" w:cs="Times New Roman"/>
-          <w:sz w:val="24"/>
-          <w:szCs w:val="24"/>
-        </w:rPr>
-        <w:t xml:space="preserve"> The mock trip cannot be started if there is an ongoing “real” trip, either indefinite or predefined.</w:t>
-      </w:r>
-    </w:p>
-    <w:p>
-      <w:pPr>
-        <w:tabs>
-          <w:tab w:val="left" w:pos="1624"/>
-        </w:tabs>
-        <w:spacing w:line="360" w:lineRule="auto"/>
-        <w:ind w:left="360"/>
-        <w:rPr>
-          <w:rFonts w:ascii="Times New Roman" w:hAnsi="Times New Roman" w:cs="Times New Roman"/>
-          <w:sz w:val="24"/>
-          <w:szCs w:val="24"/>
-        </w:rPr>
-      </w:pPr>
-      <w:r>
-        <w:rPr>
-          <w:rFonts w:ascii="Times New Roman" w:hAnsi="Times New Roman" w:cs="Times New Roman"/>
-          <w:sz w:val="24"/>
-          <w:szCs w:val="24"/>
-        </w:rPr>
-        <w:tab/>
-      </w:r>
-      <w:r>
-        <w:rPr>
-          <w:rFonts w:ascii="Times New Roman" w:hAnsi="Times New Roman" w:cs="Times New Roman"/>
-          <w:sz w:val="24"/>
-          <w:szCs w:val="24"/>
-        </w:rPr>
-        <w:t xml:space="preserve">The application’s service can be configured to run indefinitely, until the user manually stops it, or run during the predefined dates that the user chooses. If the configuration is predefined, </w:t>
-      </w:r>
-      <w:r>
-        <w:rPr>
-          <w:rFonts w:ascii="Times New Roman" w:hAnsi="Times New Roman" w:cs="Times New Roman"/>
-          <w:sz w:val="24"/>
-          <w:szCs w:val="24"/>
-        </w:rPr>
-        <w:t>then the user has the possibility to receive a list of recommended places they can visit each day, based on the city that they provide when configuring the service.</w:t>
-      </w:r>
-      <w:r>
-        <w:rPr>
-          <w:rFonts w:ascii="Times New Roman" w:hAnsi="Times New Roman" w:cs="Times New Roman"/>
-          <w:sz w:val="24"/>
-          <w:szCs w:val="24"/>
-        </w:rPr>
-        <w:t xml:space="preserve"> </w:t>
-      </w:r>
-      <w:r>
-        <w:rPr>
-          <w:rFonts w:ascii="Times New Roman" w:hAnsi="Times New Roman" w:cs="Times New Roman"/>
-          <w:sz w:val="24"/>
-          <w:szCs w:val="24"/>
-        </w:rPr>
-        <w:t>If there is a</w:t>
-      </w:r>
-      <w:r>
-        <w:rPr>
-          <w:rFonts w:ascii="Times New Roman" w:hAnsi="Times New Roman" w:cs="Times New Roman"/>
-          <w:sz w:val="24"/>
-          <w:szCs w:val="24"/>
-        </w:rPr>
-        <w:t xml:space="preserve"> predefined trip which hasn’t started yet, the user does not have the possibility to start another trip until that configured trip has ended or has been cancelled.</w:t>
-      </w:r>
-      <w:r>
-        <w:rPr>
-          <w:rFonts w:ascii="Times New Roman" w:hAnsi="Times New Roman" w:cs="Times New Roman"/>
-          <w:sz w:val="24"/>
-          <w:szCs w:val="24"/>
-        </w:rPr>
-        <w:t xml:space="preserve"> </w:t>
-      </w:r>
-      <w:r>
-        <w:rPr>
-          <w:rFonts w:ascii="Times New Roman" w:hAnsi="Times New Roman" w:cs="Times New Roman"/>
-          <w:sz w:val="24"/>
-          <w:szCs w:val="24"/>
-        </w:rPr>
-        <w:t>The predefined trip starts and ends automatically</w:t>
-      </w:r>
-      <w:r>
-        <w:rPr>
-          <w:rFonts w:ascii="Times New Roman" w:hAnsi="Times New Roman" w:cs="Times New Roman"/>
-          <w:sz w:val="24"/>
-          <w:szCs w:val="24"/>
-        </w:rPr>
-        <w:t xml:space="preserve"> at the chosen dates, with the emphasis that starting the trip requires the user to click on a high-priority notification, to ensure that the application is not in background.</w:t>
-      </w:r>
-    </w:p>
-    <w:p>
-      <w:pPr>
-        <w:tabs>
-          <w:tab w:val="left" w:pos="1624"/>
-        </w:tabs>
-        <w:spacing w:line="360" w:lineRule="auto"/>
-        <w:ind w:left="360"/>
-        <w:rPr>
-          <w:rFonts w:ascii="Times New Roman" w:hAnsi="Times New Roman" w:cs="Times New Roman"/>
-          <w:sz w:val="24"/>
-          <w:szCs w:val="24"/>
-        </w:rPr>
-      </w:pPr>
-      <w:r>
-        <w:rPr>
-          <w:rFonts w:ascii="Times New Roman" w:hAnsi="Times New Roman" w:cs="Times New Roman"/>
-          <w:sz w:val="24"/>
-          <w:szCs w:val="24"/>
+      </w:pPr>
+      <w:r>
+        <w:rPr>
+          <w:noProof/>
         </w:rPr>
         <w:lastRenderedPageBreak/>
-        <w:tab/>
-      </w:r>
-      <w:r>
-        <w:rPr>
-          <w:rFonts w:ascii="Times New Roman" w:hAnsi="Times New Roman" w:cs="Times New Roman"/>
-          <w:sz w:val="24"/>
-          <w:szCs w:val="24"/>
-        </w:rPr>
-        <w:t>The notes can be added either at the top of the trip</w:t>
-      </w:r>
-      <w:r>
-        <w:rPr>
-          <w:rFonts w:ascii="Times New Roman" w:hAnsi="Times New Roman" w:cs="Times New Roman"/>
-          <w:sz w:val="24"/>
-          <w:szCs w:val="24"/>
-        </w:rPr>
-        <w:t xml:space="preserve">, or to each item of that trip. </w:t>
-      </w:r>
-      <w:r>
-        <w:rPr>
-          <w:rFonts w:ascii="Times New Roman" w:hAnsi="Times New Roman" w:cs="Times New Roman"/>
-          <w:sz w:val="24"/>
-          <w:szCs w:val="24"/>
-        </w:rPr>
-        <w:t>Each item has attached two cards, one for notes and the other for location. The notes card expands into a dialog rectangle a when clicked, which contains a Save button, and an AI generation button, which creates text based on the attached media, leaving the user with the possibility to either write notes, or generate them using Gemini Flash. The location card is hidden by default, in the case wh</w:t>
-      </w:r>
-      <w:r>
-        <w:rPr>
-          <w:rFonts w:ascii="Times New Roman" w:hAnsi="Times New Roman" w:cs="Times New Roman"/>
-          <w:sz w:val="24"/>
-          <w:szCs w:val="24"/>
-        </w:rPr>
-        <w:t>ich</w:t>
-      </w:r>
-      <w:r>
-        <w:rPr>
-          <w:rFonts w:ascii="Times New Roman" w:hAnsi="Times New Roman" w:cs="Times New Roman"/>
-          <w:sz w:val="24"/>
-          <w:szCs w:val="24"/>
-        </w:rPr>
-        <w:t xml:space="preserve"> the coordinates cannot be accessed (e.g. the location is turned off) and appears only when the item has latitude and longitude attached to it.</w:t>
-      </w:r>
-    </w:p>
-    <w:p>
-      <w:pPr>
-        <w:tabs>
-          <w:tab w:val="left" w:pos="1624"/>
-        </w:tabs>
-        <w:spacing w:line="360" w:lineRule="auto"/>
-        <w:ind w:left="360"/>
-        <w:rPr>
-          <w:rFonts w:ascii="Times New Roman" w:hAnsi="Times New Roman" w:cs="Times New Roman"/>
-          <w:sz w:val="24"/>
-          <w:szCs w:val="24"/>
-        </w:rPr>
-      </w:pPr>
-      <w:r>
-        <w:rPr>
-          <w:rFonts w:ascii="Times New Roman" w:hAnsi="Times New Roman" w:cs="Times New Roman"/>
-          <w:sz w:val="24"/>
-          <w:szCs w:val="24"/>
-        </w:rPr>
-        <w:t>COMPONENT DIAGRAM</w:t>
-      </w:r>
-    </w:p>
-    <w:p>
-      <w:pPr>
-        <w:keepNext/>
-        <w:tabs>
-          <w:tab w:val="left" w:pos="1624"/>
-        </w:tabs>
-        <w:spacing w:line="360" w:lineRule="auto"/>
-        <w:ind w:left="360"/>
-        <w:jc w:val="center"/>
-      </w:pPr>
-      <w:r>
-        <w:rPr>
-          <w:noProof/>
-        </w:rPr>
         <w:drawing>
           <wp:inline distT="0" distB="0" distL="0" distR="0" wp14:anchorId="3EF01B74" wp14:editId="5ABAB8F1">
             <wp:extent cx="4580313" cy="4588115"/>
@@ -6851,45 +6876,338 @@
           <w:tab w:val="left" w:pos="1624"/>
         </w:tabs>
         <w:spacing w:line="360" w:lineRule="auto"/>
+        <w:rPr>
+          <w:rFonts w:ascii="Times New Roman" w:hAnsi="Times New Roman" w:cs="Times New Roman"/>
+          <w:sz w:val="24"/>
+          <w:szCs w:val="24"/>
+        </w:rPr>
+      </w:pPr>
+      <w:r>
+        <w:rPr>
+          <w:rFonts w:ascii="Times New Roman" w:hAnsi="Times New Roman" w:cs="Times New Roman"/>
+          <w:sz w:val="24"/>
+          <w:szCs w:val="24"/>
+        </w:rPr>
+        <w:tab/>
+      </w:r>
+      <w:r>
+        <w:rPr>
+          <w:rFonts w:ascii="Times New Roman" w:hAnsi="Times New Roman" w:cs="Times New Roman"/>
+          <w:sz w:val="24"/>
+          <w:szCs w:val="24"/>
+        </w:rPr>
+        <w:t>The</w:t>
+      </w:r>
+      <w:r>
+        <w:rPr>
+          <w:rFonts w:ascii="Times New Roman" w:hAnsi="Times New Roman" w:cs="Times New Roman"/>
+          <w:sz w:val="24"/>
+          <w:szCs w:val="24"/>
+        </w:rPr>
+        <w:t xml:space="preserve"> component diagram above highlights that the</w:t>
+      </w:r>
+      <w:r>
+        <w:rPr>
+          <w:rFonts w:ascii="Times New Roman" w:hAnsi="Times New Roman" w:cs="Times New Roman"/>
+          <w:sz w:val="24"/>
+          <w:szCs w:val="24"/>
+        </w:rPr>
+        <w:t xml:space="preserve"> solution is divided into 4 main subsystems</w:t>
+      </w:r>
+      <w:r>
+        <w:rPr>
+          <w:rFonts w:ascii="Times New Roman" w:hAnsi="Times New Roman" w:cs="Times New Roman"/>
+          <w:sz w:val="24"/>
+          <w:szCs w:val="24"/>
+        </w:rPr>
+        <w:t xml:space="preserve">: the user interface, which deals with user interaction and rendering items, the data layer, the background layer, containing everything needed for the service to run as planned, </w:t>
+      </w:r>
+      <w:r>
+        <w:rPr>
+          <w:rFonts w:ascii="Times New Roman" w:hAnsi="Times New Roman" w:cs="Times New Roman"/>
+          <w:sz w:val="24"/>
+          <w:szCs w:val="24"/>
+        </w:rPr>
+        <w:t>and the network layer, responsible for communicating with external APIs required for the app’s functionalities.</w:t>
+      </w:r>
+    </w:p>
+    <w:p>
+      <w:pPr>
+        <w:tabs>
+          <w:tab w:val="left" w:pos="1624"/>
+        </w:tabs>
+        <w:spacing w:line="360" w:lineRule="auto"/>
+        <w:rPr>
+          <w:rFonts w:ascii="Times New Roman" w:hAnsi="Times New Roman" w:cs="Times New Roman"/>
+          <w:sz w:val="24"/>
+          <w:szCs w:val="24"/>
+        </w:rPr>
+      </w:pPr>
+      <w:r>
+        <w:rPr>
+          <w:rFonts w:ascii="Times New Roman" w:hAnsi="Times New Roman" w:cs="Times New Roman"/>
+          <w:sz w:val="24"/>
+          <w:szCs w:val="24"/>
+        </w:rPr>
+        <w:tab/>
+      </w:r>
+      <w:r>
+        <w:rPr>
+          <w:rFonts w:ascii="Times New Roman" w:hAnsi="Times New Roman" w:cs="Times New Roman"/>
+          <w:sz w:val="24"/>
+          <w:szCs w:val="24"/>
+        </w:rPr>
+        <w:t xml:space="preserve">The user interface subsystem contains two components: MainActivity, which renders all trips of the user, and contains two buttons for controlling the service and TravelActivity, which represents one specific trip from the first activity, displaying all captured media connected to their specific location and note cards, the automated to-do list, while </w:t>
+      </w:r>
+      <w:r>
+        <w:rPr>
+          <w:rFonts w:ascii="Times New Roman" w:hAnsi="Times New Roman" w:cs="Times New Roman"/>
+          <w:sz w:val="24"/>
+          <w:szCs w:val="24"/>
+        </w:rPr>
+        <w:lastRenderedPageBreak/>
+        <w:t>allowing the user to modify the trip’s title and notes. This subsystem communicates with the Database subsystem through specific viewmodels, following the MVVM architecture</w:t>
+      </w:r>
+      <w:r>
+        <w:rPr>
+          <w:rFonts w:ascii="Times New Roman" w:hAnsi="Times New Roman" w:cs="Times New Roman"/>
+          <w:sz w:val="24"/>
+          <w:szCs w:val="24"/>
+        </w:rPr>
+        <w:t>.</w:t>
+      </w:r>
+    </w:p>
+    <w:p>
+      <w:pPr>
+        <w:tabs>
+          <w:tab w:val="left" w:pos="1624"/>
+        </w:tabs>
+        <w:spacing w:line="360" w:lineRule="auto"/>
+        <w:rPr>
+          <w:rFonts w:ascii="Times New Roman" w:hAnsi="Times New Roman" w:cs="Times New Roman"/>
+          <w:sz w:val="24"/>
+          <w:szCs w:val="24"/>
+        </w:rPr>
+      </w:pPr>
+      <w:r>
+        <w:rPr>
+          <w:rFonts w:ascii="Times New Roman" w:hAnsi="Times New Roman" w:cs="Times New Roman"/>
+          <w:sz w:val="24"/>
+          <w:szCs w:val="24"/>
+        </w:rPr>
+        <w:tab/>
+      </w:r>
+      <w:r>
+        <w:rPr>
+          <w:rFonts w:ascii="Times New Roman" w:hAnsi="Times New Roman" w:cs="Times New Roman"/>
+          <w:sz w:val="24"/>
+          <w:szCs w:val="24"/>
+        </w:rPr>
+        <w:t>The Database subsystem contains the AppDatabase which persists all data across user sessions, and the repository, which deals with data operations, returning LiveData objects for reading the database (e.g. getting all trip items of a trip), and performing updates on the database through a designated executor (new thread).</w:t>
+      </w:r>
+    </w:p>
+    <w:p>
+      <w:pPr>
+        <w:tabs>
+          <w:tab w:val="left" w:pos="1624"/>
+        </w:tabs>
+        <w:spacing w:line="360" w:lineRule="auto"/>
+        <w:rPr>
+          <w:rFonts w:ascii="Times New Roman" w:hAnsi="Times New Roman" w:cs="Times New Roman"/>
+          <w:sz w:val="24"/>
+          <w:szCs w:val="24"/>
+        </w:rPr>
+      </w:pPr>
+      <w:r>
+        <w:rPr>
+          <w:rFonts w:ascii="Times New Roman" w:hAnsi="Times New Roman" w:cs="Times New Roman"/>
+          <w:sz w:val="24"/>
+          <w:szCs w:val="24"/>
+        </w:rPr>
+        <w:tab/>
+      </w:r>
+      <w:r>
+        <w:rPr>
+          <w:rFonts w:ascii="Times New Roman" w:hAnsi="Times New Roman" w:cs="Times New Roman"/>
+          <w:sz w:val="24"/>
+          <w:szCs w:val="24"/>
+        </w:rPr>
+        <w:t xml:space="preserve">The background processing subsystem represents the core logic of the app. </w:t>
+      </w:r>
+      <w:r>
+        <w:rPr>
+          <w:rFonts w:ascii="Times New Roman" w:hAnsi="Times New Roman" w:cs="Times New Roman"/>
+          <w:sz w:val="24"/>
+          <w:szCs w:val="24"/>
+        </w:rPr>
+        <w:t>It contains TripForegroundService, which is the core logic of the app. This class utilizes several helper classes, which deal with scanning the device for new media,</w:t>
+      </w:r>
+      <w:r>
+        <w:rPr>
+          <w:rFonts w:ascii="Times New Roman" w:hAnsi="Times New Roman" w:cs="Times New Roman"/>
+          <w:sz w:val="24"/>
+          <w:szCs w:val="24"/>
+        </w:rPr>
+        <w:t xml:space="preserve"> inserting items into the database,</w:t>
+      </w:r>
+      <w:r>
+        <w:rPr>
+          <w:rFonts w:ascii="Times New Roman" w:hAnsi="Times New Roman" w:cs="Times New Roman"/>
+          <w:sz w:val="24"/>
+          <w:szCs w:val="24"/>
+        </w:rPr>
+        <w:t xml:space="preserve"> requesting geolocation coordinates, copying the multimedia items to internal storage, translating a trip into JSON format. This subsystem also contains classes which deal with starting and stopping the service if the user chooses a predefined trip, communicating with MainActivity.</w:t>
+      </w:r>
+      <w:r>
+        <w:rPr>
+          <w:rFonts w:ascii="Times New Roman" w:hAnsi="Times New Roman" w:cs="Times New Roman"/>
+          <w:sz w:val="24"/>
+          <w:szCs w:val="24"/>
+        </w:rPr>
+        <w:t xml:space="preserve"> </w:t>
+      </w:r>
+    </w:p>
+    <w:p>
+      <w:pPr>
+        <w:tabs>
+          <w:tab w:val="left" w:pos="1624"/>
+        </w:tabs>
+        <w:spacing w:line="360" w:lineRule="auto"/>
+        <w:rPr>
+          <w:rFonts w:ascii="Times New Roman" w:hAnsi="Times New Roman" w:cs="Times New Roman"/>
+          <w:sz w:val="24"/>
+          <w:szCs w:val="24"/>
+        </w:rPr>
+      </w:pPr>
+      <w:r>
+        <w:rPr>
+          <w:rFonts w:ascii="Times New Roman" w:hAnsi="Times New Roman" w:cs="Times New Roman"/>
+          <w:sz w:val="24"/>
+          <w:szCs w:val="24"/>
+        </w:rPr>
+        <w:tab/>
+      </w:r>
+      <w:r>
+        <w:rPr>
+          <w:rFonts w:ascii="Times New Roman" w:hAnsi="Times New Roman" w:cs="Times New Roman"/>
+          <w:sz w:val="24"/>
+          <w:szCs w:val="24"/>
+        </w:rPr>
+        <w:t xml:space="preserve">The network subsystem is responsible for integrating three external APIs: Gemini Flash, used to generate daily itineraries and notes based on media items, Google Maps, through which the location card of each item </w:t>
+      </w:r>
+      <w:r>
+        <w:rPr>
+          <w:rFonts w:ascii="Times New Roman" w:hAnsi="Times New Roman" w:cs="Times New Roman"/>
+          <w:sz w:val="24"/>
+          <w:szCs w:val="24"/>
+        </w:rPr>
+        <w:t>receives a static map,</w:t>
+      </w:r>
+      <w:r>
+        <w:rPr>
+          <w:rFonts w:ascii="Times New Roman" w:hAnsi="Times New Roman" w:cs="Times New Roman"/>
+          <w:sz w:val="24"/>
+          <w:szCs w:val="24"/>
+        </w:rPr>
+        <w:t xml:space="preserve"> and Overpass</w:t>
+      </w:r>
+      <w:r>
+        <w:rPr>
+          <w:rFonts w:ascii="Times New Roman" w:hAnsi="Times New Roman" w:cs="Times New Roman"/>
+          <w:sz w:val="24"/>
+          <w:szCs w:val="24"/>
+        </w:rPr>
+        <w:t>, used to translate user input into GPS coordinates</w:t>
+      </w:r>
+      <w:r>
+        <w:rPr>
+          <w:rFonts w:ascii="Times New Roman" w:hAnsi="Times New Roman" w:cs="Times New Roman"/>
+          <w:sz w:val="24"/>
+          <w:szCs w:val="24"/>
+        </w:rPr>
+        <w:t xml:space="preserve">. </w:t>
+      </w:r>
+    </w:p>
+    <w:p>
+      <w:pPr>
+        <w:tabs>
+          <w:tab w:val="left" w:pos="1624"/>
+        </w:tabs>
+        <w:spacing w:line="360" w:lineRule="auto"/>
+        <w:rPr>
+          <w:rFonts w:ascii="Times New Roman" w:hAnsi="Times New Roman" w:cs="Times New Roman"/>
+          <w:sz w:val="24"/>
+          <w:szCs w:val="24"/>
+        </w:rPr>
+      </w:pPr>
+    </w:p>
+    <w:p>
+      <w:pPr>
+        <w:tabs>
+          <w:tab w:val="left" w:pos="1624"/>
+        </w:tabs>
+        <w:spacing w:line="360" w:lineRule="auto"/>
+        <w:rPr>
+          <w:rFonts w:ascii="Times New Roman" w:hAnsi="Times New Roman" w:cs="Times New Roman"/>
+          <w:sz w:val="24"/>
+          <w:szCs w:val="24"/>
+        </w:rPr>
+      </w:pPr>
+    </w:p>
+    <w:p>
+      <w:pPr>
+        <w:tabs>
+          <w:tab w:val="left" w:pos="1624"/>
+        </w:tabs>
+        <w:spacing w:line="360" w:lineRule="auto"/>
+        <w:rPr>
+          <w:rFonts w:ascii="Times New Roman" w:hAnsi="Times New Roman" w:cs="Times New Roman"/>
+          <w:b/>
+          <w:bCs/>
+          <w:sz w:val="24"/>
+          <w:szCs w:val="24"/>
+        </w:rPr>
+      </w:pPr>
+      <w:r>
+        <w:rPr>
+          <w:rFonts w:ascii="Times New Roman" w:hAnsi="Times New Roman" w:cs="Times New Roman"/>
+          <w:b/>
+          <w:bCs/>
+          <w:sz w:val="24"/>
+          <w:szCs w:val="24"/>
+        </w:rPr>
+        <w:t>ACTIVITY DIAGRAM</w:t>
+      </w:r>
+    </w:p>
+    <w:p>
+      <w:pPr>
+        <w:tabs>
+          <w:tab w:val="left" w:pos="1624"/>
+        </w:tabs>
+        <w:spacing w:line="360" w:lineRule="auto"/>
         <w:ind w:left="360"/>
         <w:rPr>
           <w:rFonts w:ascii="Times New Roman" w:hAnsi="Times New Roman" w:cs="Times New Roman"/>
-          <w:sz w:val="24"/>
-          <w:szCs w:val="24"/>
-        </w:rPr>
-      </w:pPr>
-      <w:r>
-        <w:rPr>
-          <w:rFonts w:ascii="Times New Roman" w:hAnsi="Times New Roman" w:cs="Times New Roman"/>
-          <w:sz w:val="24"/>
-          <w:szCs w:val="24"/>
-        </w:rPr>
-        <w:t>The</w:t>
-      </w:r>
-      <w:r>
-        <w:rPr>
-          <w:rFonts w:ascii="Times New Roman" w:hAnsi="Times New Roman" w:cs="Times New Roman"/>
-          <w:sz w:val="24"/>
-          <w:szCs w:val="24"/>
-        </w:rPr>
-        <w:t xml:space="preserve"> component diagram above highlights that the</w:t>
-      </w:r>
-      <w:r>
-        <w:rPr>
-          <w:rFonts w:ascii="Times New Roman" w:hAnsi="Times New Roman" w:cs="Times New Roman"/>
-          <w:sz w:val="24"/>
-          <w:szCs w:val="24"/>
-        </w:rPr>
-        <w:t xml:space="preserve"> solution is divided into 4 main subsystems</w:t>
-      </w:r>
-      <w:r>
-        <w:rPr>
-          <w:rFonts w:ascii="Times New Roman" w:hAnsi="Times New Roman" w:cs="Times New Roman"/>
-          <w:sz w:val="24"/>
-          <w:szCs w:val="24"/>
-        </w:rPr>
-        <w:t xml:space="preserve">: the user interface, which deals with user interaction and rendering items, the data layer, the </w:t>
-      </w:r>
+          <w:b/>
+          <w:bCs/>
+          <w:sz w:val="24"/>
+          <w:szCs w:val="24"/>
+        </w:rPr>
+      </w:pPr>
+    </w:p>
+    <w:p>
+      <w:pPr>
+        <w:keepNext/>
+        <w:tabs>
+          <w:tab w:val="left" w:pos="1624"/>
+        </w:tabs>
+        <w:spacing w:line="360" w:lineRule="auto"/>
+        <w:ind w:left="360"/>
+        <w:jc w:val="center"/>
+        <w:rPr>
+          <w:rFonts w:ascii="Times New Roman" w:hAnsi="Times New Roman" w:cs="Times New Roman"/>
+        </w:rPr>
+      </w:pPr>
       <w:r>
         <w:rPr>
           <w:rFonts w:ascii="Times New Roman" w:hAnsi="Times New Roman" w:cs="Times New Roman"/>
@@ -6897,15 +7215,94 @@
           <w:szCs w:val="24"/>
         </w:rPr>
         <w:lastRenderedPageBreak/>
-        <w:t xml:space="preserve">background layer, containing everything needed for the service to run as planned, </w:t>
-      </w:r>
-      <w:r>
-        <w:rPr>
-          <w:rFonts w:ascii="Times New Roman" w:hAnsi="Times New Roman" w:cs="Times New Roman"/>
-          <w:sz w:val="24"/>
-          <w:szCs w:val="24"/>
-        </w:rPr>
-        <w:t>and the network layer, responsible for communicating with external APIs required for the app’s functionalities.</w:t>
+        <w:drawing>
+          <wp:inline distT="0" distB="0" distL="0" distR="0" wp14:anchorId="35159468" wp14:editId="17EB1713">
+            <wp:extent cx="6219695" cy="2190848"/>
+            <wp:effectExtent l="0" t="0" r="0" b="0"/>
+            <wp:docPr id="772044505" name="Picture 1"/>
+            <wp:cNvGraphicFramePr>
+              <a:graphicFrameLocks xmlns:a="http://schemas.openxmlformats.org/drawingml/2006/main" noChangeAspect="1"/>
+            </wp:cNvGraphicFramePr>
+            <a:graphic xmlns:a="http://schemas.openxmlformats.org/drawingml/2006/main">
+              <a:graphicData uri="http://schemas.openxmlformats.org/drawingml/2006/picture">
+                <pic:pic xmlns:pic="http://schemas.openxmlformats.org/drawingml/2006/picture">
+                  <pic:nvPicPr>
+                    <pic:cNvPr id="772044505" name=""/>
+                    <pic:cNvPicPr/>
+                  </pic:nvPicPr>
+                  <pic:blipFill>
+                    <a:blip r:embed="rId16"/>
+                    <a:stretch>
+                      <a:fillRect/>
+                    </a:stretch>
+                  </pic:blipFill>
+                  <pic:spPr>
+                    <a:xfrm>
+                      <a:off x="0" y="0"/>
+                      <a:ext cx="6255609" cy="2203498"/>
+                    </a:xfrm>
+                    <a:prstGeom prst="rect">
+                      <a:avLst/>
+                    </a:prstGeom>
+                  </pic:spPr>
+                </pic:pic>
+              </a:graphicData>
+            </a:graphic>
+          </wp:inline>
+        </w:drawing>
+      </w:r>
+    </w:p>
+    <w:p>
+      <w:pPr>
+        <w:pStyle w:val="Caption"/>
+        <w:spacing w:line="360" w:lineRule="auto"/>
+        <w:jc w:val="center"/>
+        <w:rPr>
+          <w:rFonts w:ascii="Times New Roman" w:hAnsi="Times New Roman" w:cs="Times New Roman"/>
+        </w:rPr>
+      </w:pPr>
+      <w:r>
+        <w:rPr>
+          <w:rFonts w:ascii="Times New Roman" w:hAnsi="Times New Roman" w:cs="Times New Roman"/>
+        </w:rPr>
+        <w:t xml:space="preserve">Figure </w:t>
+      </w:r>
+      <w:r>
+        <w:rPr>
+          <w:rFonts w:ascii="Times New Roman" w:hAnsi="Times New Roman" w:cs="Times New Roman"/>
+        </w:rPr>
+        <w:fldChar w:fldCharType="begin"/>
+      </w:r>
+      <w:r>
+        <w:rPr>
+          <w:rFonts w:ascii="Times New Roman" w:hAnsi="Times New Roman" w:cs="Times New Roman"/>
+        </w:rPr>
+        <w:instrText xml:space="preserve"> SEQ Figure \* ARABIC </w:instrText>
+      </w:r>
+      <w:r>
+        <w:rPr>
+          <w:rFonts w:ascii="Times New Roman" w:hAnsi="Times New Roman" w:cs="Times New Roman"/>
+        </w:rPr>
+        <w:fldChar w:fldCharType="separate"/>
+      </w:r>
+      <w:r>
+        <w:rPr>
+          <w:rFonts w:ascii="Times New Roman" w:hAnsi="Times New Roman" w:cs="Times New Roman"/>
+          <w:noProof/>
+        </w:rPr>
+        <w:t>7</w:t>
+      </w:r>
+      <w:r>
+        <w:rPr>
+          <w:rFonts w:ascii="Times New Roman" w:hAnsi="Times New Roman" w:cs="Times New Roman"/>
+        </w:rPr>
+        <w:fldChar w:fldCharType="end"/>
+      </w:r>
+      <w:r>
+        <w:rPr>
+          <w:rFonts w:ascii="Times New Roman" w:hAnsi="Times New Roman" w:cs="Times New Roman"/>
+        </w:rPr>
+        <w:t>. Activity Diagram - Source: Personal Work in Visual Paradigm</w:t>
       </w:r>
     </w:p>
     <w:p>
@@ -6921,6 +7318,19 @@
           <w:szCs w:val="24"/>
         </w:rPr>
       </w:pPr>
+    </w:p>
+    <w:p>
+      <w:pPr>
+        <w:tabs>
+          <w:tab w:val="left" w:pos="1624"/>
+        </w:tabs>
+        <w:spacing w:line="360" w:lineRule="auto"/>
+        <w:rPr>
+          <w:rFonts w:ascii="Times New Roman" w:hAnsi="Times New Roman" w:cs="Times New Roman"/>
+          <w:sz w:val="24"/>
+          <w:szCs w:val="24"/>
+        </w:rPr>
+      </w:pPr>
       <w:r>
         <w:rPr>
           <w:rFonts w:ascii="Times New Roman" w:hAnsi="Times New Roman" w:cs="Times New Roman"/>
@@ -6935,69 +7345,152 @@
           <w:sz w:val="24"/>
           <w:szCs w:val="24"/>
         </w:rPr>
-        <w:t xml:space="preserve">The user interface subsystem contains two components: </w:t>
-      </w:r>
-      <w:proofErr w:type="spellStart"/>
-      <w:r>
-        <w:rPr>
-          <w:rFonts w:ascii="Times New Roman" w:hAnsi="Times New Roman" w:cs="Times New Roman"/>
-          <w:sz w:val="24"/>
-          <w:szCs w:val="24"/>
-        </w:rPr>
-        <w:t>MainActivity</w:t>
-      </w:r>
-      <w:proofErr w:type="spellEnd"/>
-      <w:r>
-        <w:rPr>
-          <w:rFonts w:ascii="Times New Roman" w:hAnsi="Times New Roman" w:cs="Times New Roman"/>
-          <w:sz w:val="24"/>
-          <w:szCs w:val="24"/>
-        </w:rPr>
-        <w:t xml:space="preserve">, which renders all trips of the user, and contains two buttons for controlling the service and </w:t>
-      </w:r>
-      <w:proofErr w:type="spellStart"/>
-      <w:r>
-        <w:rPr>
-          <w:rFonts w:ascii="Times New Roman" w:hAnsi="Times New Roman" w:cs="Times New Roman"/>
-          <w:sz w:val="24"/>
-          <w:szCs w:val="24"/>
-        </w:rPr>
-        <w:t>TravelActivity</w:t>
-      </w:r>
-      <w:proofErr w:type="spellEnd"/>
-      <w:r>
-        <w:rPr>
-          <w:rFonts w:ascii="Times New Roman" w:hAnsi="Times New Roman" w:cs="Times New Roman"/>
-          <w:sz w:val="24"/>
-          <w:szCs w:val="24"/>
-        </w:rPr>
-        <w:t xml:space="preserve">, which represents one specific trip from the first activity, displaying all captured media connected to their specific location and note cards, the automated to-do list, while allowing the user to modify the trip’s title and notes. This subsystem communicates with the Database subsystem through specific </w:t>
-      </w:r>
-      <w:proofErr w:type="spellStart"/>
-      <w:r>
-        <w:rPr>
-          <w:rFonts w:ascii="Times New Roman" w:hAnsi="Times New Roman" w:cs="Times New Roman"/>
-          <w:sz w:val="24"/>
-          <w:szCs w:val="24"/>
-        </w:rPr>
-        <w:t>viewmodels</w:t>
-      </w:r>
-      <w:proofErr w:type="spellEnd"/>
-      <w:r>
-        <w:rPr>
-          <w:rFonts w:ascii="Times New Roman" w:hAnsi="Times New Roman" w:cs="Times New Roman"/>
-          <w:sz w:val="24"/>
-          <w:szCs w:val="24"/>
-        </w:rPr>
-        <w:t>, following the MVVM architecture</w:t>
-      </w:r>
-      <w:r>
-        <w:rPr>
-          <w:rFonts w:ascii="Times New Roman" w:hAnsi="Times New Roman" w:cs="Times New Roman"/>
-          <w:sz w:val="24"/>
-          <w:szCs w:val="24"/>
-        </w:rPr>
-        <w:t>.</w:t>
+        <w:t xml:space="preserve">This activity diagram simulates the general flow of the application’s capture mechanism. It starts </w:t>
+      </w:r>
+      <w:r>
+        <w:rPr>
+          <w:rFonts w:ascii="Times New Roman" w:hAnsi="Times New Roman" w:cs="Times New Roman"/>
+          <w:sz w:val="24"/>
+          <w:szCs w:val="24"/>
+        </w:rPr>
+        <w:t>with the user’s intent to start a trip, which is when the Start button is clicked. Because the user does not have the possibility to start the service if another trip is active or scheduled, since the button</w:t>
+      </w:r>
+      <w:r>
+        <w:rPr>
+          <w:rFonts w:ascii="Times New Roman" w:hAnsi="Times New Roman" w:cs="Times New Roman"/>
+          <w:sz w:val="24"/>
+          <w:szCs w:val="24"/>
+        </w:rPr>
+        <w:t xml:space="preserve">’s purpose in that case is to finish trips, the next step is initializing the service. Through this, the service receives the user ID, trip ID, the trip’s start time. If the trip is </w:t>
+      </w:r>
+      <w:r>
+        <w:rPr>
+          <w:rFonts w:ascii="Times New Roman" w:hAnsi="Times New Roman" w:cs="Times New Roman"/>
+          <w:sz w:val="24"/>
+          <w:szCs w:val="24"/>
+        </w:rPr>
+        <w:t>predefined (decided</w:t>
+      </w:r>
+      <w:r>
+        <w:rPr>
+          <w:rFonts w:ascii="Times New Roman" w:hAnsi="Times New Roman" w:cs="Times New Roman"/>
+          <w:sz w:val="24"/>
+          <w:szCs w:val="24"/>
+        </w:rPr>
+        <w:t xml:space="preserve"> in Main Activity), the activation is done through the TripScheduler class, which then sends the city name that the user provided, the end time, along with the </w:t>
+      </w:r>
+      <w:r>
+        <w:rPr>
+          <w:rFonts w:ascii="Times New Roman" w:hAnsi="Times New Roman" w:cs="Times New Roman"/>
+          <w:sz w:val="24"/>
+          <w:szCs w:val="24"/>
+        </w:rPr>
+        <w:t xml:space="preserve">extras mentioned earlier. This class registers an exact alarm at which the service will start. When this is reached, the ServiceRestartReceiver class fires a high priority notification to the user, which must be tapped to bring MainActivity to the foreground. In this way, the service starts. At the same time, the TripScheduler class also schedules a deactivation alarm, which automatically stops the service at the given end time. On the other hand, if the trip is not predefined, the service starts immediately, stepping the alarm and notification steps. </w:t>
+      </w:r>
+    </w:p>
+    <w:p>
+      <w:pPr>
+        <w:tabs>
+          <w:tab w:val="left" w:pos="1624"/>
+        </w:tabs>
+        <w:spacing w:line="360" w:lineRule="auto"/>
+        <w:rPr>
+          <w:rFonts w:ascii="Times New Roman" w:hAnsi="Times New Roman" w:cs="Times New Roman"/>
+          <w:sz w:val="24"/>
+          <w:szCs w:val="24"/>
+        </w:rPr>
+      </w:pPr>
+      <w:r>
+        <w:rPr>
+          <w:rFonts w:ascii="Times New Roman" w:hAnsi="Times New Roman" w:cs="Times New Roman"/>
+          <w:sz w:val="24"/>
+          <w:szCs w:val="24"/>
+        </w:rPr>
+        <w:tab/>
+      </w:r>
+      <w:r>
+        <w:rPr>
+          <w:rFonts w:ascii="Times New Roman" w:hAnsi="Times New Roman" w:cs="Times New Roman"/>
+          <w:sz w:val="24"/>
+          <w:szCs w:val="24"/>
+        </w:rPr>
+        <w:t xml:space="preserve">Once the service has started, the MediaScanner class begins scanning Android’s MediaStore every 90 seconds for new pictures, audio or video items. This process happens only starting with the last time an item was found, meaning the MediaStore is scanned only for items whose timestamp is later than the last item’s timestamp. Once a new picture is found, TripLocationManager tries to obtain fresh coordinates for that specific item, the MediaCloner </w:t>
+      </w:r>
+      <w:r>
+        <w:rPr>
+          <w:rFonts w:ascii="Times New Roman" w:hAnsi="Times New Roman" w:cs="Times New Roman"/>
+          <w:sz w:val="24"/>
+          <w:szCs w:val="24"/>
+        </w:rPr>
+        <w:lastRenderedPageBreak/>
+        <w:t>class copies the file to the internal storage of the app, and the item is appended to the trip’s file. The item is saved to Room, either with coordinates or with null values for latitude and longitude.</w:t>
+      </w:r>
+    </w:p>
+    <w:p>
+      <w:pPr>
+        <w:tabs>
+          <w:tab w:val="left" w:pos="1624"/>
+        </w:tabs>
+        <w:spacing w:line="360" w:lineRule="auto"/>
+        <w:rPr>
+          <w:rFonts w:ascii="Times New Roman" w:hAnsi="Times New Roman" w:cs="Times New Roman"/>
+          <w:sz w:val="24"/>
+          <w:szCs w:val="24"/>
+        </w:rPr>
+      </w:pPr>
+      <w:r>
+        <w:rPr>
+          <w:rFonts w:ascii="Times New Roman" w:hAnsi="Times New Roman" w:cs="Times New Roman"/>
+          <w:sz w:val="24"/>
+          <w:szCs w:val="24"/>
+        </w:rPr>
+        <w:tab/>
+      </w:r>
+      <w:r>
+        <w:rPr>
+          <w:rFonts w:ascii="Times New Roman" w:hAnsi="Times New Roman" w:cs="Times New Roman"/>
+          <w:sz w:val="24"/>
+          <w:szCs w:val="24"/>
+        </w:rPr>
+        <w:t>The termination of the service can be done in two ways: either manually stopped by the user, or automatically. Both type of trips can be manually stopped by the user, but only the predefined trip can finish automatically. In any case, the executor threads are closed, the foreground service is stopped, first by removing the foreground status, then by destroying the instance of the service.</w:t>
+      </w:r>
+    </w:p>
+    <w:p>
+      <w:pPr>
+        <w:tabs>
+          <w:tab w:val="left" w:pos="1624"/>
+        </w:tabs>
+        <w:spacing w:line="360" w:lineRule="auto"/>
+        <w:rPr>
+          <w:rFonts w:ascii="Times New Roman" w:hAnsi="Times New Roman" w:cs="Times New Roman"/>
+          <w:sz w:val="24"/>
+          <w:szCs w:val="24"/>
+        </w:rPr>
+      </w:pPr>
+    </w:p>
+    <w:p>
+      <w:pPr>
+        <w:tabs>
+          <w:tab w:val="left" w:pos="1624"/>
+        </w:tabs>
+        <w:spacing w:line="360" w:lineRule="auto"/>
+        <w:rPr>
+          <w:rFonts w:ascii="Times New Roman" w:hAnsi="Times New Roman" w:cs="Times New Roman"/>
+          <w:b/>
+          <w:bCs/>
+          <w:sz w:val="24"/>
+          <w:szCs w:val="24"/>
+        </w:rPr>
+      </w:pPr>
+      <w:r>
+        <w:rPr>
+          <w:rFonts w:ascii="Times New Roman" w:hAnsi="Times New Roman" w:cs="Times New Roman"/>
+          <w:b/>
+          <w:bCs/>
+          <w:sz w:val="24"/>
+          <w:szCs w:val="24"/>
+        </w:rPr>
+        <w:t>USE CASE DIAGRAM</w:t>
       </w:r>
     </w:p>
     <w:p>
@@ -7009,54 +7502,179 @@
         <w:ind w:left="360"/>
         <w:rPr>
           <w:rFonts w:ascii="Times New Roman" w:hAnsi="Times New Roman" w:cs="Times New Roman"/>
-          <w:sz w:val="24"/>
-          <w:szCs w:val="24"/>
-        </w:rPr>
-      </w:pPr>
-      <w:r>
-        <w:rPr>
-          <w:rFonts w:ascii="Times New Roman" w:hAnsi="Times New Roman" w:cs="Times New Roman"/>
-          <w:sz w:val="24"/>
-          <w:szCs w:val="24"/>
-        </w:rPr>
+          <w:b/>
+          <w:bCs/>
+          <w:sz w:val="24"/>
+          <w:szCs w:val="24"/>
+        </w:rPr>
+      </w:pPr>
+    </w:p>
+    <w:p>
+      <w:pPr>
+        <w:keepNext/>
+        <w:tabs>
+          <w:tab w:val="left" w:pos="1624"/>
+        </w:tabs>
+        <w:spacing w:line="360" w:lineRule="auto"/>
+        <w:ind w:left="360"/>
+        <w:jc w:val="center"/>
+      </w:pPr>
+      <w:r>
+        <w:rPr>
+          <w:rFonts w:ascii="Times New Roman" w:hAnsi="Times New Roman" w:cs="Times New Roman"/>
+          <w:b/>
+          <w:bCs/>
+          <w:sz w:val="24"/>
+          <w:szCs w:val="24"/>
+        </w:rPr>
+        <w:drawing>
+          <wp:inline distT="0" distB="0" distL="0" distR="0" wp14:anchorId="2E887429" wp14:editId="6CCA396D">
+            <wp:extent cx="5607858" cy="4104640"/>
+            <wp:effectExtent l="0" t="0" r="0" b="0"/>
+            <wp:docPr id="1720017132" name="Picture 1"/>
+            <wp:cNvGraphicFramePr>
+              <a:graphicFrameLocks xmlns:a="http://schemas.openxmlformats.org/drawingml/2006/main" noChangeAspect="1"/>
+            </wp:cNvGraphicFramePr>
+            <a:graphic xmlns:a="http://schemas.openxmlformats.org/drawingml/2006/main">
+              <a:graphicData uri="http://schemas.openxmlformats.org/drawingml/2006/picture">
+                <pic:pic xmlns:pic="http://schemas.openxmlformats.org/drawingml/2006/picture">
+                  <pic:nvPicPr>
+                    <pic:cNvPr id="1720017132" name=""/>
+                    <pic:cNvPicPr/>
+                  </pic:nvPicPr>
+                  <pic:blipFill>
+                    <a:blip r:embed="rId17"/>
+                    <a:stretch>
+                      <a:fillRect/>
+                    </a:stretch>
+                  </pic:blipFill>
+                  <pic:spPr>
+                    <a:xfrm>
+                      <a:off x="0" y="0"/>
+                      <a:ext cx="5620483" cy="4113881"/>
+                    </a:xfrm>
+                    <a:prstGeom prst="rect">
+                      <a:avLst/>
+                    </a:prstGeom>
+                  </pic:spPr>
+                </pic:pic>
+              </a:graphicData>
+            </a:graphic>
+          </wp:inline>
+        </w:drawing>
+      </w:r>
+    </w:p>
+    <w:p>
+      <w:pPr>
+        <w:pStyle w:val="Caption"/>
+        <w:jc w:val="center"/>
+      </w:pPr>
+      <w:r>
+        <w:t xml:space="preserve">Figure </w:t>
+      </w:r>
+      <w:r>
+        <w:fldChar w:fldCharType="begin"/>
+      </w:r>
+      <w:r>
+        <w:instrText xml:space="preserve"> SEQ Figure \* ARABIC </w:instrText>
+      </w:r>
+      <w:r>
+        <w:fldChar w:fldCharType="separate"/>
+      </w:r>
+      <w:r>
+        <w:rPr>
+          <w:noProof/>
+        </w:rPr>
+        <w:t>8</w:t>
+      </w:r>
+      <w:r>
+        <w:fldChar w:fldCharType="end"/>
+      </w:r>
+      <w:r>
+        <w:t>. Use Case Diagram - Source: Personal Work in Visual Paradigm</w:t>
+      </w:r>
+    </w:p>
+    <w:p>
+      <w:pPr>
+        <w:tabs>
+          <w:tab w:val="left" w:pos="1624"/>
+        </w:tabs>
+        <w:spacing w:line="360" w:lineRule="auto"/>
+        <w:rPr>
+          <w:rFonts w:ascii="Times New Roman" w:hAnsi="Times New Roman" w:cs="Times New Roman"/>
+          <w:sz w:val="24"/>
+          <w:szCs w:val="24"/>
+        </w:rPr>
+      </w:pPr>
+    </w:p>
+    <w:p>
+      <w:pPr>
+        <w:tabs>
+          <w:tab w:val="left" w:pos="1624"/>
+        </w:tabs>
+        <w:spacing w:line="360" w:lineRule="auto"/>
+        <w:rPr>
+          <w:rFonts w:ascii="Times New Roman" w:hAnsi="Times New Roman" w:cs="Times New Roman"/>
+          <w:sz w:val="24"/>
+          <w:szCs w:val="24"/>
+        </w:rPr>
+      </w:pPr>
+      <w:r>
+        <w:rPr>
+          <w:rFonts w:ascii="Times New Roman" w:hAnsi="Times New Roman" w:cs="Times New Roman"/>
+          <w:sz w:val="24"/>
+          <w:szCs w:val="24"/>
+        </w:rPr>
+        <w:lastRenderedPageBreak/>
         <w:tab/>
-        <w:t xml:space="preserve">The Database subsystem contains the </w:t>
-      </w:r>
-      <w:proofErr w:type="spellStart"/>
-      <w:r>
-        <w:rPr>
-          <w:rFonts w:ascii="Times New Roman" w:hAnsi="Times New Roman" w:cs="Times New Roman"/>
-          <w:sz w:val="24"/>
-          <w:szCs w:val="24"/>
-        </w:rPr>
-        <w:t>AppDatabase</w:t>
-      </w:r>
-      <w:proofErr w:type="spellEnd"/>
-      <w:r>
-        <w:rPr>
-          <w:rFonts w:ascii="Times New Roman" w:hAnsi="Times New Roman" w:cs="Times New Roman"/>
-          <w:sz w:val="24"/>
-          <w:szCs w:val="24"/>
-        </w:rPr>
-        <w:t xml:space="preserve"> which persists all data across user sessions, and the repository, which deals with data operations, returning </w:t>
-      </w:r>
-      <w:proofErr w:type="spellStart"/>
-      <w:r>
-        <w:rPr>
-          <w:rFonts w:ascii="Times New Roman" w:hAnsi="Times New Roman" w:cs="Times New Roman"/>
-          <w:sz w:val="24"/>
-          <w:szCs w:val="24"/>
-        </w:rPr>
-        <w:t>LiveData</w:t>
-      </w:r>
-      <w:proofErr w:type="spellEnd"/>
-      <w:r>
-        <w:rPr>
-          <w:rFonts w:ascii="Times New Roman" w:hAnsi="Times New Roman" w:cs="Times New Roman"/>
-          <w:sz w:val="24"/>
-          <w:szCs w:val="24"/>
-        </w:rPr>
-        <w:t xml:space="preserve"> objects for reading the database (e.g. getting all trip items of a trip), and performing updates on the database through a designated executor (new thread).</w:t>
+      </w:r>
+      <w:r>
+        <w:rPr>
+          <w:rFonts w:ascii="Times New Roman" w:hAnsi="Times New Roman" w:cs="Times New Roman"/>
+          <w:sz w:val="24"/>
+          <w:szCs w:val="24"/>
+        </w:rPr>
+        <w:t xml:space="preserve">This use case diagram depicts the actions available to the user for an ongoing trip, within the Travel Activity screen. There are two external actors on the right, Gemini API and Overpass API, which </w:t>
+      </w:r>
+      <w:r>
+        <w:rPr>
+          <w:rFonts w:ascii="Times New Roman" w:hAnsi="Times New Roman" w:cs="Times New Roman"/>
+          <w:sz w:val="24"/>
+          <w:szCs w:val="24"/>
+        </w:rPr>
+        <w:t xml:space="preserve">the app communicates with on behalf of the user. The user can edit the trip title, add or edit existing notes of the trip, add landmarks which get automatically checked off (the user cannot check/uncheck </w:t>
+      </w:r>
+      <w:r>
+        <w:rPr>
+          <w:rFonts w:ascii="Times New Roman" w:hAnsi="Times New Roman" w:cs="Times New Roman"/>
+          <w:sz w:val="24"/>
+          <w:szCs w:val="24"/>
+        </w:rPr>
+        <w:t xml:space="preserve">landmarks), add notes to any media item (either manually or via AI), and if the trip is predefined, the user has the possibility to generate a daily itinerary, which provides two recommendations for each day. If the user accepts it, this list of landmarks is tracked through the to-do list, being automatically checked off if the user </w:t>
+      </w:r>
+      <w:r>
+        <w:rPr>
+          <w:rFonts w:ascii="Times New Roman" w:hAnsi="Times New Roman" w:cs="Times New Roman"/>
+          <w:sz w:val="24"/>
+          <w:szCs w:val="24"/>
+        </w:rPr>
+        <w:t>captures an item in</w:t>
+      </w:r>
+      <w:r>
+        <w:rPr>
+          <w:rFonts w:ascii="Times New Roman" w:hAnsi="Times New Roman" w:cs="Times New Roman"/>
+          <w:sz w:val="24"/>
+          <w:szCs w:val="24"/>
+        </w:rPr>
+        <w:t xml:space="preserve"> a 200m radius of the landmark’</w:t>
+      </w:r>
+      <w:r>
+        <w:rPr>
+          <w:rFonts w:ascii="Times New Roman" w:hAnsi="Times New Roman" w:cs="Times New Roman"/>
+          <w:sz w:val="24"/>
+          <w:szCs w:val="24"/>
+        </w:rPr>
+        <w:t>s coordinates.</w:t>
       </w:r>
     </w:p>
     <w:p>
@@ -7072,72 +7690,6 @@
           <w:szCs w:val="24"/>
         </w:rPr>
       </w:pPr>
-      <w:r>
-        <w:rPr>
-          <w:rFonts w:ascii="Times New Roman" w:hAnsi="Times New Roman" w:cs="Times New Roman"/>
-          <w:sz w:val="24"/>
-          <w:szCs w:val="24"/>
-        </w:rPr>
-        <w:tab/>
-      </w:r>
-      <w:r>
-        <w:rPr>
-          <w:rFonts w:ascii="Times New Roman" w:hAnsi="Times New Roman" w:cs="Times New Roman"/>
-          <w:sz w:val="24"/>
-          <w:szCs w:val="24"/>
-        </w:rPr>
-        <w:t xml:space="preserve">The background processing subsystem represents the core logic of the app. </w:t>
-      </w:r>
-      <w:r>
-        <w:rPr>
-          <w:rFonts w:ascii="Times New Roman" w:hAnsi="Times New Roman" w:cs="Times New Roman"/>
-          <w:sz w:val="24"/>
-          <w:szCs w:val="24"/>
-        </w:rPr>
-        <w:t>It contains TripForegroundService, which is the core logic of the app. This class utilizes several helper classes, which deal with scanning the device for new media,</w:t>
-      </w:r>
-      <w:r>
-        <w:rPr>
-          <w:rFonts w:ascii="Times New Roman" w:hAnsi="Times New Roman" w:cs="Times New Roman"/>
-          <w:sz w:val="24"/>
-          <w:szCs w:val="24"/>
-        </w:rPr>
-        <w:t xml:space="preserve"> inserting items into the database,</w:t>
-      </w:r>
-      <w:r>
-        <w:rPr>
-          <w:rFonts w:ascii="Times New Roman" w:hAnsi="Times New Roman" w:cs="Times New Roman"/>
-          <w:sz w:val="24"/>
-          <w:szCs w:val="24"/>
-        </w:rPr>
-        <w:t xml:space="preserve"> requesting geolocation coordinates, copying the multimedia items to internal storage, translating a trip into JSON format. This subsystem also contains classes which deal with starting and stopping the service if the user chooses a predefined trip, communicating with </w:t>
-      </w:r>
-      <w:proofErr w:type="spellStart"/>
-      <w:r>
-        <w:rPr>
-          <w:rFonts w:ascii="Times New Roman" w:hAnsi="Times New Roman" w:cs="Times New Roman"/>
-          <w:sz w:val="24"/>
-          <w:szCs w:val="24"/>
-        </w:rPr>
-        <w:t>MainActivity</w:t>
-      </w:r>
-      <w:proofErr w:type="spellEnd"/>
-      <w:r>
-        <w:rPr>
-          <w:rFonts w:ascii="Times New Roman" w:hAnsi="Times New Roman" w:cs="Times New Roman"/>
-          <w:sz w:val="24"/>
-          <w:szCs w:val="24"/>
-        </w:rPr>
-        <w:t>.</w:t>
-      </w:r>
-      <w:r>
-        <w:rPr>
-          <w:rFonts w:ascii="Times New Roman" w:hAnsi="Times New Roman" w:cs="Times New Roman"/>
-          <w:sz w:val="24"/>
-          <w:szCs w:val="24"/>
-        </w:rPr>
-        <w:t xml:space="preserve"> </w:t>
-      </w:r>
     </w:p>
     <w:p>
       <w:pPr>
@@ -7153,114 +7705,16 @@
         </w:rPr>
       </w:pPr>
       <w:r>
-        <w:rPr>
-          <w:rFonts w:ascii="Times New Roman" w:hAnsi="Times New Roman" w:cs="Times New Roman"/>
-          <w:sz w:val="24"/>
-          <w:szCs w:val="24"/>
-        </w:rPr>
-        <w:tab/>
-      </w:r>
-      <w:r>
-        <w:rPr>
-          <w:rFonts w:ascii="Times New Roman" w:hAnsi="Times New Roman" w:cs="Times New Roman"/>
-          <w:sz w:val="24"/>
-          <w:szCs w:val="24"/>
-        </w:rPr>
-        <w:t xml:space="preserve">The network subsystem is responsible for integrating three external APIs: Gemini Flash, used to generate daily itineraries and notes based on media items, Google Maps, through which the location card of each item </w:t>
-      </w:r>
-      <w:r>
-        <w:rPr>
-          <w:rFonts w:ascii="Times New Roman" w:hAnsi="Times New Roman" w:cs="Times New Roman"/>
-          <w:sz w:val="24"/>
-          <w:szCs w:val="24"/>
-        </w:rPr>
-        <w:t>receives a static map,</w:t>
-      </w:r>
-      <w:r>
-        <w:rPr>
-          <w:rFonts w:ascii="Times New Roman" w:hAnsi="Times New Roman" w:cs="Times New Roman"/>
-          <w:sz w:val="24"/>
-          <w:szCs w:val="24"/>
-        </w:rPr>
-        <w:t xml:space="preserve"> and Overpass</w:t>
-      </w:r>
-      <w:r>
-        <w:rPr>
-          <w:rFonts w:ascii="Times New Roman" w:hAnsi="Times New Roman" w:cs="Times New Roman"/>
-          <w:sz w:val="24"/>
-          <w:szCs w:val="24"/>
-        </w:rPr>
-        <w:t>, used to translate user input into GPS coordinates</w:t>
-      </w:r>
-      <w:r>
-        <w:rPr>
-          <w:rFonts w:ascii="Times New Roman" w:hAnsi="Times New Roman" w:cs="Times New Roman"/>
-          <w:sz w:val="24"/>
-          <w:szCs w:val="24"/>
-        </w:rPr>
-        <w:t xml:space="preserve">. </w:t>
-      </w:r>
-    </w:p>
-    <w:p>
-      <w:pPr>
-        <w:tabs>
-          <w:tab w:val="left" w:pos="1624"/>
-        </w:tabs>
-        <w:spacing w:line="360" w:lineRule="auto"/>
-        <w:ind w:left="360"/>
-        <w:rPr>
-          <w:rFonts w:ascii="Times New Roman" w:hAnsi="Times New Roman" w:cs="Times New Roman"/>
-          <w:sz w:val="24"/>
-          <w:szCs w:val="24"/>
-        </w:rPr>
-      </w:pPr>
-    </w:p>
-    <w:p>
-      <w:pPr>
-        <w:tabs>
-          <w:tab w:val="left" w:pos="1624"/>
-        </w:tabs>
-        <w:spacing w:line="360" w:lineRule="auto"/>
-        <w:ind w:left="360"/>
-        <w:rPr>
-          <w:rFonts w:ascii="Times New Roman" w:hAnsi="Times New Roman" w:cs="Times New Roman"/>
-          <w:sz w:val="24"/>
-          <w:szCs w:val="24"/>
-        </w:rPr>
-      </w:pPr>
-    </w:p>
-    <w:p>
-      <w:pPr>
-        <w:tabs>
-          <w:tab w:val="left" w:pos="1624"/>
-        </w:tabs>
-        <w:spacing w:line="360" w:lineRule="auto"/>
-        <w:ind w:left="360"/>
-        <w:rPr>
-          <w:rFonts w:ascii="Times New Roman" w:hAnsi="Times New Roman" w:cs="Times New Roman"/>
-          <w:sz w:val="24"/>
-          <w:szCs w:val="24"/>
-        </w:rPr>
-      </w:pPr>
-    </w:p>
-    <w:p>
-      <w:pPr>
-        <w:tabs>
-          <w:tab w:val="left" w:pos="1624"/>
-        </w:tabs>
-        <w:spacing w:line="240" w:lineRule="auto"/>
-        <w:ind w:left="360"/>
-        <w:rPr>
-          <w:rFonts w:ascii="Times New Roman" w:hAnsi="Times New Roman" w:cs="Times New Roman"/>
-          <w:sz w:val="24"/>
-          <w:szCs w:val="24"/>
-        </w:rPr>
-      </w:pPr>
+        <w:t xml:space="preserve">    </w:t>
+      </w:r>
     </w:p>
     <w:p/>
     <w:p/>
     <w:p/>
     <w:p/>
+    <w:p/>
+    <w:p/>
+    <w:p/>
     <w:p>
       <w:pPr>
         <w:tabs>
@@ -7295,6 +7749,80 @@
           <w:tab w:val="left" w:pos="1624"/>
         </w:tabs>
         <w:spacing w:line="360" w:lineRule="auto"/>
+        <w:ind w:left="360"/>
+        <w:rPr>
+          <w:rFonts w:ascii="Times New Roman" w:hAnsi="Times New Roman" w:cs="Times New Roman"/>
+          <w:sz w:val="24"/>
+          <w:szCs w:val="24"/>
+        </w:rPr>
+      </w:pPr>
+    </w:p>
+    <w:p>
+      <w:pPr>
+        <w:tabs>
+          <w:tab w:val="left" w:pos="1624"/>
+        </w:tabs>
+        <w:spacing w:line="240" w:lineRule="auto"/>
+        <w:ind w:left="360"/>
+        <w:rPr>
+          <w:rFonts w:ascii="Times New Roman" w:hAnsi="Times New Roman" w:cs="Times New Roman"/>
+          <w:sz w:val="24"/>
+          <w:szCs w:val="24"/>
+        </w:rPr>
+      </w:pPr>
+    </w:p>
+    <w:p/>
+    <w:p/>
+    <w:p>
+      <w:pPr>
+        <w:tabs>
+          <w:tab w:val="left" w:pos="1624"/>
+        </w:tabs>
+        <w:spacing w:line="360" w:lineRule="auto"/>
+      </w:pPr>
+    </w:p>
+    <w:p>
+      <w:pPr>
+        <w:tabs>
+          <w:tab w:val="left" w:pos="1624"/>
+        </w:tabs>
+        <w:spacing w:line="360" w:lineRule="auto"/>
+        <w:rPr>
+          <w:rFonts w:ascii="Times New Roman" w:hAnsi="Times New Roman" w:cs="Times New Roman"/>
+          <w:sz w:val="24"/>
+          <w:szCs w:val="24"/>
+        </w:rPr>
+      </w:pPr>
+    </w:p>
+    <w:p>
+      <w:pPr>
+        <w:pStyle w:val="Title"/>
+        <w:jc w:val="center"/>
+        <w:rPr>
+          <w:rFonts w:ascii="Times New Roman" w:hAnsi="Times New Roman" w:cs="Times New Roman"/>
+          <w:b/>
+          <w:bCs/>
+          <w:sz w:val="28"/>
+          <w:szCs w:val="28"/>
+        </w:rPr>
+      </w:pPr>
+      <w:r>
+        <w:rPr>
+          <w:rFonts w:ascii="Times New Roman" w:hAnsi="Times New Roman" w:cs="Times New Roman"/>
+          <w:b/>
+          <w:bCs/>
+          <w:sz w:val="28"/>
+          <w:szCs w:val="28"/>
+        </w:rPr>
+        <w:t>CHAPTER V. IMPLEMENTATION</w:t>
+      </w:r>
+    </w:p>
+    <w:p>
+      <w:pPr>
+        <w:tabs>
+          <w:tab w:val="left" w:pos="1624"/>
+        </w:tabs>
+        <w:spacing w:line="360" w:lineRule="auto"/>
         <w:ind w:left="1624" w:hanging="1264"/>
         <w:rPr>
           <w:rFonts w:ascii="Times New Roman" w:hAnsi="Times New Roman" w:cs="Times New Roman"/>
@@ -7308,6 +7836,7 @@
           <w:sz w:val="24"/>
           <w:szCs w:val="24"/>
         </w:rPr>
+        <w:lastRenderedPageBreak/>
         <w:tab/>
       </w:r>
     </w:p>
@@ -7678,7 +8207,6 @@
         </w:rPr>
       </w:pPr>
     </w:p>
-    <w:p/>
     <w:p>
       <w:pPr>
         <w:tabs>
@@ -7711,8 +8239,114 @@
         </w:rPr>
       </w:pPr>
     </w:p>
+    <w:p>
+      <w:pPr>
+        <w:tabs>
+          <w:tab w:val="left" w:pos="1624"/>
+        </w:tabs>
+        <w:spacing w:line="240" w:lineRule="auto"/>
+        <w:ind w:left="360"/>
+        <w:rPr>
+          <w:rFonts w:ascii="Times New Roman" w:hAnsi="Times New Roman" w:cs="Times New Roman"/>
+          <w:b/>
+          <w:bCs/>
+          <w:sz w:val="24"/>
+          <w:szCs w:val="24"/>
+        </w:rPr>
+      </w:pPr>
+    </w:p>
+    <w:p>
+      <w:pPr>
+        <w:tabs>
+          <w:tab w:val="left" w:pos="1624"/>
+        </w:tabs>
+        <w:spacing w:line="240" w:lineRule="auto"/>
+        <w:rPr>
+          <w:rFonts w:ascii="Times New Roman" w:hAnsi="Times New Roman" w:cs="Times New Roman"/>
+          <w:b/>
+          <w:bCs/>
+          <w:sz w:val="24"/>
+          <w:szCs w:val="24"/>
+        </w:rPr>
+      </w:pPr>
+    </w:p>
+    <w:p>
+      <w:pPr>
+        <w:pStyle w:val="Title"/>
+        <w:jc w:val="center"/>
+        <w:rPr>
+          <w:rFonts w:ascii="Times New Roman" w:hAnsi="Times New Roman" w:cs="Times New Roman"/>
+          <w:b/>
+          <w:bCs/>
+          <w:sz w:val="28"/>
+          <w:szCs w:val="28"/>
+        </w:rPr>
+      </w:pPr>
+      <w:r>
+        <w:rPr>
+          <w:rFonts w:ascii="Times New Roman" w:hAnsi="Times New Roman" w:cs="Times New Roman"/>
+          <w:b/>
+          <w:bCs/>
+          <w:sz w:val="28"/>
+          <w:szCs w:val="28"/>
+        </w:rPr>
+        <w:t>CHAPTER VI. CONCLUSIONS</w:t>
+      </w:r>
+    </w:p>
+    <w:p/>
+    <w:p/>
+    <w:p/>
+    <w:p/>
+    <w:p/>
+    <w:p/>
+    <w:p/>
+    <w:p/>
+    <w:p/>
+    <w:p/>
+    <w:p/>
+    <w:p/>
+    <w:p/>
+    <w:p/>
+    <w:p/>
+    <w:p/>
+    <w:p/>
+    <w:p/>
+    <w:p/>
+    <w:p/>
+    <w:p/>
+    <w:p/>
+    <w:p/>
+    <w:p/>
+    <w:p/>
+    <w:p/>
+    <w:p/>
+    <w:p/>
+    <w:p>
+      <w:pPr>
+        <w:pStyle w:val="Title"/>
+        <w:jc w:val="center"/>
+        <w:rPr>
+          <w:rFonts w:ascii="Times New Roman" w:hAnsi="Times New Roman" w:cs="Times New Roman"/>
+          <w:b/>
+          <w:bCs/>
+          <w:sz w:val="28"/>
+          <w:szCs w:val="28"/>
+        </w:rPr>
+      </w:pPr>
+      <w:r>
+        <w:rPr>
+          <w:rFonts w:ascii="Times New Roman" w:hAnsi="Times New Roman" w:cs="Times New Roman"/>
+          <w:b/>
+          <w:bCs/>
+          <w:sz w:val="28"/>
+          <w:szCs w:val="28"/>
+        </w:rPr>
+        <w:t>BIBLIOGRAPHY</w:t>
+      </w:r>
+    </w:p>
+    <w:p/>
     <w:sectPr>
-      <w:footerReference w:type="default" r:id="rId16"/>
+      <w:footerReference w:type="default" r:id="rId18"/>
       <w:pgSz w:w="12240" w:h="15840"/>
       <w:pgMar w:top="1440" w:right="1440" w:bottom="1440" w:left="1440" w:header="708" w:footer="708" w:gutter="0"/>
       <w:cols w:space="708"/>
@@ -8989,6 +9623,7 @@
   <w:style w:type="character" w:default="1" w:styleId="DefaultParagraphFont">
     <w:name w:val="Default Paragraph Font"/>
     <w:uiPriority w:val="1"/>
+    <w:semiHidden/>
     <w:unhideWhenUsed/>
   </w:style>
   <w:style w:type="table" w:default="1" w:styleId="TableNormal">

--- a/LICENTA.docx
+++ b/LICENTA.docx
@@ -713,165 +713,11 @@
           <w:rFonts w:ascii="Times New Roman" w:hAnsi="Times New Roman" w:cs="Times New Roman"/>
           <w:b/>
           <w:bCs/>
-          <w:sz w:val="24"/>
-          <w:szCs w:val="24"/>
-        </w:rPr>
-      </w:pPr>
-      <w:r>
-        <w:rPr>
-          <w:rFonts w:ascii="Times New Roman" w:hAnsi="Times New Roman" w:cs="Times New Roman"/>
-          <w:b/>
-          <w:bCs/>
-          <w:sz w:val="24"/>
-          <w:szCs w:val="24"/>
-        </w:rPr>
-        <w:lastRenderedPageBreak/>
-        <w:t>Contents</w:t>
-      </w:r>
-    </w:p>
-    <w:p>
-      <w:pPr>
-        <w:spacing w:line="240" w:lineRule="auto"/>
-        <w:jc w:val="center"/>
-        <w:rPr>
-          <w:rFonts w:ascii="Times New Roman" w:hAnsi="Times New Roman" w:cs="Times New Roman"/>
-          <w:b/>
-          <w:bCs/>
-          <w:sz w:val="24"/>
-          <w:szCs w:val="24"/>
-        </w:rPr>
-      </w:pPr>
-    </w:p>
-    <w:p>
-      <w:pPr>
-        <w:spacing w:line="240" w:lineRule="auto"/>
-        <w:ind w:left="360"/>
-        <w:rPr>
-          <w:rFonts w:ascii="Times New Roman" w:hAnsi="Times New Roman" w:cs="Times New Roman"/>
           <w:sz w:val="28"/>
           <w:szCs w:val="28"/>
         </w:rPr>
       </w:pPr>
-    </w:p>
-    <w:p>
-      <w:pPr>
-        <w:rPr>
-          <w:rFonts w:ascii="Times New Roman" w:hAnsi="Times New Roman" w:cs="Times New Roman"/>
-          <w:sz w:val="28"/>
-          <w:szCs w:val="28"/>
-        </w:rPr>
-      </w:pPr>
-    </w:p>
-    <w:p>
-      <w:pPr>
-        <w:rPr>
-          <w:rFonts w:ascii="Times New Roman" w:hAnsi="Times New Roman" w:cs="Times New Roman"/>
-          <w:sz w:val="28"/>
-          <w:szCs w:val="28"/>
-        </w:rPr>
-      </w:pPr>
-    </w:p>
-    <w:p>
-      <w:pPr>
-        <w:rPr>
-          <w:rFonts w:ascii="Times New Roman" w:hAnsi="Times New Roman" w:cs="Times New Roman"/>
-          <w:sz w:val="28"/>
-          <w:szCs w:val="28"/>
-        </w:rPr>
-      </w:pPr>
-    </w:p>
-    <w:p>
-      <w:pPr>
-        <w:rPr>
-          <w:rFonts w:ascii="Times New Roman" w:hAnsi="Times New Roman" w:cs="Times New Roman"/>
-          <w:sz w:val="28"/>
-          <w:szCs w:val="28"/>
-        </w:rPr>
-      </w:pPr>
-    </w:p>
-    <w:p>
-      <w:pPr>
-        <w:rPr>
-          <w:rFonts w:ascii="Times New Roman" w:hAnsi="Times New Roman" w:cs="Times New Roman"/>
-          <w:sz w:val="28"/>
-          <w:szCs w:val="28"/>
-        </w:rPr>
-      </w:pPr>
-    </w:p>
-    <w:p>
-      <w:pPr>
-        <w:rPr>
-          <w:rFonts w:ascii="Times New Roman" w:hAnsi="Times New Roman" w:cs="Times New Roman"/>
-          <w:sz w:val="28"/>
-          <w:szCs w:val="28"/>
-        </w:rPr>
-      </w:pPr>
-    </w:p>
-    <w:p>
-      <w:pPr>
-        <w:rPr>
-          <w:rFonts w:ascii="Times New Roman" w:hAnsi="Times New Roman" w:cs="Times New Roman"/>
-          <w:sz w:val="28"/>
-          <w:szCs w:val="28"/>
-        </w:rPr>
-      </w:pPr>
-    </w:p>
-    <w:p>
-      <w:pPr>
-        <w:rPr>
-          <w:rFonts w:ascii="Times New Roman" w:hAnsi="Times New Roman" w:cs="Times New Roman"/>
-          <w:sz w:val="28"/>
-          <w:szCs w:val="28"/>
-        </w:rPr>
-      </w:pPr>
-    </w:p>
-    <w:p>
-      <w:pPr>
-        <w:rPr>
-          <w:rFonts w:ascii="Times New Roman" w:hAnsi="Times New Roman" w:cs="Times New Roman"/>
-          <w:sz w:val="28"/>
-          <w:szCs w:val="28"/>
-        </w:rPr>
-      </w:pPr>
-    </w:p>
-    <w:p>
-      <w:pPr>
-        <w:rPr>
-          <w:rFonts w:ascii="Times New Roman" w:hAnsi="Times New Roman" w:cs="Times New Roman"/>
-          <w:sz w:val="28"/>
-          <w:szCs w:val="28"/>
-        </w:rPr>
-      </w:pPr>
-    </w:p>
-    <w:p>
-      <w:pPr>
-        <w:rPr>
-          <w:rFonts w:ascii="Times New Roman" w:hAnsi="Times New Roman" w:cs="Times New Roman"/>
-          <w:sz w:val="28"/>
-          <w:szCs w:val="28"/>
-        </w:rPr>
-      </w:pPr>
-    </w:p>
-    <w:p>
-      <w:pPr>
-        <w:rPr>
-          <w:rFonts w:ascii="Times New Roman" w:hAnsi="Times New Roman" w:cs="Times New Roman"/>
-          <w:sz w:val="28"/>
-          <w:szCs w:val="28"/>
-        </w:rPr>
-      </w:pPr>
-    </w:p>
-    <w:p>
-      <w:pPr>
-        <w:rPr>
-          <w:rFonts w:ascii="Times New Roman" w:hAnsi="Times New Roman" w:cs="Times New Roman"/>
-          <w:sz w:val="28"/>
-          <w:szCs w:val="28"/>
-        </w:rPr>
-      </w:pPr>
-    </w:p>
-    <w:p>
-      <w:pPr>
+      <w:r>
         <w:rPr>
           <w:rFonts w:ascii="Times New Roman" w:hAnsi="Times New Roman" w:cs="Times New Roman"/>
           <w:b/>
@@ -879,139 +725,13 @@
           <w:sz w:val="28"/>
           <w:szCs w:val="28"/>
         </w:rPr>
-      </w:pPr>
-    </w:p>
-    <w:p>
-      <w:pPr>
-        <w:tabs>
-          <w:tab w:val="left" w:pos="1624"/>
-        </w:tabs>
-        <w:rPr>
-          <w:rFonts w:ascii="Times New Roman" w:hAnsi="Times New Roman" w:cs="Times New Roman"/>
-          <w:sz w:val="28"/>
-          <w:szCs w:val="28"/>
-        </w:rPr>
-      </w:pPr>
-      <w:r>
-        <w:rPr>
-          <w:rFonts w:ascii="Times New Roman" w:hAnsi="Times New Roman" w:cs="Times New Roman"/>
-          <w:sz w:val="28"/>
-          <w:szCs w:val="28"/>
-        </w:rPr>
-        <w:tab/>
-      </w:r>
-    </w:p>
-    <w:p>
-      <w:pPr>
-        <w:tabs>
-          <w:tab w:val="left" w:pos="1624"/>
-        </w:tabs>
-        <w:rPr>
-          <w:rFonts w:ascii="Times New Roman" w:hAnsi="Times New Roman" w:cs="Times New Roman"/>
-          <w:sz w:val="28"/>
-          <w:szCs w:val="28"/>
-        </w:rPr>
-      </w:pPr>
-    </w:p>
-    <w:p>
-      <w:pPr>
-        <w:tabs>
-          <w:tab w:val="left" w:pos="1624"/>
-        </w:tabs>
-        <w:rPr>
-          <w:rFonts w:ascii="Times New Roman" w:hAnsi="Times New Roman" w:cs="Times New Roman"/>
-          <w:sz w:val="28"/>
-          <w:szCs w:val="28"/>
-        </w:rPr>
-      </w:pPr>
-    </w:p>
-    <w:p>
-      <w:pPr>
-        <w:tabs>
-          <w:tab w:val="left" w:pos="1624"/>
-        </w:tabs>
-        <w:rPr>
-          <w:rFonts w:ascii="Times New Roman" w:hAnsi="Times New Roman" w:cs="Times New Roman"/>
-          <w:sz w:val="28"/>
-          <w:szCs w:val="28"/>
-        </w:rPr>
-      </w:pPr>
-    </w:p>
-    <w:p>
-      <w:pPr>
-        <w:tabs>
-          <w:tab w:val="left" w:pos="1624"/>
-        </w:tabs>
-        <w:rPr>
-          <w:rFonts w:ascii="Times New Roman" w:hAnsi="Times New Roman" w:cs="Times New Roman"/>
-          <w:sz w:val="28"/>
-          <w:szCs w:val="28"/>
-        </w:rPr>
-      </w:pPr>
-    </w:p>
-    <w:p>
-      <w:pPr>
-        <w:tabs>
-          <w:tab w:val="left" w:pos="1624"/>
-        </w:tabs>
-        <w:rPr>
-          <w:rFonts w:ascii="Times New Roman" w:hAnsi="Times New Roman" w:cs="Times New Roman"/>
-          <w:sz w:val="28"/>
-          <w:szCs w:val="28"/>
-        </w:rPr>
-      </w:pPr>
-    </w:p>
-    <w:p>
-      <w:pPr>
-        <w:tabs>
-          <w:tab w:val="left" w:pos="1624"/>
-        </w:tabs>
-        <w:rPr>
-          <w:rFonts w:ascii="Times New Roman" w:hAnsi="Times New Roman" w:cs="Times New Roman"/>
-          <w:sz w:val="28"/>
-          <w:szCs w:val="28"/>
-        </w:rPr>
-      </w:pPr>
-    </w:p>
-    <w:p>
-      <w:pPr>
-        <w:tabs>
-          <w:tab w:val="left" w:pos="1624"/>
-        </w:tabs>
-        <w:rPr>
-          <w:rFonts w:ascii="Times New Roman" w:hAnsi="Times New Roman" w:cs="Times New Roman"/>
-          <w:sz w:val="28"/>
-          <w:szCs w:val="28"/>
-        </w:rPr>
-      </w:pPr>
-    </w:p>
-    <w:p>
-      <w:pPr>
-        <w:tabs>
-          <w:tab w:val="left" w:pos="1624"/>
-        </w:tabs>
-        <w:rPr>
-          <w:rFonts w:ascii="Times New Roman" w:hAnsi="Times New Roman" w:cs="Times New Roman"/>
-          <w:sz w:val="28"/>
-          <w:szCs w:val="28"/>
-        </w:rPr>
-      </w:pPr>
-    </w:p>
-    <w:p>
-      <w:pPr>
-        <w:tabs>
-          <w:tab w:val="left" w:pos="1624"/>
-        </w:tabs>
-        <w:rPr>
-          <w:rFonts w:ascii="Times New Roman" w:hAnsi="Times New Roman" w:cs="Times New Roman"/>
-          <w:sz w:val="28"/>
-          <w:szCs w:val="28"/>
-        </w:rPr>
-      </w:pPr>
-    </w:p>
-    <w:p>
-      <w:pPr>
-        <w:pStyle w:val="Title"/>
+        <w:lastRenderedPageBreak/>
+        <w:t>CONTENTS</w:t>
+      </w:r>
+    </w:p>
+    <w:p>
+      <w:pPr>
+        <w:spacing w:line="240" w:lineRule="auto"/>
         <w:jc w:val="center"/>
         <w:rPr>
           <w:rFonts w:ascii="Times New Roman" w:hAnsi="Times New Roman" w:cs="Times New Roman"/>
@@ -1021,26 +741,762 @@
           <w:szCs w:val="28"/>
         </w:rPr>
       </w:pPr>
-      <w:r>
-        <w:rPr>
-          <w:rFonts w:ascii="Times New Roman" w:hAnsi="Times New Roman" w:cs="Times New Roman"/>
+    </w:p>
+    <w:sdt>
+      <w:sdtPr>
+        <w:id w:val="1625421802"/>
+        <w:docPartObj>
+          <w:docPartGallery w:val="Table of Contents"/>
+          <w:docPartUnique/>
+        </w:docPartObj>
+      </w:sdtPr>
+      <w:sdtEndPr>
+        <w:rPr>
+          <w:rFonts w:asciiTheme="minorHAnsi" w:eastAsiaTheme="minorHAnsi" w:hAnsiTheme="minorHAnsi" w:cstheme="minorBidi"/>
           <w:b/>
           <w:bCs/>
+          <w:noProof/>
+          <w:color w:val="auto"/>
+          <w:kern w:val="2"/>
+          <w:sz w:val="22"/>
+          <w:szCs w:val="22"/>
+          <w:lang w:val="en-GB"/>
+          <w14:ligatures w14:val="standardContextual"/>
+        </w:rPr>
+      </w:sdtEndPr>
+      <w:sdtContent>
+        <w:p>
+          <w:pPr>
+            <w:pStyle w:val="TOCHeading"/>
+            <w:rPr>
+              <w:rFonts w:ascii="Times New Roman" w:hAnsi="Times New Roman" w:cs="Times New Roman"/>
+              <w:color w:val="000000" w:themeColor="text1"/>
+            </w:rPr>
+          </w:pPr>
+          <w:r>
+            <w:rPr>
+              <w:rFonts w:ascii="Times New Roman" w:hAnsi="Times New Roman" w:cs="Times New Roman"/>
+              <w:color w:val="000000" w:themeColor="text1"/>
+            </w:rPr>
+            <w:t>Contents</w:t>
+          </w:r>
+        </w:p>
+        <w:p>
+          <w:pPr>
+            <w:pStyle w:val="TOC1"/>
+            <w:tabs>
+              <w:tab w:val="right" w:leader="dot" w:pos="9350"/>
+            </w:tabs>
+            <w:spacing w:line="360" w:lineRule="auto"/>
+            <w:rPr>
+              <w:noProof/>
+            </w:rPr>
+          </w:pPr>
+          <w:r>
+            <w:fldChar w:fldCharType="begin"/>
+          </w:r>
+          <w:r>
+            <w:instrText xml:space="preserve"> TOC \o "1-3" \h \z \u </w:instrText>
+          </w:r>
+          <w:r>
+            <w:fldChar w:fldCharType="separate"/>
+          </w:r>
+          <w:hyperlink w:anchor="_Toc231158796" w:history="1">
+            <w:r>
+              <w:rPr>
+                <w:rStyle w:val="Hyperlink"/>
+                <w:rFonts w:ascii="Times New Roman" w:hAnsi="Times New Roman" w:cs="Times New Roman"/>
+                <w:b/>
+                <w:bCs/>
+                <w:noProof/>
+              </w:rPr>
+              <w:t>CHAPTER I. INTRODUCTIO</w:t>
+            </w:r>
+            <w:r>
+              <w:rPr>
+                <w:rStyle w:val="Hyperlink"/>
+                <w:rFonts w:ascii="Times New Roman" w:hAnsi="Times New Roman" w:cs="Times New Roman"/>
+                <w:b/>
+                <w:bCs/>
+                <w:noProof/>
+              </w:rPr>
+              <w:t>N</w:t>
+            </w:r>
+            <w:r>
+              <w:rPr>
+                <w:noProof/>
+                <w:webHidden/>
+              </w:rPr>
+              <w:tab/>
+            </w:r>
+            <w:r>
+              <w:rPr>
+                <w:noProof/>
+                <w:webHidden/>
+              </w:rPr>
+              <w:fldChar w:fldCharType="begin"/>
+            </w:r>
+            <w:r>
+              <w:rPr>
+                <w:noProof/>
+                <w:webHidden/>
+              </w:rPr>
+              <w:instrText xml:space="preserve"> PAGEREF _Toc231158796 \h </w:instrText>
+            </w:r>
+            <w:r>
+              <w:rPr>
+                <w:noProof/>
+                <w:webHidden/>
+              </w:rPr>
+            </w:r>
+            <w:r>
+              <w:rPr>
+                <w:noProof/>
+                <w:webHidden/>
+              </w:rPr>
+              <w:fldChar w:fldCharType="separate"/>
+            </w:r>
+            <w:r>
+              <w:rPr>
+                <w:noProof/>
+                <w:webHidden/>
+              </w:rPr>
+              <w:t>4</w:t>
+            </w:r>
+            <w:r>
+              <w:rPr>
+                <w:noProof/>
+                <w:webHidden/>
+              </w:rPr>
+              <w:fldChar w:fldCharType="end"/>
+            </w:r>
+          </w:hyperlink>
+        </w:p>
+        <w:p>
+          <w:pPr>
+            <w:pStyle w:val="TOC1"/>
+            <w:tabs>
+              <w:tab w:val="right" w:leader="dot" w:pos="9350"/>
+            </w:tabs>
+            <w:spacing w:line="360" w:lineRule="auto"/>
+            <w:rPr>
+              <w:noProof/>
+            </w:rPr>
+          </w:pPr>
+          <w:hyperlink w:anchor="_Toc231158797" w:history="1">
+            <w:r>
+              <w:rPr>
+                <w:rStyle w:val="Hyperlink"/>
+                <w:rFonts w:ascii="Times New Roman" w:hAnsi="Times New Roman" w:cs="Times New Roman"/>
+                <w:b/>
+                <w:bCs/>
+                <w:noProof/>
+              </w:rPr>
+              <w:t>CHAPTER II. AUTOMATED ACTIVITY TRACKING AND NARRATIVE GENERATION</w:t>
+            </w:r>
+            <w:r>
+              <w:rPr>
+                <w:noProof/>
+                <w:webHidden/>
+              </w:rPr>
+              <w:tab/>
+            </w:r>
+            <w:r>
+              <w:rPr>
+                <w:noProof/>
+                <w:webHidden/>
+              </w:rPr>
+              <w:fldChar w:fldCharType="begin"/>
+            </w:r>
+            <w:r>
+              <w:rPr>
+                <w:noProof/>
+                <w:webHidden/>
+              </w:rPr>
+              <w:instrText xml:space="preserve"> PAGEREF _Toc231158797 \h </w:instrText>
+            </w:r>
+            <w:r>
+              <w:rPr>
+                <w:noProof/>
+                <w:webHidden/>
+              </w:rPr>
+            </w:r>
+            <w:r>
+              <w:rPr>
+                <w:noProof/>
+                <w:webHidden/>
+              </w:rPr>
+              <w:fldChar w:fldCharType="separate"/>
+            </w:r>
+            <w:r>
+              <w:rPr>
+                <w:noProof/>
+                <w:webHidden/>
+              </w:rPr>
+              <w:t>6</w:t>
+            </w:r>
+            <w:r>
+              <w:rPr>
+                <w:noProof/>
+                <w:webHidden/>
+              </w:rPr>
+              <w:fldChar w:fldCharType="end"/>
+            </w:r>
+          </w:hyperlink>
+        </w:p>
+        <w:p>
+          <w:pPr>
+            <w:pStyle w:val="TOC1"/>
+            <w:tabs>
+              <w:tab w:val="right" w:leader="dot" w:pos="9350"/>
+            </w:tabs>
+            <w:spacing w:line="360" w:lineRule="auto"/>
+            <w:rPr>
+              <w:noProof/>
+            </w:rPr>
+          </w:pPr>
+          <w:hyperlink w:anchor="_Toc231158798" w:history="1">
+            <w:r>
+              <w:rPr>
+                <w:rStyle w:val="Hyperlink"/>
+                <w:rFonts w:ascii="Times New Roman" w:hAnsi="Times New Roman" w:cs="Times New Roman"/>
+                <w:b/>
+                <w:bCs/>
+                <w:noProof/>
+              </w:rPr>
+              <w:t>CHAPTER III. TECHNOLOGIES USED</w:t>
+            </w:r>
+            <w:r>
+              <w:rPr>
+                <w:noProof/>
+                <w:webHidden/>
+              </w:rPr>
+              <w:tab/>
+            </w:r>
+            <w:r>
+              <w:rPr>
+                <w:noProof/>
+                <w:webHidden/>
+              </w:rPr>
+              <w:fldChar w:fldCharType="begin"/>
+            </w:r>
+            <w:r>
+              <w:rPr>
+                <w:noProof/>
+                <w:webHidden/>
+              </w:rPr>
+              <w:instrText xml:space="preserve"> PAGEREF _Toc231158798 \h </w:instrText>
+            </w:r>
+            <w:r>
+              <w:rPr>
+                <w:noProof/>
+                <w:webHidden/>
+              </w:rPr>
+            </w:r>
+            <w:r>
+              <w:rPr>
+                <w:noProof/>
+                <w:webHidden/>
+              </w:rPr>
+              <w:fldChar w:fldCharType="separate"/>
+            </w:r>
+            <w:r>
+              <w:rPr>
+                <w:noProof/>
+                <w:webHidden/>
+              </w:rPr>
+              <w:t>13</w:t>
+            </w:r>
+            <w:r>
+              <w:rPr>
+                <w:noProof/>
+                <w:webHidden/>
+              </w:rPr>
+              <w:fldChar w:fldCharType="end"/>
+            </w:r>
+          </w:hyperlink>
+        </w:p>
+        <w:p>
+          <w:pPr>
+            <w:pStyle w:val="TOC1"/>
+            <w:tabs>
+              <w:tab w:val="right" w:leader="dot" w:pos="9350"/>
+            </w:tabs>
+            <w:spacing w:line="360" w:lineRule="auto"/>
+            <w:rPr>
+              <w:noProof/>
+            </w:rPr>
+          </w:pPr>
+          <w:hyperlink w:anchor="_Toc231158799" w:history="1">
+            <w:r>
+              <w:rPr>
+                <w:rStyle w:val="Hyperlink"/>
+                <w:rFonts w:ascii="Times New Roman" w:hAnsi="Times New Roman" w:cs="Times New Roman"/>
+                <w:b/>
+                <w:bCs/>
+                <w:noProof/>
+              </w:rPr>
+              <w:t>CHAPTER IV. APPLICATION ARCHITECTURE</w:t>
+            </w:r>
+            <w:r>
+              <w:rPr>
+                <w:noProof/>
+                <w:webHidden/>
+              </w:rPr>
+              <w:tab/>
+            </w:r>
+            <w:r>
+              <w:rPr>
+                <w:noProof/>
+                <w:webHidden/>
+              </w:rPr>
+              <w:fldChar w:fldCharType="begin"/>
+            </w:r>
+            <w:r>
+              <w:rPr>
+                <w:noProof/>
+                <w:webHidden/>
+              </w:rPr>
+              <w:instrText xml:space="preserve"> PAGEREF _Toc231158799 \h </w:instrText>
+            </w:r>
+            <w:r>
+              <w:rPr>
+                <w:noProof/>
+                <w:webHidden/>
+              </w:rPr>
+            </w:r>
+            <w:r>
+              <w:rPr>
+                <w:noProof/>
+                <w:webHidden/>
+              </w:rPr>
+              <w:fldChar w:fldCharType="separate"/>
+            </w:r>
+            <w:r>
+              <w:rPr>
+                <w:noProof/>
+                <w:webHidden/>
+              </w:rPr>
+              <w:t>17</w:t>
+            </w:r>
+            <w:r>
+              <w:rPr>
+                <w:noProof/>
+                <w:webHidden/>
+              </w:rPr>
+              <w:fldChar w:fldCharType="end"/>
+            </w:r>
+          </w:hyperlink>
+        </w:p>
+        <w:p>
+          <w:pPr>
+            <w:pStyle w:val="TOC1"/>
+            <w:tabs>
+              <w:tab w:val="right" w:leader="dot" w:pos="9350"/>
+            </w:tabs>
+            <w:spacing w:line="360" w:lineRule="auto"/>
+            <w:rPr>
+              <w:noProof/>
+            </w:rPr>
+          </w:pPr>
+          <w:hyperlink w:anchor="_Toc231158800" w:history="1">
+            <w:r>
+              <w:rPr>
+                <w:rStyle w:val="Hyperlink"/>
+                <w:rFonts w:ascii="Times New Roman" w:hAnsi="Times New Roman" w:cs="Times New Roman"/>
+                <w:b/>
+                <w:bCs/>
+                <w:noProof/>
+              </w:rPr>
+              <w:t>CHAPTER V. IMPLEMENTATION</w:t>
+            </w:r>
+            <w:r>
+              <w:rPr>
+                <w:noProof/>
+                <w:webHidden/>
+              </w:rPr>
+              <w:tab/>
+            </w:r>
+            <w:r>
+              <w:rPr>
+                <w:noProof/>
+                <w:webHidden/>
+              </w:rPr>
+              <w:fldChar w:fldCharType="begin"/>
+            </w:r>
+            <w:r>
+              <w:rPr>
+                <w:noProof/>
+                <w:webHidden/>
+              </w:rPr>
+              <w:instrText xml:space="preserve"> PAGEREF _Toc231158800 \h </w:instrText>
+            </w:r>
+            <w:r>
+              <w:rPr>
+                <w:noProof/>
+                <w:webHidden/>
+              </w:rPr>
+            </w:r>
+            <w:r>
+              <w:rPr>
+                <w:noProof/>
+                <w:webHidden/>
+              </w:rPr>
+              <w:fldChar w:fldCharType="separate"/>
+            </w:r>
+            <w:r>
+              <w:rPr>
+                <w:noProof/>
+                <w:webHidden/>
+              </w:rPr>
+              <w:t>23</w:t>
+            </w:r>
+            <w:r>
+              <w:rPr>
+                <w:noProof/>
+                <w:webHidden/>
+              </w:rPr>
+              <w:fldChar w:fldCharType="end"/>
+            </w:r>
+          </w:hyperlink>
+        </w:p>
+        <w:p>
+          <w:pPr>
+            <w:pStyle w:val="TOC1"/>
+            <w:tabs>
+              <w:tab w:val="right" w:leader="dot" w:pos="9350"/>
+            </w:tabs>
+            <w:spacing w:line="360" w:lineRule="auto"/>
+            <w:rPr>
+              <w:noProof/>
+            </w:rPr>
+          </w:pPr>
+          <w:hyperlink w:anchor="_Toc231158801" w:history="1">
+            <w:r>
+              <w:rPr>
+                <w:rStyle w:val="Hyperlink"/>
+                <w:rFonts w:ascii="Times New Roman" w:hAnsi="Times New Roman" w:cs="Times New Roman"/>
+                <w:b/>
+                <w:bCs/>
+                <w:noProof/>
+              </w:rPr>
+              <w:t>CHAPTER VI. CONCLUSIONS</w:t>
+            </w:r>
+            <w:r>
+              <w:rPr>
+                <w:noProof/>
+                <w:webHidden/>
+              </w:rPr>
+              <w:tab/>
+            </w:r>
+            <w:r>
+              <w:rPr>
+                <w:noProof/>
+                <w:webHidden/>
+              </w:rPr>
+              <w:fldChar w:fldCharType="begin"/>
+            </w:r>
+            <w:r>
+              <w:rPr>
+                <w:noProof/>
+                <w:webHidden/>
+              </w:rPr>
+              <w:instrText xml:space="preserve"> PAGEREF _Toc231158801 \h </w:instrText>
+            </w:r>
+            <w:r>
+              <w:rPr>
+                <w:noProof/>
+                <w:webHidden/>
+              </w:rPr>
+            </w:r>
+            <w:r>
+              <w:rPr>
+                <w:noProof/>
+                <w:webHidden/>
+              </w:rPr>
+              <w:fldChar w:fldCharType="separate"/>
+            </w:r>
+            <w:r>
+              <w:rPr>
+                <w:noProof/>
+                <w:webHidden/>
+              </w:rPr>
+              <w:t>24</w:t>
+            </w:r>
+            <w:r>
+              <w:rPr>
+                <w:noProof/>
+                <w:webHidden/>
+              </w:rPr>
+              <w:fldChar w:fldCharType="end"/>
+            </w:r>
+          </w:hyperlink>
+        </w:p>
+        <w:p>
+          <w:pPr>
+            <w:pStyle w:val="TOC1"/>
+            <w:tabs>
+              <w:tab w:val="right" w:leader="dot" w:pos="9350"/>
+            </w:tabs>
+            <w:spacing w:line="360" w:lineRule="auto"/>
+            <w:rPr>
+              <w:noProof/>
+            </w:rPr>
+          </w:pPr>
+          <w:hyperlink w:anchor="_Toc231158802" w:history="1">
+            <w:r>
+              <w:rPr>
+                <w:rStyle w:val="Hyperlink"/>
+                <w:rFonts w:ascii="Times New Roman" w:hAnsi="Times New Roman" w:cs="Times New Roman"/>
+                <w:b/>
+                <w:bCs/>
+                <w:noProof/>
+              </w:rPr>
+              <w:t>BIBLIOGRAPHY</w:t>
+            </w:r>
+            <w:r>
+              <w:rPr>
+                <w:noProof/>
+                <w:webHidden/>
+              </w:rPr>
+              <w:tab/>
+            </w:r>
+            <w:r>
+              <w:rPr>
+                <w:noProof/>
+                <w:webHidden/>
+              </w:rPr>
+              <w:fldChar w:fldCharType="begin"/>
+            </w:r>
+            <w:r>
+              <w:rPr>
+                <w:noProof/>
+                <w:webHidden/>
+              </w:rPr>
+              <w:instrText xml:space="preserve"> PAGEREF _Toc231158802 \h </w:instrText>
+            </w:r>
+            <w:r>
+              <w:rPr>
+                <w:noProof/>
+                <w:webHidden/>
+              </w:rPr>
+            </w:r>
+            <w:r>
+              <w:rPr>
+                <w:noProof/>
+                <w:webHidden/>
+              </w:rPr>
+              <w:fldChar w:fldCharType="separate"/>
+            </w:r>
+            <w:r>
+              <w:rPr>
+                <w:noProof/>
+                <w:webHidden/>
+              </w:rPr>
+              <w:t>25</w:t>
+            </w:r>
+            <w:r>
+              <w:rPr>
+                <w:noProof/>
+                <w:webHidden/>
+              </w:rPr>
+              <w:fldChar w:fldCharType="end"/>
+            </w:r>
+          </w:hyperlink>
+        </w:p>
+        <w:p>
+          <w:r>
+            <w:rPr>
+              <w:b/>
+              <w:bCs/>
+              <w:noProof/>
+            </w:rPr>
+            <w:fldChar w:fldCharType="end"/>
+          </w:r>
+        </w:p>
+      </w:sdtContent>
+    </w:sdt>
+    <w:p>
+      <w:pPr>
+        <w:spacing w:line="240" w:lineRule="auto"/>
+        <w:jc w:val="center"/>
+        <w:rPr>
+          <w:rFonts w:ascii="Times New Roman" w:hAnsi="Times New Roman" w:cs="Times New Roman"/>
+          <w:b/>
+          <w:bCs/>
+          <w:sz w:val="24"/>
+          <w:szCs w:val="24"/>
+        </w:rPr>
+      </w:pPr>
+    </w:p>
+    <w:p>
+      <w:pPr>
+        <w:spacing w:line="240" w:lineRule="auto"/>
+        <w:ind w:left="360"/>
+        <w:rPr>
+          <w:rFonts w:ascii="Times New Roman" w:hAnsi="Times New Roman" w:cs="Times New Roman"/>
           <w:sz w:val="28"/>
           <w:szCs w:val="28"/>
         </w:rPr>
-        <w:t xml:space="preserve">CHAPTER I. </w:t>
-      </w:r>
+      </w:pPr>
+    </w:p>
+    <w:p>
+      <w:pPr>
+        <w:rPr>
+          <w:rFonts w:ascii="Times New Roman" w:hAnsi="Times New Roman" w:cs="Times New Roman"/>
+          <w:sz w:val="28"/>
+          <w:szCs w:val="28"/>
+        </w:rPr>
+      </w:pPr>
+    </w:p>
+    <w:p>
+      <w:pPr>
+        <w:rPr>
+          <w:rFonts w:ascii="Times New Roman" w:hAnsi="Times New Roman" w:cs="Times New Roman"/>
+          <w:sz w:val="28"/>
+          <w:szCs w:val="28"/>
+        </w:rPr>
+      </w:pPr>
+    </w:p>
+    <w:p>
+      <w:pPr>
+        <w:rPr>
+          <w:rFonts w:ascii="Times New Roman" w:hAnsi="Times New Roman" w:cs="Times New Roman"/>
+          <w:sz w:val="28"/>
+          <w:szCs w:val="28"/>
+        </w:rPr>
+      </w:pPr>
+    </w:p>
+    <w:p>
+      <w:pPr>
+        <w:rPr>
+          <w:rFonts w:ascii="Times New Roman" w:hAnsi="Times New Roman" w:cs="Times New Roman"/>
+          <w:sz w:val="28"/>
+          <w:szCs w:val="28"/>
+        </w:rPr>
+      </w:pPr>
+    </w:p>
+    <w:p>
+      <w:pPr>
+        <w:rPr>
+          <w:rFonts w:ascii="Times New Roman" w:hAnsi="Times New Roman" w:cs="Times New Roman"/>
+          <w:sz w:val="28"/>
+          <w:szCs w:val="28"/>
+        </w:rPr>
+      </w:pPr>
+    </w:p>
+    <w:p>
+      <w:pPr>
+        <w:rPr>
+          <w:rFonts w:ascii="Times New Roman" w:hAnsi="Times New Roman" w:cs="Times New Roman"/>
+          <w:sz w:val="28"/>
+          <w:szCs w:val="28"/>
+        </w:rPr>
+      </w:pPr>
+    </w:p>
+    <w:p>
+      <w:pPr>
+        <w:rPr>
+          <w:rFonts w:ascii="Times New Roman" w:hAnsi="Times New Roman" w:cs="Times New Roman"/>
+          <w:sz w:val="28"/>
+          <w:szCs w:val="28"/>
+        </w:rPr>
+      </w:pPr>
+    </w:p>
+    <w:p>
+      <w:pPr>
+        <w:rPr>
+          <w:rFonts w:ascii="Times New Roman" w:hAnsi="Times New Roman" w:cs="Times New Roman"/>
+          <w:sz w:val="28"/>
+          <w:szCs w:val="28"/>
+        </w:rPr>
+      </w:pPr>
+    </w:p>
+    <w:p>
+      <w:pPr>
+        <w:rPr>
+          <w:rFonts w:ascii="Times New Roman" w:hAnsi="Times New Roman" w:cs="Times New Roman"/>
+          <w:sz w:val="28"/>
+          <w:szCs w:val="28"/>
+        </w:rPr>
+      </w:pPr>
+    </w:p>
+    <w:p>
+      <w:pPr>
+        <w:rPr>
+          <w:rFonts w:ascii="Times New Roman" w:hAnsi="Times New Roman" w:cs="Times New Roman"/>
+          <w:sz w:val="28"/>
+          <w:szCs w:val="28"/>
+        </w:rPr>
+      </w:pPr>
+    </w:p>
+    <w:p>
+      <w:pPr>
+        <w:rPr>
+          <w:rFonts w:ascii="Times New Roman" w:hAnsi="Times New Roman" w:cs="Times New Roman"/>
+          <w:sz w:val="28"/>
+          <w:szCs w:val="28"/>
+        </w:rPr>
+      </w:pPr>
+    </w:p>
+    <w:p>
+      <w:pPr>
+        <w:rPr>
+          <w:rFonts w:ascii="Times New Roman" w:hAnsi="Times New Roman" w:cs="Times New Roman"/>
+          <w:sz w:val="28"/>
+          <w:szCs w:val="28"/>
+        </w:rPr>
+      </w:pPr>
+    </w:p>
+    <w:p>
+      <w:pPr>
+        <w:tabs>
+          <w:tab w:val="left" w:pos="1624"/>
+        </w:tabs>
+        <w:rPr>
+          <w:rFonts w:ascii="Times New Roman" w:hAnsi="Times New Roman" w:cs="Times New Roman"/>
+          <w:sz w:val="28"/>
+          <w:szCs w:val="28"/>
+        </w:rPr>
+      </w:pPr>
+      <w:bookmarkStart w:id="0" w:name="_Toc231158796"/>
+    </w:p>
+    <w:p>
+      <w:pPr>
+        <w:tabs>
+          <w:tab w:val="left" w:pos="1624"/>
+        </w:tabs>
+        <w:jc w:val="center"/>
+        <w:rPr>
+          <w:rFonts w:ascii="Times New Roman" w:hAnsi="Times New Roman" w:cs="Times New Roman"/>
+          <w:sz w:val="28"/>
+          <w:szCs w:val="28"/>
+        </w:rPr>
+      </w:pPr>
       <w:r>
         <w:rPr>
           <w:rFonts w:ascii="Times New Roman" w:hAnsi="Times New Roman" w:cs="Times New Roman"/>
           <w:b/>
           <w:bCs/>
+          <w:color w:val="000000" w:themeColor="text1"/>
           <w:sz w:val="28"/>
           <w:szCs w:val="28"/>
         </w:rPr>
+        <w:lastRenderedPageBreak/>
+        <w:t xml:space="preserve">CHAPTER I. </w:t>
+      </w:r>
+      <w:r>
+        <w:rPr>
+          <w:rFonts w:ascii="Times New Roman" w:hAnsi="Times New Roman" w:cs="Times New Roman"/>
+          <w:b/>
+          <w:bCs/>
+          <w:color w:val="000000" w:themeColor="text1"/>
+          <w:sz w:val="28"/>
+          <w:szCs w:val="28"/>
+        </w:rPr>
         <w:t>INTRODUCTION</w:t>
       </w:r>
+      <w:bookmarkEnd w:id="0"/>
     </w:p>
     <w:p/>
     <w:p>
@@ -1048,7 +1504,7 @@
         <w:tabs>
           <w:tab w:val="left" w:pos="1624"/>
         </w:tabs>
-        <w:spacing w:line="240" w:lineRule="auto"/>
+        <w:spacing w:line="360" w:lineRule="auto"/>
         <w:rPr>
           <w:rFonts w:ascii="Times New Roman" w:hAnsi="Times New Roman" w:cs="Times New Roman"/>
           <w:sz w:val="24"/>
@@ -1101,7 +1557,23 @@
           <w:sz w:val="24"/>
           <w:szCs w:val="24"/>
         </w:rPr>
-        <w:t xml:space="preserve"> associated with taking a break from their regular routine which, over time, can become quite stressful and repetitive. Taking into consideration each individual’s own character or likings, </w:t>
+        <w:t xml:space="preserve"> associated with taking a break from their regular routine which, over time, can become quite stressful and repetitive. Taking into consideration </w:t>
+      </w:r>
+      <w:r>
+        <w:rPr>
+          <w:rFonts w:ascii="Times New Roman" w:hAnsi="Times New Roman" w:cs="Times New Roman"/>
+          <w:sz w:val="24"/>
+          <w:szCs w:val="24"/>
+        </w:rPr>
+        <w:t>everyone’s</w:t>
+      </w:r>
+      <w:r>
+        <w:rPr>
+          <w:rFonts w:ascii="Times New Roman" w:hAnsi="Times New Roman" w:cs="Times New Roman"/>
+          <w:sz w:val="24"/>
+          <w:szCs w:val="24"/>
+        </w:rPr>
+        <w:t xml:space="preserve"> own character or likings, </w:t>
       </w:r>
       <w:r>
         <w:rPr>
@@ -1149,7 +1621,7 @@
         <w:tabs>
           <w:tab w:val="left" w:pos="1624"/>
         </w:tabs>
-        <w:spacing w:line="240" w:lineRule="auto"/>
+        <w:spacing w:line="360" w:lineRule="auto"/>
         <w:rPr>
           <w:rFonts w:ascii="Times New Roman" w:hAnsi="Times New Roman" w:cs="Times New Roman"/>
           <w:sz w:val="24"/>
@@ -1210,7 +1682,7 @@
         <w:tabs>
           <w:tab w:val="left" w:pos="1624"/>
         </w:tabs>
-        <w:spacing w:line="240" w:lineRule="auto"/>
+        <w:spacing w:line="360" w:lineRule="auto"/>
         <w:rPr>
           <w:rFonts w:ascii="Times New Roman" w:hAnsi="Times New Roman" w:cs="Times New Roman"/>
           <w:sz w:val="24"/>
@@ -1287,7 +1759,7 @@
         <w:tabs>
           <w:tab w:val="left" w:pos="1624"/>
         </w:tabs>
-        <w:spacing w:line="240" w:lineRule="auto"/>
+        <w:spacing w:line="360" w:lineRule="auto"/>
         <w:rPr>
           <w:rFonts w:ascii="Times New Roman" w:hAnsi="Times New Roman" w:cs="Times New Roman"/>
           <w:sz w:val="24"/>
@@ -1357,7 +1829,7 @@
         <w:tabs>
           <w:tab w:val="left" w:pos="1624"/>
         </w:tabs>
-        <w:spacing w:line="240" w:lineRule="auto"/>
+        <w:spacing w:line="360" w:lineRule="auto"/>
         <w:rPr>
           <w:rFonts w:ascii="Times New Roman" w:hAnsi="Times New Roman" w:cs="Times New Roman"/>
           <w:sz w:val="24"/>
@@ -1371,47 +1843,40 @@
           <w:szCs w:val="24"/>
         </w:rPr>
         <w:tab/>
-        <w:t xml:space="preserve">In the practical sense, the application uses automated data capture through a foreground service that scans the device for new files every two minutes, while also collecting location </w:t>
-      </w:r>
-      <w:r>
-        <w:rPr>
-          <w:rFonts w:ascii="Times New Roman" w:hAnsi="Times New Roman" w:cs="Times New Roman"/>
-          <w:sz w:val="24"/>
-          <w:szCs w:val="24"/>
-        </w:rPr>
-        <w:t xml:space="preserve">points </w:t>
-      </w:r>
-      <w:r>
-        <w:rPr>
-          <w:rFonts w:ascii="Times New Roman" w:hAnsi="Times New Roman" w:cs="Times New Roman"/>
-          <w:sz w:val="24"/>
-          <w:szCs w:val="24"/>
-        </w:rPr>
-        <w:t>every 90 minutes and monitoring steps through the device’s built-in Step Sensor, with a fallback to GPS</w:t>
-      </w:r>
-      <w:r>
-        <w:rPr>
-          <w:rFonts w:ascii="Times New Roman" w:hAnsi="Times New Roman" w:cs="Times New Roman"/>
-          <w:sz w:val="24"/>
-          <w:szCs w:val="24"/>
-        </w:rPr>
-        <w:t xml:space="preserve">-estimated </w:t>
-      </w:r>
-      <w:r>
-        <w:rPr>
-          <w:rFonts w:ascii="Times New Roman" w:hAnsi="Times New Roman" w:cs="Times New Roman"/>
-          <w:sz w:val="24"/>
-          <w:szCs w:val="24"/>
-        </w:rPr>
-        <w:t>steps. Moreover, from the data persistence point of view, the app ensures data integrity via Room database and Internal Storage</w:t>
-      </w:r>
-      <w:r>
-        <w:rPr>
-          <w:rFonts w:ascii="Times New Roman" w:hAnsi="Times New Roman" w:cs="Times New Roman"/>
-          <w:sz w:val="24"/>
-          <w:szCs w:val="24"/>
-        </w:rPr>
-        <w:t xml:space="preserve">. Expanding the idea that the user involvement should be minimal, the user interface has an intuitive characteristic, allowing effortless browsing through chronologically ordered trip diaries. </w:t>
+        <w:t xml:space="preserve">In the practical sense, the application uses automated data capture through a foreground service that scans the device for new files every two minutes, </w:t>
+      </w:r>
+      <w:r>
+        <w:rPr>
+          <w:rFonts w:ascii="Times New Roman" w:hAnsi="Times New Roman" w:cs="Times New Roman"/>
+          <w:sz w:val="24"/>
+          <w:szCs w:val="24"/>
+        </w:rPr>
+        <w:t>which triggers a location request to fetch coordinates of each item</w:t>
+      </w:r>
+      <w:r>
+        <w:rPr>
+          <w:rFonts w:ascii="Times New Roman" w:hAnsi="Times New Roman" w:cs="Times New Roman"/>
+          <w:sz w:val="24"/>
+          <w:szCs w:val="24"/>
+        </w:rPr>
+        <w:t>. Moreover, from the data persistence point of view, the app ensures data integrity via Room database and Internal Storage</w:t>
+      </w:r>
+      <w:r>
+        <w:rPr>
+          <w:rFonts w:ascii="Times New Roman" w:hAnsi="Times New Roman" w:cs="Times New Roman"/>
+          <w:sz w:val="24"/>
+          <w:szCs w:val="24"/>
+        </w:rPr>
+        <w:t xml:space="preserve">. Expanding the idea </w:t>
+      </w:r>
+      <w:r>
+        <w:rPr>
+          <w:rFonts w:ascii="Times New Roman" w:hAnsi="Times New Roman" w:cs="Times New Roman"/>
+          <w:sz w:val="24"/>
+          <w:szCs w:val="24"/>
+        </w:rPr>
+        <w:lastRenderedPageBreak/>
+        <w:t xml:space="preserve">that the user involvement should be minimal, the user interface has an intuitive characteristic, allowing effortless browsing through chronologically ordered trip diaries. </w:t>
       </w:r>
       <w:r>
         <w:rPr>
@@ -1435,7 +1900,7 @@
         <w:tabs>
           <w:tab w:val="left" w:pos="1624"/>
         </w:tabs>
-        <w:spacing w:line="240" w:lineRule="auto"/>
+        <w:spacing w:line="360" w:lineRule="auto"/>
         <w:rPr>
           <w:rFonts w:ascii="Times New Roman" w:hAnsi="Times New Roman" w:cs="Times New Roman"/>
           <w:sz w:val="24"/>
@@ -1457,7 +1922,23 @@
           <w:sz w:val="24"/>
           <w:szCs w:val="24"/>
         </w:rPr>
-        <w:t xml:space="preserve">optimization of background lifecycles in order to maintain continuous data collection while complying with mobile operating system’s battery and resource </w:t>
+        <w:t xml:space="preserve">optimization of background lifecycles </w:t>
+      </w:r>
+      <w:r>
+        <w:rPr>
+          <w:rFonts w:ascii="Times New Roman" w:hAnsi="Times New Roman" w:cs="Times New Roman"/>
+          <w:sz w:val="24"/>
+          <w:szCs w:val="24"/>
+        </w:rPr>
+        <w:t>to</w:t>
+      </w:r>
+      <w:r>
+        <w:rPr>
+          <w:rFonts w:ascii="Times New Roman" w:hAnsi="Times New Roman" w:cs="Times New Roman"/>
+          <w:sz w:val="24"/>
+          <w:szCs w:val="24"/>
+        </w:rPr>
+        <w:t xml:space="preserve"> maintain continuous data collection while complying with mobile operating system’s battery and resource </w:t>
       </w:r>
       <w:r>
         <w:rPr>
@@ -1481,7 +1962,7 @@
           <w:sz w:val="24"/>
           <w:szCs w:val="24"/>
         </w:rPr>
-        <w:t>sandboxing (the apps can’t communicate with each other)</w:t>
+        <w:t>sandboxing</w:t>
       </w:r>
       <w:r>
         <w:rPr>
@@ -1497,47 +1978,21 @@
           <w:sz w:val="24"/>
           <w:szCs w:val="24"/>
         </w:rPr>
-        <w:t xml:space="preserve"> The foreground service survival on newer Android SDK restrictions is also something worth mentioning</w:t>
-      </w:r>
-    </w:p>
-    <w:p>
-      <w:pPr>
-        <w:tabs>
-          <w:tab w:val="left" w:pos="1624"/>
-        </w:tabs>
-        <w:spacing w:line="240" w:lineRule="auto"/>
-        <w:rPr>
-          <w:rFonts w:ascii="Times New Roman" w:hAnsi="Times New Roman" w:cs="Times New Roman"/>
-          <w:sz w:val="24"/>
-          <w:szCs w:val="24"/>
-        </w:rPr>
-      </w:pPr>
-    </w:p>
-    <w:p>
-      <w:pPr>
-        <w:tabs>
-          <w:tab w:val="left" w:pos="1624"/>
-        </w:tabs>
-        <w:spacing w:line="240" w:lineRule="auto"/>
-        <w:rPr>
-          <w:rFonts w:ascii="Times New Roman" w:hAnsi="Times New Roman" w:cs="Times New Roman"/>
-          <w:sz w:val="24"/>
-          <w:szCs w:val="24"/>
-        </w:rPr>
-      </w:pPr>
-    </w:p>
-    <w:p>
-      <w:pPr>
-        <w:tabs>
-          <w:tab w:val="left" w:pos="1624"/>
-        </w:tabs>
-        <w:spacing w:line="240" w:lineRule="auto"/>
+        <w:t xml:space="preserve"> </w:t>
+      </w:r>
+    </w:p>
+    <w:p>
+      <w:pPr>
+        <w:tabs>
+          <w:tab w:val="left" w:pos="1624"/>
+        </w:tabs>
+        <w:spacing w:line="360" w:lineRule="auto"/>
         <w:rPr>
           <w:rFonts w:ascii="Times New Roman" w:hAnsi="Times New Roman" w:cs="Times New Roman"/>
           <w:b/>
           <w:bCs/>
-          <w:sz w:val="28"/>
-          <w:szCs w:val="28"/>
+          <w:sz w:val="24"/>
+          <w:szCs w:val="24"/>
         </w:rPr>
       </w:pPr>
       <w:r>
@@ -1545,8 +2000,8 @@
           <w:rFonts w:ascii="Times New Roman" w:hAnsi="Times New Roman" w:cs="Times New Roman"/>
           <w:b/>
           <w:bCs/>
-          <w:sz w:val="28"/>
-          <w:szCs w:val="28"/>
+          <w:sz w:val="24"/>
+          <w:szCs w:val="24"/>
         </w:rPr>
         <w:t>Current state of research</w:t>
       </w:r>
@@ -1556,7 +2011,7 @@
         <w:tabs>
           <w:tab w:val="left" w:pos="1624"/>
         </w:tabs>
-        <w:spacing w:line="240" w:lineRule="auto"/>
+        <w:spacing w:line="360" w:lineRule="auto"/>
         <w:rPr>
           <w:rFonts w:ascii="Times New Roman" w:hAnsi="Times New Roman" w:cs="Times New Roman"/>
           <w:sz w:val="24"/>
@@ -1593,7 +2048,23 @@
           <w:sz w:val="24"/>
           <w:szCs w:val="24"/>
         </w:rPr>
-        <w:t xml:space="preserve">, Gallery management and manual diary apps. Each category has its own advantages, </w:t>
+        <w:t>, Gallery management</w:t>
+      </w:r>
+      <w:r>
+        <w:rPr>
+          <w:rFonts w:ascii="Times New Roman" w:hAnsi="Times New Roman" w:cs="Times New Roman"/>
+          <w:sz w:val="24"/>
+          <w:szCs w:val="24"/>
+        </w:rPr>
+        <w:t xml:space="preserve"> apps</w:t>
+      </w:r>
+      <w:r>
+        <w:rPr>
+          <w:rFonts w:ascii="Times New Roman" w:hAnsi="Times New Roman" w:cs="Times New Roman"/>
+          <w:sz w:val="24"/>
+          <w:szCs w:val="24"/>
+        </w:rPr>
+        <w:t xml:space="preserve"> and manual diary apps. Each category has its own advantages, </w:t>
       </w:r>
       <w:r>
         <w:rPr>
@@ -1857,21 +2328,7 @@
         <w:tabs>
           <w:tab w:val="left" w:pos="1624"/>
         </w:tabs>
-        <w:spacing w:line="240" w:lineRule="auto"/>
-        <w:rPr>
-          <w:rFonts w:ascii="Times New Roman" w:hAnsi="Times New Roman" w:cs="Times New Roman"/>
-          <w:sz w:val="24"/>
-          <w:szCs w:val="24"/>
-        </w:rPr>
-      </w:pPr>
-    </w:p>
-    <w:p>
-      <w:pPr>
-        <w:tabs>
-          <w:tab w:val="left" w:pos="1624"/>
-        </w:tabs>
-        <w:spacing w:line="240" w:lineRule="auto"/>
-        <w:ind w:left="-60"/>
+        <w:spacing w:line="360" w:lineRule="auto"/>
         <w:rPr>
           <w:rFonts w:ascii="Times New Roman" w:hAnsi="Times New Roman" w:cs="Times New Roman"/>
           <w:sz w:val="24"/>
@@ -1908,7 +2365,23 @@
           <w:sz w:val="24"/>
           <w:szCs w:val="24"/>
         </w:rPr>
-        <w:t xml:space="preserve"> seems simple on the surface, but essentially does all the work in background would be an interesting idea that could become helpful to </w:t>
+        <w:t xml:space="preserve"> seems simple on the surface, but essentially does all the work in </w:t>
+      </w:r>
+      <w:r>
+        <w:rPr>
+          <w:rFonts w:ascii="Times New Roman" w:hAnsi="Times New Roman" w:cs="Times New Roman"/>
+          <w:sz w:val="24"/>
+          <w:szCs w:val="24"/>
+        </w:rPr>
+        <w:t xml:space="preserve">the </w:t>
+      </w:r>
+      <w:r>
+        <w:rPr>
+          <w:rFonts w:ascii="Times New Roman" w:hAnsi="Times New Roman" w:cs="Times New Roman"/>
+          <w:sz w:val="24"/>
+          <w:szCs w:val="24"/>
+        </w:rPr>
+        <w:t xml:space="preserve">background would be an interesting idea that could become helpful to </w:t>
       </w:r>
       <w:r>
         <w:rPr>
@@ -1924,7 +2397,23 @@
           <w:sz w:val="24"/>
           <w:szCs w:val="24"/>
         </w:rPr>
-        <w:t xml:space="preserve">, who would not have to worry about manually adding certain photos to a diary or organize them in certain ways, but to be able to just focus on enjoying their trips and be present, </w:t>
+        <w:t>, who would not have to worry about manually adding certain photos to a diary or organize them in certain ways, but to be able to just focus on enjoying their trips and be present</w:t>
+      </w:r>
+      <w:r>
+        <w:rPr>
+          <w:rFonts w:ascii="Times New Roman" w:hAnsi="Times New Roman" w:cs="Times New Roman"/>
+          <w:sz w:val="24"/>
+          <w:szCs w:val="24"/>
+        </w:rPr>
+        <w:t xml:space="preserve"> in the moment</w:t>
+      </w:r>
+      <w:r>
+        <w:rPr>
+          <w:rFonts w:ascii="Times New Roman" w:hAnsi="Times New Roman" w:cs="Times New Roman"/>
+          <w:sz w:val="24"/>
+          <w:szCs w:val="24"/>
+        </w:rPr>
+        <w:t xml:space="preserve">, </w:t>
       </w:r>
       <w:r>
         <w:rPr>
@@ -1996,37 +2485,31 @@
           <w:sz w:val="24"/>
           <w:szCs w:val="24"/>
         </w:rPr>
-        <w:t xml:space="preserve"> model, the app not only stores data and organizes it, it also interprets it, highlighting the undemanding nature of the app.</w:t>
-      </w:r>
-    </w:p>
-    <w:p>
-      <w:pPr>
-        <w:tabs>
-          <w:tab w:val="left" w:pos="1624"/>
-        </w:tabs>
-        <w:spacing w:line="240" w:lineRule="auto"/>
-        <w:ind w:left="-60"/>
-        <w:rPr>
-          <w:rFonts w:ascii="Times New Roman" w:hAnsi="Times New Roman" w:cs="Times New Roman"/>
-          <w:sz w:val="24"/>
-          <w:szCs w:val="24"/>
-        </w:rPr>
-      </w:pPr>
-      <w:r>
-        <w:rPr>
-          <w:rFonts w:ascii="Times New Roman" w:hAnsi="Times New Roman" w:cs="Times New Roman"/>
-          <w:sz w:val="24"/>
-          <w:szCs w:val="24"/>
-        </w:rPr>
-        <w:t xml:space="preserve">+Service persistence </w:t>
-      </w:r>
-    </w:p>
-    <w:p>
-      <w:pPr>
-        <w:tabs>
-          <w:tab w:val="left" w:pos="1624"/>
-        </w:tabs>
-        <w:spacing w:line="240" w:lineRule="auto"/>
+        <w:t xml:space="preserve"> model, the app not only stores data and organizes it, </w:t>
+      </w:r>
+      <w:r>
+        <w:rPr>
+          <w:rFonts w:ascii="Times New Roman" w:hAnsi="Times New Roman" w:cs="Times New Roman"/>
+          <w:sz w:val="24"/>
+          <w:szCs w:val="24"/>
+        </w:rPr>
+        <w:t>but it</w:t>
+      </w:r>
+      <w:r>
+        <w:rPr>
+          <w:rFonts w:ascii="Times New Roman" w:hAnsi="Times New Roman" w:cs="Times New Roman"/>
+          <w:sz w:val="24"/>
+          <w:szCs w:val="24"/>
+        </w:rPr>
+        <w:t xml:space="preserve"> also interprets it, highlighting the undemanding nature of the app.</w:t>
+      </w:r>
+    </w:p>
+    <w:p>
+      <w:pPr>
+        <w:tabs>
+          <w:tab w:val="left" w:pos="1624"/>
+        </w:tabs>
+        <w:spacing w:line="360" w:lineRule="auto"/>
         <w:rPr>
           <w:rFonts w:ascii="Times New Roman" w:hAnsi="Times New Roman" w:cs="Times New Roman"/>
           <w:b/>
@@ -2051,8 +2534,163 @@
         <w:tabs>
           <w:tab w:val="left" w:pos="1624"/>
         </w:tabs>
-        <w:spacing w:line="240" w:lineRule="auto"/>
-        <w:ind w:left="-60"/>
+        <w:spacing w:line="360" w:lineRule="auto"/>
+        <w:rPr>
+          <w:rFonts w:ascii="Times New Roman" w:hAnsi="Times New Roman" w:cs="Times New Roman"/>
+          <w:sz w:val="24"/>
+          <w:szCs w:val="24"/>
+        </w:rPr>
+      </w:pPr>
+      <w:r>
+        <w:rPr>
+          <w:rFonts w:ascii="Times New Roman" w:hAnsi="Times New Roman" w:cs="Times New Roman"/>
+          <w:sz w:val="24"/>
+          <w:szCs w:val="24"/>
+        </w:rPr>
+        <w:tab/>
+      </w:r>
+      <w:r>
+        <w:rPr>
+          <w:rFonts w:ascii="Times New Roman" w:hAnsi="Times New Roman" w:cs="Times New Roman"/>
+          <w:sz w:val="24"/>
+          <w:szCs w:val="24"/>
+        </w:rPr>
+        <w:t>T</w:t>
+      </w:r>
+      <w:r>
+        <w:rPr>
+          <w:rFonts w:ascii="Times New Roman" w:hAnsi="Times New Roman" w:cs="Times New Roman"/>
+          <w:sz w:val="24"/>
+          <w:szCs w:val="24"/>
+        </w:rPr>
+        <w:t>he first chapter focuses on</w:t>
+      </w:r>
+      <w:bookmarkStart w:id="1" w:name="_Toc231158797"/>
+      <w:r>
+        <w:rPr>
+          <w:rFonts w:ascii="Times New Roman" w:hAnsi="Times New Roman" w:cs="Times New Roman"/>
+          <w:sz w:val="24"/>
+          <w:szCs w:val="24"/>
+        </w:rPr>
+        <w:t xml:space="preserve"> Android’s ecosystem, </w:t>
+      </w:r>
+      <w:r>
+        <w:rPr>
+          <w:rFonts w:ascii="Times New Roman" w:hAnsi="Times New Roman" w:cs="Times New Roman"/>
+          <w:sz w:val="24"/>
+          <w:szCs w:val="24"/>
+        </w:rPr>
+        <w:t xml:space="preserve">describing the environment in which the app needs to function, specifically how data is stored in an Android device and what </w:t>
+      </w:r>
+      <w:r>
+        <w:rPr>
+          <w:rFonts w:ascii="Times New Roman" w:hAnsi="Times New Roman" w:cs="Times New Roman"/>
+          <w:sz w:val="24"/>
+          <w:szCs w:val="24"/>
+        </w:rPr>
+        <w:lastRenderedPageBreak/>
+        <w:t xml:space="preserve">security principles the Linux kernel imposes on these devices. </w:t>
+      </w:r>
+      <w:r>
+        <w:rPr>
+          <w:rFonts w:ascii="Times New Roman" w:hAnsi="Times New Roman" w:cs="Times New Roman"/>
+          <w:sz w:val="24"/>
+          <w:szCs w:val="24"/>
+        </w:rPr>
+        <w:t xml:space="preserve">The motivation behind the application is described.  </w:t>
+      </w:r>
+    </w:p>
+    <w:p>
+      <w:pPr>
+        <w:tabs>
+          <w:tab w:val="left" w:pos="1624"/>
+        </w:tabs>
+        <w:spacing w:line="360" w:lineRule="auto"/>
+        <w:rPr>
+          <w:rFonts w:ascii="Times New Roman" w:hAnsi="Times New Roman" w:cs="Times New Roman"/>
+          <w:sz w:val="24"/>
+          <w:szCs w:val="24"/>
+        </w:rPr>
+      </w:pPr>
+      <w:r>
+        <w:rPr>
+          <w:rFonts w:ascii="Times New Roman" w:hAnsi="Times New Roman" w:cs="Times New Roman"/>
+          <w:sz w:val="24"/>
+          <w:szCs w:val="24"/>
+        </w:rPr>
+        <w:tab/>
+      </w:r>
+      <w:r>
+        <w:rPr>
+          <w:rFonts w:ascii="Times New Roman" w:hAnsi="Times New Roman" w:cs="Times New Roman"/>
+          <w:sz w:val="24"/>
+          <w:szCs w:val="24"/>
+        </w:rPr>
+        <w:t>The third chapter describes the technologies used in building the application</w:t>
+      </w:r>
+      <w:r>
+        <w:rPr>
+          <w:rFonts w:ascii="Times New Roman" w:hAnsi="Times New Roman" w:cs="Times New Roman"/>
+          <w:sz w:val="24"/>
+          <w:szCs w:val="24"/>
+        </w:rPr>
+        <w:t>, highlighting the application’s core functionality, which is an Android service responsible for scanning the device for new multimedia items.</w:t>
+      </w:r>
+    </w:p>
+    <w:p>
+      <w:pPr>
+        <w:tabs>
+          <w:tab w:val="left" w:pos="1624"/>
+        </w:tabs>
+        <w:spacing w:line="360" w:lineRule="auto"/>
+        <w:rPr>
+          <w:rFonts w:ascii="Times New Roman" w:hAnsi="Times New Roman" w:cs="Times New Roman"/>
+          <w:sz w:val="24"/>
+          <w:szCs w:val="24"/>
+        </w:rPr>
+      </w:pPr>
+      <w:r>
+        <w:rPr>
+          <w:rFonts w:ascii="Times New Roman" w:hAnsi="Times New Roman" w:cs="Times New Roman"/>
+          <w:sz w:val="24"/>
+          <w:szCs w:val="24"/>
+        </w:rPr>
+        <w:tab/>
+        <w:t>The fourth chapter focuses on the logic behind the application, mainly describing user interaction processes. UML diagrams are also used for the visualization of these functions.</w:t>
+      </w:r>
+    </w:p>
+    <w:p>
+      <w:pPr>
+        <w:tabs>
+          <w:tab w:val="left" w:pos="1624"/>
+        </w:tabs>
+        <w:spacing w:line="360" w:lineRule="auto"/>
+        <w:rPr>
+          <w:rFonts w:ascii="Times New Roman" w:hAnsi="Times New Roman" w:cs="Times New Roman"/>
+          <w:sz w:val="24"/>
+          <w:szCs w:val="24"/>
+        </w:rPr>
+      </w:pPr>
+    </w:p>
+    <w:p>
+      <w:pPr>
+        <w:tabs>
+          <w:tab w:val="left" w:pos="1624"/>
+        </w:tabs>
+        <w:spacing w:line="360" w:lineRule="auto"/>
+        <w:rPr>
+          <w:rFonts w:ascii="Times New Roman" w:hAnsi="Times New Roman" w:cs="Times New Roman"/>
+          <w:sz w:val="24"/>
+          <w:szCs w:val="24"/>
+        </w:rPr>
+      </w:pPr>
+    </w:p>
+    <w:p>
+      <w:pPr>
+        <w:tabs>
+          <w:tab w:val="left" w:pos="1624"/>
+        </w:tabs>
+        <w:spacing w:line="360" w:lineRule="auto"/>
         <w:rPr>
           <w:rFonts w:ascii="Times New Roman" w:hAnsi="Times New Roman" w:cs="Times New Roman"/>
           <w:sz w:val="28"/>
@@ -2065,512 +2703,289 @@
         <w:tabs>
           <w:tab w:val="left" w:pos="1624"/>
         </w:tabs>
-        <w:spacing w:line="240" w:lineRule="auto"/>
-        <w:ind w:left="360"/>
-        <w:rPr>
-          <w:rFonts w:ascii="Times New Roman" w:hAnsi="Times New Roman" w:cs="Times New Roman"/>
-          <w:sz w:val="24"/>
-          <w:szCs w:val="24"/>
-        </w:rPr>
-      </w:pPr>
-    </w:p>
-    <w:p>
-      <w:pPr>
-        <w:tabs>
-          <w:tab w:val="left" w:pos="1624"/>
-        </w:tabs>
-        <w:spacing w:line="240" w:lineRule="auto"/>
-        <w:ind w:left="360"/>
-        <w:rPr>
-          <w:rFonts w:ascii="Times New Roman" w:hAnsi="Times New Roman" w:cs="Times New Roman"/>
-          <w:sz w:val="24"/>
-          <w:szCs w:val="24"/>
-        </w:rPr>
-      </w:pPr>
-    </w:p>
-    <w:p>
-      <w:pPr>
-        <w:tabs>
-          <w:tab w:val="left" w:pos="1624"/>
-        </w:tabs>
-        <w:spacing w:line="240" w:lineRule="auto"/>
-        <w:ind w:left="360"/>
-        <w:rPr>
-          <w:rFonts w:ascii="Times New Roman" w:hAnsi="Times New Roman" w:cs="Times New Roman"/>
-          <w:sz w:val="24"/>
-          <w:szCs w:val="24"/>
-        </w:rPr>
-      </w:pPr>
-    </w:p>
-    <w:p>
-      <w:pPr>
-        <w:tabs>
-          <w:tab w:val="left" w:pos="1624"/>
-        </w:tabs>
-        <w:spacing w:line="240" w:lineRule="auto"/>
-        <w:ind w:left="360"/>
-        <w:rPr>
-          <w:rFonts w:ascii="Times New Roman" w:hAnsi="Times New Roman" w:cs="Times New Roman"/>
-          <w:sz w:val="24"/>
-          <w:szCs w:val="24"/>
-        </w:rPr>
-      </w:pPr>
-    </w:p>
-    <w:p>
-      <w:pPr>
-        <w:tabs>
-          <w:tab w:val="left" w:pos="1624"/>
-        </w:tabs>
-        <w:spacing w:line="240" w:lineRule="auto"/>
-        <w:ind w:left="360"/>
-        <w:rPr>
-          <w:rFonts w:ascii="Times New Roman" w:hAnsi="Times New Roman" w:cs="Times New Roman"/>
-          <w:sz w:val="24"/>
-          <w:szCs w:val="24"/>
-        </w:rPr>
-      </w:pPr>
-    </w:p>
-    <w:p>
-      <w:pPr>
-        <w:tabs>
-          <w:tab w:val="left" w:pos="1624"/>
-        </w:tabs>
-        <w:spacing w:line="240" w:lineRule="auto"/>
-        <w:ind w:left="360"/>
-        <w:rPr>
-          <w:rFonts w:ascii="Times New Roman" w:hAnsi="Times New Roman" w:cs="Times New Roman"/>
-          <w:sz w:val="24"/>
-          <w:szCs w:val="24"/>
-        </w:rPr>
-      </w:pPr>
-    </w:p>
-    <w:p>
-      <w:pPr>
-        <w:tabs>
-          <w:tab w:val="left" w:pos="1624"/>
-        </w:tabs>
-        <w:spacing w:line="240" w:lineRule="auto"/>
-        <w:ind w:left="360"/>
-        <w:rPr>
-          <w:rFonts w:ascii="Times New Roman" w:hAnsi="Times New Roman" w:cs="Times New Roman"/>
-          <w:sz w:val="24"/>
-          <w:szCs w:val="24"/>
-        </w:rPr>
-      </w:pPr>
-    </w:p>
-    <w:p>
-      <w:pPr>
-        <w:tabs>
-          <w:tab w:val="left" w:pos="1624"/>
-        </w:tabs>
-        <w:spacing w:line="240" w:lineRule="auto"/>
-        <w:ind w:left="360"/>
-        <w:rPr>
-          <w:rFonts w:ascii="Times New Roman" w:hAnsi="Times New Roman" w:cs="Times New Roman"/>
-          <w:sz w:val="24"/>
-          <w:szCs w:val="24"/>
-        </w:rPr>
-      </w:pPr>
-    </w:p>
-    <w:p>
-      <w:pPr>
-        <w:tabs>
-          <w:tab w:val="left" w:pos="1624"/>
-        </w:tabs>
-        <w:spacing w:line="240" w:lineRule="auto"/>
-        <w:ind w:left="360"/>
-        <w:rPr>
-          <w:rFonts w:ascii="Times New Roman" w:hAnsi="Times New Roman" w:cs="Times New Roman"/>
-          <w:sz w:val="24"/>
-          <w:szCs w:val="24"/>
-        </w:rPr>
-      </w:pPr>
-    </w:p>
-    <w:p>
-      <w:pPr>
-        <w:tabs>
-          <w:tab w:val="left" w:pos="1624"/>
-        </w:tabs>
-        <w:spacing w:line="240" w:lineRule="auto"/>
-        <w:ind w:left="360"/>
-        <w:rPr>
-          <w:rFonts w:ascii="Times New Roman" w:hAnsi="Times New Roman" w:cs="Times New Roman"/>
-          <w:sz w:val="24"/>
-          <w:szCs w:val="24"/>
-        </w:rPr>
-      </w:pPr>
-    </w:p>
-    <w:p>
-      <w:pPr>
-        <w:tabs>
-          <w:tab w:val="left" w:pos="1624"/>
-        </w:tabs>
-        <w:spacing w:line="240" w:lineRule="auto"/>
-        <w:ind w:left="360"/>
+        <w:spacing w:line="360" w:lineRule="auto"/>
+        <w:rPr>
+          <w:rFonts w:ascii="Times New Roman" w:hAnsi="Times New Roman" w:cs="Times New Roman"/>
+          <w:sz w:val="28"/>
+          <w:szCs w:val="28"/>
+        </w:rPr>
+      </w:pPr>
+    </w:p>
+    <w:p>
+      <w:pPr>
+        <w:tabs>
+          <w:tab w:val="left" w:pos="1624"/>
+        </w:tabs>
+        <w:spacing w:line="360" w:lineRule="auto"/>
+        <w:rPr>
+          <w:rFonts w:ascii="Times New Roman" w:hAnsi="Times New Roman" w:cs="Times New Roman"/>
+          <w:sz w:val="28"/>
+          <w:szCs w:val="28"/>
+        </w:rPr>
+      </w:pPr>
+    </w:p>
+    <w:p>
+      <w:pPr>
+        <w:tabs>
+          <w:tab w:val="left" w:pos="1624"/>
+        </w:tabs>
+        <w:spacing w:line="360" w:lineRule="auto"/>
+        <w:rPr>
+          <w:rFonts w:ascii="Times New Roman" w:hAnsi="Times New Roman" w:cs="Times New Roman"/>
+          <w:sz w:val="28"/>
+          <w:szCs w:val="28"/>
+        </w:rPr>
+      </w:pPr>
+    </w:p>
+    <w:p>
+      <w:pPr>
+        <w:tabs>
+          <w:tab w:val="left" w:pos="1624"/>
+        </w:tabs>
+        <w:spacing w:line="360" w:lineRule="auto"/>
+        <w:rPr>
+          <w:rFonts w:ascii="Times New Roman" w:hAnsi="Times New Roman" w:cs="Times New Roman"/>
+          <w:sz w:val="28"/>
+          <w:szCs w:val="28"/>
+        </w:rPr>
+      </w:pPr>
+    </w:p>
+    <w:p>
+      <w:pPr>
+        <w:tabs>
+          <w:tab w:val="left" w:pos="1624"/>
+        </w:tabs>
+        <w:spacing w:line="360" w:lineRule="auto"/>
+        <w:rPr>
+          <w:rFonts w:ascii="Times New Roman" w:hAnsi="Times New Roman" w:cs="Times New Roman"/>
+          <w:sz w:val="28"/>
+          <w:szCs w:val="28"/>
+        </w:rPr>
+      </w:pPr>
+    </w:p>
+    <w:p>
+      <w:pPr>
+        <w:tabs>
+          <w:tab w:val="left" w:pos="1624"/>
+        </w:tabs>
+        <w:spacing w:line="360" w:lineRule="auto"/>
+        <w:rPr>
+          <w:rFonts w:ascii="Times New Roman" w:hAnsi="Times New Roman" w:cs="Times New Roman"/>
+          <w:sz w:val="28"/>
+          <w:szCs w:val="28"/>
+        </w:rPr>
+      </w:pPr>
+    </w:p>
+    <w:p>
+      <w:pPr>
+        <w:tabs>
+          <w:tab w:val="left" w:pos="1624"/>
+        </w:tabs>
+        <w:spacing w:line="360" w:lineRule="auto"/>
+        <w:rPr>
+          <w:rFonts w:ascii="Times New Roman" w:hAnsi="Times New Roman" w:cs="Times New Roman"/>
+          <w:sz w:val="28"/>
+          <w:szCs w:val="28"/>
+        </w:rPr>
+      </w:pPr>
+    </w:p>
+    <w:p>
+      <w:pPr>
+        <w:tabs>
+          <w:tab w:val="left" w:pos="1624"/>
+        </w:tabs>
+        <w:spacing w:line="360" w:lineRule="auto"/>
+        <w:rPr>
+          <w:rFonts w:ascii="Times New Roman" w:hAnsi="Times New Roman" w:cs="Times New Roman"/>
+          <w:sz w:val="28"/>
+          <w:szCs w:val="28"/>
+        </w:rPr>
+      </w:pPr>
+    </w:p>
+    <w:p>
+      <w:pPr>
+        <w:tabs>
+          <w:tab w:val="left" w:pos="1624"/>
+        </w:tabs>
+        <w:spacing w:line="360" w:lineRule="auto"/>
+        <w:rPr>
+          <w:rFonts w:ascii="Times New Roman" w:hAnsi="Times New Roman" w:cs="Times New Roman"/>
+          <w:sz w:val="28"/>
+          <w:szCs w:val="28"/>
+        </w:rPr>
+      </w:pPr>
+    </w:p>
+    <w:p>
+      <w:pPr>
+        <w:tabs>
+          <w:tab w:val="left" w:pos="1624"/>
+        </w:tabs>
+        <w:spacing w:line="360" w:lineRule="auto"/>
+        <w:rPr>
+          <w:rFonts w:ascii="Times New Roman" w:hAnsi="Times New Roman" w:cs="Times New Roman"/>
+          <w:sz w:val="28"/>
+          <w:szCs w:val="28"/>
+        </w:rPr>
+      </w:pPr>
+    </w:p>
+    <w:p>
+      <w:pPr>
+        <w:tabs>
+          <w:tab w:val="left" w:pos="1624"/>
+        </w:tabs>
+        <w:spacing w:line="360" w:lineRule="auto"/>
+        <w:rPr>
+          <w:rFonts w:ascii="Times New Roman" w:hAnsi="Times New Roman" w:cs="Times New Roman"/>
+          <w:sz w:val="28"/>
+          <w:szCs w:val="28"/>
+        </w:rPr>
+      </w:pPr>
+    </w:p>
+    <w:p>
+      <w:pPr>
+        <w:tabs>
+          <w:tab w:val="left" w:pos="1624"/>
+        </w:tabs>
+        <w:spacing w:line="360" w:lineRule="auto"/>
+        <w:rPr>
+          <w:rFonts w:ascii="Times New Roman" w:hAnsi="Times New Roman" w:cs="Times New Roman"/>
+          <w:sz w:val="28"/>
+          <w:szCs w:val="28"/>
+        </w:rPr>
+      </w:pPr>
+    </w:p>
+    <w:p>
+      <w:pPr>
+        <w:tabs>
+          <w:tab w:val="left" w:pos="1624"/>
+        </w:tabs>
+        <w:spacing w:line="360" w:lineRule="auto"/>
+        <w:rPr>
+          <w:rFonts w:ascii="Times New Roman" w:hAnsi="Times New Roman" w:cs="Times New Roman"/>
+          <w:sz w:val="28"/>
+          <w:szCs w:val="28"/>
+        </w:rPr>
+      </w:pPr>
+    </w:p>
+    <w:p>
+      <w:pPr>
+        <w:tabs>
+          <w:tab w:val="left" w:pos="1624"/>
+        </w:tabs>
+        <w:spacing w:line="360" w:lineRule="auto"/>
+        <w:rPr>
+          <w:rFonts w:ascii="Times New Roman" w:hAnsi="Times New Roman" w:cs="Times New Roman"/>
+          <w:sz w:val="28"/>
+          <w:szCs w:val="28"/>
+        </w:rPr>
+      </w:pPr>
+    </w:p>
+    <w:p>
+      <w:pPr>
+        <w:tabs>
+          <w:tab w:val="left" w:pos="1624"/>
+        </w:tabs>
+        <w:spacing w:line="360" w:lineRule="auto"/>
+        <w:rPr>
+          <w:rFonts w:ascii="Times New Roman" w:hAnsi="Times New Roman" w:cs="Times New Roman"/>
+          <w:sz w:val="28"/>
+          <w:szCs w:val="28"/>
+        </w:rPr>
+      </w:pPr>
+    </w:p>
+    <w:p>
+      <w:pPr>
+        <w:tabs>
+          <w:tab w:val="left" w:pos="1624"/>
+        </w:tabs>
+        <w:spacing w:line="360" w:lineRule="auto"/>
         <w:jc w:val="center"/>
+        <w:rPr>
+          <w:rFonts w:ascii="Times New Roman" w:hAnsi="Times New Roman" w:cs="Times New Roman"/>
+          <w:sz w:val="24"/>
+          <w:szCs w:val="24"/>
+        </w:rPr>
+      </w:pPr>
+      <w:r>
         <w:rPr>
           <w:rFonts w:ascii="Times New Roman" w:hAnsi="Times New Roman" w:cs="Times New Roman"/>
           <w:b/>
           <w:bCs/>
-          <w:sz w:val="24"/>
-          <w:szCs w:val="24"/>
-        </w:rPr>
-      </w:pPr>
-    </w:p>
-    <w:p>
-      <w:pPr>
-        <w:tabs>
-          <w:tab w:val="left" w:pos="1624"/>
-        </w:tabs>
-        <w:spacing w:line="240" w:lineRule="auto"/>
-        <w:ind w:left="360"/>
-        <w:jc w:val="center"/>
+          <w:color w:val="000000" w:themeColor="text1"/>
+          <w:sz w:val="28"/>
+          <w:szCs w:val="28"/>
+        </w:rPr>
+        <w:t>CHAPTER I</w:t>
+      </w:r>
+      <w:r>
         <w:rPr>
           <w:rFonts w:ascii="Times New Roman" w:hAnsi="Times New Roman" w:cs="Times New Roman"/>
           <w:b/>
           <w:bCs/>
-          <w:sz w:val="24"/>
-          <w:szCs w:val="24"/>
-        </w:rPr>
-      </w:pPr>
-    </w:p>
-    <w:p>
-      <w:pPr>
-        <w:tabs>
-          <w:tab w:val="left" w:pos="1624"/>
-        </w:tabs>
-        <w:spacing w:line="240" w:lineRule="auto"/>
-        <w:ind w:left="360"/>
-        <w:jc w:val="center"/>
+          <w:color w:val="000000" w:themeColor="text1"/>
+          <w:sz w:val="28"/>
+          <w:szCs w:val="28"/>
+        </w:rPr>
+        <w:t>I</w:t>
+      </w:r>
+      <w:r>
         <w:rPr>
           <w:rFonts w:ascii="Times New Roman" w:hAnsi="Times New Roman" w:cs="Times New Roman"/>
           <w:b/>
           <w:bCs/>
-          <w:sz w:val="24"/>
-          <w:szCs w:val="24"/>
-        </w:rPr>
-      </w:pPr>
-    </w:p>
-    <w:p>
-      <w:pPr>
-        <w:pStyle w:val="Title"/>
-        <w:jc w:val="center"/>
+          <w:color w:val="000000" w:themeColor="text1"/>
+          <w:sz w:val="28"/>
+          <w:szCs w:val="28"/>
+        </w:rPr>
+        <w:t>.</w:t>
+      </w:r>
+      <w:r>
         <w:rPr>
           <w:rFonts w:ascii="Times New Roman" w:hAnsi="Times New Roman" w:cs="Times New Roman"/>
           <w:b/>
           <w:bCs/>
+          <w:color w:val="000000" w:themeColor="text1"/>
           <w:sz w:val="28"/>
           <w:szCs w:val="28"/>
         </w:rPr>
-      </w:pPr>
+        <w:t xml:space="preserve"> </w:t>
+      </w:r>
       <w:r>
         <w:rPr>
           <w:rFonts w:ascii="Times New Roman" w:hAnsi="Times New Roman" w:cs="Times New Roman"/>
           <w:b/>
           <w:bCs/>
+          <w:color w:val="000000" w:themeColor="text1"/>
           <w:sz w:val="28"/>
           <w:szCs w:val="28"/>
         </w:rPr>
-        <w:t>CHAPTER I</w:t>
-      </w:r>
-      <w:r>
+        <w:t>AUTOMATED ACTIVITY TRACKING AND NARRATIVE GENERATION</w:t>
+      </w:r>
+      <w:bookmarkEnd w:id="1"/>
+    </w:p>
+    <w:p>
+      <w:pPr>
+        <w:tabs>
+          <w:tab w:val="left" w:pos="1624"/>
+        </w:tabs>
+        <w:spacing w:line="360" w:lineRule="auto"/>
         <w:rPr>
           <w:rFonts w:ascii="Times New Roman" w:hAnsi="Times New Roman" w:cs="Times New Roman"/>
           <w:b/>
           <w:bCs/>
-          <w:sz w:val="28"/>
-          <w:szCs w:val="28"/>
-        </w:rPr>
-        <w:t>I</w:t>
-      </w:r>
+          <w:sz w:val="24"/>
+          <w:szCs w:val="24"/>
+        </w:rPr>
+      </w:pPr>
       <w:r>
         <w:rPr>
           <w:rFonts w:ascii="Times New Roman" w:hAnsi="Times New Roman" w:cs="Times New Roman"/>
           <w:b/>
           <w:bCs/>
-          <w:sz w:val="28"/>
-          <w:szCs w:val="28"/>
-        </w:rPr>
-        <w:t>.</w:t>
-      </w:r>
-      <w:r>
-        <w:rPr>
-          <w:rFonts w:ascii="Times New Roman" w:hAnsi="Times New Roman" w:cs="Times New Roman"/>
-          <w:b/>
-          <w:bCs/>
-          <w:sz w:val="28"/>
-          <w:szCs w:val="28"/>
-        </w:rPr>
-        <w:t xml:space="preserve"> </w:t>
-      </w:r>
-      <w:r>
-        <w:rPr>
-          <w:rFonts w:ascii="Times New Roman" w:hAnsi="Times New Roman" w:cs="Times New Roman"/>
-          <w:b/>
-          <w:bCs/>
-          <w:sz w:val="28"/>
-          <w:szCs w:val="28"/>
-        </w:rPr>
-        <w:t>AUTOMATED ACTIVITY TRACKING AND NARRATIVE GENERATION</w:t>
-      </w:r>
-    </w:p>
-    <w:p>
-      <w:pPr>
-        <w:tabs>
-          <w:tab w:val="left" w:pos="1624"/>
-        </w:tabs>
-        <w:spacing w:line="240" w:lineRule="auto"/>
-        <w:ind w:left="360"/>
-        <w:jc w:val="center"/>
-        <w:rPr>
-          <w:rFonts w:ascii="Times New Roman" w:hAnsi="Times New Roman" w:cs="Times New Roman"/>
-          <w:b/>
-          <w:bCs/>
-          <w:sz w:val="24"/>
-          <w:szCs w:val="24"/>
-        </w:rPr>
-      </w:pPr>
-    </w:p>
-    <w:p>
-      <w:pPr>
-        <w:tabs>
-          <w:tab w:val="left" w:pos="1624"/>
-        </w:tabs>
-        <w:spacing w:line="360" w:lineRule="auto"/>
-        <w:rPr>
-          <w:rFonts w:ascii="Times New Roman" w:hAnsi="Times New Roman" w:cs="Times New Roman"/>
-          <w:b/>
-          <w:bCs/>
-          <w:sz w:val="24"/>
-          <w:szCs w:val="24"/>
-        </w:rPr>
-      </w:pPr>
-      <w:r>
-        <w:rPr>
-          <w:rFonts w:ascii="Times New Roman" w:hAnsi="Times New Roman" w:cs="Times New Roman"/>
-          <w:b/>
-          <w:bCs/>
-          <w:sz w:val="24"/>
-          <w:szCs w:val="24"/>
-        </w:rPr>
-        <w:t>Problem Addressed by Voy (Information Fragmentation, siloed data</w:t>
-      </w:r>
-      <w:r>
-        <w:rPr>
-          <w:rFonts w:ascii="Times New Roman" w:hAnsi="Times New Roman" w:cs="Times New Roman"/>
-          <w:b/>
-          <w:bCs/>
-          <w:sz w:val="24"/>
-          <w:szCs w:val="24"/>
-        </w:rPr>
-        <w:t>, semantic gap</w:t>
-      </w:r>
-      <w:r>
-        <w:rPr>
-          <w:rFonts w:ascii="Times New Roman" w:hAnsi="Times New Roman" w:cs="Times New Roman"/>
-          <w:b/>
-          <w:bCs/>
-          <w:sz w:val="24"/>
-          <w:szCs w:val="24"/>
-        </w:rPr>
-        <w:t>)</w:t>
-      </w:r>
-    </w:p>
-    <w:p>
-      <w:pPr>
-        <w:tabs>
-          <w:tab w:val="left" w:pos="1624"/>
-        </w:tabs>
-        <w:spacing w:line="360" w:lineRule="auto"/>
-        <w:ind w:left="360"/>
-        <w:rPr>
-          <w:rFonts w:ascii="Times New Roman" w:hAnsi="Times New Roman" w:cs="Times New Roman"/>
-          <w:b/>
-          <w:bCs/>
-          <w:sz w:val="24"/>
-          <w:szCs w:val="24"/>
-        </w:rPr>
-      </w:pPr>
-    </w:p>
-    <w:p>
-      <w:pPr>
-        <w:pStyle w:val="ListParagraph"/>
-        <w:numPr>
-          <w:ilvl w:val="0"/>
-          <w:numId w:val="5"/>
-        </w:numPr>
-        <w:tabs>
-          <w:tab w:val="left" w:pos="1624"/>
-        </w:tabs>
-        <w:spacing w:line="360" w:lineRule="auto"/>
-        <w:rPr>
-          <w:rFonts w:ascii="Times New Roman" w:hAnsi="Times New Roman" w:cs="Times New Roman"/>
-          <w:sz w:val="24"/>
-          <w:szCs w:val="24"/>
-        </w:rPr>
-      </w:pPr>
-      <w:r>
-        <w:rPr>
-          <w:rFonts w:ascii="Times New Roman" w:hAnsi="Times New Roman" w:cs="Times New Roman"/>
-          <w:sz w:val="24"/>
-          <w:szCs w:val="24"/>
-        </w:rPr>
-        <w:t>Android file systemmedia + telemetry</w:t>
-      </w:r>
-    </w:p>
-    <w:p>
-      <w:pPr>
-        <w:pStyle w:val="ListParagraph"/>
-        <w:numPr>
-          <w:ilvl w:val="0"/>
-          <w:numId w:val="5"/>
-        </w:numPr>
-        <w:tabs>
-          <w:tab w:val="left" w:pos="1624"/>
-        </w:tabs>
-        <w:spacing w:line="360" w:lineRule="auto"/>
-        <w:rPr>
-          <w:rFonts w:ascii="Times New Roman" w:hAnsi="Times New Roman" w:cs="Times New Roman"/>
-          <w:sz w:val="24"/>
-          <w:szCs w:val="24"/>
-        </w:rPr>
-      </w:pPr>
-      <w:r>
-        <w:rPr>
-          <w:rFonts w:ascii="Times New Roman" w:hAnsi="Times New Roman" w:cs="Times New Roman"/>
-          <w:sz w:val="24"/>
-          <w:szCs w:val="24"/>
-        </w:rPr>
-        <w:t>Android security model preventing different apps from talking to eachother</w:t>
-      </w:r>
-    </w:p>
-    <w:p>
-      <w:pPr>
-        <w:pStyle w:val="ListParagraph"/>
-        <w:numPr>
-          <w:ilvl w:val="0"/>
-          <w:numId w:val="5"/>
-        </w:numPr>
-        <w:tabs>
-          <w:tab w:val="left" w:pos="1624"/>
-        </w:tabs>
-        <w:spacing w:line="360" w:lineRule="auto"/>
-        <w:rPr>
-          <w:rFonts w:ascii="Times New Roman" w:hAnsi="Times New Roman" w:cs="Times New Roman"/>
-          <w:sz w:val="24"/>
-          <w:szCs w:val="24"/>
-        </w:rPr>
-      </w:pPr>
-      <w:r>
-        <w:rPr>
-          <w:rFonts w:ascii="Times New Roman" w:hAnsi="Times New Roman" w:cs="Times New Roman"/>
-          <w:sz w:val="24"/>
-          <w:szCs w:val="24"/>
-        </w:rPr>
-        <w:t>Semantic gap: if the user logs during the trip vs when they get home-memory decay</w:t>
-      </w:r>
-    </w:p>
-    <w:p>
-      <w:pPr>
-        <w:pStyle w:val="ListParagraph"/>
-        <w:numPr>
-          <w:ilvl w:val="0"/>
-          <w:numId w:val="5"/>
-        </w:numPr>
-        <w:tabs>
-          <w:tab w:val="left" w:pos="1624"/>
-        </w:tabs>
-        <w:spacing w:line="360" w:lineRule="auto"/>
-        <w:rPr>
-          <w:rFonts w:ascii="Times New Roman" w:hAnsi="Times New Roman" w:cs="Times New Roman"/>
-          <w:sz w:val="24"/>
-          <w:szCs w:val="24"/>
-        </w:rPr>
-      </w:pPr>
-      <w:r>
-        <w:rPr>
-          <w:rFonts w:ascii="Times New Roman" w:hAnsi="Times New Roman" w:cs="Times New Roman"/>
-          <w:sz w:val="24"/>
-          <w:szCs w:val="24"/>
-        </w:rPr>
-        <w:t>Otjher apps</w:t>
-      </w:r>
-    </w:p>
-    <w:p>
-      <w:pPr>
-        <w:pStyle w:val="ListParagraph"/>
-        <w:numPr>
-          <w:ilvl w:val="0"/>
-          <w:numId w:val="5"/>
-        </w:numPr>
-        <w:tabs>
-          <w:tab w:val="left" w:pos="1624"/>
-        </w:tabs>
-        <w:spacing w:line="360" w:lineRule="auto"/>
-        <w:rPr>
-          <w:rFonts w:ascii="Times New Roman" w:hAnsi="Times New Roman" w:cs="Times New Roman"/>
-          <w:sz w:val="24"/>
-          <w:szCs w:val="24"/>
-        </w:rPr>
-      </w:pPr>
-      <w:r>
-        <w:rPr>
-          <w:rFonts w:ascii="Times New Roman" w:hAnsi="Times New Roman" w:cs="Times New Roman"/>
-          <w:sz w:val="24"/>
-          <w:szCs w:val="24"/>
-        </w:rPr>
-        <w:t>Evolution of automated narrative generation</w:t>
-      </w:r>
-    </w:p>
-    <w:p>
-      <w:pPr>
-        <w:pStyle w:val="ListParagraph"/>
-        <w:numPr>
-          <w:ilvl w:val="0"/>
-          <w:numId w:val="5"/>
-        </w:numPr>
-        <w:tabs>
-          <w:tab w:val="left" w:pos="1624"/>
-        </w:tabs>
-        <w:spacing w:line="360" w:lineRule="auto"/>
-        <w:rPr>
-          <w:rFonts w:ascii="Times New Roman" w:hAnsi="Times New Roman" w:cs="Times New Roman"/>
-          <w:sz w:val="24"/>
-          <w:szCs w:val="24"/>
-        </w:rPr>
-      </w:pPr>
-      <w:r>
-        <w:rPr>
-          <w:rFonts w:ascii="Times New Roman" w:hAnsi="Times New Roman" w:cs="Times New Roman"/>
-          <w:sz w:val="24"/>
-          <w:szCs w:val="24"/>
-        </w:rPr>
-        <w:t>Ambient intelligence</w:t>
-      </w:r>
-    </w:p>
-    <w:p>
-      <w:pPr>
-        <w:tabs>
-          <w:tab w:val="left" w:pos="1624"/>
-        </w:tabs>
-        <w:spacing w:line="360" w:lineRule="auto"/>
-        <w:rPr>
-          <w:rFonts w:ascii="Times New Roman" w:hAnsi="Times New Roman" w:cs="Times New Roman"/>
-          <w:b/>
-          <w:bCs/>
-          <w:sz w:val="24"/>
-          <w:szCs w:val="24"/>
-        </w:rPr>
-      </w:pPr>
-      <w:r>
-        <w:rPr>
-          <w:rFonts w:ascii="Times New Roman" w:hAnsi="Times New Roman" w:cs="Times New Roman"/>
-          <w:b/>
-          <w:bCs/>
-          <w:sz w:val="24"/>
-          <w:szCs w:val="24"/>
-        </w:rPr>
-        <w:t xml:space="preserve"> Application Sandbox</w:t>
+          <w:sz w:val="24"/>
+          <w:szCs w:val="24"/>
+        </w:rPr>
+        <w:t>Application Sandbox</w:t>
       </w:r>
     </w:p>
     <w:p>
@@ -2922,7 +3337,6 @@
           <w:sz w:val="24"/>
           <w:szCs w:val="24"/>
         </w:rPr>
-        <w:lastRenderedPageBreak/>
         <w:tab/>
       </w:r>
       <w:r>
@@ -3149,6 +3563,14 @@
           <w:sz w:val="24"/>
           <w:szCs w:val="24"/>
         </w:rPr>
+        <w:t>,</w:t>
+      </w:r>
+      <w:r>
+        <w:rPr>
+          <w:rFonts w:ascii="Times New Roman" w:hAnsi="Times New Roman" w:cs="Times New Roman"/>
+          <w:sz w:val="24"/>
+          <w:szCs w:val="24"/>
+        </w:rPr>
         <w:t xml:space="preserve"> and </w:t>
       </w:r>
       <w:r>
@@ -3212,6 +3634,72 @@
         </w:rPr>
         <w:t>Starting from Android 5.0, SELinux has been in enforcing mode on all domains (over 60)</w:t>
       </w:r>
+      <w:sdt>
+        <w:sdtPr>
+          <w:rPr>
+            <w:rFonts w:ascii="Times New Roman" w:hAnsi="Times New Roman" w:cs="Times New Roman"/>
+            <w:sz w:val="24"/>
+            <w:szCs w:val="24"/>
+          </w:rPr>
+          <w:id w:val="-629320251"/>
+          <w:citation/>
+        </w:sdtPr>
+        <w:sdtContent>
+          <w:r>
+            <w:rPr>
+              <w:rFonts w:ascii="Times New Roman" w:hAnsi="Times New Roman" w:cs="Times New Roman"/>
+              <w:sz w:val="24"/>
+              <w:szCs w:val="24"/>
+            </w:rPr>
+            <w:fldChar w:fldCharType="begin"/>
+          </w:r>
+          <w:r>
+            <w:rPr>
+              <w:rFonts w:ascii="Times New Roman" w:hAnsi="Times New Roman" w:cs="Times New Roman"/>
+              <w:sz w:val="24"/>
+              <w:szCs w:val="24"/>
+              <w:lang w:val="en-US"/>
+            </w:rPr>
+            <w:instrText xml:space="preserve"> CITATION SELinux \l 1033 </w:instrText>
+          </w:r>
+          <w:r>
+            <w:rPr>
+              <w:rFonts w:ascii="Times New Roman" w:hAnsi="Times New Roman" w:cs="Times New Roman"/>
+              <w:sz w:val="24"/>
+              <w:szCs w:val="24"/>
+            </w:rPr>
+            <w:fldChar w:fldCharType="separate"/>
+          </w:r>
+          <w:r>
+            <w:rPr>
+              <w:rFonts w:ascii="Times New Roman" w:hAnsi="Times New Roman" w:cs="Times New Roman"/>
+              <w:noProof/>
+              <w:sz w:val="24"/>
+              <w:szCs w:val="24"/>
+              <w:lang w:val="en-US"/>
+            </w:rPr>
+            <w:t xml:space="preserve"> </w:t>
+          </w:r>
+          <w:r>
+            <w:rPr>
+              <w:rFonts w:ascii="Times New Roman" w:hAnsi="Times New Roman" w:cs="Times New Roman"/>
+              <w:noProof/>
+              <w:sz w:val="24"/>
+              <w:szCs w:val="24"/>
+              <w:lang w:val="en-US"/>
+            </w:rPr>
+            <w:t>[6]</w:t>
+          </w:r>
+          <w:r>
+            <w:rPr>
+              <w:rFonts w:ascii="Times New Roman" w:hAnsi="Times New Roman" w:cs="Times New Roman"/>
+              <w:sz w:val="24"/>
+              <w:szCs w:val="24"/>
+            </w:rPr>
+            <w:fldChar w:fldCharType="end"/>
+          </w:r>
+        </w:sdtContent>
+      </w:sdt>
       <w:r>
         <w:rPr>
           <w:rFonts w:ascii="Times New Roman" w:hAnsi="Times New Roman" w:cs="Times New Roman"/>
@@ -3241,6 +3729,7 @@
           <w:sz w:val="24"/>
           <w:szCs w:val="24"/>
         </w:rPr>
+        <w:lastRenderedPageBreak/>
         <w:t>App</w:t>
       </w:r>
       <w:r>
@@ -3302,6 +3791,72 @@
         </w:rPr>
         <w:t>By default, the system provides two main locations where apps can store their files: Internal Storage and External Storage. The internal storage provides locations for persistent data and for cache data. Other apps are not allowed to reach these files. The external storage also has these directories, which can be accessed by apps with the right permissions, although if the app has files which are specified to be used by other apps, they should be stored in the shared storage of the external storage.</w:t>
       </w:r>
+      <w:sdt>
+        <w:sdtPr>
+          <w:rPr>
+            <w:rFonts w:ascii="Times New Roman" w:hAnsi="Times New Roman" w:cs="Times New Roman"/>
+            <w:sz w:val="24"/>
+            <w:szCs w:val="24"/>
+          </w:rPr>
+          <w:id w:val="1636986429"/>
+          <w:citation/>
+        </w:sdtPr>
+        <w:sdtContent>
+          <w:r>
+            <w:rPr>
+              <w:rFonts w:ascii="Times New Roman" w:hAnsi="Times New Roman" w:cs="Times New Roman"/>
+              <w:sz w:val="24"/>
+              <w:szCs w:val="24"/>
+            </w:rPr>
+            <w:fldChar w:fldCharType="begin"/>
+          </w:r>
+          <w:r>
+            <w:rPr>
+              <w:rFonts w:ascii="Times New Roman" w:hAnsi="Times New Roman" w:cs="Times New Roman"/>
+              <w:sz w:val="24"/>
+              <w:szCs w:val="24"/>
+              <w:lang w:val="en-US"/>
+            </w:rPr>
+            <w:instrText xml:space="preserve"> CITATION appStorage \l 1033 </w:instrText>
+          </w:r>
+          <w:r>
+            <w:rPr>
+              <w:rFonts w:ascii="Times New Roman" w:hAnsi="Times New Roman" w:cs="Times New Roman"/>
+              <w:sz w:val="24"/>
+              <w:szCs w:val="24"/>
+            </w:rPr>
+            <w:fldChar w:fldCharType="separate"/>
+          </w:r>
+          <w:r>
+            <w:rPr>
+              <w:rFonts w:ascii="Times New Roman" w:hAnsi="Times New Roman" w:cs="Times New Roman"/>
+              <w:noProof/>
+              <w:sz w:val="24"/>
+              <w:szCs w:val="24"/>
+              <w:lang w:val="en-US"/>
+            </w:rPr>
+            <w:t xml:space="preserve"> </w:t>
+          </w:r>
+          <w:r>
+            <w:rPr>
+              <w:rFonts w:ascii="Times New Roman" w:hAnsi="Times New Roman" w:cs="Times New Roman"/>
+              <w:noProof/>
+              <w:sz w:val="24"/>
+              <w:szCs w:val="24"/>
+              <w:lang w:val="en-US"/>
+            </w:rPr>
+            <w:t>[8]</w:t>
+          </w:r>
+          <w:r>
+            <w:rPr>
+              <w:rFonts w:ascii="Times New Roman" w:hAnsi="Times New Roman" w:cs="Times New Roman"/>
+              <w:sz w:val="24"/>
+              <w:szCs w:val="24"/>
+            </w:rPr>
+            <w:fldChar w:fldCharType="end"/>
+          </w:r>
+        </w:sdtContent>
+      </w:sdt>
     </w:p>
     <w:p>
       <w:pPr>
@@ -3403,7 +3958,7 @@
           <w:sz w:val="24"/>
           <w:szCs w:val="24"/>
         </w:rPr>
-        <w:t xml:space="preserve">Due to the dissimilarity of the storage location of these puzzle pieces of the journal, </w:t>
+        <w:t xml:space="preserve">Due to the dissimilarity of the storage location of these pieces of the journal, </w:t>
       </w:r>
       <w:r>
         <w:rPr>
@@ -3473,16 +4028,23 @@
           <w:sz w:val="24"/>
           <w:szCs w:val="24"/>
         </w:rPr>
-        <w:t xml:space="preserve"> to achieve a result. Expecting a traveller to manually enter data, which </w:t>
-      </w:r>
-      <w:r>
-        <w:rPr>
-          <w:rFonts w:ascii="Times New Roman" w:hAnsi="Times New Roman" w:cs="Times New Roman"/>
-          <w:sz w:val="24"/>
-          <w:szCs w:val="24"/>
-        </w:rPr>
-        <w:lastRenderedPageBreak/>
-        <w:t xml:space="preserve">usually presents itself in a large number, shifts their state from immersion to administration, meaning instead of them being fully involved in the present moment, enjoying and observing their surroundings, state heavily triggered by traveling, the user is forced to detach and focus instead of data collection. </w:t>
+        <w:t xml:space="preserve"> to achieve a result. Expecting a traveller to manually enter data, which usually presents itself in a large number, shifts their state from immersion to administration, meaning instead of them being fully involved in the present moment, enjoying and observing their surroundings, state </w:t>
+      </w:r>
+      <w:r>
+        <w:rPr>
+          <w:rFonts w:ascii="Times New Roman" w:hAnsi="Times New Roman" w:cs="Times New Roman"/>
+          <w:sz w:val="24"/>
+          <w:szCs w:val="24"/>
+        </w:rPr>
+        <w:t>commonly</w:t>
+      </w:r>
+      <w:r>
+        <w:rPr>
+          <w:rFonts w:ascii="Times New Roman" w:hAnsi="Times New Roman" w:cs="Times New Roman"/>
+          <w:sz w:val="24"/>
+          <w:szCs w:val="24"/>
+        </w:rPr>
+        <w:t xml:space="preserve"> triggered by traveling, the user is forced to detach and focus instead of data collection. </w:t>
       </w:r>
     </w:p>
     <w:p>
@@ -3511,15 +4073,31 @@
           <w:sz w:val="24"/>
           <w:szCs w:val="24"/>
         </w:rPr>
-        <w:t>In contrast, if the logging is delayed, the user falls victim to memory degradation: the emotional context is forgotten, precise timeline is distorted</w:t>
-      </w:r>
-      <w:r>
-        <w:rPr>
-          <w:rFonts w:ascii="Times New Roman" w:hAnsi="Times New Roman" w:cs="Times New Roman"/>
-          <w:sz w:val="24"/>
-          <w:szCs w:val="24"/>
-        </w:rPr>
-        <w:t>, data remains, but its semantic meaning deteriorates.</w:t>
+        <w:t xml:space="preserve">In contrast, if the logging is delayed, the user falls victim to memory degradation: the emotional context is forgotten, </w:t>
+      </w:r>
+      <w:r>
+        <w:rPr>
+          <w:rFonts w:ascii="Times New Roman" w:hAnsi="Times New Roman" w:cs="Times New Roman"/>
+          <w:sz w:val="24"/>
+          <w:szCs w:val="24"/>
+        </w:rPr>
+        <w:t>data remains, but its semantic meaning</w:t>
+      </w:r>
+      <w:r>
+        <w:rPr>
+          <w:rFonts w:ascii="Times New Roman" w:hAnsi="Times New Roman" w:cs="Times New Roman"/>
+          <w:sz w:val="24"/>
+          <w:szCs w:val="24"/>
+        </w:rPr>
+        <w:t xml:space="preserve"> </w:t>
+      </w:r>
+      <w:r>
+        <w:rPr>
+          <w:rFonts w:ascii="Times New Roman" w:hAnsi="Times New Roman" w:cs="Times New Roman"/>
+          <w:sz w:val="24"/>
+          <w:szCs w:val="24"/>
+        </w:rPr>
+        <w:t>deteriorates.</w:t>
       </w:r>
     </w:p>
     <w:p>
@@ -3542,6 +4120,7 @@
           <w:sz w:val="24"/>
           <w:szCs w:val="24"/>
         </w:rPr>
+        <w:lastRenderedPageBreak/>
         <w:t>Semantic Gap</w:t>
       </w:r>
     </w:p>
@@ -3571,15 +4150,97 @@
           <w:sz w:val="24"/>
           <w:szCs w:val="24"/>
         </w:rPr>
-        <w:t xml:space="preserve">The semantic gap </w:t>
-      </w:r>
-      <w:r>
-        <w:rPr>
-          <w:rFonts w:ascii="Times New Roman" w:hAnsi="Times New Roman" w:cs="Times New Roman"/>
-          <w:sz w:val="24"/>
-          <w:szCs w:val="24"/>
-        </w:rPr>
-        <w:t>represents the difference between how a computer processes data and how that data is perceived by humans. While humans instinctively apply a subjective approach to things they perceive, thus being able to give meaning to them, computers process data strictly through mathematical and logical rules established beforehand. For example, a picture can become a very important memory, while the computer only sees pixels.</w:t>
+        <w:t>In the technological context, t</w:t>
+      </w:r>
+      <w:r>
+        <w:rPr>
+          <w:rFonts w:ascii="Times New Roman" w:hAnsi="Times New Roman" w:cs="Times New Roman"/>
+          <w:sz w:val="24"/>
+          <w:szCs w:val="24"/>
+        </w:rPr>
+        <w:t xml:space="preserve">he semantic gap </w:t>
+      </w:r>
+      <w:r>
+        <w:rPr>
+          <w:rFonts w:ascii="Times New Roman" w:hAnsi="Times New Roman" w:cs="Times New Roman"/>
+          <w:sz w:val="24"/>
+          <w:szCs w:val="24"/>
+        </w:rPr>
+        <w:t>represents the difference between how a computer processes data and how that data is perceived by humans</w:t>
+      </w:r>
+      <w:sdt>
+        <w:sdtPr>
+          <w:rPr>
+            <w:rFonts w:ascii="Times New Roman" w:hAnsi="Times New Roman" w:cs="Times New Roman"/>
+            <w:sz w:val="24"/>
+            <w:szCs w:val="24"/>
+          </w:rPr>
+          <w:id w:val="1539623779"/>
+          <w:citation/>
+        </w:sdtPr>
+        <w:sdtContent>
+          <w:r>
+            <w:rPr>
+              <w:rFonts w:ascii="Times New Roman" w:hAnsi="Times New Roman" w:cs="Times New Roman"/>
+              <w:sz w:val="24"/>
+              <w:szCs w:val="24"/>
+            </w:rPr>
+            <w:fldChar w:fldCharType="begin"/>
+          </w:r>
+          <w:r>
+            <w:rPr>
+              <w:rFonts w:ascii="Times New Roman" w:hAnsi="Times New Roman" w:cs="Times New Roman"/>
+              <w:sz w:val="24"/>
+              <w:szCs w:val="24"/>
+              <w:lang w:val="en-US"/>
+            </w:rPr>
+            <w:instrText xml:space="preserve"> CITATION semanticGap \l 1033 </w:instrText>
+          </w:r>
+          <w:r>
+            <w:rPr>
+              <w:rFonts w:ascii="Times New Roman" w:hAnsi="Times New Roman" w:cs="Times New Roman"/>
+              <w:sz w:val="24"/>
+              <w:szCs w:val="24"/>
+            </w:rPr>
+            <w:fldChar w:fldCharType="separate"/>
+          </w:r>
+          <w:r>
+            <w:rPr>
+              <w:rFonts w:ascii="Times New Roman" w:hAnsi="Times New Roman" w:cs="Times New Roman"/>
+              <w:noProof/>
+              <w:sz w:val="24"/>
+              <w:szCs w:val="24"/>
+              <w:lang w:val="en-US"/>
+            </w:rPr>
+            <w:t xml:space="preserve"> </w:t>
+          </w:r>
+          <w:r>
+            <w:rPr>
+              <w:rFonts w:ascii="Times New Roman" w:hAnsi="Times New Roman" w:cs="Times New Roman"/>
+              <w:noProof/>
+              <w:sz w:val="24"/>
+              <w:szCs w:val="24"/>
+              <w:lang w:val="en-US"/>
+            </w:rPr>
+            <w:t>[9]</w:t>
+          </w:r>
+          <w:r>
+            <w:rPr>
+              <w:rFonts w:ascii="Times New Roman" w:hAnsi="Times New Roman" w:cs="Times New Roman"/>
+              <w:sz w:val="24"/>
+              <w:szCs w:val="24"/>
+            </w:rPr>
+            <w:fldChar w:fldCharType="end"/>
+          </w:r>
+        </w:sdtContent>
+      </w:sdt>
+      <w:r>
+        <w:rPr>
+          <w:rFonts w:ascii="Times New Roman" w:hAnsi="Times New Roman" w:cs="Times New Roman"/>
+          <w:sz w:val="24"/>
+          <w:szCs w:val="24"/>
+        </w:rPr>
+        <w:t>. While humans instinctively apply a subjective approach to things they perceive, thus being able to give meaning to them, computers process data strictly through mathematical and logical rules established beforehand. For example, a picture can become a very important memory, while the computer only sees pixels.</w:t>
       </w:r>
     </w:p>
     <w:p>
@@ -3739,7 +4400,6 @@
           <w:sz w:val="24"/>
           <w:szCs w:val="24"/>
         </w:rPr>
-        <w:lastRenderedPageBreak/>
         <w:tab/>
       </w:r>
       <w:r>
@@ -3792,6 +4452,7 @@
           <w:sz w:val="24"/>
           <w:szCs w:val="24"/>
         </w:rPr>
+        <w:lastRenderedPageBreak/>
         <w:t>Artificial Intelligence represents the technology which allows computers to simulate human behaviour</w:t>
       </w:r>
       <w:r>
@@ -3820,7 +4481,7 @@
           <w:szCs w:val="24"/>
         </w:rPr>
         <w:drawing>
-          <wp:inline distT="0" distB="0" distL="0" distR="0" wp14:anchorId="379AA59B" wp14:editId="4D39E995">
+          <wp:inline distT="0" distB="0" distL="0" distR="0" wp14:anchorId="379AA59B" wp14:editId="3E97F08D">
             <wp:extent cx="5943600" cy="3343275"/>
             <wp:effectExtent l="0" t="0" r="0" b="9525"/>
             <wp:docPr id="1619142117" name="Picture 1"/>
@@ -3892,10 +4553,9 @@
         <w:t>.Artificial Intelligence History -</w:t>
       </w:r>
       <w:r>
-        <w:t>https://www.ibm.com/think/topics/artificial-intelligence?</w:t>
-      </w:r>
-    </w:p>
-    <w:p/>
+        <w:t>https://www.ibm.com/think/topics/artificial-intelligence</w:t>
+      </w:r>
+    </w:p>
     <w:p/>
     <w:p>
       <w:pPr>
@@ -4035,16 +4695,7 @@
           <w:sz w:val="24"/>
           <w:szCs w:val="24"/>
         </w:rPr>
-        <w:t xml:space="preserve">As a result, it </w:t>
-      </w:r>
-      <w:r>
-        <w:rPr>
-          <w:rFonts w:ascii="Times New Roman" w:hAnsi="Times New Roman" w:cs="Times New Roman"/>
-          <w:sz w:val="24"/>
-          <w:szCs w:val="24"/>
-        </w:rPr>
-        <w:lastRenderedPageBreak/>
-        <w:t>solved 38 out of the first 52 theorems in Principia Mathematica</w:t>
+        <w:t>As a result, it solved 38 out of the first 52 theorems in Principia Mathematica</w:t>
       </w:r>
       <w:sdt>
         <w:sdtPr>
@@ -4126,7 +4777,23 @@
           <w:sz w:val="24"/>
           <w:szCs w:val="24"/>
         </w:rPr>
-        <w:t>, one solution proving to be even shorter than the one Whitehead and Russel proposed.</w:t>
+        <w:t xml:space="preserve">, one solution proving to be even shorter than the one </w:t>
+      </w:r>
+      <w:r>
+        <w:rPr>
+          <w:rFonts w:ascii="Times New Roman" w:hAnsi="Times New Roman" w:cs="Times New Roman"/>
+          <w:sz w:val="24"/>
+          <w:szCs w:val="24"/>
+        </w:rPr>
+        <w:t>the authors</w:t>
+      </w:r>
+      <w:r>
+        <w:rPr>
+          <w:rFonts w:ascii="Times New Roman" w:hAnsi="Times New Roman" w:cs="Times New Roman"/>
+          <w:sz w:val="24"/>
+          <w:szCs w:val="24"/>
+        </w:rPr>
+        <w:t xml:space="preserve"> proposed.</w:t>
       </w:r>
     </w:p>
     <w:p>
@@ -4163,27 +4830,184 @@
           <w:sz w:val="24"/>
           <w:szCs w:val="24"/>
         </w:rPr>
-        <w:t>Machine Learning models were introduced and notably Deep Learning, a subset of Machine Learning which uses multi-layered artificial neural networks to mimic the human way of processing information. The first model built based on neural networks was done by Frank Rosenblatt in 1967, called Mark 1 Perceptron.</w:t>
-      </w:r>
-    </w:p>
-    <w:p>
-      <w:pPr>
-        <w:tabs>
-          <w:tab w:val="left" w:pos="1624"/>
-        </w:tabs>
-        <w:spacing w:line="360" w:lineRule="auto"/>
-        <w:rPr>
-          <w:rFonts w:ascii="Times New Roman" w:hAnsi="Times New Roman" w:cs="Times New Roman"/>
-          <w:sz w:val="24"/>
-          <w:szCs w:val="24"/>
-        </w:rPr>
-      </w:pPr>
-      <w:r>
-        <w:rPr>
-          <w:rFonts w:ascii="Times New Roman" w:hAnsi="Times New Roman" w:cs="Times New Roman"/>
-          <w:sz w:val="24"/>
-          <w:szCs w:val="24"/>
-        </w:rPr>
+        <w:t>Machine Learning models were introduced</w:t>
+      </w:r>
+      <w:r>
+        <w:rPr>
+          <w:rFonts w:ascii="Times New Roman" w:hAnsi="Times New Roman" w:cs="Times New Roman"/>
+          <w:sz w:val="24"/>
+          <w:szCs w:val="24"/>
+        </w:rPr>
+        <w:t>,</w:t>
+      </w:r>
+      <w:r>
+        <w:rPr>
+          <w:rFonts w:ascii="Times New Roman" w:hAnsi="Times New Roman" w:cs="Times New Roman"/>
+          <w:sz w:val="24"/>
+          <w:szCs w:val="24"/>
+        </w:rPr>
+        <w:t xml:space="preserve"> and notably Deep Learning</w:t>
+      </w:r>
+      <w:sdt>
+        <w:sdtPr>
+          <w:rPr>
+            <w:rFonts w:ascii="Times New Roman" w:hAnsi="Times New Roman" w:cs="Times New Roman"/>
+            <w:sz w:val="24"/>
+            <w:szCs w:val="24"/>
+          </w:rPr>
+          <w:id w:val="-507520686"/>
+          <w:citation/>
+        </w:sdtPr>
+        <w:sdtContent>
+          <w:r>
+            <w:rPr>
+              <w:rFonts w:ascii="Times New Roman" w:hAnsi="Times New Roman" w:cs="Times New Roman"/>
+              <w:sz w:val="24"/>
+              <w:szCs w:val="24"/>
+            </w:rPr>
+            <w:fldChar w:fldCharType="begin"/>
+          </w:r>
+          <w:r>
+            <w:rPr>
+              <w:rFonts w:ascii="Times New Roman" w:hAnsi="Times New Roman" w:cs="Times New Roman"/>
+              <w:sz w:val="24"/>
+              <w:szCs w:val="24"/>
+              <w:lang w:val="en-US"/>
+            </w:rPr>
+            <w:instrText xml:space="preserve"> CITATION deepLearning \l 1033 </w:instrText>
+          </w:r>
+          <w:r>
+            <w:rPr>
+              <w:rFonts w:ascii="Times New Roman" w:hAnsi="Times New Roman" w:cs="Times New Roman"/>
+              <w:sz w:val="24"/>
+              <w:szCs w:val="24"/>
+            </w:rPr>
+            <w:fldChar w:fldCharType="separate"/>
+          </w:r>
+          <w:r>
+            <w:rPr>
+              <w:rFonts w:ascii="Times New Roman" w:hAnsi="Times New Roman" w:cs="Times New Roman"/>
+              <w:noProof/>
+              <w:sz w:val="24"/>
+              <w:szCs w:val="24"/>
+              <w:lang w:val="en-US"/>
+            </w:rPr>
+            <w:t xml:space="preserve"> </w:t>
+          </w:r>
+          <w:r>
+            <w:rPr>
+              <w:rFonts w:ascii="Times New Roman" w:hAnsi="Times New Roman" w:cs="Times New Roman"/>
+              <w:noProof/>
+              <w:sz w:val="24"/>
+              <w:szCs w:val="24"/>
+              <w:lang w:val="en-US"/>
+            </w:rPr>
+            <w:t>[12]</w:t>
+          </w:r>
+          <w:r>
+            <w:rPr>
+              <w:rFonts w:ascii="Times New Roman" w:hAnsi="Times New Roman" w:cs="Times New Roman"/>
+              <w:sz w:val="24"/>
+              <w:szCs w:val="24"/>
+            </w:rPr>
+            <w:fldChar w:fldCharType="end"/>
+          </w:r>
+        </w:sdtContent>
+      </w:sdt>
+      <w:r>
+        <w:rPr>
+          <w:rFonts w:ascii="Times New Roman" w:hAnsi="Times New Roman" w:cs="Times New Roman"/>
+          <w:sz w:val="24"/>
+          <w:szCs w:val="24"/>
+        </w:rPr>
+        <w:t>, a subset of Machine Learning which uses multi-layered artificial neural networks to mimic the human way of processing information. The first model built based on neural networks was done by Frank Rosenblatt in 1967, called Mark 1 Perceptron.</w:t>
+      </w:r>
+      <w:sdt>
+        <w:sdtPr>
+          <w:rPr>
+            <w:rFonts w:ascii="Times New Roman" w:hAnsi="Times New Roman" w:cs="Times New Roman"/>
+            <w:sz w:val="24"/>
+            <w:szCs w:val="24"/>
+          </w:rPr>
+          <w:id w:val="596914631"/>
+          <w:citation/>
+        </w:sdtPr>
+        <w:sdtContent>
+          <w:r>
+            <w:rPr>
+              <w:rFonts w:ascii="Times New Roman" w:hAnsi="Times New Roman" w:cs="Times New Roman"/>
+              <w:sz w:val="24"/>
+              <w:szCs w:val="24"/>
+            </w:rPr>
+            <w:fldChar w:fldCharType="begin"/>
+          </w:r>
+          <w:r>
+            <w:rPr>
+              <w:rFonts w:ascii="Times New Roman" w:hAnsi="Times New Roman" w:cs="Times New Roman"/>
+              <w:sz w:val="24"/>
+              <w:szCs w:val="24"/>
+              <w:lang w:val="en-US"/>
+            </w:rPr>
+            <w:instrText xml:space="preserve"> CITATION perceptron \l 1033 </w:instrText>
+          </w:r>
+          <w:r>
+            <w:rPr>
+              <w:rFonts w:ascii="Times New Roman" w:hAnsi="Times New Roman" w:cs="Times New Roman"/>
+              <w:sz w:val="24"/>
+              <w:szCs w:val="24"/>
+            </w:rPr>
+            <w:fldChar w:fldCharType="separate"/>
+          </w:r>
+          <w:r>
+            <w:rPr>
+              <w:rFonts w:ascii="Times New Roman" w:hAnsi="Times New Roman" w:cs="Times New Roman"/>
+              <w:noProof/>
+              <w:sz w:val="24"/>
+              <w:szCs w:val="24"/>
+              <w:lang w:val="en-US"/>
+            </w:rPr>
+            <w:t xml:space="preserve"> </w:t>
+          </w:r>
+          <w:r>
+            <w:rPr>
+              <w:rFonts w:ascii="Times New Roman" w:hAnsi="Times New Roman" w:cs="Times New Roman"/>
+              <w:noProof/>
+              <w:sz w:val="24"/>
+              <w:szCs w:val="24"/>
+              <w:lang w:val="en-US"/>
+            </w:rPr>
+            <w:t>[13]</w:t>
+          </w:r>
+          <w:r>
+            <w:rPr>
+              <w:rFonts w:ascii="Times New Roman" w:hAnsi="Times New Roman" w:cs="Times New Roman"/>
+              <w:sz w:val="24"/>
+              <w:szCs w:val="24"/>
+            </w:rPr>
+            <w:fldChar w:fldCharType="end"/>
+          </w:r>
+        </w:sdtContent>
+      </w:sdt>
+    </w:p>
+    <w:p>
+      <w:pPr>
+        <w:tabs>
+          <w:tab w:val="left" w:pos="1624"/>
+        </w:tabs>
+        <w:spacing w:line="360" w:lineRule="auto"/>
+        <w:rPr>
+          <w:rFonts w:ascii="Times New Roman" w:hAnsi="Times New Roman" w:cs="Times New Roman"/>
+          <w:sz w:val="24"/>
+          <w:szCs w:val="24"/>
+        </w:rPr>
+      </w:pPr>
+      <w:r>
+        <w:rPr>
+          <w:rFonts w:ascii="Times New Roman" w:hAnsi="Times New Roman" w:cs="Times New Roman"/>
+          <w:sz w:val="24"/>
+          <w:szCs w:val="24"/>
+        </w:rPr>
+        <w:lastRenderedPageBreak/>
         <w:tab/>
       </w:r>
       <w:r>
@@ -4192,7 +5016,81 @@
           <w:sz w:val="24"/>
           <w:szCs w:val="24"/>
         </w:rPr>
-        <w:t>Over time, these advancements have led to the rise of Generative AI, capable of formulating text, constructing images, videos or audio files and many more based on multi modal inputs</w:t>
+        <w:t>Over time, these advancements have led to the rise of Generative AI</w:t>
+      </w:r>
+      <w:sdt>
+        <w:sdtPr>
+          <w:rPr>
+            <w:rFonts w:ascii="Times New Roman" w:hAnsi="Times New Roman" w:cs="Times New Roman"/>
+            <w:sz w:val="24"/>
+            <w:szCs w:val="24"/>
+          </w:rPr>
+          <w:id w:val="544639893"/>
+          <w:citation/>
+        </w:sdtPr>
+        <w:sdtContent>
+          <w:r>
+            <w:rPr>
+              <w:rFonts w:ascii="Times New Roman" w:hAnsi="Times New Roman" w:cs="Times New Roman"/>
+              <w:sz w:val="24"/>
+              <w:szCs w:val="24"/>
+            </w:rPr>
+            <w:fldChar w:fldCharType="begin"/>
+          </w:r>
+          <w:r>
+            <w:rPr>
+              <w:rFonts w:ascii="Times New Roman" w:hAnsi="Times New Roman" w:cs="Times New Roman"/>
+              <w:sz w:val="24"/>
+              <w:szCs w:val="24"/>
+              <w:lang w:val="en-US"/>
+            </w:rPr>
+            <w:instrText xml:space="preserve"> CITATION genAI \l 1033 </w:instrText>
+          </w:r>
+          <w:r>
+            <w:rPr>
+              <w:rFonts w:ascii="Times New Roman" w:hAnsi="Times New Roman" w:cs="Times New Roman"/>
+              <w:sz w:val="24"/>
+              <w:szCs w:val="24"/>
+            </w:rPr>
+            <w:fldChar w:fldCharType="separate"/>
+          </w:r>
+          <w:r>
+            <w:rPr>
+              <w:rFonts w:ascii="Times New Roman" w:hAnsi="Times New Roman" w:cs="Times New Roman"/>
+              <w:noProof/>
+              <w:sz w:val="24"/>
+              <w:szCs w:val="24"/>
+              <w:lang w:val="en-US"/>
+            </w:rPr>
+            <w:t xml:space="preserve"> </w:t>
+          </w:r>
+          <w:r>
+            <w:rPr>
+              <w:rFonts w:ascii="Times New Roman" w:hAnsi="Times New Roman" w:cs="Times New Roman"/>
+              <w:noProof/>
+              <w:sz w:val="24"/>
+              <w:szCs w:val="24"/>
+              <w:lang w:val="en-US"/>
+            </w:rPr>
+            <w:t>[14]</w:t>
+          </w:r>
+          <w:r>
+            <w:rPr>
+              <w:rFonts w:ascii="Times New Roman" w:hAnsi="Times New Roman" w:cs="Times New Roman"/>
+              <w:sz w:val="24"/>
+              <w:szCs w:val="24"/>
+            </w:rPr>
+            <w:fldChar w:fldCharType="end"/>
+          </w:r>
+        </w:sdtContent>
+      </w:sdt>
+      <w:r>
+        <w:rPr>
+          <w:rFonts w:ascii="Times New Roman" w:hAnsi="Times New Roman" w:cs="Times New Roman"/>
+          <w:sz w:val="24"/>
+          <w:szCs w:val="24"/>
+        </w:rPr>
+        <w:t>, capable of formulating text, constructing images, videos or audio files and many more based on multi modal inputs</w:t>
       </w:r>
       <w:r>
         <w:rPr>
@@ -4331,244 +5229,6 @@
           <w:szCs w:val="24"/>
         </w:rPr>
         <w:t>valid prose, which can be associated with human-written journal entries.</w:t>
-      </w:r>
-    </w:p>
-    <w:p>
-      <w:pPr>
-        <w:tabs>
-          <w:tab w:val="left" w:pos="1624"/>
-        </w:tabs>
-        <w:spacing w:line="360" w:lineRule="auto"/>
-        <w:rPr>
-          <w:rFonts w:ascii="Times New Roman" w:hAnsi="Times New Roman" w:cs="Times New Roman"/>
-          <w:b/>
-          <w:bCs/>
-          <w:sz w:val="24"/>
-          <w:szCs w:val="24"/>
-        </w:rPr>
-      </w:pPr>
-      <w:r>
-        <w:rPr>
-          <w:rFonts w:ascii="Times New Roman" w:hAnsi="Times New Roman" w:cs="Times New Roman"/>
-          <w:b/>
-          <w:bCs/>
-          <w:sz w:val="24"/>
-          <w:szCs w:val="24"/>
-        </w:rPr>
-        <w:t>PROJECT MOTIVATION</w:t>
-      </w:r>
-    </w:p>
-    <w:p>
-      <w:pPr>
-        <w:tabs>
-          <w:tab w:val="left" w:pos="1624"/>
-        </w:tabs>
-        <w:spacing w:line="360" w:lineRule="auto"/>
-        <w:rPr>
-          <w:rFonts w:ascii="Times New Roman" w:hAnsi="Times New Roman" w:cs="Times New Roman"/>
-          <w:sz w:val="24"/>
-          <w:szCs w:val="24"/>
-        </w:rPr>
-      </w:pPr>
-      <w:r>
-        <w:rPr>
-          <w:rFonts w:ascii="Times New Roman" w:hAnsi="Times New Roman" w:cs="Times New Roman"/>
-          <w:sz w:val="24"/>
-          <w:szCs w:val="24"/>
-        </w:rPr>
-        <w:tab/>
-      </w:r>
-      <w:r>
-        <w:rPr>
-          <w:rFonts w:ascii="Times New Roman" w:hAnsi="Times New Roman" w:cs="Times New Roman"/>
-          <w:sz w:val="24"/>
-          <w:szCs w:val="24"/>
-        </w:rPr>
-        <w:t xml:space="preserve">Ever since I was a kid, I have always been a </w:t>
-      </w:r>
-      <w:r>
-        <w:rPr>
-          <w:rFonts w:ascii="Times New Roman" w:hAnsi="Times New Roman" w:cs="Times New Roman"/>
-          <w:sz w:val="24"/>
-          <w:szCs w:val="24"/>
-        </w:rPr>
-        <w:t>very</w:t>
-      </w:r>
-      <w:r>
-        <w:rPr>
-          <w:rFonts w:ascii="Times New Roman" w:hAnsi="Times New Roman" w:cs="Times New Roman"/>
-          <w:sz w:val="24"/>
-          <w:szCs w:val="24"/>
-        </w:rPr>
-        <w:t xml:space="preserve"> </w:t>
-      </w:r>
-      <w:r>
-        <w:rPr>
-          <w:rFonts w:ascii="Times New Roman" w:hAnsi="Times New Roman" w:cs="Times New Roman"/>
-          <w:sz w:val="24"/>
-          <w:szCs w:val="24"/>
-        </w:rPr>
-        <w:t xml:space="preserve">sensitive person. This manifested through writing a lot of things in one of my many journals and one of the main reasons I did this was to not let myself forget something I then found it touched me. I still remember the night before I turned 12, I was very agitated and started writing how I don’t want to become unlucky that year, with 11 being my lucky number. I have kept that notebook since then. </w:t>
-      </w:r>
-    </w:p>
-    <w:p>
-      <w:pPr>
-        <w:tabs>
-          <w:tab w:val="left" w:pos="1624"/>
-        </w:tabs>
-        <w:spacing w:line="360" w:lineRule="auto"/>
-        <w:rPr>
-          <w:rFonts w:ascii="Times New Roman" w:hAnsi="Times New Roman" w:cs="Times New Roman"/>
-          <w:sz w:val="24"/>
-          <w:szCs w:val="24"/>
-        </w:rPr>
-      </w:pPr>
-      <w:r>
-        <w:rPr>
-          <w:rFonts w:ascii="Times New Roman" w:hAnsi="Times New Roman" w:cs="Times New Roman"/>
-          <w:sz w:val="24"/>
-          <w:szCs w:val="24"/>
-        </w:rPr>
-        <w:tab/>
-      </w:r>
-      <w:r>
-        <w:rPr>
-          <w:rFonts w:ascii="Times New Roman" w:hAnsi="Times New Roman" w:cs="Times New Roman"/>
-          <w:sz w:val="24"/>
-          <w:szCs w:val="24"/>
-        </w:rPr>
-        <w:t xml:space="preserve">This need to preserve memories has stuck with me until the present days, and although I don’t really write as much as I would like now, I have found other ways to conserve these experiences, and they mostly include my phone: either taking pictures, notes, texting friends. Some would argue that </w:t>
-      </w:r>
-      <w:r>
-        <w:rPr>
-          <w:rFonts w:ascii="Times New Roman" w:hAnsi="Times New Roman" w:cs="Times New Roman"/>
-          <w:sz w:val="24"/>
-          <w:szCs w:val="24"/>
-        </w:rPr>
-        <w:t>people are becoming more and more dependent on their mobile devices, and while I do not deny it, I believe that they can still be used in a constructive way.</w:t>
-      </w:r>
-    </w:p>
-    <w:p>
-      <w:pPr>
-        <w:tabs>
-          <w:tab w:val="left" w:pos="1624"/>
-        </w:tabs>
-        <w:spacing w:line="360" w:lineRule="auto"/>
-        <w:rPr>
-          <w:rFonts w:ascii="Times New Roman" w:hAnsi="Times New Roman" w:cs="Times New Roman"/>
-          <w:sz w:val="24"/>
-          <w:szCs w:val="24"/>
-        </w:rPr>
-      </w:pPr>
-      <w:r>
-        <w:rPr>
-          <w:rFonts w:ascii="Times New Roman" w:hAnsi="Times New Roman" w:cs="Times New Roman"/>
-          <w:sz w:val="24"/>
-          <w:szCs w:val="24"/>
-        </w:rPr>
-        <w:tab/>
-      </w:r>
-      <w:r>
-        <w:rPr>
-          <w:rFonts w:ascii="Times New Roman" w:hAnsi="Times New Roman" w:cs="Times New Roman"/>
-          <w:sz w:val="24"/>
-          <w:szCs w:val="24"/>
-        </w:rPr>
-        <w:t xml:space="preserve">Of course, when travelling, I am compelled to take a lot of pictures and videos, maybe even more than necessary. But I am always bumping into the same problem. I don’t really </w:t>
-      </w:r>
-      <w:r>
-        <w:rPr>
-          <w:rFonts w:ascii="Times New Roman" w:hAnsi="Times New Roman" w:cs="Times New Roman"/>
-          <w:sz w:val="24"/>
-          <w:szCs w:val="24"/>
-        </w:rPr>
-        <w:lastRenderedPageBreak/>
-        <w:t>have a way of managing all these memories and there is no way for me to attribute</w:t>
-      </w:r>
-      <w:r>
-        <w:rPr>
-          <w:rFonts w:ascii="Times New Roman" w:hAnsi="Times New Roman" w:cs="Times New Roman"/>
-          <w:sz w:val="24"/>
-          <w:szCs w:val="24"/>
-        </w:rPr>
-        <w:t xml:space="preserve"> my</w:t>
-      </w:r>
-      <w:r>
-        <w:rPr>
-          <w:rFonts w:ascii="Times New Roman" w:hAnsi="Times New Roman" w:cs="Times New Roman"/>
-          <w:sz w:val="24"/>
-          <w:szCs w:val="24"/>
-        </w:rPr>
-        <w:t xml:space="preserve"> </w:t>
-      </w:r>
-      <w:r>
-        <w:rPr>
-          <w:rFonts w:ascii="Times New Roman" w:hAnsi="Times New Roman" w:cs="Times New Roman"/>
-          <w:sz w:val="24"/>
-          <w:szCs w:val="24"/>
-        </w:rPr>
-        <w:t>thoughts to them, at least not in the way I would do in a regular journal. When I get back from trips, the same thing always happens, the photos get lost in the Gallery, notes pile up in my phone, and the location is not even tracked.</w:t>
-      </w:r>
-      <w:r>
-        <w:rPr>
-          <w:rFonts w:ascii="Times New Roman" w:hAnsi="Times New Roman" w:cs="Times New Roman"/>
-          <w:sz w:val="24"/>
-          <w:szCs w:val="24"/>
-        </w:rPr>
-        <w:t xml:space="preserve"> </w:t>
-      </w:r>
-    </w:p>
-    <w:p>
-      <w:pPr>
-        <w:tabs>
-          <w:tab w:val="left" w:pos="1624"/>
-        </w:tabs>
-        <w:spacing w:line="360" w:lineRule="auto"/>
-        <w:rPr>
-          <w:rFonts w:ascii="Times New Roman" w:hAnsi="Times New Roman" w:cs="Times New Roman"/>
-          <w:sz w:val="24"/>
-          <w:szCs w:val="24"/>
-        </w:rPr>
-      </w:pPr>
-      <w:r>
-        <w:rPr>
-          <w:rFonts w:ascii="Times New Roman" w:hAnsi="Times New Roman" w:cs="Times New Roman"/>
-          <w:sz w:val="24"/>
-          <w:szCs w:val="24"/>
-        </w:rPr>
-        <w:tab/>
-      </w:r>
-      <w:r>
-        <w:rPr>
-          <w:rFonts w:ascii="Times New Roman" w:hAnsi="Times New Roman" w:cs="Times New Roman"/>
-          <w:sz w:val="24"/>
-          <w:szCs w:val="24"/>
-        </w:rPr>
-        <w:t xml:space="preserve">Over time, I have tried different market solutions. I tried apps specifically built for journaling, including Day One, but they require manual input, and on the surface level I am okay with that, but introducing them during the trip feels like a task and </w:t>
-      </w:r>
-      <w:r>
-        <w:rPr>
-          <w:rFonts w:ascii="Times New Roman" w:hAnsi="Times New Roman" w:cs="Times New Roman"/>
-          <w:sz w:val="24"/>
-          <w:szCs w:val="24"/>
-        </w:rPr>
-        <w:t>it takes away from the need to be present in the moment, and leaving the task to when I get back small details are already forgotten. On the other hand</w:t>
-      </w:r>
-      <w:r>
-        <w:rPr>
-          <w:rFonts w:ascii="Times New Roman" w:hAnsi="Times New Roman" w:cs="Times New Roman"/>
-          <w:sz w:val="24"/>
-          <w:szCs w:val="24"/>
-        </w:rPr>
-        <w:t>, keeping everything in their designated apps does not feel like a good way to store a trip’s data, or at least it isn’t my preferred way.</w:t>
-      </w:r>
-      <w:r>
-        <w:rPr>
-          <w:rFonts w:ascii="Times New Roman" w:hAnsi="Times New Roman" w:cs="Times New Roman"/>
-          <w:sz w:val="24"/>
-          <w:szCs w:val="24"/>
-        </w:rPr>
-        <w:t xml:space="preserve"> </w:t>
       </w:r>
     </w:p>
     <w:p>
@@ -4905,208 +5565,13 @@
         <w:spacing w:line="360" w:lineRule="auto"/>
         <w:rPr>
           <w:rFonts w:ascii="Times New Roman" w:hAnsi="Times New Roman" w:cs="Times New Roman"/>
-          <w:sz w:val="24"/>
-          <w:szCs w:val="24"/>
-        </w:rPr>
-      </w:pPr>
-      <w:r>
-        <w:rPr>
-          <w:rFonts w:ascii="Times New Roman" w:hAnsi="Times New Roman" w:cs="Times New Roman"/>
-          <w:sz w:val="24"/>
-          <w:szCs w:val="24"/>
-        </w:rPr>
-        <w:tab/>
-      </w:r>
-      <w:r>
-        <w:rPr>
-          <w:rFonts w:ascii="Times New Roman" w:hAnsi="Times New Roman" w:cs="Times New Roman"/>
-          <w:sz w:val="24"/>
-          <w:szCs w:val="24"/>
-        </w:rPr>
-        <w:t>This becomes the main problem addressed by this thesis: preserving siloed data into one unified diary page,</w:t>
-      </w:r>
-      <w:r>
-        <w:rPr>
-          <w:rFonts w:ascii="Times New Roman" w:hAnsi="Times New Roman" w:cs="Times New Roman"/>
-          <w:sz w:val="24"/>
-          <w:szCs w:val="24"/>
-        </w:rPr>
-        <w:t xml:space="preserve"> </w:t>
-      </w:r>
-      <w:r>
-        <w:rPr>
-          <w:rFonts w:ascii="Times New Roman" w:hAnsi="Times New Roman" w:cs="Times New Roman"/>
-          <w:sz w:val="24"/>
-          <w:szCs w:val="24"/>
-        </w:rPr>
-        <w:t>with minimal user input, while also providing tools to turn this into an actual journal, giving the possibility to add notes to each item, associating it with its own story. In the context of travelling, this could be even further amplified by an automated to do list, allowing the user to focus on the moment, rather than organizing captured media or checking off a list.</w:t>
-      </w:r>
-    </w:p>
-    <w:p>
-      <w:pPr>
-        <w:tabs>
-          <w:tab w:val="left" w:pos="1624"/>
-        </w:tabs>
-        <w:spacing w:line="360" w:lineRule="auto"/>
-        <w:ind w:left="360"/>
-        <w:rPr>
-          <w:rFonts w:ascii="Times New Roman" w:hAnsi="Times New Roman" w:cs="Times New Roman"/>
-          <w:sz w:val="24"/>
-          <w:szCs w:val="24"/>
-        </w:rPr>
-      </w:pPr>
-    </w:p>
-    <w:p>
-      <w:pPr>
-        <w:tabs>
-          <w:tab w:val="left" w:pos="1624"/>
-        </w:tabs>
-        <w:spacing w:line="360" w:lineRule="auto"/>
-        <w:ind w:left="360"/>
-        <w:rPr>
-          <w:rFonts w:ascii="Times New Roman" w:hAnsi="Times New Roman" w:cs="Times New Roman"/>
-          <w:sz w:val="24"/>
-          <w:szCs w:val="24"/>
-        </w:rPr>
-      </w:pPr>
-    </w:p>
-    <w:p>
-      <w:pPr>
-        <w:tabs>
-          <w:tab w:val="left" w:pos="1624"/>
-        </w:tabs>
-        <w:spacing w:line="360" w:lineRule="auto"/>
-        <w:ind w:left="360"/>
-        <w:rPr>
-          <w:rFonts w:ascii="Times New Roman" w:hAnsi="Times New Roman" w:cs="Times New Roman"/>
-          <w:sz w:val="24"/>
-          <w:szCs w:val="24"/>
-        </w:rPr>
-      </w:pPr>
-    </w:p>
-    <w:p>
-      <w:pPr>
-        <w:tabs>
-          <w:tab w:val="left" w:pos="1624"/>
-        </w:tabs>
-        <w:spacing w:line="360" w:lineRule="auto"/>
-        <w:ind w:left="360"/>
-        <w:rPr>
-          <w:rFonts w:ascii="Times New Roman" w:hAnsi="Times New Roman" w:cs="Times New Roman"/>
-          <w:sz w:val="24"/>
-          <w:szCs w:val="24"/>
-        </w:rPr>
-      </w:pPr>
-    </w:p>
-    <w:p>
-      <w:pPr>
-        <w:tabs>
-          <w:tab w:val="left" w:pos="1624"/>
-        </w:tabs>
-        <w:spacing w:line="360" w:lineRule="auto"/>
-        <w:ind w:left="360"/>
-        <w:rPr>
-          <w:rFonts w:ascii="Times New Roman" w:hAnsi="Times New Roman" w:cs="Times New Roman"/>
-          <w:sz w:val="24"/>
-          <w:szCs w:val="24"/>
-        </w:rPr>
-      </w:pPr>
-    </w:p>
-    <w:p>
-      <w:pPr>
-        <w:tabs>
-          <w:tab w:val="left" w:pos="1624"/>
-        </w:tabs>
-        <w:spacing w:line="360" w:lineRule="auto"/>
-        <w:ind w:left="360"/>
-        <w:rPr>
-          <w:rFonts w:ascii="Times New Roman" w:hAnsi="Times New Roman" w:cs="Times New Roman"/>
-          <w:sz w:val="24"/>
-          <w:szCs w:val="24"/>
-        </w:rPr>
-      </w:pPr>
-    </w:p>
-    <w:p>
-      <w:pPr>
-        <w:tabs>
-          <w:tab w:val="left" w:pos="1624"/>
-        </w:tabs>
-        <w:spacing w:line="360" w:lineRule="auto"/>
-        <w:ind w:left="360"/>
-        <w:rPr>
-          <w:rFonts w:ascii="Times New Roman" w:hAnsi="Times New Roman" w:cs="Times New Roman"/>
-          <w:sz w:val="24"/>
-          <w:szCs w:val="24"/>
-        </w:rPr>
-      </w:pPr>
-    </w:p>
-    <w:p>
-      <w:pPr>
-        <w:tabs>
-          <w:tab w:val="left" w:pos="1624"/>
-        </w:tabs>
-        <w:spacing w:line="360" w:lineRule="auto"/>
-        <w:ind w:left="360"/>
-        <w:rPr>
-          <w:rFonts w:ascii="Times New Roman" w:hAnsi="Times New Roman" w:cs="Times New Roman"/>
-          <w:sz w:val="24"/>
-          <w:szCs w:val="24"/>
-        </w:rPr>
-      </w:pPr>
-    </w:p>
-    <w:p>
-      <w:pPr>
-        <w:tabs>
-          <w:tab w:val="left" w:pos="1624"/>
-        </w:tabs>
-        <w:spacing w:line="360" w:lineRule="auto"/>
-        <w:ind w:left="360"/>
-        <w:rPr>
-          <w:rFonts w:ascii="Times New Roman" w:hAnsi="Times New Roman" w:cs="Times New Roman"/>
-          <w:sz w:val="24"/>
-          <w:szCs w:val="24"/>
-        </w:rPr>
-      </w:pPr>
-    </w:p>
-    <w:p>
-      <w:pPr>
-        <w:tabs>
-          <w:tab w:val="left" w:pos="1624"/>
-        </w:tabs>
-        <w:spacing w:line="360" w:lineRule="auto"/>
-        <w:ind w:left="360"/>
-        <w:rPr>
-          <w:rFonts w:ascii="Times New Roman" w:hAnsi="Times New Roman" w:cs="Times New Roman"/>
-          <w:sz w:val="24"/>
-          <w:szCs w:val="24"/>
-        </w:rPr>
-      </w:pPr>
-    </w:p>
-    <w:p>
-      <w:pPr>
-        <w:tabs>
-          <w:tab w:val="left" w:pos="1624"/>
-        </w:tabs>
-        <w:spacing w:line="240" w:lineRule="auto"/>
-        <w:ind w:left="360"/>
-        <w:jc w:val="center"/>
-        <w:rPr>
-          <w:rFonts w:ascii="Times New Roman" w:hAnsi="Times New Roman" w:cs="Times New Roman"/>
           <w:b/>
           <w:bCs/>
           <w:sz w:val="24"/>
           <w:szCs w:val="24"/>
         </w:rPr>
       </w:pPr>
-    </w:p>
-    <w:p>
-      <w:pPr>
-        <w:tabs>
-          <w:tab w:val="left" w:pos="1624"/>
-        </w:tabs>
-        <w:spacing w:line="240" w:lineRule="auto"/>
-        <w:ind w:left="360"/>
-        <w:jc w:val="center"/>
+      <w:r>
         <w:rPr>
           <w:rFonts w:ascii="Times New Roman" w:hAnsi="Times New Roman" w:cs="Times New Roman"/>
           <w:b/>
@@ -5114,131 +5579,283 @@
           <w:sz w:val="24"/>
           <w:szCs w:val="24"/>
         </w:rPr>
-      </w:pPr>
-    </w:p>
-    <w:p>
-      <w:pPr>
-        <w:tabs>
-          <w:tab w:val="left" w:pos="1624"/>
-        </w:tabs>
-        <w:spacing w:line="240" w:lineRule="auto"/>
-        <w:ind w:left="360"/>
+        <w:t>Project Motivation</w:t>
+      </w:r>
+    </w:p>
+    <w:p>
+      <w:pPr>
+        <w:tabs>
+          <w:tab w:val="left" w:pos="1624"/>
+        </w:tabs>
+        <w:spacing w:line="360" w:lineRule="auto"/>
+        <w:rPr>
+          <w:rFonts w:ascii="Times New Roman" w:hAnsi="Times New Roman" w:cs="Times New Roman"/>
+          <w:sz w:val="24"/>
+          <w:szCs w:val="24"/>
+        </w:rPr>
+      </w:pPr>
+      <w:r>
+        <w:rPr>
+          <w:rFonts w:ascii="Times New Roman" w:hAnsi="Times New Roman" w:cs="Times New Roman"/>
+          <w:sz w:val="24"/>
+          <w:szCs w:val="24"/>
+        </w:rPr>
+        <w:tab/>
+        <w:t xml:space="preserve">Ever since I was a kid, I have always been a very sensitive person. This manifested through writing a lot of things in one of my many journals and one of the main reasons I did this was to not let myself forget something I then found it touched me. I still remember the night before I turned 12, I was very agitated and started writing how I don’t want to become unlucky that year, with 11 being my lucky number. I have kept that notebook since then. </w:t>
+      </w:r>
+    </w:p>
+    <w:p>
+      <w:pPr>
+        <w:tabs>
+          <w:tab w:val="left" w:pos="1624"/>
+        </w:tabs>
+        <w:spacing w:line="360" w:lineRule="auto"/>
+        <w:rPr>
+          <w:rFonts w:ascii="Times New Roman" w:hAnsi="Times New Roman" w:cs="Times New Roman"/>
+          <w:sz w:val="24"/>
+          <w:szCs w:val="24"/>
+        </w:rPr>
+      </w:pPr>
+      <w:r>
+        <w:rPr>
+          <w:rFonts w:ascii="Times New Roman" w:hAnsi="Times New Roman" w:cs="Times New Roman"/>
+          <w:sz w:val="24"/>
+          <w:szCs w:val="24"/>
+        </w:rPr>
+        <w:tab/>
+        <w:t>This need to preserve memories has stuck with me until the present days, and although I don’t really write as much as I would like now, I have found other ways to conserve these experiences, and they mostly include my phone: either taking pictures, notes, texting friends. Some would argue that people are becoming more and more dependent on their mobile devices, and while I do not deny it, I believe that they can still be used in a constructive way.</w:t>
+      </w:r>
+    </w:p>
+    <w:p>
+      <w:pPr>
+        <w:tabs>
+          <w:tab w:val="left" w:pos="1624"/>
+        </w:tabs>
+        <w:spacing w:line="360" w:lineRule="auto"/>
+        <w:rPr>
+          <w:rFonts w:ascii="Times New Roman" w:hAnsi="Times New Roman" w:cs="Times New Roman"/>
+          <w:sz w:val="24"/>
+          <w:szCs w:val="24"/>
+        </w:rPr>
+      </w:pPr>
+      <w:r>
+        <w:rPr>
+          <w:rFonts w:ascii="Times New Roman" w:hAnsi="Times New Roman" w:cs="Times New Roman"/>
+          <w:sz w:val="24"/>
+          <w:szCs w:val="24"/>
+        </w:rPr>
+        <w:tab/>
+        <w:t xml:space="preserve">Of course, when travelling, I am compelled to take a lot of pictures and videos, maybe even more than necessary. But I am always bumping into the same problem. I don’t really have a way of managing all these memories and there is no way for me to attribute my thoughts to them, at least not in the way I would do in a regular journal. When I get back from trips, the same thing always happens, the photos get lost in the Gallery, notes pile up in my phone, and the location is not even tracked. </w:t>
+      </w:r>
+    </w:p>
+    <w:p>
+      <w:pPr>
+        <w:tabs>
+          <w:tab w:val="left" w:pos="1624"/>
+        </w:tabs>
+        <w:spacing w:line="360" w:lineRule="auto"/>
+        <w:rPr>
+          <w:rFonts w:ascii="Times New Roman" w:hAnsi="Times New Roman" w:cs="Times New Roman"/>
+          <w:sz w:val="24"/>
+          <w:szCs w:val="24"/>
+        </w:rPr>
+      </w:pPr>
+      <w:r>
+        <w:rPr>
+          <w:rFonts w:ascii="Times New Roman" w:hAnsi="Times New Roman" w:cs="Times New Roman"/>
+          <w:sz w:val="24"/>
+          <w:szCs w:val="24"/>
+        </w:rPr>
+        <w:tab/>
+        <w:t xml:space="preserve">Over time, I have tried different market solutions. I tried apps specifically built for journaling, including Day One, but they require manual input, and on the surface level I am okay with that, but introducing them during the trip feels like a task and it takes away from the need to be present in the moment, and leaving the task to when I get back implies that small details are already forgotten. </w:t>
+      </w:r>
+    </w:p>
+    <w:p>
+      <w:pPr>
+        <w:tabs>
+          <w:tab w:val="left" w:pos="1624"/>
+        </w:tabs>
+        <w:spacing w:line="360" w:lineRule="auto"/>
+        <w:rPr>
+          <w:rFonts w:ascii="Times New Roman" w:hAnsi="Times New Roman" w:cs="Times New Roman"/>
+          <w:sz w:val="24"/>
+          <w:szCs w:val="24"/>
+        </w:rPr>
+      </w:pPr>
+      <w:r>
+        <w:rPr>
+          <w:rFonts w:ascii="Times New Roman" w:hAnsi="Times New Roman" w:cs="Times New Roman"/>
+          <w:sz w:val="24"/>
+          <w:szCs w:val="24"/>
+        </w:rPr>
+        <w:tab/>
+      </w:r>
+      <w:r>
+        <w:rPr>
+          <w:rFonts w:ascii="Times New Roman" w:hAnsi="Times New Roman" w:cs="Times New Roman"/>
+          <w:sz w:val="24"/>
+          <w:szCs w:val="24"/>
+        </w:rPr>
+        <w:t>This becomes the main problem addressed by this thesis: preserving siloed data into one unified diary page,</w:t>
+      </w:r>
+      <w:r>
+        <w:rPr>
+          <w:rFonts w:ascii="Times New Roman" w:hAnsi="Times New Roman" w:cs="Times New Roman"/>
+          <w:sz w:val="24"/>
+          <w:szCs w:val="24"/>
+        </w:rPr>
+        <w:t xml:space="preserve"> </w:t>
+      </w:r>
+      <w:r>
+        <w:rPr>
+          <w:rFonts w:ascii="Times New Roman" w:hAnsi="Times New Roman" w:cs="Times New Roman"/>
+          <w:sz w:val="24"/>
+          <w:szCs w:val="24"/>
+        </w:rPr>
+        <w:t xml:space="preserve">with minimal user input, while also providing tools to turn this into </w:t>
+      </w:r>
+      <w:r>
+        <w:rPr>
+          <w:rFonts w:ascii="Times New Roman" w:hAnsi="Times New Roman" w:cs="Times New Roman"/>
+          <w:sz w:val="24"/>
+          <w:szCs w:val="24"/>
+        </w:rPr>
+        <w:lastRenderedPageBreak/>
+        <w:t>an actual journal, giving the possibility to add notes to each item, associating it with its own story. In the context of travelling, this could be even further amplified by an automated to do list, allowing the user to focus on the moment, rather than organizing captured media or checking off a list.</w:t>
+      </w:r>
+      <w:bookmarkStart w:id="2" w:name="_Toc231158798"/>
+    </w:p>
+    <w:p>
+      <w:pPr>
+        <w:tabs>
+          <w:tab w:val="left" w:pos="1624"/>
+        </w:tabs>
+        <w:spacing w:line="360" w:lineRule="auto"/>
         <w:jc w:val="center"/>
         <w:rPr>
           <w:rFonts w:ascii="Times New Roman" w:hAnsi="Times New Roman" w:cs="Times New Roman"/>
           <w:b/>
           <w:bCs/>
-          <w:sz w:val="24"/>
-          <w:szCs w:val="24"/>
-        </w:rPr>
-      </w:pPr>
-    </w:p>
-    <w:p>
-      <w:pPr>
-        <w:tabs>
-          <w:tab w:val="left" w:pos="1624"/>
-        </w:tabs>
-        <w:spacing w:line="240" w:lineRule="auto"/>
-        <w:ind w:left="360"/>
+          <w:color w:val="000000" w:themeColor="text1"/>
+          <w:sz w:val="28"/>
+          <w:szCs w:val="28"/>
+        </w:rPr>
+      </w:pPr>
+    </w:p>
+    <w:p>
+      <w:pPr>
+        <w:tabs>
+          <w:tab w:val="left" w:pos="1624"/>
+        </w:tabs>
+        <w:spacing w:line="360" w:lineRule="auto"/>
         <w:jc w:val="center"/>
         <w:rPr>
           <w:rFonts w:ascii="Times New Roman" w:hAnsi="Times New Roman" w:cs="Times New Roman"/>
           <w:b/>
           <w:bCs/>
-          <w:sz w:val="24"/>
-          <w:szCs w:val="24"/>
-        </w:rPr>
-      </w:pPr>
-    </w:p>
-    <w:p>
-      <w:pPr>
-        <w:tabs>
-          <w:tab w:val="left" w:pos="1624"/>
-        </w:tabs>
-        <w:spacing w:line="240" w:lineRule="auto"/>
-        <w:ind w:left="360"/>
+          <w:color w:val="000000" w:themeColor="text1"/>
+          <w:sz w:val="28"/>
+          <w:szCs w:val="28"/>
+        </w:rPr>
+      </w:pPr>
+    </w:p>
+    <w:p>
+      <w:pPr>
+        <w:tabs>
+          <w:tab w:val="left" w:pos="1624"/>
+        </w:tabs>
+        <w:spacing w:line="360" w:lineRule="auto"/>
         <w:jc w:val="center"/>
         <w:rPr>
           <w:rFonts w:ascii="Times New Roman" w:hAnsi="Times New Roman" w:cs="Times New Roman"/>
           <w:b/>
           <w:bCs/>
-          <w:sz w:val="24"/>
-          <w:szCs w:val="24"/>
-        </w:rPr>
-      </w:pPr>
-    </w:p>
-    <w:p>
-      <w:pPr>
-        <w:tabs>
-          <w:tab w:val="left" w:pos="1624"/>
-        </w:tabs>
-        <w:spacing w:line="240" w:lineRule="auto"/>
-        <w:ind w:left="360"/>
+          <w:color w:val="000000" w:themeColor="text1"/>
+          <w:sz w:val="28"/>
+          <w:szCs w:val="28"/>
+        </w:rPr>
+      </w:pPr>
+    </w:p>
+    <w:p>
+      <w:pPr>
+        <w:tabs>
+          <w:tab w:val="left" w:pos="1624"/>
+        </w:tabs>
+        <w:spacing w:line="360" w:lineRule="auto"/>
         <w:jc w:val="center"/>
         <w:rPr>
           <w:rFonts w:ascii="Times New Roman" w:hAnsi="Times New Roman" w:cs="Times New Roman"/>
           <w:b/>
           <w:bCs/>
-          <w:sz w:val="24"/>
-          <w:szCs w:val="24"/>
-        </w:rPr>
-      </w:pPr>
-    </w:p>
-    <w:p>
-      <w:pPr>
-        <w:tabs>
-          <w:tab w:val="left" w:pos="1624"/>
-        </w:tabs>
-        <w:spacing w:line="240" w:lineRule="auto"/>
-        <w:ind w:left="360"/>
+          <w:color w:val="000000" w:themeColor="text1"/>
+          <w:sz w:val="28"/>
+          <w:szCs w:val="28"/>
+        </w:rPr>
+      </w:pPr>
+    </w:p>
+    <w:p>
+      <w:pPr>
+        <w:tabs>
+          <w:tab w:val="left" w:pos="1624"/>
+        </w:tabs>
+        <w:spacing w:line="360" w:lineRule="auto"/>
         <w:jc w:val="center"/>
         <w:rPr>
           <w:rFonts w:ascii="Times New Roman" w:hAnsi="Times New Roman" w:cs="Times New Roman"/>
           <w:b/>
           <w:bCs/>
-          <w:sz w:val="24"/>
-          <w:szCs w:val="24"/>
-        </w:rPr>
-      </w:pPr>
-    </w:p>
-    <w:p>
-      <w:pPr>
-        <w:tabs>
-          <w:tab w:val="left" w:pos="1624"/>
-        </w:tabs>
-        <w:spacing w:line="240" w:lineRule="auto"/>
-        <w:ind w:left="360"/>
+          <w:color w:val="000000" w:themeColor="text1"/>
+          <w:sz w:val="28"/>
+          <w:szCs w:val="28"/>
+        </w:rPr>
+      </w:pPr>
+    </w:p>
+    <w:p>
+      <w:pPr>
+        <w:tabs>
+          <w:tab w:val="left" w:pos="1624"/>
+        </w:tabs>
+        <w:spacing w:line="360" w:lineRule="auto"/>
         <w:jc w:val="center"/>
         <w:rPr>
           <w:rFonts w:ascii="Times New Roman" w:hAnsi="Times New Roman" w:cs="Times New Roman"/>
           <w:b/>
           <w:bCs/>
-          <w:sz w:val="24"/>
-          <w:szCs w:val="24"/>
-        </w:rPr>
-      </w:pPr>
-    </w:p>
-    <w:p>
-      <w:pPr>
-        <w:pStyle w:val="Title"/>
+          <w:color w:val="000000" w:themeColor="text1"/>
+          <w:sz w:val="28"/>
+          <w:szCs w:val="28"/>
+        </w:rPr>
+      </w:pPr>
+    </w:p>
+    <w:p>
+      <w:pPr>
+        <w:tabs>
+          <w:tab w:val="left" w:pos="1624"/>
+        </w:tabs>
+        <w:spacing w:line="360" w:lineRule="auto"/>
+        <w:jc w:val="center"/>
         <w:rPr>
           <w:rFonts w:ascii="Times New Roman" w:hAnsi="Times New Roman" w:cs="Times New Roman"/>
           <w:b/>
           <w:bCs/>
+          <w:color w:val="000000" w:themeColor="text1"/>
           <w:sz w:val="28"/>
           <w:szCs w:val="28"/>
         </w:rPr>
       </w:pPr>
     </w:p>
-    <w:p/>
-    <w:p>
-      <w:pPr>
-        <w:pStyle w:val="Title"/>
+    <w:p>
+      <w:pPr>
+        <w:tabs>
+          <w:tab w:val="left" w:pos="1624"/>
+        </w:tabs>
+        <w:spacing w:line="360" w:lineRule="auto"/>
         <w:jc w:val="center"/>
         <w:rPr>
           <w:rFonts w:ascii="Times New Roman" w:hAnsi="Times New Roman" w:cs="Times New Roman"/>
           <w:b/>
           <w:bCs/>
+          <w:color w:val="000000" w:themeColor="text1"/>
           <w:sz w:val="28"/>
           <w:szCs w:val="28"/>
         </w:rPr>
@@ -5246,504 +5863,818 @@
     </w:p>
     <w:p>
       <w:pPr>
-        <w:pStyle w:val="Title"/>
+        <w:tabs>
+          <w:tab w:val="left" w:pos="1624"/>
+        </w:tabs>
+        <w:spacing w:line="360" w:lineRule="auto"/>
         <w:jc w:val="center"/>
         <w:rPr>
           <w:rFonts w:ascii="Times New Roman" w:hAnsi="Times New Roman" w:cs="Times New Roman"/>
           <w:b/>
           <w:bCs/>
+          <w:color w:val="000000" w:themeColor="text1"/>
           <w:sz w:val="28"/>
           <w:szCs w:val="28"/>
         </w:rPr>
       </w:pPr>
-      <w:r>
+    </w:p>
+    <w:p>
+      <w:pPr>
+        <w:tabs>
+          <w:tab w:val="left" w:pos="1624"/>
+        </w:tabs>
+        <w:spacing w:line="360" w:lineRule="auto"/>
+        <w:jc w:val="center"/>
         <w:rPr>
           <w:rFonts w:ascii="Times New Roman" w:hAnsi="Times New Roman" w:cs="Times New Roman"/>
           <w:b/>
           <w:bCs/>
+          <w:color w:val="000000" w:themeColor="text1"/>
           <w:sz w:val="28"/>
           <w:szCs w:val="28"/>
         </w:rPr>
-        <w:t>CHAPTER I</w:t>
-      </w:r>
-      <w:r>
+      </w:pPr>
+    </w:p>
+    <w:p>
+      <w:pPr>
+        <w:tabs>
+          <w:tab w:val="left" w:pos="1624"/>
+        </w:tabs>
+        <w:spacing w:line="360" w:lineRule="auto"/>
+        <w:jc w:val="center"/>
         <w:rPr>
           <w:rFonts w:ascii="Times New Roman" w:hAnsi="Times New Roman" w:cs="Times New Roman"/>
           <w:b/>
           <w:bCs/>
+          <w:color w:val="000000" w:themeColor="text1"/>
           <w:sz w:val="28"/>
           <w:szCs w:val="28"/>
         </w:rPr>
-        <w:t>I</w:t>
-      </w:r>
-      <w:r>
+      </w:pPr>
+    </w:p>
+    <w:p>
+      <w:pPr>
+        <w:tabs>
+          <w:tab w:val="left" w:pos="1624"/>
+        </w:tabs>
+        <w:spacing w:line="360" w:lineRule="auto"/>
+        <w:jc w:val="center"/>
         <w:rPr>
           <w:rFonts w:ascii="Times New Roman" w:hAnsi="Times New Roman" w:cs="Times New Roman"/>
           <w:b/>
           <w:bCs/>
+          <w:color w:val="000000" w:themeColor="text1"/>
           <w:sz w:val="28"/>
           <w:szCs w:val="28"/>
         </w:rPr>
-        <w:t>I. TECHNOLOGIES USED</w:t>
-      </w:r>
-    </w:p>
-    <w:p/>
-    <w:p>
-      <w:pPr>
-        <w:tabs>
-          <w:tab w:val="left" w:pos="1624"/>
-        </w:tabs>
-        <w:spacing w:line="240" w:lineRule="auto"/>
+      </w:pPr>
+    </w:p>
+    <w:p>
+      <w:pPr>
+        <w:tabs>
+          <w:tab w:val="left" w:pos="1624"/>
+        </w:tabs>
+        <w:spacing w:line="360" w:lineRule="auto"/>
+        <w:jc w:val="center"/>
         <w:rPr>
           <w:rFonts w:ascii="Times New Roman" w:hAnsi="Times New Roman" w:cs="Times New Roman"/>
           <w:b/>
           <w:bCs/>
-          <w:sz w:val="24"/>
-          <w:szCs w:val="24"/>
-        </w:rPr>
-      </w:pPr>
-      <w:r>
+          <w:color w:val="000000" w:themeColor="text1"/>
+          <w:sz w:val="28"/>
+          <w:szCs w:val="28"/>
+        </w:rPr>
+      </w:pPr>
+    </w:p>
+    <w:p>
+      <w:pPr>
+        <w:tabs>
+          <w:tab w:val="left" w:pos="1624"/>
+        </w:tabs>
+        <w:spacing w:line="360" w:lineRule="auto"/>
+        <w:jc w:val="center"/>
         <w:rPr>
           <w:rFonts w:ascii="Times New Roman" w:hAnsi="Times New Roman" w:cs="Times New Roman"/>
           <w:b/>
           <w:bCs/>
-          <w:sz w:val="24"/>
-          <w:szCs w:val="24"/>
-        </w:rPr>
-        <w:t xml:space="preserve">Coding environment </w:t>
-      </w:r>
-    </w:p>
-    <w:p>
-      <w:pPr>
-        <w:tabs>
-          <w:tab w:val="left" w:pos="1624"/>
-        </w:tabs>
-        <w:spacing w:line="240" w:lineRule="auto"/>
+          <w:color w:val="000000" w:themeColor="text1"/>
+          <w:sz w:val="28"/>
+          <w:szCs w:val="28"/>
+        </w:rPr>
+      </w:pPr>
+    </w:p>
+    <w:p>
+      <w:pPr>
+        <w:tabs>
+          <w:tab w:val="left" w:pos="1624"/>
+        </w:tabs>
+        <w:spacing w:line="360" w:lineRule="auto"/>
+        <w:jc w:val="center"/>
         <w:rPr>
           <w:rFonts w:ascii="Times New Roman" w:hAnsi="Times New Roman" w:cs="Times New Roman"/>
           <w:b/>
           <w:bCs/>
-          <w:sz w:val="24"/>
-          <w:szCs w:val="24"/>
-        </w:rPr>
-      </w:pPr>
-    </w:p>
-    <w:p>
-      <w:pPr>
-        <w:tabs>
-          <w:tab w:val="left" w:pos="1624"/>
-        </w:tabs>
-        <w:spacing w:line="360" w:lineRule="auto"/>
-        <w:rPr>
-          <w:rFonts w:ascii="Times New Roman" w:hAnsi="Times New Roman" w:cs="Times New Roman"/>
-          <w:sz w:val="24"/>
-          <w:szCs w:val="24"/>
-        </w:rPr>
-      </w:pPr>
-      <w:r>
-        <w:rPr>
-          <w:rFonts w:ascii="Times New Roman" w:hAnsi="Times New Roman" w:cs="Times New Roman"/>
-          <w:sz w:val="24"/>
-          <w:szCs w:val="24"/>
-        </w:rPr>
-        <w:tab/>
-      </w:r>
-      <w:r>
-        <w:rPr>
-          <w:rFonts w:ascii="Times New Roman" w:hAnsi="Times New Roman" w:cs="Times New Roman"/>
-          <w:sz w:val="24"/>
-          <w:szCs w:val="24"/>
-        </w:rPr>
-        <w:t xml:space="preserve">The application is structured </w:t>
-      </w:r>
-      <w:r>
-        <w:rPr>
-          <w:rFonts w:ascii="Times New Roman" w:hAnsi="Times New Roman" w:cs="Times New Roman"/>
-          <w:sz w:val="24"/>
-          <w:szCs w:val="24"/>
-        </w:rPr>
-        <w:t>around long-running background processes which generate continuous data flows</w:t>
-      </w:r>
-      <w:r>
-        <w:rPr>
-          <w:rFonts w:ascii="Times New Roman" w:hAnsi="Times New Roman" w:cs="Times New Roman"/>
-          <w:sz w:val="24"/>
-          <w:szCs w:val="24"/>
-        </w:rPr>
-        <w:t>.</w:t>
-      </w:r>
-      <w:r>
-        <w:rPr>
-          <w:rFonts w:ascii="Times New Roman" w:hAnsi="Times New Roman" w:cs="Times New Roman"/>
-          <w:sz w:val="24"/>
-          <w:szCs w:val="24"/>
-        </w:rPr>
-        <w:t xml:space="preserve"> These outputs are then managed by the data persistence layer and therefore rendered by the user interface layer.</w:t>
-      </w:r>
-    </w:p>
-    <w:p>
-      <w:pPr>
-        <w:tabs>
-          <w:tab w:val="left" w:pos="1624"/>
-        </w:tabs>
-        <w:spacing w:line="360" w:lineRule="auto"/>
-        <w:rPr>
-          <w:rFonts w:ascii="Times New Roman" w:hAnsi="Times New Roman" w:cs="Times New Roman"/>
-          <w:sz w:val="24"/>
-          <w:szCs w:val="24"/>
-        </w:rPr>
-      </w:pPr>
-      <w:r>
-        <w:rPr>
-          <w:rFonts w:ascii="Times New Roman" w:hAnsi="Times New Roman" w:cs="Times New Roman"/>
-          <w:sz w:val="24"/>
-          <w:szCs w:val="24"/>
-        </w:rPr>
-        <w:t>For the</w:t>
-      </w:r>
-      <w:r>
-        <w:rPr>
-          <w:rFonts w:ascii="Times New Roman" w:hAnsi="Times New Roman" w:cs="Times New Roman"/>
-          <w:sz w:val="24"/>
-          <w:szCs w:val="24"/>
-        </w:rPr>
-        <w:t xml:space="preserve"> </w:t>
-      </w:r>
-      <w:r>
-        <w:rPr>
-          <w:rFonts w:ascii="Times New Roman" w:hAnsi="Times New Roman" w:cs="Times New Roman"/>
-          <w:sz w:val="24"/>
-          <w:szCs w:val="24"/>
-        </w:rPr>
-        <w:t>implementation of the solution, I used Android Studio IDE, the official Integrated Development Environment for Android applications.</w:t>
-      </w:r>
-      <w:r>
-        <w:rPr>
-          <w:rFonts w:ascii="Times New Roman" w:hAnsi="Times New Roman" w:cs="Times New Roman"/>
-          <w:sz w:val="24"/>
-          <w:szCs w:val="24"/>
-        </w:rPr>
-        <w:t xml:space="preserve"> </w:t>
-      </w:r>
-      <w:r>
-        <w:rPr>
-          <w:rFonts w:ascii="Times New Roman" w:hAnsi="Times New Roman" w:cs="Times New Roman"/>
-          <w:sz w:val="24"/>
-          <w:szCs w:val="24"/>
-        </w:rPr>
-        <w:t xml:space="preserve">The first stable version was released in 2014. </w:t>
-      </w:r>
-      <w:r>
-        <w:rPr>
-          <w:rFonts w:ascii="Times New Roman" w:hAnsi="Times New Roman" w:cs="Times New Roman"/>
-          <w:sz w:val="24"/>
-          <w:szCs w:val="24"/>
-        </w:rPr>
-        <w:t>It was the best choice for the implementation of the solution due to the high efficiency provided by the flexible build system, used to automate the compilation process, the integrated emulator, which simulates a wide range of devices, providing fast testing, and the native support for Jetpack Compose and XML files.</w:t>
-      </w:r>
-      <w:r>
-        <w:rPr>
-          <w:rFonts w:ascii="Times New Roman" w:hAnsi="Times New Roman" w:cs="Times New Roman"/>
-          <w:sz w:val="24"/>
-          <w:szCs w:val="24"/>
-        </w:rPr>
-        <w:t xml:space="preserve"> Android Studio also provides a native integration for Android SDK, which implies access to the latest API’s or libraries.</w:t>
-      </w:r>
-    </w:p>
-    <w:p>
-      <w:pPr>
-        <w:tabs>
-          <w:tab w:val="left" w:pos="1624"/>
-        </w:tabs>
-        <w:spacing w:line="360" w:lineRule="auto"/>
-        <w:rPr>
-          <w:rFonts w:ascii="Times New Roman" w:hAnsi="Times New Roman" w:cs="Times New Roman"/>
-          <w:sz w:val="24"/>
-          <w:szCs w:val="24"/>
-        </w:rPr>
-      </w:pPr>
-      <w:r>
-        <w:rPr>
-          <w:rFonts w:ascii="Times New Roman" w:hAnsi="Times New Roman" w:cs="Times New Roman"/>
-          <w:sz w:val="24"/>
-          <w:szCs w:val="24"/>
-        </w:rPr>
-        <w:tab/>
-      </w:r>
-      <w:r>
-        <w:rPr>
-          <w:rFonts w:ascii="Times New Roman" w:hAnsi="Times New Roman" w:cs="Times New Roman"/>
-          <w:sz w:val="24"/>
-          <w:szCs w:val="24"/>
-        </w:rPr>
-        <w:t xml:space="preserve">The </w:t>
-      </w:r>
-      <w:r>
-        <w:rPr>
-          <w:rFonts w:ascii="Times New Roman" w:hAnsi="Times New Roman" w:cs="Times New Roman"/>
-          <w:sz w:val="24"/>
-          <w:szCs w:val="24"/>
-        </w:rPr>
-        <w:t xml:space="preserve">programming </w:t>
-      </w:r>
-      <w:r>
-        <w:rPr>
-          <w:rFonts w:ascii="Times New Roman" w:hAnsi="Times New Roman" w:cs="Times New Roman"/>
-          <w:sz w:val="24"/>
-          <w:szCs w:val="24"/>
-        </w:rPr>
-        <w:t>language chosen was Java</w:t>
-      </w:r>
-      <w:r>
-        <w:rPr>
-          <w:rFonts w:ascii="Times New Roman" w:hAnsi="Times New Roman" w:cs="Times New Roman"/>
-          <w:sz w:val="24"/>
-          <w:szCs w:val="24"/>
-        </w:rPr>
-        <w:t xml:space="preserve">, despite Kotlin being the official recommended language by Android. This choice was motivated by its Object-Oriented design, suitable for implementing the application’s core features and by my familiarity with it, being one of the studied languages in university. </w:t>
-      </w:r>
-    </w:p>
-    <w:p>
-      <w:pPr>
-        <w:tabs>
-          <w:tab w:val="left" w:pos="1624"/>
-        </w:tabs>
-        <w:spacing w:line="360" w:lineRule="auto"/>
+          <w:color w:val="000000" w:themeColor="text1"/>
+          <w:sz w:val="28"/>
+          <w:szCs w:val="28"/>
+        </w:rPr>
+      </w:pPr>
+    </w:p>
+    <w:p>
+      <w:pPr>
+        <w:tabs>
+          <w:tab w:val="left" w:pos="1624"/>
+        </w:tabs>
+        <w:spacing w:line="360" w:lineRule="auto"/>
+        <w:jc w:val="center"/>
         <w:rPr>
           <w:rFonts w:ascii="Times New Roman" w:hAnsi="Times New Roman" w:cs="Times New Roman"/>
           <w:b/>
           <w:bCs/>
-          <w:sz w:val="24"/>
-          <w:szCs w:val="24"/>
-        </w:rPr>
-      </w:pPr>
-      <w:r>
+          <w:color w:val="000000" w:themeColor="text1"/>
+          <w:sz w:val="28"/>
+          <w:szCs w:val="28"/>
+        </w:rPr>
+      </w:pPr>
+    </w:p>
+    <w:p>
+      <w:pPr>
+        <w:tabs>
+          <w:tab w:val="left" w:pos="1624"/>
+        </w:tabs>
+        <w:spacing w:line="360" w:lineRule="auto"/>
+        <w:jc w:val="center"/>
         <w:rPr>
           <w:rFonts w:ascii="Times New Roman" w:hAnsi="Times New Roman" w:cs="Times New Roman"/>
           <w:b/>
           <w:bCs/>
-          <w:sz w:val="24"/>
-          <w:szCs w:val="24"/>
-        </w:rPr>
-        <w:t>Version control</w:t>
-      </w:r>
-    </w:p>
-    <w:p>
-      <w:pPr>
-        <w:tabs>
-          <w:tab w:val="left" w:pos="1624"/>
-        </w:tabs>
-        <w:spacing w:line="360" w:lineRule="auto"/>
-        <w:rPr>
-          <w:rFonts w:ascii="Times New Roman" w:hAnsi="Times New Roman" w:cs="Times New Roman"/>
-          <w:sz w:val="24"/>
-          <w:szCs w:val="24"/>
-        </w:rPr>
-      </w:pPr>
-      <w:r>
-        <w:rPr>
-          <w:rFonts w:ascii="Times New Roman" w:hAnsi="Times New Roman" w:cs="Times New Roman"/>
-          <w:sz w:val="24"/>
-          <w:szCs w:val="24"/>
-        </w:rPr>
-        <w:tab/>
-      </w:r>
-      <w:r>
-        <w:rPr>
-          <w:rFonts w:ascii="Times New Roman" w:hAnsi="Times New Roman" w:cs="Times New Roman"/>
-          <w:sz w:val="24"/>
-          <w:szCs w:val="24"/>
-        </w:rPr>
-        <w:t xml:space="preserve">Another helpful tool I chose for this project is Git, released in 2005 by Linus Torvalds, initially build for version control of the Linux kernel. This helped me manage the source code by tracking every change done to the application. The development process became safer, especially through the ability to revert the project to a previous state whenever new </w:t>
-      </w:r>
-      <w:r>
-        <w:rPr>
-          <w:rFonts w:ascii="Times New Roman" w:hAnsi="Times New Roman" w:cs="Times New Roman"/>
-          <w:sz w:val="24"/>
-          <w:szCs w:val="24"/>
-        </w:rPr>
-        <w:lastRenderedPageBreak/>
-        <w:t>modifications generated errors or unexpected behaviour. In addition to this, I also used GitHub to upload the source code to a remote repository.</w:t>
-      </w:r>
-    </w:p>
-    <w:p>
-      <w:pPr>
-        <w:tabs>
-          <w:tab w:val="left" w:pos="1624"/>
-        </w:tabs>
-        <w:spacing w:line="360" w:lineRule="auto"/>
-        <w:rPr>
-          <w:rFonts w:ascii="Times New Roman" w:hAnsi="Times New Roman" w:cs="Times New Roman"/>
-          <w:sz w:val="24"/>
-          <w:szCs w:val="24"/>
-        </w:rPr>
-      </w:pPr>
-      <w:r>
-        <w:rPr>
-          <w:rFonts w:ascii="Times New Roman" w:hAnsi="Times New Roman" w:cs="Times New Roman"/>
-          <w:sz w:val="24"/>
-          <w:szCs w:val="24"/>
-        </w:rPr>
-        <w:tab/>
-      </w:r>
-      <w:r>
-        <w:rPr>
-          <w:rFonts w:ascii="Times New Roman" w:hAnsi="Times New Roman" w:cs="Times New Roman"/>
-          <w:sz w:val="24"/>
-          <w:szCs w:val="24"/>
-        </w:rPr>
-        <w:t>For the user login process, the application uses Firebase Authentication, a cloud-based service provided by Google. This provides secure credential management, while reducing the development phase.</w:t>
-      </w:r>
-    </w:p>
-    <w:p>
-      <w:pPr>
-        <w:tabs>
-          <w:tab w:val="left" w:pos="1624"/>
-        </w:tabs>
-        <w:spacing w:line="360" w:lineRule="auto"/>
-        <w:rPr>
-          <w:rFonts w:ascii="Times New Roman" w:hAnsi="Times New Roman" w:cs="Times New Roman"/>
-          <w:sz w:val="24"/>
-          <w:szCs w:val="24"/>
-        </w:rPr>
-      </w:pPr>
-      <w:r>
-        <w:rPr>
-          <w:rFonts w:ascii="Times New Roman" w:hAnsi="Times New Roman" w:cs="Times New Roman"/>
-          <w:sz w:val="24"/>
-          <w:szCs w:val="24"/>
-        </w:rPr>
-        <w:tab/>
-      </w:r>
-      <w:r>
-        <w:rPr>
-          <w:rFonts w:ascii="Times New Roman" w:hAnsi="Times New Roman" w:cs="Times New Roman"/>
-          <w:sz w:val="24"/>
-          <w:szCs w:val="24"/>
-        </w:rPr>
-        <w:t>The data persistence architecture was built through the Room Persistence Library, which provides an abstraction layer over SQLite databases. The three main components of this architecture are the database, which is the primary access point for the app’s persisted data, the entities and the Data Access Objects (DAO), classes annotated with @Dao which contain methods for accessing the database. For the instantiation of the database the Singleton Pattern was implemented, a creational design pattern which in this context restricts the instantiation to a single, globally accessible object. This was done because instantiating a database is one of the most expensive operations in a mobile app, involving memory allocation and thread coordination. The database repository manages all DAOs, bridging the gap between the application logic and the database. For reading the database, this repository uses LiveData, which is an observable that automatically notifies the user interface when there are changes to the database, for example, when a new trip is created and inserted into the database. On the other hand, writing operations (for example: INSERT, UPDATE, DELETE) are done on a background thread through an ExecutorService, preventing these operations from blocking the User Interface thread.</w:t>
-      </w:r>
-    </w:p>
-    <w:p>
-      <w:pPr>
-        <w:tabs>
-          <w:tab w:val="left" w:pos="1624"/>
-        </w:tabs>
-        <w:spacing w:line="360" w:lineRule="auto"/>
-        <w:rPr>
-          <w:rFonts w:ascii="Times New Roman" w:hAnsi="Times New Roman" w:cs="Times New Roman"/>
-          <w:sz w:val="24"/>
-          <w:szCs w:val="24"/>
-        </w:rPr>
-      </w:pPr>
-      <w:r>
-        <w:rPr>
-          <w:rFonts w:ascii="Times New Roman" w:hAnsi="Times New Roman" w:cs="Times New Roman"/>
-          <w:sz w:val="24"/>
-          <w:szCs w:val="24"/>
-        </w:rPr>
-        <w:tab/>
-      </w:r>
-      <w:r>
-        <w:rPr>
-          <w:rFonts w:ascii="Times New Roman" w:hAnsi="Times New Roman" w:cs="Times New Roman"/>
-          <w:sz w:val="24"/>
-          <w:szCs w:val="24"/>
-        </w:rPr>
-        <w:t>In order to represent the geographic data visually, the application implements the Google Static Maps API, which inserts a non-interactive image directly into the app via standard HTTP requests. The security of the key was done through the Google Cloud Console, restricting it to the specific application package to prevent non-authorized usage.</w:t>
-      </w:r>
-    </w:p>
-    <w:p>
-      <w:pPr>
-        <w:tabs>
-          <w:tab w:val="left" w:pos="1624"/>
-        </w:tabs>
-        <w:spacing w:line="360" w:lineRule="auto"/>
-        <w:rPr>
-          <w:rFonts w:ascii="Times New Roman" w:hAnsi="Times New Roman" w:cs="Times New Roman"/>
-          <w:sz w:val="24"/>
-          <w:szCs w:val="24"/>
-        </w:rPr>
-      </w:pPr>
-      <w:r>
-        <w:rPr>
-          <w:rFonts w:ascii="Times New Roman" w:hAnsi="Times New Roman" w:cs="Times New Roman"/>
-          <w:sz w:val="24"/>
-          <w:szCs w:val="24"/>
-        </w:rPr>
-        <w:tab/>
-      </w:r>
-      <w:r>
-        <w:rPr>
-          <w:rFonts w:ascii="Times New Roman" w:hAnsi="Times New Roman" w:cs="Times New Roman"/>
-          <w:sz w:val="24"/>
-          <w:szCs w:val="24"/>
-        </w:rPr>
-        <w:t>For the automation of the landmark checklist, the application communicates with Overpass API, which transforms user input data into exact geographic coordinates, through an asynchronous network query, which filters nodes, ways and relations mapped with their English name and indexed in the web repository Wikidata.</w:t>
-      </w:r>
-      <w:r>
-        <w:rPr>
-          <w:rFonts w:ascii="Times New Roman" w:hAnsi="Times New Roman" w:cs="Times New Roman"/>
-          <w:sz w:val="24"/>
-          <w:szCs w:val="24"/>
-        </w:rPr>
-        <w:t xml:space="preserve"> This process is done entirely on a background</w:t>
-      </w:r>
-      <w:r>
-        <w:rPr>
-          <w:rFonts w:ascii="Times New Roman" w:hAnsi="Times New Roman" w:cs="Times New Roman"/>
-          <w:sz w:val="24"/>
-          <w:szCs w:val="24"/>
-        </w:rPr>
-        <w:t xml:space="preserve"> thread</w:t>
-      </w:r>
-      <w:r>
-        <w:rPr>
-          <w:rFonts w:ascii="Times New Roman" w:hAnsi="Times New Roman" w:cs="Times New Roman"/>
-          <w:sz w:val="24"/>
-          <w:szCs w:val="24"/>
-        </w:rPr>
-        <w:t>, isolating the network processing overhead from the user interface operations (Main UI Thread).</w:t>
-      </w:r>
-    </w:p>
-    <w:p>
-      <w:pPr>
-        <w:tabs>
-          <w:tab w:val="left" w:pos="1624"/>
-        </w:tabs>
-        <w:spacing w:line="360" w:lineRule="auto"/>
+          <w:color w:val="000000" w:themeColor="text1"/>
+          <w:sz w:val="28"/>
+          <w:szCs w:val="28"/>
+        </w:rPr>
+      </w:pPr>
+    </w:p>
+    <w:p>
+      <w:pPr>
+        <w:tabs>
+          <w:tab w:val="left" w:pos="1624"/>
+        </w:tabs>
+        <w:spacing w:line="360" w:lineRule="auto"/>
+        <w:jc w:val="center"/>
+        <w:rPr>
+          <w:rFonts w:ascii="Times New Roman" w:hAnsi="Times New Roman" w:cs="Times New Roman"/>
+          <w:sz w:val="24"/>
+          <w:szCs w:val="24"/>
+        </w:rPr>
+      </w:pPr>
+      <w:r>
         <w:rPr>
           <w:rFonts w:ascii="Times New Roman" w:hAnsi="Times New Roman" w:cs="Times New Roman"/>
           <w:b/>
           <w:bCs/>
-          <w:sz w:val="24"/>
-          <w:szCs w:val="24"/>
-        </w:rPr>
-      </w:pPr>
+          <w:color w:val="000000" w:themeColor="text1"/>
+          <w:sz w:val="28"/>
+          <w:szCs w:val="28"/>
+        </w:rPr>
+        <w:lastRenderedPageBreak/>
+        <w:t>CHAPTER I</w:t>
+      </w:r>
       <w:r>
         <w:rPr>
           <w:rFonts w:ascii="Times New Roman" w:hAnsi="Times New Roman" w:cs="Times New Roman"/>
           <w:b/>
           <w:bCs/>
+          <w:color w:val="000000" w:themeColor="text1"/>
+          <w:sz w:val="28"/>
+          <w:szCs w:val="28"/>
+        </w:rPr>
+        <w:t>I</w:t>
+      </w:r>
+      <w:r>
+        <w:rPr>
+          <w:rFonts w:ascii="Times New Roman" w:hAnsi="Times New Roman" w:cs="Times New Roman"/>
+          <w:b/>
+          <w:bCs/>
+          <w:color w:val="000000" w:themeColor="text1"/>
+          <w:sz w:val="28"/>
+          <w:szCs w:val="28"/>
+        </w:rPr>
+        <w:t>I. TECHNOLOGIES USED</w:t>
+      </w:r>
+      <w:bookmarkEnd w:id="2"/>
+    </w:p>
+    <w:p>
+      <w:pPr>
+        <w:tabs>
+          <w:tab w:val="left" w:pos="1624"/>
+        </w:tabs>
+        <w:spacing w:line="240" w:lineRule="auto"/>
+        <w:rPr>
+          <w:rFonts w:ascii="Times New Roman" w:hAnsi="Times New Roman" w:cs="Times New Roman"/>
+          <w:b/>
+          <w:bCs/>
+          <w:sz w:val="24"/>
+          <w:szCs w:val="24"/>
+        </w:rPr>
+      </w:pPr>
+      <w:r>
+        <w:rPr>
+          <w:rFonts w:ascii="Times New Roman" w:hAnsi="Times New Roman" w:cs="Times New Roman"/>
+          <w:b/>
+          <w:bCs/>
+          <w:sz w:val="24"/>
+          <w:szCs w:val="24"/>
+        </w:rPr>
+        <w:t xml:space="preserve">Coding environment </w:t>
+      </w:r>
+    </w:p>
+    <w:p>
+      <w:pPr>
+        <w:tabs>
+          <w:tab w:val="left" w:pos="1624"/>
+        </w:tabs>
+        <w:spacing w:line="360" w:lineRule="auto"/>
+        <w:rPr>
+          <w:rFonts w:ascii="Times New Roman" w:hAnsi="Times New Roman" w:cs="Times New Roman"/>
+          <w:sz w:val="24"/>
+          <w:szCs w:val="24"/>
+        </w:rPr>
+      </w:pPr>
+      <w:r>
+        <w:rPr>
+          <w:rFonts w:ascii="Times New Roman" w:hAnsi="Times New Roman" w:cs="Times New Roman"/>
+          <w:sz w:val="24"/>
+          <w:szCs w:val="24"/>
+        </w:rPr>
+        <w:tab/>
+      </w:r>
+      <w:r>
+        <w:rPr>
+          <w:rFonts w:ascii="Times New Roman" w:hAnsi="Times New Roman" w:cs="Times New Roman"/>
+          <w:sz w:val="24"/>
+          <w:szCs w:val="24"/>
+        </w:rPr>
+        <w:t xml:space="preserve">The application is structured </w:t>
+      </w:r>
+      <w:r>
+        <w:rPr>
+          <w:rFonts w:ascii="Times New Roman" w:hAnsi="Times New Roman" w:cs="Times New Roman"/>
+          <w:sz w:val="24"/>
+          <w:szCs w:val="24"/>
+        </w:rPr>
+        <w:t>around long-running background processes which generate continuous data flows</w:t>
+      </w:r>
+      <w:r>
+        <w:rPr>
+          <w:rFonts w:ascii="Times New Roman" w:hAnsi="Times New Roman" w:cs="Times New Roman"/>
+          <w:sz w:val="24"/>
+          <w:szCs w:val="24"/>
+        </w:rPr>
+        <w:t>.</w:t>
+      </w:r>
+      <w:r>
+        <w:rPr>
+          <w:rFonts w:ascii="Times New Roman" w:hAnsi="Times New Roman" w:cs="Times New Roman"/>
+          <w:sz w:val="24"/>
+          <w:szCs w:val="24"/>
+        </w:rPr>
+        <w:t xml:space="preserve"> These outputs are then managed by the data persistence layer and therefore rendered by the user interface layer.</w:t>
+      </w:r>
+    </w:p>
+    <w:p>
+      <w:pPr>
+        <w:tabs>
+          <w:tab w:val="left" w:pos="1624"/>
+        </w:tabs>
+        <w:spacing w:line="360" w:lineRule="auto"/>
+        <w:rPr>
+          <w:rFonts w:ascii="Times New Roman" w:hAnsi="Times New Roman" w:cs="Times New Roman"/>
+          <w:sz w:val="24"/>
+          <w:szCs w:val="24"/>
+        </w:rPr>
+      </w:pPr>
+      <w:r>
+        <w:rPr>
+          <w:rFonts w:ascii="Times New Roman" w:hAnsi="Times New Roman" w:cs="Times New Roman"/>
+          <w:sz w:val="24"/>
+          <w:szCs w:val="24"/>
+        </w:rPr>
+        <w:tab/>
+      </w:r>
+      <w:r>
+        <w:rPr>
+          <w:rFonts w:ascii="Times New Roman" w:hAnsi="Times New Roman" w:cs="Times New Roman"/>
+          <w:sz w:val="24"/>
+          <w:szCs w:val="24"/>
+        </w:rPr>
+        <w:t>For the</w:t>
+      </w:r>
+      <w:r>
+        <w:rPr>
+          <w:rFonts w:ascii="Times New Roman" w:hAnsi="Times New Roman" w:cs="Times New Roman"/>
+          <w:sz w:val="24"/>
+          <w:szCs w:val="24"/>
+        </w:rPr>
+        <w:t xml:space="preserve"> </w:t>
+      </w:r>
+      <w:r>
+        <w:rPr>
+          <w:rFonts w:ascii="Times New Roman" w:hAnsi="Times New Roman" w:cs="Times New Roman"/>
+          <w:sz w:val="24"/>
+          <w:szCs w:val="24"/>
+        </w:rPr>
+        <w:t>implementation of the solution, I used Android Studio IDE, the official Integrated Development Environment for Android applications.</w:t>
+      </w:r>
+      <w:r>
+        <w:rPr>
+          <w:rFonts w:ascii="Times New Roman" w:hAnsi="Times New Roman" w:cs="Times New Roman"/>
+          <w:sz w:val="24"/>
+          <w:szCs w:val="24"/>
+        </w:rPr>
+        <w:t xml:space="preserve"> </w:t>
+      </w:r>
+      <w:r>
+        <w:rPr>
+          <w:rFonts w:ascii="Times New Roman" w:hAnsi="Times New Roman" w:cs="Times New Roman"/>
+          <w:sz w:val="24"/>
+          <w:szCs w:val="24"/>
+        </w:rPr>
+        <w:t xml:space="preserve">The first stable version was released in 2014. </w:t>
+      </w:r>
+      <w:r>
+        <w:rPr>
+          <w:rFonts w:ascii="Times New Roman" w:hAnsi="Times New Roman" w:cs="Times New Roman"/>
+          <w:sz w:val="24"/>
+          <w:szCs w:val="24"/>
+        </w:rPr>
+        <w:t>It was the best choice for the implementation of the solution due to the high efficiency provided by the flexible build system, used to automate the compilation process, the integrated emulator, which simulates a wide range of devices, providing fast testing, and the native support for Jetpack Compose and XML files.</w:t>
+      </w:r>
+      <w:r>
+        <w:rPr>
+          <w:rFonts w:ascii="Times New Roman" w:hAnsi="Times New Roman" w:cs="Times New Roman"/>
+          <w:sz w:val="24"/>
+          <w:szCs w:val="24"/>
+        </w:rPr>
+        <w:t xml:space="preserve"> Android Studio also provides a native integration for Android SDK, which implies access to the latest API’s or libraries.</w:t>
+      </w:r>
+    </w:p>
+    <w:p>
+      <w:pPr>
+        <w:tabs>
+          <w:tab w:val="left" w:pos="1624"/>
+        </w:tabs>
+        <w:spacing w:line="360" w:lineRule="auto"/>
+        <w:rPr>
+          <w:rFonts w:ascii="Times New Roman" w:hAnsi="Times New Roman" w:cs="Times New Roman"/>
+          <w:sz w:val="24"/>
+          <w:szCs w:val="24"/>
+        </w:rPr>
+      </w:pPr>
+      <w:r>
+        <w:rPr>
+          <w:rFonts w:ascii="Times New Roman" w:hAnsi="Times New Roman" w:cs="Times New Roman"/>
+          <w:sz w:val="24"/>
+          <w:szCs w:val="24"/>
+        </w:rPr>
+        <w:tab/>
+      </w:r>
+      <w:r>
+        <w:rPr>
+          <w:rFonts w:ascii="Times New Roman" w:hAnsi="Times New Roman" w:cs="Times New Roman"/>
+          <w:sz w:val="24"/>
+          <w:szCs w:val="24"/>
+        </w:rPr>
+        <w:t xml:space="preserve">The </w:t>
+      </w:r>
+      <w:r>
+        <w:rPr>
+          <w:rFonts w:ascii="Times New Roman" w:hAnsi="Times New Roman" w:cs="Times New Roman"/>
+          <w:sz w:val="24"/>
+          <w:szCs w:val="24"/>
+        </w:rPr>
+        <w:t xml:space="preserve">programming </w:t>
+      </w:r>
+      <w:r>
+        <w:rPr>
+          <w:rFonts w:ascii="Times New Roman" w:hAnsi="Times New Roman" w:cs="Times New Roman"/>
+          <w:sz w:val="24"/>
+          <w:szCs w:val="24"/>
+        </w:rPr>
+        <w:t>language chosen was Java</w:t>
+      </w:r>
+      <w:r>
+        <w:rPr>
+          <w:rFonts w:ascii="Times New Roman" w:hAnsi="Times New Roman" w:cs="Times New Roman"/>
+          <w:sz w:val="24"/>
+          <w:szCs w:val="24"/>
+        </w:rPr>
+        <w:t xml:space="preserve">, despite Kotlin being the official recommended language by Android. This choice was motivated by its Object-Oriented design, suitable for implementing the application’s core features and by my familiarity with it, being one of the studied languages in university. </w:t>
+      </w:r>
+    </w:p>
+    <w:p>
+      <w:pPr>
+        <w:tabs>
+          <w:tab w:val="left" w:pos="1624"/>
+        </w:tabs>
+        <w:spacing w:line="360" w:lineRule="auto"/>
+        <w:rPr>
+          <w:rFonts w:ascii="Times New Roman" w:hAnsi="Times New Roman" w:cs="Times New Roman"/>
+          <w:b/>
+          <w:bCs/>
+          <w:sz w:val="24"/>
+          <w:szCs w:val="24"/>
+        </w:rPr>
+      </w:pPr>
+      <w:r>
+        <w:rPr>
+          <w:rFonts w:ascii="Times New Roman" w:hAnsi="Times New Roman" w:cs="Times New Roman"/>
+          <w:b/>
+          <w:bCs/>
+          <w:sz w:val="24"/>
+          <w:szCs w:val="24"/>
+        </w:rPr>
+        <w:t>Version control</w:t>
+      </w:r>
+    </w:p>
+    <w:p>
+      <w:pPr>
+        <w:tabs>
+          <w:tab w:val="left" w:pos="1624"/>
+        </w:tabs>
+        <w:spacing w:line="360" w:lineRule="auto"/>
+        <w:rPr>
+          <w:rFonts w:ascii="Times New Roman" w:hAnsi="Times New Roman" w:cs="Times New Roman"/>
+          <w:sz w:val="24"/>
+          <w:szCs w:val="24"/>
+        </w:rPr>
+      </w:pPr>
+      <w:r>
+        <w:rPr>
+          <w:rFonts w:ascii="Times New Roman" w:hAnsi="Times New Roman" w:cs="Times New Roman"/>
+          <w:sz w:val="24"/>
+          <w:szCs w:val="24"/>
+        </w:rPr>
+        <w:tab/>
+      </w:r>
+      <w:r>
+        <w:rPr>
+          <w:rFonts w:ascii="Times New Roman" w:hAnsi="Times New Roman" w:cs="Times New Roman"/>
+          <w:sz w:val="24"/>
+          <w:szCs w:val="24"/>
+        </w:rPr>
+        <w:t>Another helpful tool I chose for this project is Git, released in 2005 by Linus Torvalds, initially build for version control of the Linux kernel. This helped me manage the source code by tracking every change done to the application. The development process became safer, especially through the ability to revert the project to a previous state whenever new modifications generated errors or unexpected behaviour. In addition to this, I also used GitHub to upload the source code to a remote repository.</w:t>
+      </w:r>
+    </w:p>
+    <w:p>
+      <w:pPr>
+        <w:tabs>
+          <w:tab w:val="left" w:pos="1624"/>
+        </w:tabs>
+        <w:spacing w:line="360" w:lineRule="auto"/>
+        <w:rPr>
+          <w:rFonts w:ascii="Times New Roman" w:hAnsi="Times New Roman" w:cs="Times New Roman"/>
+          <w:sz w:val="24"/>
+          <w:szCs w:val="24"/>
+        </w:rPr>
+      </w:pPr>
+      <w:r>
+        <w:rPr>
+          <w:rFonts w:ascii="Times New Roman" w:hAnsi="Times New Roman" w:cs="Times New Roman"/>
+          <w:sz w:val="24"/>
+          <w:szCs w:val="24"/>
+        </w:rPr>
+        <w:tab/>
+      </w:r>
+      <w:r>
+        <w:rPr>
+          <w:rFonts w:ascii="Times New Roman" w:hAnsi="Times New Roman" w:cs="Times New Roman"/>
+          <w:sz w:val="24"/>
+          <w:szCs w:val="24"/>
+        </w:rPr>
+        <w:t>For the user login process, the application uses Firebase Authentication</w:t>
+      </w:r>
+      <w:sdt>
+        <w:sdtPr>
+          <w:rPr>
+            <w:rFonts w:ascii="Times New Roman" w:hAnsi="Times New Roman" w:cs="Times New Roman"/>
+            <w:sz w:val="24"/>
+            <w:szCs w:val="24"/>
+          </w:rPr>
+          <w:id w:val="2132440880"/>
+          <w:citation/>
+        </w:sdtPr>
+        <w:sdtContent>
+          <w:r>
+            <w:rPr>
+              <w:rFonts w:ascii="Times New Roman" w:hAnsi="Times New Roman" w:cs="Times New Roman"/>
+              <w:sz w:val="24"/>
+              <w:szCs w:val="24"/>
+            </w:rPr>
+            <w:fldChar w:fldCharType="begin"/>
+          </w:r>
+          <w:r>
+            <w:rPr>
+              <w:rFonts w:ascii="Times New Roman" w:hAnsi="Times New Roman" w:cs="Times New Roman"/>
+              <w:sz w:val="24"/>
+              <w:szCs w:val="24"/>
+              <w:lang w:val="en-US"/>
+            </w:rPr>
+            <w:instrText xml:space="preserve"> CITATION firebase \l 1033 </w:instrText>
+          </w:r>
+          <w:r>
+            <w:rPr>
+              <w:rFonts w:ascii="Times New Roman" w:hAnsi="Times New Roman" w:cs="Times New Roman"/>
+              <w:sz w:val="24"/>
+              <w:szCs w:val="24"/>
+            </w:rPr>
+            <w:fldChar w:fldCharType="separate"/>
+          </w:r>
+          <w:r>
+            <w:rPr>
+              <w:rFonts w:ascii="Times New Roman" w:hAnsi="Times New Roman" w:cs="Times New Roman"/>
+              <w:noProof/>
+              <w:sz w:val="24"/>
+              <w:szCs w:val="24"/>
+              <w:lang w:val="en-US"/>
+            </w:rPr>
+            <w:t xml:space="preserve"> </w:t>
+          </w:r>
+          <w:r>
+            <w:rPr>
+              <w:rFonts w:ascii="Times New Roman" w:hAnsi="Times New Roman" w:cs="Times New Roman"/>
+              <w:noProof/>
+              <w:sz w:val="24"/>
+              <w:szCs w:val="24"/>
+              <w:lang w:val="en-US"/>
+            </w:rPr>
+            <w:t>[17]</w:t>
+          </w:r>
+          <w:r>
+            <w:rPr>
+              <w:rFonts w:ascii="Times New Roman" w:hAnsi="Times New Roman" w:cs="Times New Roman"/>
+              <w:sz w:val="24"/>
+              <w:szCs w:val="24"/>
+            </w:rPr>
+            <w:fldChar w:fldCharType="end"/>
+          </w:r>
+        </w:sdtContent>
+      </w:sdt>
+      <w:r>
+        <w:rPr>
+          <w:rFonts w:ascii="Times New Roman" w:hAnsi="Times New Roman" w:cs="Times New Roman"/>
+          <w:sz w:val="24"/>
+          <w:szCs w:val="24"/>
+        </w:rPr>
+        <w:t>, a cloud-based service provided by Google. This provides secure credential management, while reducing the development phase.</w:t>
+      </w:r>
+    </w:p>
+    <w:p>
+      <w:pPr>
+        <w:tabs>
+          <w:tab w:val="left" w:pos="1624"/>
+        </w:tabs>
+        <w:spacing w:line="360" w:lineRule="auto"/>
+        <w:rPr>
+          <w:rFonts w:ascii="Times New Roman" w:hAnsi="Times New Roman" w:cs="Times New Roman"/>
+          <w:sz w:val="24"/>
+          <w:szCs w:val="24"/>
+        </w:rPr>
+      </w:pPr>
+      <w:r>
+        <w:rPr>
+          <w:rFonts w:ascii="Times New Roman" w:hAnsi="Times New Roman" w:cs="Times New Roman"/>
+          <w:sz w:val="24"/>
+          <w:szCs w:val="24"/>
+        </w:rPr>
+        <w:tab/>
+      </w:r>
+      <w:r>
+        <w:rPr>
+          <w:rFonts w:ascii="Times New Roman" w:hAnsi="Times New Roman" w:cs="Times New Roman"/>
+          <w:sz w:val="24"/>
+          <w:szCs w:val="24"/>
+        </w:rPr>
+        <w:t xml:space="preserve">The data persistence architecture was built through the Room Persistence Library, which provides an abstraction layer over SQLite databases. The three main components </w:t>
+      </w:r>
+      <w:r>
+        <w:rPr>
+          <w:rFonts w:ascii="Times New Roman" w:hAnsi="Times New Roman" w:cs="Times New Roman"/>
           <w:sz w:val="24"/>
           <w:szCs w:val="24"/>
         </w:rPr>
         <w:lastRenderedPageBreak/>
-        <w:t>PROCESS PRIORITY</w:t>
-      </w:r>
-    </w:p>
-    <w:p>
-      <w:pPr>
-        <w:tabs>
-          <w:tab w:val="left" w:pos="1624"/>
-        </w:tabs>
-        <w:spacing w:line="360" w:lineRule="auto"/>
-        <w:rPr>
-          <w:rFonts w:ascii="Times New Roman" w:hAnsi="Times New Roman" w:cs="Times New Roman"/>
-          <w:sz w:val="24"/>
-          <w:szCs w:val="24"/>
-        </w:rPr>
-      </w:pPr>
+        <w:t>of this architecture are the database, which is the primary access point for the app’s persisted data, the entities and the Data Access Objects (DAO), classes annotated with @Dao which contain methods for accessing the database. For the instantiation of the database the Singleton Pattern was implemented, a creational design pattern which in this context restricts the instantiation to a single, globally accessible object. This was done because instantiating a database is one of the most expensive operations in a mobile app, involving memory allocation and thread coordination. The database repository manages all DAOs, bridging the gap between the application logic and the database. For reading the database, this repository uses LiveData, which is an observable that automatically notifies the user interface when there are changes to the database, for example, when a new trip is created and inserted into the database. On the other hand, writing operations (for example: INSERT, UPDATE, DELETE) are done on a background thread through an ExecutorService, preventing these operations from blocking the User Interface thread.</w:t>
+      </w:r>
+    </w:p>
+    <w:p>
+      <w:pPr>
+        <w:tabs>
+          <w:tab w:val="left" w:pos="1624"/>
+        </w:tabs>
+        <w:spacing w:line="360" w:lineRule="auto"/>
+        <w:rPr>
+          <w:rFonts w:ascii="Times New Roman" w:hAnsi="Times New Roman" w:cs="Times New Roman"/>
+          <w:sz w:val="24"/>
+          <w:szCs w:val="24"/>
+        </w:rPr>
+      </w:pPr>
+      <w:r>
+        <w:rPr>
+          <w:rFonts w:ascii="Times New Roman" w:hAnsi="Times New Roman" w:cs="Times New Roman"/>
+          <w:sz w:val="24"/>
+          <w:szCs w:val="24"/>
+        </w:rPr>
+        <w:tab/>
+      </w:r>
+      <w:r>
+        <w:rPr>
+          <w:rFonts w:ascii="Times New Roman" w:hAnsi="Times New Roman" w:cs="Times New Roman"/>
+          <w:sz w:val="24"/>
+          <w:szCs w:val="24"/>
+        </w:rPr>
+        <w:t>To</w:t>
+      </w:r>
+      <w:r>
+        <w:rPr>
+          <w:rFonts w:ascii="Times New Roman" w:hAnsi="Times New Roman" w:cs="Times New Roman"/>
+          <w:sz w:val="24"/>
+          <w:szCs w:val="24"/>
+        </w:rPr>
+        <w:t xml:space="preserve"> represent the geographic data visually, the application implements the Google Static Maps API, which inserts a non-interactive image directly into the app via standard HTTP requests. The security of the key was done through the Google Cloud Console, restricting it to the specific application package to prevent non-authorized usage.</w:t>
+      </w:r>
+    </w:p>
+    <w:p>
+      <w:pPr>
+        <w:tabs>
+          <w:tab w:val="left" w:pos="1624"/>
+        </w:tabs>
+        <w:spacing w:line="360" w:lineRule="auto"/>
+        <w:rPr>
+          <w:rFonts w:ascii="Times New Roman" w:hAnsi="Times New Roman" w:cs="Times New Roman"/>
+          <w:sz w:val="24"/>
+          <w:szCs w:val="24"/>
+        </w:rPr>
+      </w:pPr>
+      <w:r>
+        <w:rPr>
+          <w:rFonts w:ascii="Times New Roman" w:hAnsi="Times New Roman" w:cs="Times New Roman"/>
+          <w:sz w:val="24"/>
+          <w:szCs w:val="24"/>
+        </w:rPr>
+        <w:tab/>
+      </w:r>
+      <w:r>
+        <w:rPr>
+          <w:rFonts w:ascii="Times New Roman" w:hAnsi="Times New Roman" w:cs="Times New Roman"/>
+          <w:sz w:val="24"/>
+          <w:szCs w:val="24"/>
+        </w:rPr>
+        <w:t>For the automation of the landmark checklist, the application communicates with Overpass API</w:t>
+      </w:r>
+      <w:sdt>
+        <w:sdtPr>
+          <w:rPr>
+            <w:rFonts w:ascii="Times New Roman" w:hAnsi="Times New Roman" w:cs="Times New Roman"/>
+            <w:sz w:val="24"/>
+            <w:szCs w:val="24"/>
+          </w:rPr>
+          <w:id w:val="-558169193"/>
+          <w:citation/>
+        </w:sdtPr>
+        <w:sdtContent>
+          <w:r>
+            <w:rPr>
+              <w:rFonts w:ascii="Times New Roman" w:hAnsi="Times New Roman" w:cs="Times New Roman"/>
+              <w:sz w:val="24"/>
+              <w:szCs w:val="24"/>
+            </w:rPr>
+            <w:fldChar w:fldCharType="begin"/>
+          </w:r>
+          <w:r>
+            <w:rPr>
+              <w:rFonts w:ascii="Times New Roman" w:hAnsi="Times New Roman" w:cs="Times New Roman"/>
+              <w:sz w:val="24"/>
+              <w:szCs w:val="24"/>
+              <w:lang w:val="en-US"/>
+            </w:rPr>
+            <w:instrText xml:space="preserve"> CITATION overpass \l 1033 </w:instrText>
+          </w:r>
+          <w:r>
+            <w:rPr>
+              <w:rFonts w:ascii="Times New Roman" w:hAnsi="Times New Roman" w:cs="Times New Roman"/>
+              <w:sz w:val="24"/>
+              <w:szCs w:val="24"/>
+            </w:rPr>
+            <w:fldChar w:fldCharType="separate"/>
+          </w:r>
+          <w:r>
+            <w:rPr>
+              <w:rFonts w:ascii="Times New Roman" w:hAnsi="Times New Roman" w:cs="Times New Roman"/>
+              <w:noProof/>
+              <w:sz w:val="24"/>
+              <w:szCs w:val="24"/>
+              <w:lang w:val="en-US"/>
+            </w:rPr>
+            <w:t xml:space="preserve"> </w:t>
+          </w:r>
+          <w:r>
+            <w:rPr>
+              <w:rFonts w:ascii="Times New Roman" w:hAnsi="Times New Roman" w:cs="Times New Roman"/>
+              <w:noProof/>
+              <w:sz w:val="24"/>
+              <w:szCs w:val="24"/>
+              <w:lang w:val="en-US"/>
+            </w:rPr>
+            <w:t>[18]</w:t>
+          </w:r>
+          <w:r>
+            <w:rPr>
+              <w:rFonts w:ascii="Times New Roman" w:hAnsi="Times New Roman" w:cs="Times New Roman"/>
+              <w:sz w:val="24"/>
+              <w:szCs w:val="24"/>
+            </w:rPr>
+            <w:fldChar w:fldCharType="end"/>
+          </w:r>
+        </w:sdtContent>
+      </w:sdt>
+      <w:r>
+        <w:rPr>
+          <w:rFonts w:ascii="Times New Roman" w:hAnsi="Times New Roman" w:cs="Times New Roman"/>
+          <w:sz w:val="24"/>
+          <w:szCs w:val="24"/>
+        </w:rPr>
+        <w:t>, which transforms user input data into exact geographic coordinates, through an asynchronous network query, which filters nodes, ways and relations mapped with their English name and indexed in the web repository Wikidata.</w:t>
+      </w:r>
+      <w:r>
+        <w:rPr>
+          <w:rFonts w:ascii="Times New Roman" w:hAnsi="Times New Roman" w:cs="Times New Roman"/>
+          <w:sz w:val="24"/>
+          <w:szCs w:val="24"/>
+        </w:rPr>
+        <w:t xml:space="preserve"> This process is done entirely on a background</w:t>
+      </w:r>
+      <w:r>
+        <w:rPr>
+          <w:rFonts w:ascii="Times New Roman" w:hAnsi="Times New Roman" w:cs="Times New Roman"/>
+          <w:sz w:val="24"/>
+          <w:szCs w:val="24"/>
+        </w:rPr>
+        <w:t xml:space="preserve"> thread</w:t>
+      </w:r>
+      <w:r>
+        <w:rPr>
+          <w:rFonts w:ascii="Times New Roman" w:hAnsi="Times New Roman" w:cs="Times New Roman"/>
+          <w:sz w:val="24"/>
+          <w:szCs w:val="24"/>
+        </w:rPr>
+        <w:t>, isolating the network processing overhead from the user interface operations (Main UI Thread).</w:t>
+      </w:r>
+    </w:p>
+    <w:p>
+      <w:pPr>
+        <w:tabs>
+          <w:tab w:val="left" w:pos="1624"/>
+        </w:tabs>
+        <w:spacing w:line="360" w:lineRule="auto"/>
+        <w:rPr>
+          <w:rFonts w:ascii="Times New Roman" w:hAnsi="Times New Roman" w:cs="Times New Roman"/>
+          <w:b/>
+          <w:bCs/>
+          <w:sz w:val="24"/>
+          <w:szCs w:val="24"/>
+        </w:rPr>
+      </w:pPr>
+      <w:r>
+        <w:rPr>
+          <w:rFonts w:ascii="Times New Roman" w:hAnsi="Times New Roman" w:cs="Times New Roman"/>
+          <w:b/>
+          <w:bCs/>
+          <w:sz w:val="24"/>
+          <w:szCs w:val="24"/>
+        </w:rPr>
+        <w:t>Process Priority</w:t>
+      </w:r>
+    </w:p>
+    <w:p>
+      <w:pPr>
+        <w:tabs>
+          <w:tab w:val="left" w:pos="1624"/>
+        </w:tabs>
+        <w:spacing w:line="360" w:lineRule="auto"/>
+        <w:rPr>
+          <w:rFonts w:ascii="Times New Roman" w:hAnsi="Times New Roman" w:cs="Times New Roman"/>
+          <w:sz w:val="24"/>
+          <w:szCs w:val="24"/>
+        </w:rPr>
+      </w:pPr>
+      <w:r>
+        <w:rPr>
+          <w:rFonts w:ascii="Times New Roman" w:hAnsi="Times New Roman" w:cs="Times New Roman"/>
+          <w:sz w:val="24"/>
+          <w:szCs w:val="24"/>
+        </w:rPr>
+        <w:tab/>
+      </w:r>
       <w:r>
         <w:rPr>
           <w:rFonts w:ascii="Times New Roman" w:hAnsi="Times New Roman" w:cs="Times New Roman"/>
@@ -5758,15 +6689,172 @@
           <w:sz w:val="24"/>
           <w:szCs w:val="24"/>
         </w:rPr>
-        <w:t xml:space="preserve">or Bound. Despite the intuitive definition, a service does not run on a different thread unless explicitly told to do so. </w:t>
-      </w:r>
-      <w:r>
-        <w:rPr>
-          <w:rFonts w:ascii="Times New Roman" w:hAnsi="Times New Roman" w:cs="Times New Roman"/>
-          <w:sz w:val="24"/>
-          <w:szCs w:val="24"/>
-        </w:rPr>
-        <w:t>From the Linux Kernel perspective, these services are organized into a strict hierarchy. Classic Background services have a low priority, meaning that whenever the device deals with low memory, the Low Memory Killer scans these processes and targets the least important ones, terminating these background services.</w:t>
+        <w:t>or Bound</w:t>
+      </w:r>
+      <w:sdt>
+        <w:sdtPr>
+          <w:rPr>
+            <w:rFonts w:ascii="Times New Roman" w:hAnsi="Times New Roman" w:cs="Times New Roman"/>
+            <w:sz w:val="24"/>
+            <w:szCs w:val="24"/>
+          </w:rPr>
+          <w:id w:val="781079433"/>
+          <w:citation/>
+        </w:sdtPr>
+        <w:sdtContent>
+          <w:r>
+            <w:rPr>
+              <w:rFonts w:ascii="Times New Roman" w:hAnsi="Times New Roman" w:cs="Times New Roman"/>
+              <w:sz w:val="24"/>
+              <w:szCs w:val="24"/>
+            </w:rPr>
+            <w:fldChar w:fldCharType="begin"/>
+          </w:r>
+          <w:r>
+            <w:rPr>
+              <w:rFonts w:ascii="Times New Roman" w:hAnsi="Times New Roman" w:cs="Times New Roman"/>
+              <w:sz w:val="24"/>
+              <w:szCs w:val="24"/>
+              <w:lang w:val="en-US"/>
+            </w:rPr>
+            <w:instrText xml:space="preserve"> CITATION androidService \l 1033 </w:instrText>
+          </w:r>
+          <w:r>
+            <w:rPr>
+              <w:rFonts w:ascii="Times New Roman" w:hAnsi="Times New Roman" w:cs="Times New Roman"/>
+              <w:sz w:val="24"/>
+              <w:szCs w:val="24"/>
+            </w:rPr>
+            <w:fldChar w:fldCharType="separate"/>
+          </w:r>
+          <w:r>
+            <w:rPr>
+              <w:rFonts w:ascii="Times New Roman" w:hAnsi="Times New Roman" w:cs="Times New Roman"/>
+              <w:noProof/>
+              <w:sz w:val="24"/>
+              <w:szCs w:val="24"/>
+              <w:lang w:val="en-US"/>
+            </w:rPr>
+            <w:t xml:space="preserve"> </w:t>
+          </w:r>
+          <w:r>
+            <w:rPr>
+              <w:rFonts w:ascii="Times New Roman" w:hAnsi="Times New Roman" w:cs="Times New Roman"/>
+              <w:noProof/>
+              <w:sz w:val="24"/>
+              <w:szCs w:val="24"/>
+              <w:lang w:val="en-US"/>
+            </w:rPr>
+            <w:t>[19]</w:t>
+          </w:r>
+          <w:r>
+            <w:rPr>
+              <w:rFonts w:ascii="Times New Roman" w:hAnsi="Times New Roman" w:cs="Times New Roman"/>
+              <w:sz w:val="24"/>
+              <w:szCs w:val="24"/>
+            </w:rPr>
+            <w:fldChar w:fldCharType="end"/>
+          </w:r>
+        </w:sdtContent>
+      </w:sdt>
+      <w:r>
+        <w:rPr>
+          <w:rFonts w:ascii="Times New Roman" w:hAnsi="Times New Roman" w:cs="Times New Roman"/>
+          <w:sz w:val="24"/>
+          <w:szCs w:val="24"/>
+        </w:rPr>
+        <w:t xml:space="preserve">. Despite the intuitive definition, a service does not run on a different thread unless explicitly told to do so. </w:t>
+      </w:r>
+      <w:r>
+        <w:rPr>
+          <w:rFonts w:ascii="Times New Roman" w:hAnsi="Times New Roman" w:cs="Times New Roman"/>
+          <w:sz w:val="24"/>
+          <w:szCs w:val="24"/>
+        </w:rPr>
+        <w:t xml:space="preserve">From the Linux Kernel perspective, these services are organized into a strict hierarchy. Classic Background services have a low priority, meaning that whenever the device deals with low memory, the Low Memory </w:t>
+      </w:r>
+      <w:r>
+        <w:rPr>
+          <w:rFonts w:ascii="Times New Roman" w:hAnsi="Times New Roman" w:cs="Times New Roman"/>
+          <w:sz w:val="24"/>
+          <w:szCs w:val="24"/>
+        </w:rPr>
+        <w:lastRenderedPageBreak/>
+        <w:t>Killer</w:t>
+      </w:r>
+      <w:sdt>
+        <w:sdtPr>
+          <w:rPr>
+            <w:rFonts w:ascii="Times New Roman" w:hAnsi="Times New Roman" w:cs="Times New Roman"/>
+            <w:sz w:val="24"/>
+            <w:szCs w:val="24"/>
+          </w:rPr>
+          <w:id w:val="2125569406"/>
+          <w:citation/>
+        </w:sdtPr>
+        <w:sdtContent>
+          <w:r>
+            <w:rPr>
+              <w:rFonts w:ascii="Times New Roman" w:hAnsi="Times New Roman" w:cs="Times New Roman"/>
+              <w:sz w:val="24"/>
+              <w:szCs w:val="24"/>
+            </w:rPr>
+            <w:fldChar w:fldCharType="begin"/>
+          </w:r>
+          <w:r>
+            <w:rPr>
+              <w:rFonts w:ascii="Times New Roman" w:hAnsi="Times New Roman" w:cs="Times New Roman"/>
+              <w:sz w:val="24"/>
+              <w:szCs w:val="24"/>
+              <w:lang w:val="en-US"/>
+            </w:rPr>
+            <w:instrText xml:space="preserve"> CITATION LMK \l 1033 </w:instrText>
+          </w:r>
+          <w:r>
+            <w:rPr>
+              <w:rFonts w:ascii="Times New Roman" w:hAnsi="Times New Roman" w:cs="Times New Roman"/>
+              <w:sz w:val="24"/>
+              <w:szCs w:val="24"/>
+            </w:rPr>
+            <w:fldChar w:fldCharType="separate"/>
+          </w:r>
+          <w:r>
+            <w:rPr>
+              <w:rFonts w:ascii="Times New Roman" w:hAnsi="Times New Roman" w:cs="Times New Roman"/>
+              <w:noProof/>
+              <w:sz w:val="24"/>
+              <w:szCs w:val="24"/>
+              <w:lang w:val="en-US"/>
+            </w:rPr>
+            <w:t xml:space="preserve"> </w:t>
+          </w:r>
+          <w:r>
+            <w:rPr>
+              <w:rFonts w:ascii="Times New Roman" w:hAnsi="Times New Roman" w:cs="Times New Roman"/>
+              <w:noProof/>
+              <w:sz w:val="24"/>
+              <w:szCs w:val="24"/>
+              <w:lang w:val="en-US"/>
+            </w:rPr>
+            <w:t>[20]</w:t>
+          </w:r>
+          <w:r>
+            <w:rPr>
+              <w:rFonts w:ascii="Times New Roman" w:hAnsi="Times New Roman" w:cs="Times New Roman"/>
+              <w:sz w:val="24"/>
+              <w:szCs w:val="24"/>
+            </w:rPr>
+            <w:fldChar w:fldCharType="end"/>
+          </w:r>
+        </w:sdtContent>
+      </w:sdt>
+      <w:r>
+        <w:rPr>
+          <w:rFonts w:ascii="Times New Roman" w:hAnsi="Times New Roman" w:cs="Times New Roman"/>
+          <w:sz w:val="24"/>
+          <w:szCs w:val="24"/>
+        </w:rPr>
+        <w:t xml:space="preserve"> scans these processes and targets the least important ones, terminating these background services.</w:t>
       </w:r>
       <w:r>
         <w:rPr>
@@ -6013,16 +7101,7 @@
           <w:sz w:val="24"/>
           <w:szCs w:val="24"/>
         </w:rPr>
-        <w:t xml:space="preserve">Another feature of the application which tries to ensure the continuity of the service is the implementation of Shared Preferences, which is a way of storing in a file low </w:t>
-      </w:r>
-      <w:r>
-        <w:rPr>
-          <w:rFonts w:ascii="Times New Roman" w:hAnsi="Times New Roman" w:cs="Times New Roman"/>
-          <w:sz w:val="24"/>
-          <w:szCs w:val="24"/>
-        </w:rPr>
-        <w:lastRenderedPageBreak/>
-        <w:t>amount of data in key-value pairs. By using this API</w:t>
+        <w:t>Another feature of the application which tries to ensure the continuity of the service is the implementation of Shared Preferences, which is a way of storing in a file low amount of data in key-value pairs. By using this API</w:t>
       </w:r>
       <w:r>
         <w:rPr>
@@ -6084,7 +7163,18 @@
           <w:sz w:val="24"/>
           <w:szCs w:val="24"/>
         </w:rPr>
-        <w:t>MVMV</w:t>
+        <w:lastRenderedPageBreak/>
+        <w:t>MVV</w:t>
+      </w:r>
+      <w:r>
+        <w:rPr>
+          <w:rFonts w:ascii="Times New Roman" w:hAnsi="Times New Roman" w:cs="Times New Roman"/>
+          <w:b/>
+          <w:bCs/>
+          <w:sz w:val="24"/>
+          <w:szCs w:val="24"/>
+        </w:rPr>
+        <w:t>M</w:t>
       </w:r>
     </w:p>
     <w:p>
@@ -6197,6 +7287,59 @@
           <w:szCs w:val="24"/>
         </w:rPr>
       </w:pPr>
+      <w:r>
+        <w:rPr>
+          <w:rFonts w:ascii="Times New Roman" w:hAnsi="Times New Roman" w:cs="Times New Roman"/>
+          <w:sz w:val="24"/>
+          <w:szCs w:val="24"/>
+        </w:rPr>
+        <w:tab/>
+      </w:r>
+      <w:r>
+        <w:rPr>
+          <w:rFonts w:ascii="Times New Roman" w:hAnsi="Times New Roman" w:cs="Times New Roman"/>
+          <w:sz w:val="24"/>
+          <w:szCs w:val="24"/>
+        </w:rPr>
+        <w:t xml:space="preserve">The Model-View-ViewModel Architecture refers to the separation of the user interface and the </w:t>
+      </w:r>
+      <w:r>
+        <w:rPr>
+          <w:rFonts w:ascii="Times New Roman" w:hAnsi="Times New Roman" w:cs="Times New Roman"/>
+          <w:sz w:val="24"/>
+          <w:szCs w:val="24"/>
+        </w:rPr>
+        <w:t>data persistence layer, creating a connector between the two. The Model represents the data storing logic behind the system, the View represents the screen which the user interacts with, and the ViewModel is the bridge between the two, exposing the data to the View, and updating the Model if it is the case.</w:t>
+      </w:r>
+    </w:p>
+    <w:p>
+      <w:pPr>
+        <w:tabs>
+          <w:tab w:val="left" w:pos="1624"/>
+        </w:tabs>
+        <w:spacing w:line="360" w:lineRule="auto"/>
+        <w:rPr>
+          <w:rFonts w:ascii="Times New Roman" w:hAnsi="Times New Roman" w:cs="Times New Roman"/>
+          <w:sz w:val="24"/>
+          <w:szCs w:val="24"/>
+        </w:rPr>
+      </w:pPr>
+      <w:r>
+        <w:rPr>
+          <w:rFonts w:ascii="Times New Roman" w:hAnsi="Times New Roman" w:cs="Times New Roman"/>
+          <w:sz w:val="24"/>
+          <w:szCs w:val="24"/>
+        </w:rPr>
+        <w:t xml:space="preserve">In this application, this architecture was implemented to allow the two main activities to focus on rendering data to the user, without having to fetch data and manage it. This was designated to two ViewModels, highlighting the fact that </w:t>
+      </w:r>
+      <w:r>
+        <w:rPr>
+          <w:rFonts w:ascii="Times New Roman" w:hAnsi="Times New Roman" w:cs="Times New Roman"/>
+          <w:sz w:val="24"/>
+          <w:szCs w:val="24"/>
+        </w:rPr>
+        <w:t>the user interface layer does not request data, instead it responds to changes generated by the contract.</w:t>
+      </w:r>
     </w:p>
     <w:p>
       <w:pPr>
@@ -6298,123 +7441,28 @@
     </w:p>
     <w:p>
       <w:pPr>
-        <w:tabs>
-          <w:tab w:val="left" w:pos="1624"/>
-        </w:tabs>
-        <w:spacing w:line="360" w:lineRule="auto"/>
-        <w:ind w:left="360"/>
-        <w:rPr>
-          <w:rFonts w:ascii="Times New Roman" w:hAnsi="Times New Roman" w:cs="Times New Roman"/>
-          <w:sz w:val="24"/>
-          <w:szCs w:val="24"/>
-        </w:rPr>
-      </w:pPr>
-    </w:p>
-    <w:p>
-      <w:pPr>
-        <w:tabs>
-          <w:tab w:val="left" w:pos="1624"/>
-        </w:tabs>
-        <w:spacing w:line="360" w:lineRule="auto"/>
-        <w:ind w:left="360"/>
-        <w:rPr>
-          <w:rFonts w:ascii="Times New Roman" w:hAnsi="Times New Roman" w:cs="Times New Roman"/>
-          <w:sz w:val="24"/>
-          <w:szCs w:val="24"/>
-        </w:rPr>
-      </w:pPr>
-    </w:p>
-    <w:p>
-      <w:pPr>
-        <w:tabs>
-          <w:tab w:val="left" w:pos="1624"/>
-        </w:tabs>
-        <w:spacing w:line="360" w:lineRule="auto"/>
-        <w:ind w:left="360"/>
-        <w:rPr>
-          <w:rFonts w:ascii="Times New Roman" w:hAnsi="Times New Roman" w:cs="Times New Roman"/>
-          <w:sz w:val="24"/>
-          <w:szCs w:val="24"/>
-        </w:rPr>
-      </w:pPr>
-    </w:p>
-    <w:p>
-      <w:pPr>
-        <w:tabs>
-          <w:tab w:val="left" w:pos="1624"/>
-        </w:tabs>
-        <w:spacing w:line="360" w:lineRule="auto"/>
-        <w:ind w:left="360"/>
-        <w:rPr>
-          <w:rFonts w:ascii="Times New Roman" w:hAnsi="Times New Roman" w:cs="Times New Roman"/>
-          <w:sz w:val="24"/>
-          <w:szCs w:val="24"/>
-        </w:rPr>
-      </w:pPr>
-    </w:p>
-    <w:p>
-      <w:pPr>
-        <w:tabs>
-          <w:tab w:val="left" w:pos="1624"/>
-        </w:tabs>
-        <w:spacing w:line="360" w:lineRule="auto"/>
-        <w:ind w:left="360"/>
-        <w:rPr>
-          <w:rFonts w:ascii="Times New Roman" w:hAnsi="Times New Roman" w:cs="Times New Roman"/>
-          <w:sz w:val="24"/>
-          <w:szCs w:val="24"/>
-        </w:rPr>
-      </w:pPr>
-    </w:p>
-    <w:p>
-      <w:pPr>
-        <w:tabs>
-          <w:tab w:val="left" w:pos="1624"/>
-        </w:tabs>
-        <w:spacing w:line="360" w:lineRule="auto"/>
-        <w:ind w:left="360"/>
-        <w:rPr>
-          <w:rFonts w:ascii="Times New Roman" w:hAnsi="Times New Roman" w:cs="Times New Roman"/>
-          <w:sz w:val="24"/>
-          <w:szCs w:val="24"/>
-        </w:rPr>
-      </w:pPr>
-    </w:p>
-    <w:p>
-      <w:pPr>
-        <w:tabs>
-          <w:tab w:val="left" w:pos="1624"/>
-        </w:tabs>
-        <w:spacing w:line="360" w:lineRule="auto"/>
-        <w:ind w:left="360"/>
-        <w:rPr>
-          <w:rFonts w:ascii="Times New Roman" w:hAnsi="Times New Roman" w:cs="Times New Roman"/>
-          <w:sz w:val="24"/>
-          <w:szCs w:val="24"/>
-        </w:rPr>
-      </w:pPr>
-    </w:p>
-    <w:p/>
-    <w:p>
-      <w:pPr>
-        <w:pStyle w:val="Title"/>
+        <w:pStyle w:val="Heading1"/>
         <w:jc w:val="center"/>
         <w:rPr>
           <w:rFonts w:ascii="Times New Roman" w:hAnsi="Times New Roman" w:cs="Times New Roman"/>
           <w:b/>
           <w:bCs/>
+          <w:color w:val="000000" w:themeColor="text1"/>
           <w:sz w:val="28"/>
           <w:szCs w:val="28"/>
         </w:rPr>
       </w:pPr>
+      <w:bookmarkStart w:id="3" w:name="_Toc231158799"/>
       <w:r>
         <w:rPr>
           <w:rFonts w:ascii="Times New Roman" w:hAnsi="Times New Roman" w:cs="Times New Roman"/>
           <w:b/>
           <w:bCs/>
+          <w:color w:val="000000" w:themeColor="text1"/>
           <w:sz w:val="28"/>
           <w:szCs w:val="28"/>
         </w:rPr>
+        <w:lastRenderedPageBreak/>
         <w:t xml:space="preserve">CHAPTER IV. </w:t>
       </w:r>
       <w:r>
@@ -6422,6 +7470,7 @@
           <w:rFonts w:ascii="Times New Roman" w:hAnsi="Times New Roman" w:cs="Times New Roman"/>
           <w:b/>
           <w:bCs/>
+          <w:color w:val="000000" w:themeColor="text1"/>
           <w:sz w:val="28"/>
           <w:szCs w:val="28"/>
         </w:rPr>
@@ -6432,11 +7481,13 @@
           <w:rFonts w:ascii="Times New Roman" w:hAnsi="Times New Roman" w:cs="Times New Roman"/>
           <w:b/>
           <w:bCs/>
+          <w:color w:val="000000" w:themeColor="text1"/>
           <w:sz w:val="28"/>
           <w:szCs w:val="28"/>
         </w:rPr>
         <w:t xml:space="preserve"> ARCHITECTURE</w:t>
       </w:r>
+      <w:bookmarkEnd w:id="3"/>
     </w:p>
     <w:p>
       <w:pPr>
@@ -6608,8 +7659,61 @@
           <w:sz w:val="24"/>
           <w:szCs w:val="24"/>
         </w:rPr>
-        <w:t xml:space="preserve">The application’s service can be configured to run indefinitely, until the user manually stops it, or run during the predefined dates that the user chooses. If the configuration is </w:t>
-      </w:r>
+        <w:t xml:space="preserve">The application’s service can be configured to run indefinitely, until the user manually stops it, or run during the predefined dates that the user chooses. If the configuration is predefined, </w:t>
+      </w:r>
+      <w:r>
+        <w:rPr>
+          <w:rFonts w:ascii="Times New Roman" w:hAnsi="Times New Roman" w:cs="Times New Roman"/>
+          <w:sz w:val="24"/>
+          <w:szCs w:val="24"/>
+        </w:rPr>
+        <w:t>then the user has the possibility to receive a list of recommended places they can visit each day, based on the city that they provide when configuring the service.</w:t>
+      </w:r>
+      <w:r>
+        <w:rPr>
+          <w:rFonts w:ascii="Times New Roman" w:hAnsi="Times New Roman" w:cs="Times New Roman"/>
+          <w:sz w:val="24"/>
+          <w:szCs w:val="24"/>
+        </w:rPr>
+        <w:t xml:space="preserve"> If there is a predefined trip which hasn’t started yet, the user does not have the possibility to start another trip until that configured trip has ended or has been cancelled.</w:t>
+      </w:r>
+      <w:r>
+        <w:rPr>
+          <w:rFonts w:ascii="Times New Roman" w:hAnsi="Times New Roman" w:cs="Times New Roman"/>
+          <w:sz w:val="24"/>
+          <w:szCs w:val="24"/>
+        </w:rPr>
+        <w:t xml:space="preserve"> </w:t>
+      </w:r>
+      <w:r>
+        <w:rPr>
+          <w:rFonts w:ascii="Times New Roman" w:hAnsi="Times New Roman" w:cs="Times New Roman"/>
+          <w:sz w:val="24"/>
+          <w:szCs w:val="24"/>
+        </w:rPr>
+        <w:t>The predefined trip starts and ends automatically</w:t>
+      </w:r>
+      <w:r>
+        <w:rPr>
+          <w:rFonts w:ascii="Times New Roman" w:hAnsi="Times New Roman" w:cs="Times New Roman"/>
+          <w:sz w:val="24"/>
+          <w:szCs w:val="24"/>
+        </w:rPr>
+        <w:t xml:space="preserve"> at the chosen dates, with the emphasis that starting the trip requires the user to click on a high-priority notification, to ensure that the application is not in background.</w:t>
+      </w:r>
+    </w:p>
+    <w:p>
+      <w:pPr>
+        <w:tabs>
+          <w:tab w:val="left" w:pos="1624"/>
+        </w:tabs>
+        <w:spacing w:line="360" w:lineRule="auto"/>
+        <w:rPr>
+          <w:rFonts w:ascii="Times New Roman" w:hAnsi="Times New Roman" w:cs="Times New Roman"/>
+          <w:sz w:val="24"/>
+          <w:szCs w:val="24"/>
+        </w:rPr>
+      </w:pPr>
       <w:r>
         <w:rPr>
           <w:rFonts w:ascii="Times New Roman" w:hAnsi="Times New Roman" w:cs="Times New Roman"/>
@@ -6617,67 +7721,6 @@
           <w:szCs w:val="24"/>
         </w:rPr>
         <w:lastRenderedPageBreak/>
-        <w:t xml:space="preserve">predefined, </w:t>
-      </w:r>
-      <w:r>
-        <w:rPr>
-          <w:rFonts w:ascii="Times New Roman" w:hAnsi="Times New Roman" w:cs="Times New Roman"/>
-          <w:sz w:val="24"/>
-          <w:szCs w:val="24"/>
-        </w:rPr>
-        <w:t>then the user has the possibility to receive a list of recommended places they can visit each day, based on the city that they provide when configuring the service.</w:t>
-      </w:r>
-      <w:r>
-        <w:rPr>
-          <w:rFonts w:ascii="Times New Roman" w:hAnsi="Times New Roman" w:cs="Times New Roman"/>
-          <w:sz w:val="24"/>
-          <w:szCs w:val="24"/>
-        </w:rPr>
-        <w:t xml:space="preserve"> If there is a predefined trip which hasn’t started yet, the user does not have the possibility to start another trip until that configured trip has ended or has been cancelled.</w:t>
-      </w:r>
-      <w:r>
-        <w:rPr>
-          <w:rFonts w:ascii="Times New Roman" w:hAnsi="Times New Roman" w:cs="Times New Roman"/>
-          <w:sz w:val="24"/>
-          <w:szCs w:val="24"/>
-        </w:rPr>
-        <w:t xml:space="preserve"> </w:t>
-      </w:r>
-      <w:r>
-        <w:rPr>
-          <w:rFonts w:ascii="Times New Roman" w:hAnsi="Times New Roman" w:cs="Times New Roman"/>
-          <w:sz w:val="24"/>
-          <w:szCs w:val="24"/>
-        </w:rPr>
-        <w:t>The predefined trip starts and ends automatically</w:t>
-      </w:r>
-      <w:r>
-        <w:rPr>
-          <w:rFonts w:ascii="Times New Roman" w:hAnsi="Times New Roman" w:cs="Times New Roman"/>
-          <w:sz w:val="24"/>
-          <w:szCs w:val="24"/>
-        </w:rPr>
-        <w:t xml:space="preserve"> at the chosen dates, with the emphasis that starting the trip requires the user to click on a high-priority notification, to ensure that the application is not in background.</w:t>
-      </w:r>
-    </w:p>
-    <w:p>
-      <w:pPr>
-        <w:tabs>
-          <w:tab w:val="left" w:pos="1624"/>
-        </w:tabs>
-        <w:spacing w:line="360" w:lineRule="auto"/>
-        <w:rPr>
-          <w:rFonts w:ascii="Times New Roman" w:hAnsi="Times New Roman" w:cs="Times New Roman"/>
-          <w:sz w:val="24"/>
-          <w:szCs w:val="24"/>
-        </w:rPr>
-      </w:pPr>
-      <w:r>
-        <w:rPr>
-          <w:rFonts w:ascii="Times New Roman" w:hAnsi="Times New Roman" w:cs="Times New Roman"/>
-          <w:sz w:val="24"/>
-          <w:szCs w:val="24"/>
-        </w:rPr>
         <w:tab/>
       </w:r>
       <w:r>
@@ -6757,7 +7800,7 @@
           <w:sz w:val="24"/>
           <w:szCs w:val="24"/>
         </w:rPr>
-        <w:t>COMPONENT DIAGRAM</w:t>
+        <w:t>Component Diagram</w:t>
       </w:r>
     </w:p>
     <w:p>
@@ -6788,7 +7831,6 @@
         <w:rPr>
           <w:noProof/>
         </w:rPr>
-        <w:lastRenderedPageBreak/>
         <w:drawing>
           <wp:inline distT="0" distB="0" distL="0" distR="0" wp14:anchorId="3EF01B74" wp14:editId="5ABAB8F1">
             <wp:extent cx="4580313" cy="4588115"/>
@@ -6957,16 +7999,7 @@
           <w:sz w:val="24"/>
           <w:szCs w:val="24"/>
         </w:rPr>
-        <w:t xml:space="preserve">The user interface subsystem contains two components: MainActivity, which renders all trips of the user, and contains two buttons for controlling the service and TravelActivity, which represents one specific trip from the first activity, displaying all captured media connected to their specific location and note cards, the automated to-do list, while </w:t>
-      </w:r>
-      <w:r>
-        <w:rPr>
-          <w:rFonts w:ascii="Times New Roman" w:hAnsi="Times New Roman" w:cs="Times New Roman"/>
-          <w:sz w:val="24"/>
-          <w:szCs w:val="24"/>
-        </w:rPr>
-        <w:lastRenderedPageBreak/>
-        <w:t>allowing the user to modify the trip’s title and notes. This subsystem communicates with the Database subsystem through specific viewmodels, following the MVVM architecture</w:t>
+        <w:t>The user interface subsystem contains two components: MainActivity, which renders all trips of the user, and contains two buttons for controlling the service and TravelActivity, which represents one specific trip from the first activity, displaying all captured media connected to their specific location and note cards, the automated to-do list, while allowing the user to modify the trip’s title and notes. This subsystem communicates with the Database subsystem through specific viewmodels, following the MVVM architecture</w:t>
       </w:r>
       <w:r>
         <w:rPr>
@@ -7176,7 +8209,8 @@
           <w:sz w:val="24"/>
           <w:szCs w:val="24"/>
         </w:rPr>
-        <w:t>ACTIVITY DIAGRAM</w:t>
+        <w:lastRenderedPageBreak/>
+        <w:t>Activity Diagram</w:t>
       </w:r>
     </w:p>
     <w:p>
@@ -7211,10 +8245,10 @@
       <w:r>
         <w:rPr>
           <w:rFonts w:ascii="Times New Roman" w:hAnsi="Times New Roman" w:cs="Times New Roman"/>
-          <w:sz w:val="24"/>
-          <w:szCs w:val="24"/>
-        </w:rPr>
-        <w:lastRenderedPageBreak/>
+          <w:noProof/>
+          <w:sz w:val="24"/>
+          <w:szCs w:val="24"/>
+        </w:rPr>
         <w:drawing>
           <wp:inline distT="0" distB="0" distL="0" distR="0" wp14:anchorId="35159468" wp14:editId="17EB1713">
             <wp:extent cx="6219695" cy="2190848"/>
@@ -7345,15 +8379,7 @@
           <w:sz w:val="24"/>
           <w:szCs w:val="24"/>
         </w:rPr>
-        <w:t xml:space="preserve">This activity diagram simulates the general flow of the application’s capture mechanism. It starts </w:t>
-      </w:r>
-      <w:r>
-        <w:rPr>
-          <w:rFonts w:ascii="Times New Roman" w:hAnsi="Times New Roman" w:cs="Times New Roman"/>
-          <w:sz w:val="24"/>
-          <w:szCs w:val="24"/>
-        </w:rPr>
-        <w:t>with the user’s intent to start a trip, which is when the Start button is clicked. Because the user does not have the possibility to start the service if another trip is active or scheduled, since the button</w:t>
+        <w:t>This activity diagram simulates the general flow of the application’s capture mechanism. It starts with the user’s intent to start a trip, which is when the Start button is clicked. Because the user does not have the possibility to start the service if another trip is active or scheduled, since the button</w:t>
       </w:r>
       <w:r>
         <w:rPr>
@@ -7414,7 +8440,7 @@
           <w:sz w:val="24"/>
           <w:szCs w:val="24"/>
         </w:rPr>
-        <w:t xml:space="preserve">Once the service has started, the MediaScanner class begins scanning Android’s MediaStore every 90 seconds for new pictures, audio or video items. This process happens only starting with the last time an item was found, meaning the MediaStore is scanned only for items whose timestamp is later than the last item’s timestamp. Once a new picture is found, TripLocationManager tries to obtain fresh coordinates for that specific item, the MediaCloner </w:t>
+        <w:t xml:space="preserve">Once the service has started, the MediaScanner class begins scanning Android’s MediaStore every 90 seconds for new pictures, audio or video items. This process happens only starting with the last time an item was found, meaning the MediaStore is scanned only for items </w:t>
       </w:r>
       <w:r>
         <w:rPr>
@@ -7423,7 +8449,7 @@
           <w:szCs w:val="24"/>
         </w:rPr>
         <w:lastRenderedPageBreak/>
-        <w:t>class copies the file to the internal storage of the app, and the item is appended to the trip’s file. The item is saved to Room, either with coordinates or with null values for latitude and longitude.</w:t>
+        <w:t>whose timestamp is later than the last item’s timestamp. Once a new picture is found, TripLocationManager tries to obtain fresh coordinates for that specific item, the MediaCloner class copies the file to the internal storage of the app, and the item is appended to the trip’s file. The item is saved to Room, either with coordinates or with null values for latitude and longitude.</w:t>
       </w:r>
     </w:p>
     <w:p>
@@ -7490,7 +8516,7 @@
           <w:sz w:val="24"/>
           <w:szCs w:val="24"/>
         </w:rPr>
-        <w:t>USE CASE DIAGRAM</w:t>
+        <w:t>Use Case Diagram</w:t>
       </w:r>
     </w:p>
     <w:p>
@@ -7524,6 +8550,7 @@
           <w:rFonts w:ascii="Times New Roman" w:hAnsi="Times New Roman" w:cs="Times New Roman"/>
           <w:b/>
           <w:bCs/>
+          <w:noProof/>
           <w:sz w:val="24"/>
           <w:szCs w:val="24"/>
         </w:rPr>
@@ -7625,7 +8652,6 @@
           <w:sz w:val="24"/>
           <w:szCs w:val="24"/>
         </w:rPr>
-        <w:lastRenderedPageBreak/>
         <w:tab/>
       </w:r>
       <w:r>
@@ -7796,26 +8822,31 @@
     </w:p>
     <w:p>
       <w:pPr>
-        <w:pStyle w:val="Title"/>
+        <w:pStyle w:val="Heading1"/>
         <w:jc w:val="center"/>
         <w:rPr>
           <w:rFonts w:ascii="Times New Roman" w:hAnsi="Times New Roman" w:cs="Times New Roman"/>
           <w:b/>
           <w:bCs/>
+          <w:color w:val="000000" w:themeColor="text1"/>
           <w:sz w:val="28"/>
           <w:szCs w:val="28"/>
         </w:rPr>
       </w:pPr>
+      <w:bookmarkStart w:id="4" w:name="_Toc231158800"/>
       <w:r>
         <w:rPr>
           <w:rFonts w:ascii="Times New Roman" w:hAnsi="Times New Roman" w:cs="Times New Roman"/>
           <w:b/>
           <w:bCs/>
+          <w:color w:val="000000" w:themeColor="text1"/>
           <w:sz w:val="28"/>
           <w:szCs w:val="28"/>
         </w:rPr>
+        <w:lastRenderedPageBreak/>
         <w:t>CHAPTER V. IMPLEMENTATION</w:t>
       </w:r>
+      <w:bookmarkEnd w:id="4"/>
     </w:p>
     <w:p>
       <w:pPr>
@@ -7836,7 +8867,6 @@
           <w:sz w:val="24"/>
           <w:szCs w:val="24"/>
         </w:rPr>
-        <w:lastRenderedPageBreak/>
         <w:tab/>
       </w:r>
     </w:p>
@@ -8272,26 +9302,31 @@
     </w:p>
     <w:p>
       <w:pPr>
-        <w:pStyle w:val="Title"/>
+        <w:pStyle w:val="Heading1"/>
         <w:jc w:val="center"/>
         <w:rPr>
           <w:rFonts w:ascii="Times New Roman" w:hAnsi="Times New Roman" w:cs="Times New Roman"/>
           <w:b/>
           <w:bCs/>
+          <w:color w:val="000000" w:themeColor="text1"/>
           <w:sz w:val="28"/>
           <w:szCs w:val="28"/>
         </w:rPr>
       </w:pPr>
+      <w:bookmarkStart w:id="5" w:name="_Toc231158801"/>
       <w:r>
         <w:rPr>
           <w:rFonts w:ascii="Times New Roman" w:hAnsi="Times New Roman" w:cs="Times New Roman"/>
           <w:b/>
           <w:bCs/>
+          <w:color w:val="000000" w:themeColor="text1"/>
           <w:sz w:val="28"/>
           <w:szCs w:val="28"/>
         </w:rPr>
+        <w:lastRenderedPageBreak/>
         <w:t>CHAPTER VI. CONCLUSIONS</w:t>
       </w:r>
+      <w:bookmarkEnd w:id="5"/>
     </w:p>
     <w:p/>
     <w:p/>
@@ -8323,26 +9358,31 @@
     <w:p/>
     <w:p>
       <w:pPr>
-        <w:pStyle w:val="Title"/>
+        <w:pStyle w:val="Heading1"/>
         <w:jc w:val="center"/>
         <w:rPr>
           <w:rFonts w:ascii="Times New Roman" w:hAnsi="Times New Roman" w:cs="Times New Roman"/>
           <w:b/>
           <w:bCs/>
+          <w:color w:val="000000" w:themeColor="text1"/>
           <w:sz w:val="28"/>
           <w:szCs w:val="28"/>
         </w:rPr>
       </w:pPr>
+      <w:bookmarkStart w:id="6" w:name="_Toc231158802"/>
       <w:r>
         <w:rPr>
           <w:rFonts w:ascii="Times New Roman" w:hAnsi="Times New Roman" w:cs="Times New Roman"/>
           <w:b/>
           <w:bCs/>
+          <w:color w:val="000000" w:themeColor="text1"/>
           <w:sz w:val="28"/>
           <w:szCs w:val="28"/>
         </w:rPr>
+        <w:lastRenderedPageBreak/>
         <w:t>BIBLIOGRAPHY</w:t>
       </w:r>
+      <w:bookmarkEnd w:id="6"/>
     </w:p>
     <w:p/>
     <w:sectPr>
@@ -10090,6 +11130,18 @@
       <w:shd w:val="clear" w:color="auto" w:fill="E1DFDD"/>
     </w:rPr>
   </w:style>
+  <w:style w:type="paragraph" w:styleId="TOC1">
+    <w:name w:val="toc 1"/>
+    <w:basedOn w:val="Normal"/>
+    <w:next w:val="Normal"/>
+    <w:autoRedefine/>
+    <w:uiPriority w:val="39"/>
+    <w:unhideWhenUsed/>
+    <w:rsid w:val="007C1983"/>
+    <w:pPr>
+      <w:spacing w:after="100"/>
+    </w:pPr>
+  </w:style>
 </w:styles>
 </file>
 
@@ -10395,21 +11447,21 @@
     <b:SourceType>InternetSite</b:SourceType>
     <b:Guid>{93277432-EEB0-48E9-9DD3-8637DC1D1A7D}</b:Guid>
     <b:URL>https://dayoneapp.com/</b:URL>
-    <b:RefOrder>12</b:RefOrder>
+    <b:RefOrder>21</b:RefOrder>
   </b:Source>
   <b:Source>
     <b:Tag>htt1</b:Tag>
     <b:SourceType>InternetSite</b:SourceType>
     <b:Guid>{FFB40BC9-626A-4170-A1F0-C04FEA60EC4C}</b:Guid>
     <b:URL>https://dayoneapp.com/</b:URL>
-    <b:RefOrder>13</b:RefOrder>
+    <b:RefOrder>22</b:RefOrder>
   </b:Source>
   <b:Source>
     <b:Tag>htt2</b:Tag>
     <b:SourceType>InternetSite</b:SourceType>
     <b:Guid>{8996881B-A0CE-4F9D-9B8A-15998ADBC00B}</b:Guid>
     <b:URL>https://dayoneapp.com/</b:URL>
-    <b:RefOrder>14</b:RefOrder>
+    <b:RefOrder>23</b:RefOrder>
   </b:Source>
   <b:Source>
     <b:Tag>DayOne</b:Tag>
@@ -10465,34 +11517,97 @@
     <b:SourceType>InternetSite</b:SourceType>
     <b:Guid>{9534E7A1-357B-49D2-B428-466AF75F99C6}</b:Guid>
     <b:URL>https://en.wikipedia.org/wiki/Logic_Theorist</b:URL>
-    <b:RefOrder>8</b:RefOrder>
+    <b:RefOrder>10</b:RefOrder>
   </b:Source>
   <b:Source>
     <b:Tag>PrincipiaMatematica</b:Tag>
     <b:SourceType>InternetSite</b:SourceType>
     <b:Guid>{70333779-2265-4DD7-A0FC-02E790B0BE98}</b:Guid>
     <b:URL> https://en.wikipedia.org/wiki/Principia_Mathematica</b:URL>
-    <b:RefOrder>9</b:RefOrder>
+    <b:RefOrder>11</b:RefOrder>
   </b:Source>
   <b:Source>
     <b:Tag>LLM</b:Tag>
     <b:SourceType>InternetSite</b:SourceType>
     <b:Guid>{D32F1497-1542-48B2-9E2B-A451B0190EC8}</b:Guid>
     <b:URL>https://en.wikipedia.org/wiki/Large_language_model</b:URL>
-    <b:RefOrder>10</b:RefOrder>
+    <b:RefOrder>15</b:RefOrder>
   </b:Source>
   <b:Source>
     <b:Tag>AMI</b:Tag>
     <b:SourceType>InternetSite</b:SourceType>
     <b:Guid>{B1724995-5643-4878-B40A-B566C2A6F628}</b:Guid>
     <b:URL> https://en.wikipedia.org/wiki/Ambient_intelligence</b:URL>
-    <b:RefOrder>11</b:RefOrder>
+    <b:RefOrder>16</b:RefOrder>
+  </b:Source>
+  <b:Source>
+    <b:Tag>appStorage</b:Tag>
+    <b:SourceType>InternetSite</b:SourceType>
+    <b:Guid>{653A3FE2-98A5-4729-9558-7DF97001EA7E}</b:Guid>
+    <b:URL>https://developer.android.com/training/data-storage</b:URL>
+    <b:RefOrder>8</b:RefOrder>
+  </b:Source>
+  <b:Source>
+    <b:Tag>semanticGap</b:Tag>
+    <b:SourceType>InternetSite</b:SourceType>
+    <b:Guid>{D6AF543B-808B-4632-B91D-A9A0AE819145}</b:Guid>
+    <b:URL>https://en.wikipedia.org/wiki/Semantic_gap</b:URL>
+    <b:RefOrder>9</b:RefOrder>
+  </b:Source>
+  <b:Source>
+    <b:Tag>deepLearning</b:Tag>
+    <b:SourceType>InternetSite</b:SourceType>
+    <b:Guid>{FE5686DC-1743-488C-A589-32FB2977A324}</b:Guid>
+    <b:URL>https://en.wikipedia.org/wiki/Deep_learning</b:URL>
+    <b:RefOrder>12</b:RefOrder>
+  </b:Source>
+  <b:Source>
+    <b:Tag>perceptron</b:Tag>
+    <b:SourceType>InternetSite</b:SourceType>
+    <b:Guid>{58484EA0-7508-41B2-9F50-285E6971B4F1}</b:Guid>
+    <b:URL>https://www.ibm.com/think/topics/artificial-intelligence</b:URL>
+    <b:RefOrder>13</b:RefOrder>
+  </b:Source>
+  <b:Source>
+    <b:Tag>genAI</b:Tag>
+    <b:SourceType>InternetSite</b:SourceType>
+    <b:Guid>{5CC32003-F58B-4A9F-8228-4FA003C341E7}</b:Guid>
+    <b:URL>https://www.ibm.com/think/topics/generative-ai</b:URL>
+    <b:RefOrder>14</b:RefOrder>
+  </b:Source>
+  <b:Source>
+    <b:Tag>firebase</b:Tag>
+    <b:SourceType>InternetSite</b:SourceType>
+    <b:Guid>{35AD964C-03BC-407E-88B0-CEC2A10FD9E5}</b:Guid>
+    <b:URL>https://firebase.google.com/</b:URL>
+    <b:RefOrder>17</b:RefOrder>
+  </b:Source>
+  <b:Source>
+    <b:Tag>overpass</b:Tag>
+    <b:SourceType>InternetSite</b:SourceType>
+    <b:Guid>{025B99B8-DFCA-4371-917F-595E918F9B2F}</b:Guid>
+    <b:URL>https://wiki.openstreetmap.org/wiki/Overpass_API</b:URL>
+    <b:RefOrder>18</b:RefOrder>
+  </b:Source>
+  <b:Source>
+    <b:Tag>androidService</b:Tag>
+    <b:SourceType>InternetSite</b:SourceType>
+    <b:Guid>{7688FEC0-F376-49C4-BF8F-9A916CC9ECF5}</b:Guid>
+    <b:URL>https://developer.android.com/develop/background-work/services</b:URL>
+    <b:RefOrder>19</b:RefOrder>
+  </b:Source>
+  <b:Source>
+    <b:Tag>LMK</b:Tag>
+    <b:SourceType>InternetSite</b:SourceType>
+    <b:Guid>{E3A3B1BC-EC68-4C38-9AB0-F992F81105A8}</b:Guid>
+    <b:URL>https://developer.android.com/games/optimize/vitals/lmk</b:URL>
+    <b:RefOrder>20</b:RefOrder>
   </b:Source>
 </b:Sources>
 </file>
 
 <file path=customXml/itemProps1.xml><?xml version="1.0" encoding="utf-8"?>
-<ds:datastoreItem xmlns:ds="http://schemas.openxmlformats.org/officeDocument/2006/customXml" ds:itemID="{20DB9171-5CB7-44A6-ADE9-1B44B8006FA4}">
+<ds:datastoreItem xmlns:ds="http://schemas.openxmlformats.org/officeDocument/2006/customXml" ds:itemID="{47888393-11AD-4983-8F7C-F8793ECB018C}">
   <ds:schemaRefs>
     <ds:schemaRef ds:uri="http://schemas.openxmlformats.org/officeDocument/2006/bibliography"/>
   </ds:schemaRefs>
